--- a/SRS listo-1.docx
+++ b/SRS listo-1.docx
@@ -4884,29 +4884,6 @@
           <w:rtl w:val="0"/>
         </w:rPr>
         <w:t xml:space="preserve">Configuración de umbrales: El usuario podrá establecer límites de consumo de energía y definir la frecuencia con la que desea recibir notificaciones sobre su uso.</w:t>
-      </w:r>
-    </w:p>
-    <w:p>
-      <w:pPr>
-        <w:pBdr>
-          <w:top w:space="0" w:sz="0" w:val="nil"/>
-          <w:left w:space="0" w:sz="0" w:val="nil"/>
-          <w:bottom w:space="0" w:sz="0" w:val="nil"/>
-          <w:right w:space="0" w:sz="0" w:val="nil"/>
-          <w:between w:space="0" w:sz="0" w:val="nil"/>
-        </w:pBdr>
-        <w:spacing w:before="62" w:line="480" w:lineRule="auto"/>
-        <w:ind w:left="720" w:right="1321" w:firstLine="720"/>
-        <w:rPr>
-          <w:color w:val="000000"/>
-        </w:rPr>
-      </w:pPr>
-      <w:r>
-        <w:rPr>
-          <w:color w:val="000000"/>
-          <w:rtl w:val="0"/>
-        </w:rPr>
-        <w:t xml:space="preserve">Ingreso de consumo: Esta sección permite al usuario registrar manualmente su consumo eléctrico, utilizando la información de su recibo de luz.</w:t>
       </w:r>
     </w:p>
     <w:p>

--- a/SRS listo-1.docx
+++ b/SRS listo-1.docx
@@ -917,7 +917,7 @@
       <w:pPr>
         <w:numPr>
           <w:ilvl w:val="0"/>
-          <w:numId w:val="25"/>
+          <w:numId w:val="29"/>
         </w:numPr>
         <w:pBdr>
           <w:top w:space="0" w:sz="0" w:val="nil"/>
@@ -957,7 +957,7 @@
       <w:pPr>
         <w:numPr>
           <w:ilvl w:val="1"/>
-          <w:numId w:val="25"/>
+          <w:numId w:val="29"/>
         </w:numPr>
         <w:pBdr>
           <w:top w:space="0" w:sz="0" w:val="nil"/>
@@ -997,7 +997,7 @@
       <w:pPr>
         <w:numPr>
           <w:ilvl w:val="1"/>
-          <w:numId w:val="25"/>
+          <w:numId w:val="29"/>
         </w:numPr>
         <w:pBdr>
           <w:top w:space="0" w:sz="0" w:val="nil"/>
@@ -1037,7 +1037,7 @@
       <w:pPr>
         <w:numPr>
           <w:ilvl w:val="1"/>
-          <w:numId w:val="25"/>
+          <w:numId w:val="29"/>
         </w:numPr>
         <w:pBdr>
           <w:top w:space="0" w:sz="0" w:val="nil"/>
@@ -1077,7 +1077,7 @@
       <w:pPr>
         <w:numPr>
           <w:ilvl w:val="1"/>
-          <w:numId w:val="25"/>
+          <w:numId w:val="29"/>
         </w:numPr>
         <w:pBdr>
           <w:top w:space="0" w:sz="0" w:val="nil"/>
@@ -1117,7 +1117,7 @@
       <w:pPr>
         <w:numPr>
           <w:ilvl w:val="2"/>
-          <w:numId w:val="25"/>
+          <w:numId w:val="29"/>
         </w:numPr>
         <w:pBdr>
           <w:top w:space="0" w:sz="0" w:val="nil"/>
@@ -1157,7 +1157,7 @@
       <w:pPr>
         <w:numPr>
           <w:ilvl w:val="1"/>
-          <w:numId w:val="23"/>
+          <w:numId w:val="27"/>
         </w:numPr>
         <w:pBdr>
           <w:top w:space="0" w:sz="0" w:val="nil"/>
@@ -1197,7 +1197,7 @@
       <w:pPr>
         <w:numPr>
           <w:ilvl w:val="1"/>
-          <w:numId w:val="23"/>
+          <w:numId w:val="27"/>
         </w:numPr>
         <w:pBdr>
           <w:top w:space="0" w:sz="0" w:val="nil"/>
@@ -1237,7 +1237,7 @@
       <w:pPr>
         <w:numPr>
           <w:ilvl w:val="1"/>
-          <w:numId w:val="23"/>
+          <w:numId w:val="27"/>
         </w:numPr>
         <w:pBdr>
           <w:top w:space="0" w:sz="0" w:val="nil"/>
@@ -1277,7 +1277,7 @@
       <w:pPr>
         <w:numPr>
           <w:ilvl w:val="1"/>
-          <w:numId w:val="23"/>
+          <w:numId w:val="27"/>
         </w:numPr>
         <w:pBdr>
           <w:top w:space="0" w:sz="0" w:val="nil"/>
@@ -1317,7 +1317,7 @@
       <w:pPr>
         <w:numPr>
           <w:ilvl w:val="1"/>
-          <w:numId w:val="23"/>
+          <w:numId w:val="27"/>
         </w:numPr>
         <w:pBdr>
           <w:top w:space="0" w:sz="0" w:val="nil"/>
@@ -1357,7 +1357,7 @@
       <w:pPr>
         <w:numPr>
           <w:ilvl w:val="0"/>
-          <w:numId w:val="25"/>
+          <w:numId w:val="29"/>
         </w:numPr>
         <w:pBdr>
           <w:top w:space="0" w:sz="0" w:val="nil"/>
@@ -1397,7 +1397,7 @@
       <w:pPr>
         <w:numPr>
           <w:ilvl w:val="1"/>
-          <w:numId w:val="25"/>
+          <w:numId w:val="29"/>
         </w:numPr>
         <w:pBdr>
           <w:top w:space="0" w:sz="0" w:val="nil"/>
@@ -1437,7 +1437,7 @@
       <w:pPr>
         <w:numPr>
           <w:ilvl w:val="1"/>
-          <w:numId w:val="25"/>
+          <w:numId w:val="29"/>
         </w:numPr>
         <w:pBdr>
           <w:top w:space="0" w:sz="0" w:val="nil"/>
@@ -1477,7 +1477,7 @@
       <w:pPr>
         <w:numPr>
           <w:ilvl w:val="1"/>
-          <w:numId w:val="25"/>
+          <w:numId w:val="29"/>
         </w:numPr>
         <w:pBdr>
           <w:top w:space="0" w:sz="0" w:val="nil"/>
@@ -1517,7 +1517,7 @@
       <w:pPr>
         <w:numPr>
           <w:ilvl w:val="1"/>
-          <w:numId w:val="25"/>
+          <w:numId w:val="29"/>
         </w:numPr>
         <w:pBdr>
           <w:top w:space="0" w:sz="0" w:val="nil"/>
@@ -1557,7 +1557,7 @@
       <w:pPr>
         <w:numPr>
           <w:ilvl w:val="0"/>
-          <w:numId w:val="25"/>
+          <w:numId w:val="29"/>
         </w:numPr>
         <w:pBdr>
           <w:top w:space="0" w:sz="0" w:val="nil"/>
@@ -1597,7 +1597,7 @@
       <w:pPr>
         <w:numPr>
           <w:ilvl w:val="1"/>
-          <w:numId w:val="25"/>
+          <w:numId w:val="29"/>
         </w:numPr>
         <w:pBdr>
           <w:top w:space="0" w:sz="0" w:val="nil"/>
@@ -1637,7 +1637,7 @@
       <w:pPr>
         <w:numPr>
           <w:ilvl w:val="2"/>
-          <w:numId w:val="22"/>
+          <w:numId w:val="26"/>
         </w:numPr>
         <w:pBdr>
           <w:top w:space="0" w:sz="0" w:val="nil"/>
@@ -1677,7 +1677,7 @@
       <w:pPr>
         <w:numPr>
           <w:ilvl w:val="2"/>
-          <w:numId w:val="22"/>
+          <w:numId w:val="26"/>
         </w:numPr>
         <w:pBdr>
           <w:top w:space="0" w:sz="0" w:val="nil"/>
@@ -1717,7 +1717,7 @@
       <w:pPr>
         <w:numPr>
           <w:ilvl w:val="2"/>
-          <w:numId w:val="22"/>
+          <w:numId w:val="26"/>
         </w:numPr>
         <w:pBdr>
           <w:top w:space="0" w:sz="0" w:val="nil"/>
@@ -1757,7 +1757,7 @@
       <w:pPr>
         <w:numPr>
           <w:ilvl w:val="2"/>
-          <w:numId w:val="22"/>
+          <w:numId w:val="26"/>
         </w:numPr>
         <w:pBdr>
           <w:top w:space="0" w:sz="0" w:val="nil"/>
@@ -1797,7 +1797,7 @@
       <w:pPr>
         <w:numPr>
           <w:ilvl w:val="1"/>
-          <w:numId w:val="25"/>
+          <w:numId w:val="29"/>
         </w:numPr>
         <w:pBdr>
           <w:top w:space="0" w:sz="0" w:val="nil"/>
@@ -1837,7 +1837,7 @@
       <w:pPr>
         <w:numPr>
           <w:ilvl w:val="1"/>
-          <w:numId w:val="25"/>
+          <w:numId w:val="29"/>
         </w:numPr>
         <w:pBdr>
           <w:top w:space="0" w:sz="0" w:val="nil"/>
@@ -1877,7 +1877,7 @@
       <w:pPr>
         <w:numPr>
           <w:ilvl w:val="0"/>
-          <w:numId w:val="25"/>
+          <w:numId w:val="29"/>
         </w:numPr>
         <w:pBdr>
           <w:top w:space="0" w:sz="0" w:val="nil"/>
@@ -1917,7 +1917,7 @@
       <w:pPr>
         <w:numPr>
           <w:ilvl w:val="1"/>
-          <w:numId w:val="25"/>
+          <w:numId w:val="29"/>
         </w:numPr>
         <w:pBdr>
           <w:top w:space="0" w:sz="0" w:val="nil"/>
@@ -1957,7 +1957,7 @@
       <w:pPr>
         <w:numPr>
           <w:ilvl w:val="1"/>
-          <w:numId w:val="25"/>
+          <w:numId w:val="29"/>
         </w:numPr>
         <w:pBdr>
           <w:top w:space="0" w:sz="0" w:val="nil"/>
@@ -1996,7 +1996,7 @@
         <w:pStyle w:val="Heading1"/>
         <w:numPr>
           <w:ilvl w:val="0"/>
-          <w:numId w:val="21"/>
+          <w:numId w:val="25"/>
         </w:numPr>
         <w:tabs>
           <w:tab w:val="left" w:leader="none" w:pos="919"/>
@@ -2286,7 +2286,7 @@
         <w:pStyle w:val="Heading2"/>
         <w:numPr>
           <w:ilvl w:val="1"/>
-          <w:numId w:val="21"/>
+          <w:numId w:val="25"/>
         </w:numPr>
         <w:tabs>
           <w:tab w:val="left" w:leader="none" w:pos="2259"/>
@@ -2364,7 +2364,7 @@
         <w:pStyle w:val="Heading2"/>
         <w:numPr>
           <w:ilvl w:val="1"/>
-          <w:numId w:val="21"/>
+          <w:numId w:val="25"/>
         </w:numPr>
         <w:tabs>
           <w:tab w:val="left" w:leader="none" w:pos="2259"/>
@@ -2454,7 +2454,7 @@
         <w:pStyle w:val="Heading2"/>
         <w:numPr>
           <w:ilvl w:val="1"/>
-          <w:numId w:val="21"/>
+          <w:numId w:val="25"/>
         </w:numPr>
         <w:tabs>
           <w:tab w:val="left" w:leader="none" w:pos="2259"/>
@@ -2565,7 +2565,7 @@
         <w:pStyle w:val="Heading2"/>
         <w:numPr>
           <w:ilvl w:val="1"/>
-          <w:numId w:val="21"/>
+          <w:numId w:val="25"/>
         </w:numPr>
         <w:tabs>
           <w:tab w:val="left" w:leader="none" w:pos="2259"/>
@@ -2656,7 +2656,7 @@
         <w:pStyle w:val="Heading3"/>
         <w:numPr>
           <w:ilvl w:val="2"/>
-          <w:numId w:val="21"/>
+          <w:numId w:val="25"/>
         </w:numPr>
         <w:tabs>
           <w:tab w:val="left" w:leader="none" w:pos="2307"/>
@@ -2839,7 +2839,7 @@
         <w:pStyle w:val="Heading2"/>
         <w:numPr>
           <w:ilvl w:val="1"/>
-          <w:numId w:val="21"/>
+          <w:numId w:val="25"/>
         </w:numPr>
         <w:tabs>
           <w:tab w:val="left" w:leader="none" w:pos="2259"/>
@@ -3041,7 +3041,7 @@
         <w:pStyle w:val="Heading2"/>
         <w:numPr>
           <w:ilvl w:val="1"/>
-          <w:numId w:val="21"/>
+          <w:numId w:val="25"/>
         </w:numPr>
         <w:tabs>
           <w:tab w:val="left" w:leader="none" w:pos="2259"/>
@@ -3891,7 +3891,7 @@
         <w:pStyle w:val="Heading2"/>
         <w:numPr>
           <w:ilvl w:val="1"/>
-          <w:numId w:val="21"/>
+          <w:numId w:val="25"/>
         </w:numPr>
         <w:tabs>
           <w:tab w:val="left" w:leader="none" w:pos="2259"/>
@@ -4478,7 +4478,7 @@
         <w:pStyle w:val="Heading2"/>
         <w:numPr>
           <w:ilvl w:val="1"/>
-          <w:numId w:val="21"/>
+          <w:numId w:val="25"/>
         </w:numPr>
         <w:tabs>
           <w:tab w:val="left" w:leader="none" w:pos="2259"/>
@@ -4773,7 +4773,7 @@
         <w:pStyle w:val="Heading2"/>
         <w:numPr>
           <w:ilvl w:val="1"/>
-          <w:numId w:val="21"/>
+          <w:numId w:val="25"/>
         </w:numPr>
         <w:tabs>
           <w:tab w:val="left" w:leader="none" w:pos="2259"/>
@@ -4934,7 +4934,7 @@
         <w:pStyle w:val="Heading1"/>
         <w:numPr>
           <w:ilvl w:val="0"/>
-          <w:numId w:val="21"/>
+          <w:numId w:val="25"/>
         </w:numPr>
         <w:tabs>
           <w:tab w:val="left" w:leader="none" w:pos="919"/>
@@ -4962,7 +4962,7 @@
         <w:pStyle w:val="Heading2"/>
         <w:numPr>
           <w:ilvl w:val="1"/>
-          <w:numId w:val="21"/>
+          <w:numId w:val="25"/>
         </w:numPr>
         <w:tabs>
           <w:tab w:val="left" w:leader="none" w:pos="2259"/>
@@ -5034,7 +5034,7 @@
         <w:pStyle w:val="Heading2"/>
         <w:numPr>
           <w:ilvl w:val="1"/>
-          <w:numId w:val="21"/>
+          <w:numId w:val="25"/>
         </w:numPr>
         <w:tabs>
           <w:tab w:val="left" w:leader="none" w:pos="2259"/>
@@ -5630,7 +5630,7 @@
       <w:pPr>
         <w:numPr>
           <w:ilvl w:val="1"/>
-          <w:numId w:val="21"/>
+          <w:numId w:val="25"/>
         </w:numPr>
         <w:pBdr>
           <w:top w:space="0" w:sz="0" w:val="nil"/>
@@ -5901,7 +5901,7 @@
         <w:pStyle w:val="Heading2"/>
         <w:numPr>
           <w:ilvl w:val="1"/>
-          <w:numId w:val="26"/>
+          <w:numId w:val="30"/>
         </w:numPr>
         <w:tabs>
           <w:tab w:val="left" w:leader="none" w:pos="2259"/>
@@ -5928,7 +5928,7 @@
       <w:pPr>
         <w:numPr>
           <w:ilvl w:val="2"/>
-          <w:numId w:val="20"/>
+          <w:numId w:val="24"/>
         </w:numPr>
         <w:pBdr>
           <w:top w:space="0" w:sz="0" w:val="nil"/>
@@ -5958,7 +5958,7 @@
       <w:pPr>
         <w:numPr>
           <w:ilvl w:val="2"/>
-          <w:numId w:val="20"/>
+          <w:numId w:val="24"/>
         </w:numPr>
         <w:pBdr>
           <w:top w:space="0" w:sz="0" w:val="nil"/>
@@ -5998,7 +5998,7 @@
       <w:pPr>
         <w:numPr>
           <w:ilvl w:val="2"/>
-          <w:numId w:val="20"/>
+          <w:numId w:val="24"/>
         </w:numPr>
         <w:pBdr>
           <w:top w:space="0" w:sz="0" w:val="nil"/>
@@ -6028,7 +6028,7 @@
       <w:pPr>
         <w:numPr>
           <w:ilvl w:val="2"/>
-          <w:numId w:val="20"/>
+          <w:numId w:val="24"/>
         </w:numPr>
         <w:pBdr>
           <w:top w:space="0" w:sz="0" w:val="nil"/>
@@ -6058,7 +6058,7 @@
       <w:pPr>
         <w:numPr>
           <w:ilvl w:val="2"/>
-          <w:numId w:val="20"/>
+          <w:numId w:val="24"/>
         </w:numPr>
         <w:pBdr>
           <w:top w:space="0" w:sz="0" w:val="nil"/>
@@ -6098,7 +6098,7 @@
       <w:pPr>
         <w:numPr>
           <w:ilvl w:val="2"/>
-          <w:numId w:val="20"/>
+          <w:numId w:val="24"/>
         </w:numPr>
         <w:pBdr>
           <w:top w:space="0" w:sz="0" w:val="nil"/>
@@ -6198,7 +6198,7 @@
         <w:pStyle w:val="Heading1"/>
         <w:numPr>
           <w:ilvl w:val="0"/>
-          <w:numId w:val="26"/>
+          <w:numId w:val="30"/>
         </w:numPr>
         <w:tabs>
           <w:tab w:val="left" w:leader="none" w:pos="919"/>
@@ -6225,7 +6225,7 @@
         <w:pStyle w:val="Heading2"/>
         <w:numPr>
           <w:ilvl w:val="1"/>
-          <w:numId w:val="26"/>
+          <w:numId w:val="30"/>
         </w:numPr>
         <w:tabs>
           <w:tab w:val="left" w:leader="none" w:pos="2259"/>
@@ -6253,7 +6253,7 @@
         <w:pStyle w:val="Heading3"/>
         <w:numPr>
           <w:ilvl w:val="2"/>
-          <w:numId w:val="26"/>
+          <w:numId w:val="30"/>
         </w:numPr>
         <w:tabs>
           <w:tab w:val="left" w:leader="none" w:pos="3273"/>
@@ -6324,7 +6324,7 @@
         <w:pStyle w:val="Heading3"/>
         <w:numPr>
           <w:ilvl w:val="2"/>
-          <w:numId w:val="26"/>
+          <w:numId w:val="30"/>
         </w:numPr>
         <w:tabs>
           <w:tab w:val="left" w:leader="none" w:pos="3273"/>
@@ -6392,7 +6392,7 @@
       <w:pPr>
         <w:numPr>
           <w:ilvl w:val="0"/>
-          <w:numId w:val="19"/>
+          <w:numId w:val="23"/>
         </w:numPr>
         <w:pBdr>
           <w:top w:space="0" w:sz="0" w:val="nil"/>
@@ -6421,7 +6421,7 @@
       <w:pPr>
         <w:numPr>
           <w:ilvl w:val="0"/>
-          <w:numId w:val="19"/>
+          <w:numId w:val="23"/>
         </w:numPr>
         <w:pBdr>
           <w:top w:space="0" w:sz="0" w:val="nil"/>
@@ -6451,7 +6451,7 @@
       <w:pPr>
         <w:numPr>
           <w:ilvl w:val="0"/>
-          <w:numId w:val="19"/>
+          <w:numId w:val="23"/>
         </w:numPr>
         <w:pBdr>
           <w:top w:space="0" w:sz="0" w:val="nil"/>
@@ -6502,7 +6502,7 @@
         <w:pStyle w:val="Heading3"/>
         <w:numPr>
           <w:ilvl w:val="2"/>
-          <w:numId w:val="26"/>
+          <w:numId w:val="30"/>
         </w:numPr>
         <w:tabs>
           <w:tab w:val="left" w:leader="none" w:pos="3273"/>
@@ -6659,7 +6659,7 @@
         <w:pStyle w:val="Heading3"/>
         <w:numPr>
           <w:ilvl w:val="2"/>
-          <w:numId w:val="26"/>
+          <w:numId w:val="30"/>
         </w:numPr>
         <w:tabs>
           <w:tab w:val="left" w:leader="none" w:pos="3273"/>
@@ -6748,7 +6748,7 @@
         <w:pStyle w:val="Heading2"/>
         <w:numPr>
           <w:ilvl w:val="1"/>
-          <w:numId w:val="26"/>
+          <w:numId w:val="30"/>
         </w:numPr>
         <w:tabs>
           <w:tab w:val="left" w:leader="none" w:pos="2292"/>
@@ -6935,20 +6935,242 @@
         <w:widowControl w:val="1"/>
         <w:numPr>
           <w:ilvl w:val="0"/>
+          <w:numId w:val="11"/>
+        </w:numPr>
+        <w:spacing w:after="160" w:lineRule="auto"/>
+        <w:ind w:left="2148" w:hanging="360"/>
+        <w:rPr>
+          <w:sz w:val="20"/>
+          <w:szCs w:val="20"/>
+        </w:rPr>
+      </w:pPr>
+      <w:r>
+        <w:rPr>
+          <w:rtl w:val="0"/>
+        </w:rPr>
+        <w:t xml:space="preserve">El sistema debe permitir el registro y autenticación de usuarios, tanto en la versión web como en la aplicación móvil.</w:t>
+      </w:r>
+      <w:r>
+        <w:rPr>
+          <w:rtl w:val="0"/>
+        </w:rPr>
+      </w:r>
+    </w:p>
+    <w:p>
+      <w:pPr>
+        <w:widowControl w:val="1"/>
+        <w:spacing w:after="160" w:lineRule="auto"/>
+        <w:ind w:left="708" w:firstLine="720.0000000000001"/>
+        <w:rPr>
+          <w:rFonts w:ascii="Times New Roman" w:cs="Times New Roman" w:eastAsia="Times New Roman" w:hAnsi="Times New Roman"/>
+          <w:sz w:val="24"/>
+          <w:szCs w:val="24"/>
+        </w:rPr>
+      </w:pPr>
+      <w:r>
+        <w:rPr>
+          <w:rtl w:val="0"/>
+        </w:rPr>
+        <w:t xml:space="preserve">ERF1.1.1: Autenticación y registro con redes sociales.</w:t>
+      </w:r>
+      <w:r>
+        <w:rPr>
+          <w:rtl w:val="0"/>
+        </w:rPr>
+      </w:r>
+    </w:p>
+    <w:p>
+      <w:pPr>
+        <w:widowControl w:val="1"/>
+        <w:numPr>
+          <w:ilvl w:val="0"/>
+          <w:numId w:val="16"/>
+        </w:numPr>
+        <w:spacing w:after="160" w:lineRule="auto"/>
+        <w:ind w:left="2148" w:hanging="360"/>
+        <w:rPr>
+          <w:sz w:val="20"/>
+          <w:szCs w:val="20"/>
+        </w:rPr>
+      </w:pPr>
+      <w:r>
+        <w:rPr>
+          <w:rtl w:val="0"/>
+        </w:rPr>
+        <w:t xml:space="preserve">El usuario podrá acceder o registrarse utilizando alguna red social, como su cuenta de Google.</w:t>
+      </w:r>
+    </w:p>
+    <w:p>
+      <w:pPr>
+        <w:widowControl w:val="1"/>
+        <w:spacing w:after="160" w:lineRule="auto"/>
+        <w:rPr>
+          <w:rFonts w:ascii="Times New Roman" w:cs="Times New Roman" w:eastAsia="Times New Roman" w:hAnsi="Times New Roman"/>
+          <w:sz w:val="24"/>
+          <w:szCs w:val="24"/>
+        </w:rPr>
+      </w:pPr>
+      <w:r>
+        <w:rPr>
+          <w:rtl w:val="0"/>
+        </w:rPr>
+        <w:t xml:space="preserve">                       ERF1.2: Iniciar sesión.</w:t>
+      </w:r>
+      <w:r>
+        <w:rPr>
+          <w:rtl w:val="0"/>
+        </w:rPr>
+      </w:r>
+    </w:p>
+    <w:p>
+      <w:pPr>
+        <w:widowControl w:val="1"/>
+        <w:spacing w:after="160" w:lineRule="auto"/>
+        <w:ind w:left="708" w:firstLine="720.0000000000001"/>
+        <w:rPr>
+          <w:rFonts w:ascii="Times New Roman" w:cs="Times New Roman" w:eastAsia="Times New Roman" w:hAnsi="Times New Roman"/>
+          <w:sz w:val="24"/>
+          <w:szCs w:val="24"/>
+        </w:rPr>
+      </w:pPr>
+      <w:r>
+        <w:rPr>
+          <w:rtl w:val="0"/>
+        </w:rPr>
+        <w:t xml:space="preserve">ERF1.3: Actualización de información.</w:t>
+      </w:r>
+      <w:r>
+        <w:rPr>
+          <w:rtl w:val="0"/>
+        </w:rPr>
+      </w:r>
+    </w:p>
+    <w:p>
+      <w:pPr>
+        <w:widowControl w:val="1"/>
+        <w:numPr>
+          <w:ilvl w:val="0"/>
+          <w:numId w:val="21"/>
+        </w:numPr>
+        <w:spacing w:after="160" w:lineRule="auto"/>
+        <w:ind w:left="2148" w:hanging="360"/>
+        <w:rPr/>
+      </w:pPr>
+      <w:r>
+        <w:rPr>
+          <w:rtl w:val="0"/>
+        </w:rPr>
+        <w:t xml:space="preserve">El sistema debe permitir a los usuarios editar y actualizar su información personal.</w:t>
+      </w:r>
+    </w:p>
+    <w:p>
+      <w:pPr>
+        <w:widowControl w:val="1"/>
+        <w:spacing w:after="160" w:lineRule="auto"/>
+        <w:ind w:left="720" w:firstLine="696"/>
+        <w:rPr/>
+      </w:pPr>
+      <w:r>
+        <w:rPr>
+          <w:rtl w:val="0"/>
+        </w:rPr>
+        <w:t xml:space="preserve">ERF1.4: Recuperar contraseña</w:t>
+      </w:r>
+    </w:p>
+    <w:p>
+      <w:pPr>
+        <w:widowControl w:val="1"/>
+        <w:numPr>
+          <w:ilvl w:val="0"/>
+          <w:numId w:val="7"/>
+        </w:numPr>
+        <w:ind w:left="2160" w:hanging="360"/>
+        <w:rPr/>
+      </w:pPr>
+      <w:r>
+        <w:rPr>
+          <w:rtl w:val="0"/>
+        </w:rPr>
+        <w:t xml:space="preserve">El sistema debe permitir que los usuarios restablezcan su contraseña en caso de olvido mediante correo electrónico u otro método seguro de verificación.</w:t>
+      </w:r>
+    </w:p>
+    <w:p>
+      <w:pPr>
+        <w:widowControl w:val="1"/>
+        <w:numPr>
+          <w:ilvl w:val="0"/>
           <w:numId w:val="7"/>
         </w:numPr>
         <w:spacing w:after="160" w:lineRule="auto"/>
-        <w:ind w:left="2148" w:hanging="360"/>
-        <w:rPr>
-          <w:sz w:val="20"/>
-          <w:szCs w:val="20"/>
-        </w:rPr>
-      </w:pPr>
-      <w:r>
-        <w:rPr>
-          <w:rtl w:val="0"/>
-        </w:rPr>
-        <w:t xml:space="preserve">El sistema debe permitir el registro y autenticación de usuarios, tanto en la versión web como en la aplicación móvil.</w:t>
+        <w:ind w:left="2160" w:hanging="360"/>
+        <w:rPr/>
+      </w:pPr>
+      <w:r>
+        <w:rPr>
+          <w:rtl w:val="0"/>
+        </w:rPr>
+        <w:t xml:space="preserve">Esto garantiza acceso continuo y evita bloqueos definitivos de la cuenta.</w:t>
+      </w:r>
+    </w:p>
+    <w:p>
+      <w:pPr>
+        <w:widowControl w:val="1"/>
+        <w:spacing w:after="160" w:lineRule="auto"/>
+        <w:ind w:left="0" w:firstLine="0"/>
+        <w:rPr/>
+      </w:pPr>
+      <w:r>
+        <w:rPr>
+          <w:rtl w:val="0"/>
+        </w:rPr>
+        <w:tab/>
+        <w:tab/>
+        <w:t xml:space="preserve">ERF1.5: Eliminar Cuenta</w:t>
+      </w:r>
+    </w:p>
+    <w:p>
+      <w:pPr>
+        <w:widowControl w:val="1"/>
+        <w:numPr>
+          <w:ilvl w:val="0"/>
+          <w:numId w:val="2"/>
+        </w:numPr>
+        <w:spacing w:after="160" w:lineRule="auto"/>
+        <w:ind w:left="2160" w:hanging="360"/>
+        <w:rPr>
+          <w:u w:val="none"/>
+        </w:rPr>
+      </w:pPr>
+      <w:r>
+        <w:rPr>
+          <w:rtl w:val="0"/>
+        </w:rPr>
+        <w:t xml:space="preserve">Los usuarios podran eliminar su cuenta, si ya no desean usar el servicio.</w:t>
+      </w:r>
+    </w:p>
+    <w:p>
+      <w:pPr>
+        <w:widowControl w:val="1"/>
+        <w:spacing w:after="160" w:lineRule="auto"/>
+        <w:rPr>
+          <w:b w:val="1"/>
+          <w:bCs w:val="1"/>
+        </w:rPr>
+      </w:pPr>
+      <w:r>
+        <w:rPr>
+          <w:rtl w:val="0"/>
+        </w:rPr>
+        <w:tab/>
+      </w:r>
+      <w:r>
+        <w:rPr>
+          <w:b w:val="1"/>
+          <w:bCs w:val="1"/>
+          <w:highlight w:val="yellow"/>
+          <w:rtl w:val="0"/>
+        </w:rPr>
+        <w:t xml:space="preserve">RF2. Gestión de Proyectos</w:t>
       </w:r>
       <w:r>
         <w:rPr>
@@ -6971,7 +7193,569 @@
         <w:rPr>
           <w:rtl w:val="0"/>
         </w:rPr>
-        <w:t xml:space="preserve">ERF1.1.1: Autenticación y registro con redes sociales.</w:t>
+        <w:t xml:space="preserve">ERF2.4: Registrar proyecto u hogar.</w:t>
+      </w:r>
+      <w:r>
+        <w:rPr>
+          <w:rtl w:val="0"/>
+        </w:rPr>
+      </w:r>
+    </w:p>
+    <w:p>
+      <w:pPr>
+        <w:widowControl w:val="1"/>
+        <w:numPr>
+          <w:ilvl w:val="0"/>
+          <w:numId w:val="15"/>
+        </w:numPr>
+        <w:spacing w:after="160" w:lineRule="auto"/>
+        <w:ind w:left="2148" w:hanging="360"/>
+        <w:rPr>
+          <w:sz w:val="20"/>
+          <w:szCs w:val="20"/>
+        </w:rPr>
+      </w:pPr>
+      <w:r>
+        <w:rPr>
+          <w:rtl w:val="0"/>
+        </w:rPr>
+        <w:t xml:space="preserve">El sistema debe permitir registrar el proyecto o lugar donde estén ubicados los dispositivos (por ejemplo: casa, edificio o empresa).</w:t>
+      </w:r>
+      <w:r>
+        <w:rPr>
+          <w:rtl w:val="0"/>
+        </w:rPr>
+      </w:r>
+    </w:p>
+    <w:p>
+      <w:pPr>
+        <w:widowControl w:val="1"/>
+        <w:spacing w:after="160" w:lineRule="auto"/>
+        <w:ind w:left="708" w:firstLine="720.0000000000001"/>
+        <w:rPr/>
+      </w:pPr>
+      <w:r>
+        <w:rPr>
+          <w:rtl w:val="0"/>
+        </w:rPr>
+        <w:t xml:space="preserve">ERF2.2: Vinculación de dispositivos </w:t>
+      </w:r>
+    </w:p>
+    <w:p>
+      <w:pPr>
+        <w:widowControl w:val="1"/>
+        <w:numPr>
+          <w:ilvl w:val="0"/>
+          <w:numId w:val="41"/>
+        </w:numPr>
+        <w:spacing w:after="160" w:lineRule="auto"/>
+        <w:ind w:left="2160" w:hanging="360"/>
+        <w:rPr/>
+      </w:pPr>
+      <w:r>
+        <w:rPr>
+          <w:rtl w:val="0"/>
+        </w:rPr>
+        <w:t xml:space="preserve">El sistema debe permitir vincular usuarios, dispositivos y asignarlos a un proyecto.</w:t>
+      </w:r>
+    </w:p>
+    <w:p>
+      <w:pPr>
+        <w:widowControl w:val="1"/>
+        <w:spacing w:after="160" w:lineRule="auto"/>
+        <w:ind w:left="708" w:firstLine="720.0000000000001"/>
+        <w:rPr/>
+      </w:pPr>
+      <w:r>
+        <w:rPr>
+          <w:rtl w:val="0"/>
+        </w:rPr>
+        <w:t xml:space="preserve">ERF2.3: Usuario responsable.</w:t>
+      </w:r>
+    </w:p>
+    <w:p>
+      <w:pPr>
+        <w:widowControl w:val="1"/>
+        <w:numPr>
+          <w:ilvl w:val="0"/>
+          <w:numId w:val="37"/>
+        </w:numPr>
+        <w:spacing w:after="160" w:line="276" w:lineRule="auto"/>
+        <w:ind w:left="2160" w:hanging="360"/>
+        <w:rPr/>
+      </w:pPr>
+      <w:r>
+        <w:rPr>
+          <w:rtl w:val="0"/>
+        </w:rPr>
+        <w:t xml:space="preserve">Por cada proyecto o hogar debe haber un usuario responsable encargado de gestionar todos los dispositivos. Este rol tiene el permiso avanzado de la plataforma.</w:t>
+      </w:r>
+    </w:p>
+    <w:p>
+      <w:pPr>
+        <w:widowControl w:val="1"/>
+        <w:spacing w:after="160" w:lineRule="auto"/>
+        <w:ind w:firstLine="708"/>
+        <w:rPr>
+          <w:b w:val="1"/>
+          <w:bCs w:val="1"/>
+        </w:rPr>
+      </w:pPr>
+      <w:r>
+        <w:rPr>
+          <w:b w:val="1"/>
+          <w:bCs w:val="1"/>
+          <w:highlight w:val="yellow"/>
+          <w:rtl w:val="0"/>
+        </w:rPr>
+        <w:t xml:space="preserve">RF3. Gestión y configuración del Sistema</w:t>
+      </w:r>
+      <w:r>
+        <w:rPr>
+          <w:rtl w:val="0"/>
+        </w:rPr>
+      </w:r>
+    </w:p>
+    <w:p>
+      <w:pPr>
+        <w:widowControl w:val="1"/>
+        <w:spacing w:after="160" w:lineRule="auto"/>
+        <w:rPr>
+          <w:rFonts w:ascii="Times New Roman" w:cs="Times New Roman" w:eastAsia="Times New Roman" w:hAnsi="Times New Roman"/>
+          <w:sz w:val="24"/>
+          <w:szCs w:val="24"/>
+        </w:rPr>
+      </w:pPr>
+      <w:r>
+        <w:rPr>
+          <w:b w:val="1"/>
+          <w:bCs w:val="1"/>
+          <w:rtl w:val="0"/>
+        </w:rPr>
+        <w:tab/>
+        <w:tab/>
+      </w:r>
+      <w:r>
+        <w:rPr>
+          <w:rtl w:val="0"/>
+        </w:rPr>
+        <w:t xml:space="preserve">ERF3.1: Configuración de umbrales.</w:t>
+      </w:r>
+      <w:r>
+        <w:rPr>
+          <w:rtl w:val="0"/>
+        </w:rPr>
+      </w:r>
+    </w:p>
+    <w:p>
+      <w:pPr>
+        <w:widowControl w:val="1"/>
+        <w:numPr>
+          <w:ilvl w:val="0"/>
+          <w:numId w:val="18"/>
+        </w:numPr>
+        <w:spacing w:after="160" w:lineRule="auto"/>
+        <w:ind w:left="1440" w:hanging="360"/>
+        <w:rPr>
+          <w:sz w:val="20"/>
+          <w:szCs w:val="20"/>
+        </w:rPr>
+      </w:pPr>
+      <w:r>
+        <w:rPr>
+          <w:rtl w:val="0"/>
+        </w:rPr>
+        <w:t xml:space="preserve">El usuario podrá configurar los umbrales de consumo para recibir alertas y recomendaciones personalizadas. Estos umbrales dependerán de las facturas de consumo eléctrico del hogar. Además, el sistema incluirá umbrales por defecto preestablecidos de acuerdo con las necesidades del usuario.</w:t>
+      </w:r>
+      <w:r>
+        <w:rPr>
+          <w:rtl w:val="0"/>
+        </w:rPr>
+      </w:r>
+    </w:p>
+    <w:p>
+      <w:pPr>
+        <w:widowControl w:val="1"/>
+        <w:spacing w:after="160" w:lineRule="auto"/>
+        <w:rPr>
+          <w:rFonts w:ascii="Times New Roman" w:cs="Times New Roman" w:eastAsia="Times New Roman" w:hAnsi="Times New Roman"/>
+          <w:sz w:val="24"/>
+          <w:szCs w:val="24"/>
+        </w:rPr>
+      </w:pPr>
+      <w:r>
+        <w:rPr>
+          <w:rtl w:val="0"/>
+        </w:rPr>
+        <w:tab/>
+      </w:r>
+      <w:r>
+        <w:rPr>
+          <w:rtl w:val="0"/>
+        </w:rPr>
+      </w:r>
+    </w:p>
+    <w:p>
+      <w:pPr>
+        <w:widowControl w:val="1"/>
+        <w:spacing w:after="160" w:lineRule="auto"/>
+        <w:ind w:left="708" w:firstLine="720.0000000000001"/>
+        <w:rPr>
+          <w:rFonts w:ascii="Times New Roman" w:cs="Times New Roman" w:eastAsia="Times New Roman" w:hAnsi="Times New Roman"/>
+          <w:sz w:val="24"/>
+          <w:szCs w:val="24"/>
+        </w:rPr>
+      </w:pPr>
+      <w:r>
+        <w:rPr>
+          <w:rtl w:val="0"/>
+        </w:rPr>
+        <w:t xml:space="preserve">ERF3.2: Configuración de colores.</w:t>
+      </w:r>
+      <w:r>
+        <w:rPr>
+          <w:rtl w:val="0"/>
+        </w:rPr>
+      </w:r>
+    </w:p>
+    <w:p>
+      <w:pPr>
+        <w:widowControl w:val="1"/>
+        <w:numPr>
+          <w:ilvl w:val="0"/>
+          <w:numId w:val="19"/>
+        </w:numPr>
+        <w:spacing w:after="160" w:lineRule="auto"/>
+        <w:ind w:left="2148" w:hanging="360"/>
+        <w:rPr>
+          <w:sz w:val="20"/>
+          <w:szCs w:val="20"/>
+        </w:rPr>
+      </w:pPr>
+      <w:r>
+        <w:rPr>
+          <w:rtl w:val="0"/>
+        </w:rPr>
+        <w:t xml:space="preserve">El usuario podrá personalizar los colores del sistema. Existirán paletas de colores predefinidas que el usuario podrá seleccionar a su gusto. Estas se adaptarán automáticamente al modo oscuro del sistema.</w:t>
+      </w:r>
+      <w:r>
+        <w:rPr>
+          <w:rtl w:val="0"/>
+        </w:rPr>
+      </w:r>
+    </w:p>
+    <w:p>
+      <w:pPr>
+        <w:widowControl w:val="1"/>
+        <w:ind w:left="708" w:firstLine="0"/>
+        <w:rPr>
+          <w:rFonts w:ascii="Times New Roman" w:cs="Times New Roman" w:eastAsia="Times New Roman" w:hAnsi="Times New Roman"/>
+          <w:sz w:val="24"/>
+          <w:szCs w:val="24"/>
+        </w:rPr>
+      </w:pPr>
+      <w:r>
+        <w:rPr>
+          <w:rtl w:val="0"/>
+        </w:rPr>
+      </w:r>
+    </w:p>
+    <w:p>
+      <w:pPr>
+        <w:widowControl w:val="1"/>
+        <w:spacing w:after="160" w:lineRule="auto"/>
+        <w:ind w:left="708" w:firstLine="720.0000000000001"/>
+        <w:rPr>
+          <w:rFonts w:ascii="Times New Roman" w:cs="Times New Roman" w:eastAsia="Times New Roman" w:hAnsi="Times New Roman"/>
+          <w:sz w:val="24"/>
+          <w:szCs w:val="24"/>
+        </w:rPr>
+      </w:pPr>
+      <w:r>
+        <w:rPr>
+          <w:rtl w:val="0"/>
+        </w:rPr>
+        <w:t xml:space="preserve">ERF3.3: Configuración de idioma.</w:t>
+      </w:r>
+      <w:r>
+        <w:rPr>
+          <w:rtl w:val="0"/>
+        </w:rPr>
+      </w:r>
+    </w:p>
+    <w:p>
+      <w:pPr>
+        <w:widowControl w:val="1"/>
+        <w:numPr>
+          <w:ilvl w:val="0"/>
+          <w:numId w:val="20"/>
+        </w:numPr>
+        <w:spacing w:after="160" w:lineRule="auto"/>
+        <w:ind w:left="2148" w:hanging="360"/>
+        <w:rPr/>
+      </w:pPr>
+      <w:r>
+        <w:rPr>
+          <w:rtl w:val="0"/>
+        </w:rPr>
+        <w:t xml:space="preserve">El usuario podrá configurar el idioma del sistema según sus preferencias. Estarán disponibles hasta 20 idiomas diferentes.</w:t>
+      </w:r>
+    </w:p>
+    <w:p>
+      <w:pPr>
+        <w:widowControl w:val="1"/>
+        <w:spacing w:after="160" w:lineRule="auto"/>
+        <w:ind w:left="720" w:firstLine="696"/>
+        <w:rPr/>
+      </w:pPr>
+      <w:r>
+        <w:rPr>
+          <w:rtl w:val="0"/>
+        </w:rPr>
+        <w:t xml:space="preserve">ERF3.4: Configuración de Alertas.</w:t>
+        <w:tab/>
+      </w:r>
+    </w:p>
+    <w:p>
+      <w:pPr>
+        <w:widowControl w:val="1"/>
+        <w:numPr>
+          <w:ilvl w:val="0"/>
+          <w:numId w:val="35"/>
+        </w:numPr>
+        <w:spacing w:after="160" w:lineRule="auto"/>
+        <w:ind w:left="2160" w:hanging="360"/>
+        <w:rPr/>
+      </w:pPr>
+      <w:r>
+        <w:rPr>
+          <w:rtl w:val="0"/>
+        </w:rPr>
+        <w:t xml:space="preserve">El usuario podrá configurar como este quiere recibirlas, si a través de notificaciones o por algún otro medio digital como el correo.</w:t>
+      </w:r>
+    </w:p>
+    <w:p>
+      <w:pPr>
+        <w:widowControl w:val="1"/>
+        <w:spacing w:after="160" w:lineRule="auto"/>
+        <w:rPr/>
+      </w:pPr>
+      <w:r>
+        <w:rPr>
+          <w:rtl w:val="0"/>
+        </w:rPr>
+      </w:r>
+    </w:p>
+    <w:p>
+      <w:pPr>
+        <w:widowControl w:val="1"/>
+        <w:ind w:left="720" w:firstLine="0"/>
+        <w:rPr>
+          <w:rFonts w:ascii="Times New Roman" w:cs="Times New Roman" w:eastAsia="Times New Roman" w:hAnsi="Times New Roman"/>
+          <w:sz w:val="24"/>
+          <w:szCs w:val="24"/>
+        </w:rPr>
+      </w:pPr>
+      <w:r>
+        <w:rPr>
+          <w:b w:val="1"/>
+          <w:bCs w:val="1"/>
+          <w:highlight w:val="yellow"/>
+          <w:rtl w:val="0"/>
+        </w:rPr>
+        <w:t xml:space="preserve">RF4.</w:t>
+      </w:r>
+      <w:r>
+        <w:rPr>
+          <w:highlight w:val="yellow"/>
+          <w:rtl w:val="0"/>
+        </w:rPr>
+        <w:t xml:space="preserve"> </w:t>
+      </w:r>
+      <w:r>
+        <w:rPr>
+          <w:b w:val="1"/>
+          <w:bCs w:val="1"/>
+          <w:highlight w:val="yellow"/>
+          <w:rtl w:val="0"/>
+        </w:rPr>
+        <w:t xml:space="preserve">Registro y Procesamiento del Consumo Eléctrico</w:t>
+      </w:r>
+      <w:r>
+        <w:rPr>
+          <w:rtl w:val="0"/>
+        </w:rPr>
+      </w:r>
+    </w:p>
+    <w:p>
+      <w:pPr>
+        <w:widowControl w:val="1"/>
+        <w:spacing w:after="160" w:lineRule="auto"/>
+        <w:ind w:left="1080" w:firstLine="0"/>
+        <w:rPr>
+          <w:rFonts w:ascii="Times New Roman" w:cs="Times New Roman" w:eastAsia="Times New Roman" w:hAnsi="Times New Roman"/>
+          <w:sz w:val="24"/>
+          <w:szCs w:val="24"/>
+        </w:rPr>
+      </w:pPr>
+      <w:r>
+        <w:rPr>
+          <w:rtl w:val="0"/>
+        </w:rPr>
+        <w:t xml:space="preserve">ERF4.1: Registro automático de consumo.</w:t>
+      </w:r>
+      <w:r>
+        <w:rPr>
+          <w:rtl w:val="0"/>
+        </w:rPr>
+      </w:r>
+    </w:p>
+    <w:p>
+      <w:pPr>
+        <w:widowControl w:val="1"/>
+        <w:numPr>
+          <w:ilvl w:val="0"/>
+          <w:numId w:val="22"/>
+        </w:numPr>
+        <w:spacing w:after="160" w:lineRule="auto"/>
+        <w:ind w:left="1800" w:hanging="360"/>
+        <w:rPr>
+          <w:sz w:val="20"/>
+          <w:szCs w:val="20"/>
+        </w:rPr>
+      </w:pPr>
+      <w:r>
+        <w:rPr>
+          <w:rtl w:val="0"/>
+        </w:rPr>
+        <w:t xml:space="preserve">El sistema debe registrar automáticamente el consumo eléctrico por hora proveniente de los dispositivos conectados.</w:t>
+      </w:r>
+      <w:r>
+        <w:rPr>
+          <w:rtl w:val="0"/>
+        </w:rPr>
+      </w:r>
+    </w:p>
+    <w:p>
+      <w:pPr>
+        <w:widowControl w:val="1"/>
+        <w:spacing w:after="160" w:lineRule="auto"/>
+        <w:ind w:left="1080" w:firstLine="0"/>
+        <w:rPr/>
+      </w:pPr>
+      <w:r>
+        <w:rPr>
+          <w:rtl w:val="0"/>
+        </w:rPr>
+        <w:t xml:space="preserve">ERF4.2: Visualización de consumo.</w:t>
+      </w:r>
+    </w:p>
+    <w:p>
+      <w:pPr>
+        <w:widowControl w:val="1"/>
+        <w:spacing w:after="160" w:lineRule="auto"/>
+        <w:ind w:left="1080" w:firstLine="360"/>
+        <w:rPr>
+          <w:rFonts w:ascii="Times New Roman" w:cs="Times New Roman" w:eastAsia="Times New Roman" w:hAnsi="Times New Roman"/>
+          <w:sz w:val="24"/>
+          <w:szCs w:val="24"/>
+        </w:rPr>
+      </w:pPr>
+      <w:r>
+        <w:rPr>
+          <w:rtl w:val="0"/>
+        </w:rPr>
+        <w:t xml:space="preserve">ERF4.2.1: Selección de rangos de fechas de consumo.</w:t>
+      </w:r>
+      <w:r>
+        <w:rPr>
+          <w:rtl w:val="0"/>
+        </w:rPr>
+      </w:r>
+    </w:p>
+    <w:p>
+      <w:pPr>
+        <w:widowControl w:val="1"/>
+        <w:numPr>
+          <w:ilvl w:val="0"/>
+          <w:numId w:val="13"/>
+        </w:numPr>
+        <w:spacing w:after="160" w:lineRule="auto"/>
+        <w:ind w:left="2148" w:hanging="360"/>
+        <w:rPr>
+          <w:sz w:val="20"/>
+          <w:szCs w:val="20"/>
+        </w:rPr>
+      </w:pPr>
+      <w:r>
+        <w:rPr>
+          <w:rtl w:val="0"/>
+        </w:rPr>
+        <w:t xml:space="preserve">El usuario debe poder seleccionar rangos de fechas para analizar patrones de consumo. </w:t>
+      </w:r>
+      <w:r>
+        <w:rPr>
+          <w:rtl w:val="0"/>
+        </w:rPr>
+      </w:r>
+    </w:p>
+    <w:p>
+      <w:pPr>
+        <w:widowControl w:val="1"/>
+        <w:spacing w:after="160" w:lineRule="auto"/>
+        <w:ind w:left="720" w:firstLine="720"/>
+        <w:rPr>
+          <w:rFonts w:ascii="Times New Roman" w:cs="Times New Roman" w:eastAsia="Times New Roman" w:hAnsi="Times New Roman"/>
+          <w:sz w:val="24"/>
+          <w:szCs w:val="24"/>
+        </w:rPr>
+      </w:pPr>
+      <w:r>
+        <w:rPr>
+          <w:rtl w:val="0"/>
+        </w:rPr>
+        <w:t xml:space="preserve">ERF4.2.2: Comparación de consumo.</w:t>
+      </w:r>
+      <w:r>
+        <w:rPr>
+          <w:rtl w:val="0"/>
+        </w:rPr>
+      </w:r>
+    </w:p>
+    <w:p>
+      <w:pPr>
+        <w:widowControl w:val="1"/>
+        <w:numPr>
+          <w:ilvl w:val="0"/>
+          <w:numId w:val="14"/>
+        </w:numPr>
+        <w:spacing w:after="160" w:lineRule="auto"/>
+        <w:ind w:left="2148" w:hanging="360"/>
+        <w:rPr/>
+      </w:pPr>
+      <w:r>
+        <w:rPr>
+          <w:rtl w:val="0"/>
+        </w:rPr>
+        <w:t xml:space="preserve">El sistema debe permitir comparar el consumo actual con promedios históricos o con otros usuarios similares (opcional).</w:t>
+      </w:r>
+    </w:p>
+    <w:p>
+      <w:pPr>
+        <w:widowControl w:val="1"/>
+        <w:spacing w:after="160" w:lineRule="auto"/>
+        <w:ind w:left="720" w:firstLine="720"/>
+        <w:rPr>
+          <w:rFonts w:ascii="Times New Roman" w:cs="Times New Roman" w:eastAsia="Times New Roman" w:hAnsi="Times New Roman"/>
+          <w:sz w:val="24"/>
+          <w:szCs w:val="24"/>
+        </w:rPr>
+      </w:pPr>
+      <w:r>
+        <w:rPr>
+          <w:rtl w:val="0"/>
+        </w:rPr>
+        <w:t xml:space="preserve">ERF4.2:3  Gráficos de tendencias de consumo.</w:t>
       </w:r>
       <w:r>
         <w:rPr>
@@ -6997,13 +7781,18 @@
         <w:rPr>
           <w:rtl w:val="0"/>
         </w:rPr>
-        <w:t xml:space="preserve">El usuario podrá acceder o registrarse utilizando alguna red social, como su cuenta de Google.</w:t>
+        <w:t xml:space="preserve">El sistema debe ofrecer un panel con gráficos de tendencias de consumo (picos, horarios críticos y comparativas mensuales).</w:t>
+      </w:r>
+      <w:r>
+        <w:rPr>
+          <w:rtl w:val="0"/>
+        </w:rPr>
       </w:r>
     </w:p>
     <w:p>
       <w:pPr>
         <w:widowControl w:val="1"/>
-        <w:spacing w:after="160" w:lineRule="auto"/>
+        <w:ind w:left="1800" w:firstLine="0"/>
         <w:rPr>
           <w:rFonts w:ascii="Times New Roman" w:cs="Times New Roman" w:eastAsia="Times New Roman" w:hAnsi="Times New Roman"/>
           <w:sz w:val="24"/>
@@ -7014,7 +7803,7 @@
         <w:rPr>
           <w:rtl w:val="0"/>
         </w:rPr>
-        <w:t xml:space="preserve">                       ERF1.2: Iniciar sesión.</w:t>
+        <w:tab/>
       </w:r>
       <w:r>
         <w:rPr>
@@ -7026,7 +7815,7 @@
       <w:pPr>
         <w:widowControl w:val="1"/>
         <w:spacing w:after="160" w:lineRule="auto"/>
-        <w:ind w:left="708" w:firstLine="720.0000000000001"/>
+        <w:ind w:left="708" w:firstLine="0"/>
         <w:rPr>
           <w:rFonts w:ascii="Times New Roman" w:cs="Times New Roman" w:eastAsia="Times New Roman" w:hAnsi="Times New Roman"/>
           <w:sz w:val="24"/>
@@ -7037,12 +7826,110 @@
         <w:rPr>
           <w:rtl w:val="0"/>
         </w:rPr>
-        <w:t xml:space="preserve">ERF1.3: Actualización de información.</w:t>
-      </w:r>
-      <w:r>
-        <w:rPr>
-          <w:rtl w:val="0"/>
-        </w:rPr>
+        <w:t xml:space="preserve">       ERF4.3: Generación de alertas automáticas.</w:t>
+      </w:r>
+      <w:r>
+        <w:rPr>
+          <w:rtl w:val="0"/>
+        </w:rPr>
+      </w:r>
+    </w:p>
+    <w:p>
+      <w:pPr>
+        <w:widowControl w:val="1"/>
+        <w:numPr>
+          <w:ilvl w:val="0"/>
+          <w:numId w:val="31"/>
+        </w:numPr>
+        <w:spacing w:after="160" w:lineRule="auto"/>
+        <w:ind w:left="2148" w:hanging="360"/>
+        <w:rPr/>
+      </w:pPr>
+      <w:r>
+        <w:rPr>
+          <w:rtl w:val="0"/>
+        </w:rPr>
+        <w:t xml:space="preserve">El sistema debe generar alertas automáticas cuando el consumo supere los umbrales definidos (por defecto o personalizados).</w:t>
+        <w:tab/>
+      </w:r>
+    </w:p>
+    <w:p>
+      <w:pPr>
+        <w:widowControl w:val="1"/>
+        <w:spacing w:after="160" w:lineRule="auto"/>
+        <w:ind w:left="830" w:firstLine="610"/>
+        <w:rPr/>
+      </w:pPr>
+      <w:r>
+        <w:rPr>
+          <w:rtl w:val="0"/>
+        </w:rPr>
+        <w:t xml:space="preserve">ERF4.3.1: Visualización de alertas.</w:t>
+      </w:r>
+    </w:p>
+    <w:p>
+      <w:pPr>
+        <w:widowControl w:val="1"/>
+        <w:numPr>
+          <w:ilvl w:val="0"/>
+          <w:numId w:val="9"/>
+        </w:numPr>
+        <w:spacing w:after="160" w:lineRule="auto"/>
+        <w:ind w:left="2160" w:hanging="360"/>
+        <w:rPr/>
+      </w:pPr>
+      <w:r>
+        <w:rPr>
+          <w:rtl w:val="0"/>
+        </w:rPr>
+        <w:t xml:space="preserve">El usuario podrá visualizar las alertas generadas por el sistema y resolverlas dependiendo de la notificación que se de.</w:t>
+      </w:r>
+    </w:p>
+    <w:p>
+      <w:pPr>
+        <w:widowControl w:val="1"/>
+        <w:spacing w:after="160" w:lineRule="auto"/>
+        <w:rPr/>
+      </w:pPr>
+      <w:r>
+        <w:rPr>
+          <w:rtl w:val="0"/>
+        </w:rPr>
+        <w:tab/>
+        <w:t xml:space="preserve">    ERF4.4: Generación de recomendaciones automáticas.</w:t>
+      </w:r>
+    </w:p>
+    <w:p>
+      <w:pPr>
+        <w:widowControl w:val="1"/>
+        <w:numPr>
+          <w:ilvl w:val="0"/>
+          <w:numId w:val="10"/>
+        </w:numPr>
+        <w:spacing w:after="160" w:lineRule="auto"/>
+        <w:ind w:left="2160" w:hanging="360"/>
+        <w:rPr/>
+      </w:pPr>
+      <w:r>
+        <w:rPr>
+          <w:rtl w:val="0"/>
+        </w:rPr>
+        <w:t xml:space="preserve">El sistema debe generar recomendaciones automáticas dependiendo las alertas generadas, y cuando el consumo no sea elevado, las genere para que estos siga constante</w:t>
+      </w:r>
+    </w:p>
+    <w:p>
+      <w:pPr>
+        <w:widowControl w:val="1"/>
+        <w:spacing w:after="160" w:lineRule="auto"/>
+        <w:rPr/>
+      </w:pPr>
+      <w:r>
+        <w:rPr>
+          <w:rtl w:val="0"/>
+        </w:rPr>
+        <w:tab/>
+        <w:tab/>
+        <w:t xml:space="preserve">ERF4.4.1: Visualización de recomendaciones</w:t>
       </w:r>
     </w:p>
     <w:p>
@@ -7053,28 +7940,61 @@
           <w:numId w:val="17"/>
         </w:numPr>
         <w:spacing w:after="160" w:lineRule="auto"/>
-        <w:ind w:left="2148" w:hanging="360"/>
+        <w:ind w:left="2160" w:hanging="360"/>
         <w:rPr/>
       </w:pPr>
       <w:r>
         <w:rPr>
           <w:rtl w:val="0"/>
         </w:rPr>
-        <w:t xml:space="preserve">El sistema debe permitir a los usuarios editar y actualizar su información personal.</w:t>
+        <w:t xml:space="preserve">El usuario podrá visualizar las recomendaciones generadas por el sistema y marcarlas como leídas.</w:t>
       </w:r>
     </w:p>
     <w:p>
       <w:pPr>
         <w:widowControl w:val="1"/>
         <w:spacing w:after="160" w:lineRule="auto"/>
-        <w:ind w:left="720" w:firstLine="696"/>
         <w:rPr/>
       </w:pPr>
       <w:r>
         <w:rPr>
           <w:rtl w:val="0"/>
         </w:rPr>
-        <w:t xml:space="preserve">ERF1.4: Recuperar contraseña</w:t>
+      </w:r>
+    </w:p>
+    <w:p>
+      <w:pPr>
+        <w:widowControl w:val="1"/>
+        <w:spacing w:after="160" w:lineRule="auto"/>
+        <w:ind w:firstLine="720"/>
+        <w:rPr>
+          <w:b w:val="1"/>
+          <w:bCs w:val="1"/>
+          <w:highlight w:val="yellow"/>
+        </w:rPr>
+      </w:pPr>
+      <w:r>
+        <w:rPr>
+          <w:b w:val="1"/>
+          <w:bCs w:val="1"/>
+          <w:highlight w:val="yellow"/>
+          <w:rtl w:val="0"/>
+        </w:rPr>
+        <w:t xml:space="preserve">RF5. Gestión del Dispositivo de Medición</w:t>
+      </w:r>
+    </w:p>
+    <w:p>
+      <w:pPr>
+        <w:widowControl w:val="1"/>
+        <w:spacing w:after="160" w:lineRule="auto"/>
+        <w:ind w:left="1440" w:firstLine="0"/>
+        <w:rPr/>
+      </w:pPr>
+      <w:r>
+        <w:rPr>
+          <w:rtl w:val="0"/>
+        </w:rPr>
+        <w:t xml:space="preserve">ERF5.1: Transmisión de datos al sistema.</w:t>
       </w:r>
     </w:p>
     <w:p>
@@ -7082,16 +8002,101 @@
         <w:widowControl w:val="1"/>
         <w:numPr>
           <w:ilvl w:val="0"/>
-          <w:numId w:val="3"/>
+          <w:numId w:val="4"/>
         </w:numPr>
+        <w:spacing w:after="160" w:lineRule="auto"/>
         <w:ind w:left="2160" w:hanging="360"/>
+        <w:rPr>
+          <w:u w:val="none"/>
+        </w:rPr>
+      </w:pPr>
+      <w:r>
+        <w:rPr>
+          <w:rtl w:val="0"/>
+        </w:rPr>
+        <w:t xml:space="preserve">El dispositivo de medición debe enviar automáticamente los datos de consumo eléctrico (voltaje, corriente, potencia activa y energía acumulada) al sistema a intervalos regulares de 60 segundos mediante protocolo HTTP.</w:t>
+      </w:r>
+    </w:p>
+    <w:p>
+      <w:pPr>
+        <w:widowControl w:val="1"/>
+        <w:spacing w:after="160" w:lineRule="auto"/>
+        <w:ind w:left="1440" w:firstLine="0"/>
         <w:rPr/>
       </w:pPr>
       <w:r>
         <w:rPr>
           <w:rtl w:val="0"/>
         </w:rPr>
-        <w:t xml:space="preserve">El sistema debe permitir que los usuarios restablezcan su contraseña en caso de olvido mediante correo electrónico u otro método seguro de verificación.</w:t>
+        <w:t xml:space="preserve">ERF5.2: Vinculación del dispositivo con el sistema.</w:t>
+      </w:r>
+    </w:p>
+    <w:p>
+      <w:pPr>
+        <w:widowControl w:val="1"/>
+        <w:numPr>
+          <w:ilvl w:val="0"/>
+          <w:numId w:val="5"/>
+        </w:numPr>
+        <w:spacing w:after="160" w:lineRule="auto"/>
+        <w:ind w:left="2160" w:hanging="360"/>
+        <w:rPr>
+          <w:u w:val="none"/>
+        </w:rPr>
+      </w:pPr>
+      <w:r>
+        <w:rPr>
+          <w:rtl w:val="0"/>
+        </w:rPr>
+        <w:t xml:space="preserve">El sistema debe reconocer y aceptar la conexión de un dispositivo mediante un identificador único (código de dispositivo), permitiendo asociarlo a un proyecto o hogar registrado en la plataforma.</w:t>
+      </w:r>
+    </w:p>
+    <w:p>
+      <w:pPr>
+        <w:widowControl w:val="1"/>
+        <w:spacing w:after="160" w:lineRule="auto"/>
+        <w:ind w:left="1440" w:firstLine="0"/>
+        <w:rPr/>
+      </w:pPr>
+      <w:r>
+        <w:rPr>
+          <w:rtl w:val="0"/>
+        </w:rPr>
+        <w:t xml:space="preserve">ERF5.3: Estado de conexión del dispositivo.</w:t>
+      </w:r>
+    </w:p>
+    <w:p>
+      <w:pPr>
+        <w:widowControl w:val="1"/>
+        <w:numPr>
+          <w:ilvl w:val="0"/>
+          <w:numId w:val="1"/>
+        </w:numPr>
+        <w:spacing w:after="160" w:lineRule="auto"/>
+        <w:ind w:left="2160" w:hanging="360"/>
+        <w:rPr>
+          <w:u w:val="none"/>
+        </w:rPr>
+      </w:pPr>
+      <w:r>
+        <w:rPr>
+          <w:rtl w:val="0"/>
+        </w:rPr>
+        <w:t xml:space="preserve">El sistema debe monitorear y mostrar el estado de conexión de cada dispositivo (en línea / sin señal), indicando la última vez que se recibió una lectura cuando el dispositivo esté desconectado.</w:t>
+      </w:r>
+    </w:p>
+    <w:p>
+      <w:pPr>
+        <w:widowControl w:val="1"/>
+        <w:spacing w:after="160" w:lineRule="auto"/>
+        <w:ind w:left="1440" w:firstLine="0"/>
+        <w:rPr/>
+      </w:pPr>
+      <w:r>
+        <w:rPr>
+          <w:rtl w:val="0"/>
+        </w:rPr>
+        <w:t xml:space="preserve">ERF5.4: Reconexión automática.</w:t>
       </w:r>
     </w:p>
     <w:p>
@@ -7103,40 +8108,6 @@
         </w:numPr>
         <w:spacing w:after="160" w:lineRule="auto"/>
         <w:ind w:left="2160" w:hanging="360"/>
-        <w:rPr/>
-      </w:pPr>
-      <w:r>
-        <w:rPr>
-          <w:rtl w:val="0"/>
-        </w:rPr>
-        <w:t xml:space="preserve">Esto garantiza acceso continuo y evita bloqueos definitivos de la cuenta.</w:t>
-      </w:r>
-    </w:p>
-    <w:p>
-      <w:pPr>
-        <w:widowControl w:val="1"/>
-        <w:spacing w:after="160" w:lineRule="auto"/>
-        <w:ind w:left="0" w:firstLine="0"/>
-        <w:rPr/>
-      </w:pPr>
-      <w:r>
-        <w:rPr>
-          <w:rtl w:val="0"/>
-        </w:rPr>
-        <w:tab/>
-        <w:tab/>
-        <w:t xml:space="preserve">ERF1.5: Eliminar Cuenta</w:t>
-      </w:r>
-    </w:p>
-    <w:p>
-      <w:pPr>
-        <w:widowControl w:val="1"/>
-        <w:numPr>
-          <w:ilvl w:val="0"/>
-          <w:numId w:val="1"/>
-        </w:numPr>
-        <w:spacing w:after="160" w:lineRule="auto"/>
-        <w:ind w:left="2160" w:hanging="360"/>
         <w:rPr>
           <w:u w:val="none"/>
         </w:rPr>
@@ -7145,393 +8116,7 @@
         <w:rPr>
           <w:rtl w:val="0"/>
         </w:rPr>
-        <w:t xml:space="preserve">Los usuarios podran eliminar su cuenta, si ya no desean usar el servicio.</w:t>
-      </w:r>
-    </w:p>
-    <w:p>
-      <w:pPr>
-        <w:widowControl w:val="1"/>
-        <w:spacing w:after="160" w:lineRule="auto"/>
-        <w:rPr>
-          <w:b w:val="1"/>
-          <w:bCs w:val="1"/>
-        </w:rPr>
-      </w:pPr>
-      <w:r>
-        <w:rPr>
-          <w:rtl w:val="0"/>
-        </w:rPr>
-        <w:tab/>
-      </w:r>
-      <w:r>
-        <w:rPr>
-          <w:b w:val="1"/>
-          <w:bCs w:val="1"/>
-          <w:highlight w:val="yellow"/>
-          <w:rtl w:val="0"/>
-        </w:rPr>
-        <w:t xml:space="preserve">RF2. Gestión de Proyectos</w:t>
-      </w:r>
-      <w:r>
-        <w:rPr>
-          <w:rtl w:val="0"/>
-        </w:rPr>
-      </w:r>
-    </w:p>
-    <w:p>
-      <w:pPr>
-        <w:widowControl w:val="1"/>
-        <w:spacing w:after="160" w:lineRule="auto"/>
-        <w:ind w:left="708" w:firstLine="720.0000000000001"/>
-        <w:rPr>
-          <w:rFonts w:ascii="Times New Roman" w:cs="Times New Roman" w:eastAsia="Times New Roman" w:hAnsi="Times New Roman"/>
-          <w:sz w:val="24"/>
-          <w:szCs w:val="24"/>
-        </w:rPr>
-      </w:pPr>
-      <w:r>
-        <w:rPr>
-          <w:rtl w:val="0"/>
-        </w:rPr>
-        <w:t xml:space="preserve">ERF2.4: Registrar proyecto u hogar.</w:t>
-      </w:r>
-      <w:r>
-        <w:rPr>
-          <w:rtl w:val="0"/>
-        </w:rPr>
-      </w:r>
-    </w:p>
-    <w:p>
-      <w:pPr>
-        <w:widowControl w:val="1"/>
-        <w:numPr>
-          <w:ilvl w:val="0"/>
-          <w:numId w:val="11"/>
-        </w:numPr>
-        <w:spacing w:after="160" w:lineRule="auto"/>
-        <w:ind w:left="2148" w:hanging="360"/>
-        <w:rPr>
-          <w:sz w:val="20"/>
-          <w:szCs w:val="20"/>
-        </w:rPr>
-      </w:pPr>
-      <w:r>
-        <w:rPr>
-          <w:rtl w:val="0"/>
-        </w:rPr>
-        <w:t xml:space="preserve">El sistema debe permitir registrar el proyecto o lugar donde estén ubicados los dispositivos (por ejemplo: casa, edificio o empresa).</w:t>
-      </w:r>
-      <w:r>
-        <w:rPr>
-          <w:rtl w:val="0"/>
-        </w:rPr>
-      </w:r>
-    </w:p>
-    <w:p>
-      <w:pPr>
-        <w:widowControl w:val="1"/>
-        <w:spacing w:after="160" w:lineRule="auto"/>
-        <w:ind w:left="708" w:firstLine="720.0000000000001"/>
-        <w:rPr/>
-      </w:pPr>
-      <w:r>
-        <w:rPr>
-          <w:rtl w:val="0"/>
-        </w:rPr>
-        <w:t xml:space="preserve">ERF2.2: Vinculación de dispositivos </w:t>
-      </w:r>
-    </w:p>
-    <w:p>
-      <w:pPr>
-        <w:widowControl w:val="1"/>
-        <w:numPr>
-          <w:ilvl w:val="0"/>
-          <w:numId w:val="37"/>
-        </w:numPr>
-        <w:spacing w:after="160" w:lineRule="auto"/>
-        <w:ind w:left="2160" w:hanging="360"/>
-        <w:rPr/>
-      </w:pPr>
-      <w:r>
-        <w:rPr>
-          <w:rtl w:val="0"/>
-        </w:rPr>
-        <w:t xml:space="preserve">El sistema debe permitir vincular usuarios, dispositivos y asignarlos a un proyecto.</w:t>
-      </w:r>
-    </w:p>
-    <w:p>
-      <w:pPr>
-        <w:widowControl w:val="1"/>
-        <w:spacing w:after="160" w:lineRule="auto"/>
-        <w:ind w:left="708" w:firstLine="720.0000000000001"/>
-        <w:rPr/>
-      </w:pPr>
-      <w:r>
-        <w:rPr>
-          <w:rtl w:val="0"/>
-        </w:rPr>
-        <w:t xml:space="preserve">ERF2.3: Usuario responsable.</w:t>
-      </w:r>
-    </w:p>
-    <w:p>
-      <w:pPr>
-        <w:widowControl w:val="1"/>
-        <w:numPr>
-          <w:ilvl w:val="0"/>
-          <w:numId w:val="33"/>
-        </w:numPr>
-        <w:spacing w:after="160" w:line="276" w:lineRule="auto"/>
-        <w:ind w:left="2160" w:hanging="360"/>
-        <w:rPr/>
-      </w:pPr>
-      <w:r>
-        <w:rPr>
-          <w:rtl w:val="0"/>
-        </w:rPr>
-        <w:t xml:space="preserve">Por cada proyecto o hogar debe haber un usuario responsable encargado de gestionar todos los dispositivos. Este rol tiene el permiso avanzado de la plataforma.</w:t>
-      </w:r>
-    </w:p>
-    <w:p>
-      <w:pPr>
-        <w:widowControl w:val="1"/>
-        <w:spacing w:after="160" w:lineRule="auto"/>
-        <w:ind w:firstLine="708"/>
-        <w:rPr>
-          <w:b w:val="1"/>
-          <w:bCs w:val="1"/>
-        </w:rPr>
-      </w:pPr>
-      <w:r>
-        <w:rPr>
-          <w:b w:val="1"/>
-          <w:bCs w:val="1"/>
-          <w:highlight w:val="yellow"/>
-          <w:rtl w:val="0"/>
-        </w:rPr>
-        <w:t xml:space="preserve">RF3. Gestión y configuración del Sistema</w:t>
-      </w:r>
-      <w:r>
-        <w:rPr>
-          <w:rtl w:val="0"/>
-        </w:rPr>
-      </w:r>
-    </w:p>
-    <w:p>
-      <w:pPr>
-        <w:widowControl w:val="1"/>
-        <w:spacing w:after="160" w:lineRule="auto"/>
-        <w:rPr>
-          <w:rFonts w:ascii="Times New Roman" w:cs="Times New Roman" w:eastAsia="Times New Roman" w:hAnsi="Times New Roman"/>
-          <w:sz w:val="24"/>
-          <w:szCs w:val="24"/>
-        </w:rPr>
-      </w:pPr>
-      <w:r>
-        <w:rPr>
-          <w:b w:val="1"/>
-          <w:bCs w:val="1"/>
-          <w:rtl w:val="0"/>
-        </w:rPr>
-        <w:tab/>
-        <w:tab/>
-      </w:r>
-      <w:r>
-        <w:rPr>
-          <w:rtl w:val="0"/>
-        </w:rPr>
-        <w:t xml:space="preserve">ERF3.1: Configuración de umbrales.</w:t>
-      </w:r>
-      <w:r>
-        <w:rPr>
-          <w:rtl w:val="0"/>
-        </w:rPr>
-      </w:r>
-    </w:p>
-    <w:p>
-      <w:pPr>
-        <w:widowControl w:val="1"/>
-        <w:numPr>
-          <w:ilvl w:val="0"/>
-          <w:numId w:val="14"/>
-        </w:numPr>
-        <w:spacing w:after="160" w:lineRule="auto"/>
-        <w:ind w:left="1440" w:hanging="360"/>
-        <w:rPr>
-          <w:sz w:val="20"/>
-          <w:szCs w:val="20"/>
-        </w:rPr>
-      </w:pPr>
-      <w:r>
-        <w:rPr>
-          <w:rtl w:val="0"/>
-        </w:rPr>
-        <w:t xml:space="preserve">El usuario podrá configurar los umbrales de consumo para recibir alertas y recomendaciones personalizadas. Estos umbrales dependerán de las facturas de consumo eléctrico del hogar. Además, el sistema incluirá umbrales por defecto preestablecidos de acuerdo con las necesidades del usuario.</w:t>
-      </w:r>
-      <w:r>
-        <w:rPr>
-          <w:rtl w:val="0"/>
-        </w:rPr>
-      </w:r>
-    </w:p>
-    <w:p>
-      <w:pPr>
-        <w:widowControl w:val="1"/>
-        <w:spacing w:after="160" w:lineRule="auto"/>
-        <w:rPr>
-          <w:rFonts w:ascii="Times New Roman" w:cs="Times New Roman" w:eastAsia="Times New Roman" w:hAnsi="Times New Roman"/>
-          <w:sz w:val="24"/>
-          <w:szCs w:val="24"/>
-        </w:rPr>
-      </w:pPr>
-      <w:r>
-        <w:rPr>
-          <w:rtl w:val="0"/>
-        </w:rPr>
-        <w:tab/>
-      </w:r>
-      <w:r>
-        <w:rPr>
-          <w:rtl w:val="0"/>
-        </w:rPr>
-      </w:r>
-    </w:p>
-    <w:p>
-      <w:pPr>
-        <w:widowControl w:val="1"/>
-        <w:spacing w:after="160" w:lineRule="auto"/>
-        <w:ind w:left="708" w:firstLine="720.0000000000001"/>
-        <w:rPr>
-          <w:rFonts w:ascii="Times New Roman" w:cs="Times New Roman" w:eastAsia="Times New Roman" w:hAnsi="Times New Roman"/>
-          <w:sz w:val="24"/>
-          <w:szCs w:val="24"/>
-        </w:rPr>
-      </w:pPr>
-      <w:r>
-        <w:rPr>
-          <w:rtl w:val="0"/>
-        </w:rPr>
-        <w:t xml:space="preserve">ERF3.2: Configuración de colores.</w:t>
-      </w:r>
-      <w:r>
-        <w:rPr>
-          <w:rtl w:val="0"/>
-        </w:rPr>
-      </w:r>
-    </w:p>
-    <w:p>
-      <w:pPr>
-        <w:widowControl w:val="1"/>
-        <w:numPr>
-          <w:ilvl w:val="0"/>
-          <w:numId w:val="15"/>
-        </w:numPr>
-        <w:spacing w:after="160" w:lineRule="auto"/>
-        <w:ind w:left="2148" w:hanging="360"/>
-        <w:rPr>
-          <w:sz w:val="20"/>
-          <w:szCs w:val="20"/>
-        </w:rPr>
-      </w:pPr>
-      <w:r>
-        <w:rPr>
-          <w:rtl w:val="0"/>
-        </w:rPr>
-        <w:t xml:space="preserve">El usuario podrá personalizar los colores del sistema. Existirán paletas de colores predefinidas que el usuario podrá seleccionar a su gusto. Estas se adaptarán automáticamente al modo oscuro del sistema.</w:t>
-      </w:r>
-      <w:r>
-        <w:rPr>
-          <w:rtl w:val="0"/>
-        </w:rPr>
-      </w:r>
-    </w:p>
-    <w:p>
-      <w:pPr>
-        <w:widowControl w:val="1"/>
-        <w:ind w:left="708" w:firstLine="0"/>
-        <w:rPr>
-          <w:rFonts w:ascii="Times New Roman" w:cs="Times New Roman" w:eastAsia="Times New Roman" w:hAnsi="Times New Roman"/>
-          <w:sz w:val="24"/>
-          <w:szCs w:val="24"/>
-        </w:rPr>
-      </w:pPr>
-      <w:r>
-        <w:rPr>
-          <w:rtl w:val="0"/>
-        </w:rPr>
-      </w:r>
-    </w:p>
-    <w:p>
-      <w:pPr>
-        <w:widowControl w:val="1"/>
-        <w:spacing w:after="160" w:lineRule="auto"/>
-        <w:ind w:left="708" w:firstLine="720.0000000000001"/>
-        <w:rPr>
-          <w:rFonts w:ascii="Times New Roman" w:cs="Times New Roman" w:eastAsia="Times New Roman" w:hAnsi="Times New Roman"/>
-          <w:sz w:val="24"/>
-          <w:szCs w:val="24"/>
-        </w:rPr>
-      </w:pPr>
-      <w:r>
-        <w:rPr>
-          <w:rtl w:val="0"/>
-        </w:rPr>
-        <w:t xml:space="preserve">ERF3.3: Configuración de idioma.</w:t>
-      </w:r>
-      <w:r>
-        <w:rPr>
-          <w:rtl w:val="0"/>
-        </w:rPr>
-      </w:r>
-    </w:p>
-    <w:p>
-      <w:pPr>
-        <w:widowControl w:val="1"/>
-        <w:numPr>
-          <w:ilvl w:val="0"/>
-          <w:numId w:val="16"/>
-        </w:numPr>
-        <w:spacing w:after="160" w:lineRule="auto"/>
-        <w:ind w:left="2148" w:hanging="360"/>
-        <w:rPr/>
-      </w:pPr>
-      <w:r>
-        <w:rPr>
-          <w:rtl w:val="0"/>
-        </w:rPr>
-        <w:t xml:space="preserve">El usuario podrá configurar el idioma del sistema según sus preferencias. Estarán disponibles hasta 20 idiomas diferentes.</w:t>
-      </w:r>
-    </w:p>
-    <w:p>
-      <w:pPr>
-        <w:widowControl w:val="1"/>
-        <w:spacing w:after="160" w:lineRule="auto"/>
-        <w:ind w:left="720" w:firstLine="696"/>
-        <w:rPr/>
-      </w:pPr>
-      <w:r>
-        <w:rPr>
-          <w:rtl w:val="0"/>
-        </w:rPr>
-        <w:t xml:space="preserve">ERF3.4: Configuración de Alertas.</w:t>
-        <w:tab/>
-      </w:r>
-    </w:p>
-    <w:p>
-      <w:pPr>
-        <w:widowControl w:val="1"/>
-        <w:numPr>
-          <w:ilvl w:val="0"/>
-          <w:numId w:val="31"/>
-        </w:numPr>
-        <w:spacing w:after="160" w:lineRule="auto"/>
-        <w:ind w:left="2160" w:hanging="360"/>
-        <w:rPr/>
-      </w:pPr>
-      <w:r>
-        <w:rPr>
-          <w:rtl w:val="0"/>
-        </w:rPr>
-        <w:t xml:space="preserve">El usuario podrá configurar como este quiere recibirlas, si a través de notificaciones o por algún otro medio digital como el correo.</w:t>
+        <w:t xml:space="preserve">El dispositivo debe ser capaz de reconectarse automáticamente al sistema en caso de pérdida de conexión WiFi o fallo temporal en la comunicación, sin intervención del usuario.</w:t>
       </w:r>
     </w:p>
     <w:p>
@@ -7549,340 +8134,13 @@
     <w:p>
       <w:pPr>
         <w:widowControl w:val="1"/>
-        <w:ind w:left="720" w:firstLine="0"/>
-        <w:rPr>
-          <w:rFonts w:ascii="Times New Roman" w:cs="Times New Roman" w:eastAsia="Times New Roman" w:hAnsi="Times New Roman"/>
-          <w:sz w:val="24"/>
-          <w:szCs w:val="24"/>
-        </w:rPr>
-      </w:pPr>
-      <w:r>
-        <w:rPr>
-          <w:b w:val="1"/>
-          <w:bCs w:val="1"/>
-          <w:highlight w:val="yellow"/>
-          <w:rtl w:val="0"/>
-        </w:rPr>
-        <w:t xml:space="preserve">RF4.</w:t>
-      </w:r>
-      <w:r>
-        <w:rPr>
-          <w:highlight w:val="yellow"/>
-          <w:rtl w:val="0"/>
-        </w:rPr>
-        <w:t xml:space="preserve"> </w:t>
-      </w:r>
-      <w:r>
-        <w:rPr>
-          <w:b w:val="1"/>
-          <w:bCs w:val="1"/>
-          <w:highlight w:val="yellow"/>
-          <w:rtl w:val="0"/>
-        </w:rPr>
-        <w:t xml:space="preserve">Registro y Procesamiento del Consumo Eléctrico</w:t>
-      </w:r>
-      <w:r>
-        <w:rPr>
-          <w:rtl w:val="0"/>
-        </w:rPr>
-      </w:r>
-    </w:p>
-    <w:p>
-      <w:pPr>
-        <w:widowControl w:val="1"/>
         <w:spacing w:after="160" w:lineRule="auto"/>
-        <w:ind w:left="1080" w:firstLine="0"/>
-        <w:rPr>
-          <w:rFonts w:ascii="Times New Roman" w:cs="Times New Roman" w:eastAsia="Times New Roman" w:hAnsi="Times New Roman"/>
-          <w:sz w:val="24"/>
-          <w:szCs w:val="24"/>
-        </w:rPr>
-      </w:pPr>
-      <w:r>
-        <w:rPr>
-          <w:rtl w:val="0"/>
-        </w:rPr>
-        <w:t xml:space="preserve">ERF4.1: Registro automático de consumo.</w:t>
-      </w:r>
-      <w:r>
-        <w:rPr>
-          <w:rtl w:val="0"/>
-        </w:rPr>
-      </w:r>
-    </w:p>
-    <w:p>
-      <w:pPr>
-        <w:widowControl w:val="1"/>
-        <w:numPr>
-          <w:ilvl w:val="0"/>
-          <w:numId w:val="18"/>
-        </w:numPr>
-        <w:spacing w:after="160" w:lineRule="auto"/>
-        <w:ind w:left="1800" w:hanging="360"/>
-        <w:rPr>
-          <w:sz w:val="20"/>
-          <w:szCs w:val="20"/>
-        </w:rPr>
-      </w:pPr>
-      <w:r>
-        <w:rPr>
-          <w:rtl w:val="0"/>
-        </w:rPr>
-        <w:t xml:space="preserve">El sistema debe registrar automáticamente el consumo eléctrico por hora proveniente de los dispositivos conectados.</w:t>
-      </w:r>
-      <w:r>
-        <w:rPr>
-          <w:rtl w:val="0"/>
-        </w:rPr>
-      </w:r>
-    </w:p>
-    <w:p>
-      <w:pPr>
-        <w:widowControl w:val="1"/>
-        <w:spacing w:after="160" w:lineRule="auto"/>
-        <w:ind w:left="1080" w:firstLine="0"/>
         <w:rPr/>
       </w:pPr>
       <w:r>
         <w:rPr>
           <w:rtl w:val="0"/>
         </w:rPr>
-        <w:t xml:space="preserve">ERF4.2: Visualización de consumo.</w:t>
-      </w:r>
-    </w:p>
-    <w:p>
-      <w:pPr>
-        <w:widowControl w:val="1"/>
-        <w:spacing w:after="160" w:lineRule="auto"/>
-        <w:ind w:left="1080" w:firstLine="360"/>
-        <w:rPr>
-          <w:rFonts w:ascii="Times New Roman" w:cs="Times New Roman" w:eastAsia="Times New Roman" w:hAnsi="Times New Roman"/>
-          <w:sz w:val="24"/>
-          <w:szCs w:val="24"/>
-        </w:rPr>
-      </w:pPr>
-      <w:r>
-        <w:rPr>
-          <w:rtl w:val="0"/>
-        </w:rPr>
-        <w:t xml:space="preserve">ERF4.2.1: Selección de rangos de fechas de consumo.</w:t>
-      </w:r>
-      <w:r>
-        <w:rPr>
-          <w:rtl w:val="0"/>
-        </w:rPr>
-      </w:r>
-    </w:p>
-    <w:p>
-      <w:pPr>
-        <w:widowControl w:val="1"/>
-        <w:numPr>
-          <w:ilvl w:val="0"/>
-          <w:numId w:val="9"/>
-        </w:numPr>
-        <w:spacing w:after="160" w:lineRule="auto"/>
-        <w:ind w:left="2148" w:hanging="360"/>
-        <w:rPr>
-          <w:sz w:val="20"/>
-          <w:szCs w:val="20"/>
-        </w:rPr>
-      </w:pPr>
-      <w:r>
-        <w:rPr>
-          <w:rtl w:val="0"/>
-        </w:rPr>
-        <w:t xml:space="preserve">El usuario debe poder seleccionar rangos de fechas para analizar patrones de consumo. </w:t>
-      </w:r>
-      <w:r>
-        <w:rPr>
-          <w:rtl w:val="0"/>
-        </w:rPr>
-      </w:r>
-    </w:p>
-    <w:p>
-      <w:pPr>
-        <w:widowControl w:val="1"/>
-        <w:spacing w:after="160" w:lineRule="auto"/>
-        <w:ind w:left="720" w:firstLine="720"/>
-        <w:rPr>
-          <w:rFonts w:ascii="Times New Roman" w:cs="Times New Roman" w:eastAsia="Times New Roman" w:hAnsi="Times New Roman"/>
-          <w:sz w:val="24"/>
-          <w:szCs w:val="24"/>
-        </w:rPr>
-      </w:pPr>
-      <w:r>
-        <w:rPr>
-          <w:rtl w:val="0"/>
-        </w:rPr>
-        <w:t xml:space="preserve">ERF4.2.2: Comparación de consumo.</w:t>
-      </w:r>
-      <w:r>
-        <w:rPr>
-          <w:rtl w:val="0"/>
-        </w:rPr>
-      </w:r>
-    </w:p>
-    <w:p>
-      <w:pPr>
-        <w:widowControl w:val="1"/>
-        <w:numPr>
-          <w:ilvl w:val="0"/>
-          <w:numId w:val="10"/>
-        </w:numPr>
-        <w:spacing w:after="160" w:lineRule="auto"/>
-        <w:ind w:left="2148" w:hanging="360"/>
-        <w:rPr/>
-      </w:pPr>
-      <w:r>
-        <w:rPr>
-          <w:rtl w:val="0"/>
-        </w:rPr>
-        <w:t xml:space="preserve">El sistema debe permitir comparar el consumo actual con promedios históricos o con otros usuarios similares (opcional).</w:t>
-      </w:r>
-    </w:p>
-    <w:p>
-      <w:pPr>
-        <w:widowControl w:val="1"/>
-        <w:spacing w:after="160" w:lineRule="auto"/>
-        <w:ind w:left="720" w:firstLine="720"/>
-        <w:rPr>
-          <w:rFonts w:ascii="Times New Roman" w:cs="Times New Roman" w:eastAsia="Times New Roman" w:hAnsi="Times New Roman"/>
-          <w:sz w:val="24"/>
-          <w:szCs w:val="24"/>
-        </w:rPr>
-      </w:pPr>
-      <w:r>
-        <w:rPr>
-          <w:rtl w:val="0"/>
-        </w:rPr>
-        <w:t xml:space="preserve">ERF4.2:3  Gráficos de tendencias de consumo.</w:t>
-      </w:r>
-      <w:r>
-        <w:rPr>
-          <w:rtl w:val="0"/>
-        </w:rPr>
-      </w:r>
-    </w:p>
-    <w:p>
-      <w:pPr>
-        <w:widowControl w:val="1"/>
-        <w:numPr>
-          <w:ilvl w:val="0"/>
-          <w:numId w:val="8"/>
-        </w:numPr>
-        <w:spacing w:after="160" w:lineRule="auto"/>
-        <w:ind w:left="2148" w:hanging="360"/>
-        <w:rPr>
-          <w:sz w:val="20"/>
-          <w:szCs w:val="20"/>
-        </w:rPr>
-      </w:pPr>
-      <w:r>
-        <w:rPr>
-          <w:rtl w:val="0"/>
-        </w:rPr>
-        <w:t xml:space="preserve">El sistema debe ofrecer un panel con gráficos de tendencias de consumo (picos, horarios críticos y comparativas mensuales).</w:t>
-      </w:r>
-      <w:r>
-        <w:rPr>
-          <w:rtl w:val="0"/>
-        </w:rPr>
-      </w:r>
-    </w:p>
-    <w:p>
-      <w:pPr>
-        <w:widowControl w:val="1"/>
-        <w:ind w:left="1800" w:firstLine="0"/>
-        <w:rPr>
-          <w:rFonts w:ascii="Times New Roman" w:cs="Times New Roman" w:eastAsia="Times New Roman" w:hAnsi="Times New Roman"/>
-          <w:sz w:val="24"/>
-          <w:szCs w:val="24"/>
-        </w:rPr>
-      </w:pPr>
-      <w:r>
-        <w:rPr>
-          <w:rtl w:val="0"/>
-        </w:rPr>
-        <w:tab/>
-      </w:r>
-      <w:r>
-        <w:rPr>
-          <w:rtl w:val="0"/>
-        </w:rPr>
-      </w:r>
-    </w:p>
-    <w:p>
-      <w:pPr>
-        <w:widowControl w:val="1"/>
-        <w:spacing w:after="160" w:lineRule="auto"/>
-        <w:ind w:left="708" w:firstLine="0"/>
-        <w:rPr>
-          <w:rFonts w:ascii="Times New Roman" w:cs="Times New Roman" w:eastAsia="Times New Roman" w:hAnsi="Times New Roman"/>
-          <w:sz w:val="24"/>
-          <w:szCs w:val="24"/>
-        </w:rPr>
-      </w:pPr>
-      <w:r>
-        <w:rPr>
-          <w:rtl w:val="0"/>
-        </w:rPr>
-        <w:t xml:space="preserve">       ERF4.3: Generación de alertas automáticas.</w:t>
-      </w:r>
-      <w:r>
-        <w:rPr>
-          <w:rtl w:val="0"/>
-        </w:rPr>
-      </w:r>
-    </w:p>
-    <w:p>
-      <w:pPr>
-        <w:widowControl w:val="1"/>
-        <w:numPr>
-          <w:ilvl w:val="0"/>
-          <w:numId w:val="27"/>
-        </w:numPr>
-        <w:spacing w:after="160" w:lineRule="auto"/>
-        <w:ind w:left="2148" w:hanging="360"/>
-        <w:rPr/>
-      </w:pPr>
-      <w:r>
-        <w:rPr>
-          <w:rtl w:val="0"/>
-        </w:rPr>
-        <w:t xml:space="preserve">El sistema debe generar alertas automáticas cuando el consumo supere los umbrales definidos (por defecto o personalizados).</w:t>
-        <w:tab/>
-      </w:r>
-    </w:p>
-    <w:p>
-      <w:pPr>
-        <w:widowControl w:val="1"/>
-        <w:spacing w:after="160" w:lineRule="auto"/>
-        <w:ind w:left="830" w:firstLine="610"/>
-        <w:rPr/>
-      </w:pPr>
-      <w:r>
-        <w:rPr>
-          <w:rtl w:val="0"/>
-        </w:rPr>
-        <w:t xml:space="preserve">ERF4.3.1: Visualización de alertas.</w:t>
-      </w:r>
-    </w:p>
-    <w:p>
-      <w:pPr>
-        <w:widowControl w:val="1"/>
-        <w:numPr>
-          <w:ilvl w:val="0"/>
-          <w:numId w:val="5"/>
-        </w:numPr>
-        <w:spacing w:after="160" w:lineRule="auto"/>
-        <w:ind w:left="2160" w:hanging="360"/>
-        <w:rPr/>
-      </w:pPr>
-      <w:r>
-        <w:rPr>
-          <w:rtl w:val="0"/>
-        </w:rPr>
-        <w:t xml:space="preserve">El usuario podrá visualizar las alertas generadas por el sistema y resolverlas dependiendo de la notificación que se de.</w:t>
       </w:r>
     </w:p>
     <w:p>
@@ -7895,26 +8153,6 @@
         <w:rPr>
           <w:rtl w:val="0"/>
         </w:rPr>
-        <w:tab/>
-        <w:t xml:space="preserve">    ERF4.4: Generación de recomendaciones automáticas.</w:t>
-      </w:r>
-    </w:p>
-    <w:p>
-      <w:pPr>
-        <w:widowControl w:val="1"/>
-        <w:numPr>
-          <w:ilvl w:val="0"/>
-          <w:numId w:val="6"/>
-        </w:numPr>
-        <w:spacing w:after="160" w:lineRule="auto"/>
-        <w:ind w:left="2160" w:hanging="360"/>
-        <w:rPr/>
-      </w:pPr>
-      <w:r>
-        <w:rPr>
-          <w:rtl w:val="0"/>
-        </w:rPr>
-        <w:t xml:space="preserve">El sistema debe generar recomendaciones automáticas dependiendo las alertas generadas, y cuando el consumo no sea elevado, las genere para que estos siga constante</w:t>
       </w:r>
     </w:p>
     <w:p>
@@ -7927,285 +8165,12 @@
         <w:rPr>
           <w:rtl w:val="0"/>
         </w:rPr>
-        <w:tab/>
-        <w:tab/>
-        <w:t xml:space="preserve">ERF4.4.1: Visualización de recomendaciones</w:t>
       </w:r>
     </w:p>
     <w:p>
       <w:pPr>
         <w:widowControl w:val="1"/>
-        <w:numPr>
-          <w:ilvl w:val="0"/>
-          <w:numId w:val="13"/>
-        </w:numPr>
         <w:spacing w:after="160" w:lineRule="auto"/>
-        <w:ind w:left="2160" w:hanging="360"/>
-        <w:rPr/>
-      </w:pPr>
-      <w:r>
-        <w:rPr>
-          <w:rtl w:val="0"/>
-        </w:rPr>
-        <w:t xml:space="preserve">El usuario podrá visualizar las recomendaciones generadas por el sistema y marcarlas como leídas.</w:t>
-      </w:r>
-    </w:p>
-    <w:p>
-      <w:pPr>
-        <w:widowControl w:val="1"/>
-        <w:spacing w:after="160" w:line="276" w:lineRule="auto"/>
-        <w:rPr/>
-      </w:pPr>
-      <w:r>
-        <w:rPr>
-          <w:rtl w:val="0"/>
-        </w:rPr>
-      </w:r>
-    </w:p>
-    <w:p>
-      <w:pPr>
-        <w:widowControl w:val="1"/>
-        <w:spacing w:after="160" w:line="276" w:lineRule="auto"/>
-        <w:rPr/>
-      </w:pPr>
-      <w:r>
-        <w:rPr>
-          <w:rtl w:val="0"/>
-        </w:rPr>
-      </w:r>
-    </w:p>
-    <w:p>
-      <w:pPr>
-        <w:widowControl w:val="1"/>
-        <w:spacing w:after="160" w:line="276" w:lineRule="auto"/>
-        <w:rPr/>
-      </w:pPr>
-      <w:r>
-        <w:rPr>
-          <w:rtl w:val="0"/>
-        </w:rPr>
-      </w:r>
-    </w:p>
-    <w:p>
-      <w:pPr>
-        <w:widowControl w:val="1"/>
-        <w:spacing w:after="160" w:line="276" w:lineRule="auto"/>
-        <w:rPr/>
-      </w:pPr>
-      <w:r>
-        <w:rPr>
-          <w:rtl w:val="0"/>
-        </w:rPr>
-      </w:r>
-    </w:p>
-    <w:p>
-      <w:pPr>
-        <w:widowControl w:val="1"/>
-        <w:spacing w:after="160" w:line="276" w:lineRule="auto"/>
-        <w:rPr/>
-      </w:pPr>
-      <w:r>
-        <w:rPr>
-          <w:rtl w:val="0"/>
-        </w:rPr>
-      </w:r>
-    </w:p>
-    <w:p>
-      <w:pPr>
-        <w:widowControl w:val="1"/>
-        <w:spacing w:after="160" w:line="276" w:lineRule="auto"/>
-        <w:rPr/>
-      </w:pPr>
-      <w:r>
-        <w:rPr>
-          <w:rtl w:val="0"/>
-        </w:rPr>
-      </w:r>
-    </w:p>
-    <w:p>
-      <w:pPr>
-        <w:widowControl w:val="1"/>
-        <w:spacing w:after="160" w:line="276" w:lineRule="auto"/>
-        <w:rPr/>
-      </w:pPr>
-      <w:r>
-        <w:rPr>
-          <w:rtl w:val="0"/>
-        </w:rPr>
-      </w:r>
-    </w:p>
-    <w:p>
-      <w:pPr>
-        <w:widowControl w:val="1"/>
-        <w:spacing w:after="160" w:line="276" w:lineRule="auto"/>
-        <w:rPr/>
-      </w:pPr>
-      <w:r>
-        <w:rPr>
-          <w:rtl w:val="0"/>
-        </w:rPr>
-      </w:r>
-    </w:p>
-    <w:p>
-      <w:pPr>
-        <w:widowControl w:val="1"/>
-        <w:spacing w:after="160" w:line="276" w:lineRule="auto"/>
-        <w:rPr/>
-      </w:pPr>
-      <w:r>
-        <w:rPr>
-          <w:rtl w:val="0"/>
-        </w:rPr>
-      </w:r>
-    </w:p>
-    <w:p>
-      <w:pPr>
-        <w:widowControl w:val="1"/>
-        <w:spacing w:after="160" w:line="276" w:lineRule="auto"/>
-        <w:rPr/>
-      </w:pPr>
-      <w:r>
-        <w:rPr>
-          <w:rtl w:val="0"/>
-        </w:rPr>
-      </w:r>
-    </w:p>
-    <w:p>
-      <w:pPr>
-        <w:widowControl w:val="1"/>
-        <w:spacing w:after="160" w:line="276" w:lineRule="auto"/>
-        <w:rPr/>
-      </w:pPr>
-      <w:r>
-        <w:rPr>
-          <w:rtl w:val="0"/>
-        </w:rPr>
-      </w:r>
-    </w:p>
-    <w:p>
-      <w:pPr>
-        <w:widowControl w:val="1"/>
-        <w:spacing w:after="160" w:line="276" w:lineRule="auto"/>
-        <w:rPr/>
-      </w:pPr>
-      <w:r>
-        <w:rPr>
-          <w:rtl w:val="0"/>
-        </w:rPr>
-      </w:r>
-    </w:p>
-    <w:p>
-      <w:pPr>
-        <w:widowControl w:val="1"/>
-        <w:spacing w:after="160" w:line="276" w:lineRule="auto"/>
-        <w:rPr/>
-      </w:pPr>
-      <w:r>
-        <w:rPr>
-          <w:rtl w:val="0"/>
-        </w:rPr>
-      </w:r>
-    </w:p>
-    <w:p>
-      <w:pPr>
-        <w:widowControl w:val="1"/>
-        <w:spacing w:after="160" w:line="276" w:lineRule="auto"/>
-        <w:rPr/>
-      </w:pPr>
-      <w:r>
-        <w:rPr>
-          <w:rtl w:val="0"/>
-        </w:rPr>
-      </w:r>
-    </w:p>
-    <w:p>
-      <w:pPr>
-        <w:widowControl w:val="1"/>
-        <w:spacing w:after="160" w:line="276" w:lineRule="auto"/>
-        <w:rPr/>
-      </w:pPr>
-      <w:r>
-        <w:rPr>
-          <w:rtl w:val="0"/>
-        </w:rPr>
-      </w:r>
-    </w:p>
-    <w:p>
-      <w:pPr>
-        <w:widowControl w:val="1"/>
-        <w:spacing w:after="160" w:line="276" w:lineRule="auto"/>
-        <w:rPr/>
-      </w:pPr>
-      <w:r>
-        <w:rPr>
-          <w:rtl w:val="0"/>
-        </w:rPr>
-      </w:r>
-    </w:p>
-    <w:p>
-      <w:pPr>
-        <w:widowControl w:val="1"/>
-        <w:spacing w:after="160" w:line="276" w:lineRule="auto"/>
-        <w:rPr/>
-      </w:pPr>
-      <w:r>
-        <w:rPr>
-          <w:rtl w:val="0"/>
-        </w:rPr>
-      </w:r>
-    </w:p>
-    <w:p>
-      <w:pPr>
-        <w:widowControl w:val="1"/>
-        <w:spacing w:after="160" w:line="276" w:lineRule="auto"/>
-        <w:rPr/>
-      </w:pPr>
-      <w:r>
-        <w:rPr>
-          <w:rtl w:val="0"/>
-        </w:rPr>
-      </w:r>
-    </w:p>
-    <w:p>
-      <w:pPr>
-        <w:widowControl w:val="1"/>
-        <w:spacing w:after="160" w:line="276" w:lineRule="auto"/>
-        <w:rPr/>
-      </w:pPr>
-      <w:r>
-        <w:rPr>
-          <w:rtl w:val="0"/>
-        </w:rPr>
-      </w:r>
-    </w:p>
-    <w:p>
-      <w:pPr>
-        <w:widowControl w:val="1"/>
-        <w:spacing w:after="160" w:line="276" w:lineRule="auto"/>
-        <w:rPr/>
-      </w:pPr>
-      <w:r>
-        <w:rPr>
-          <w:rtl w:val="0"/>
-        </w:rPr>
-      </w:r>
-    </w:p>
-    <w:p>
-      <w:pPr>
-        <w:widowControl w:val="1"/>
-        <w:spacing w:after="160" w:line="276" w:lineRule="auto"/>
-        <w:rPr/>
-      </w:pPr>
-      <w:r>
-        <w:rPr>
-          <w:rtl w:val="0"/>
-        </w:rPr>
-      </w:r>
-    </w:p>
-    <w:p>
-      <w:pPr>
-        <w:widowControl w:val="1"/>
-        <w:spacing w:after="160" w:line="276" w:lineRule="auto"/>
         <w:rPr/>
       </w:pPr>
       <w:r>
@@ -8541,7 +8506,7 @@
               <w:widowControl w:val="1"/>
               <w:numPr>
                 <w:ilvl w:val="0"/>
-                <w:numId w:val="28"/>
+                <w:numId w:val="32"/>
               </w:numPr>
               <w:spacing w:line="276" w:lineRule="auto"/>
               <w:ind w:left="720" w:hanging="360"/>
@@ -8565,7 +8530,7 @@
               <w:widowControl w:val="1"/>
               <w:numPr>
                 <w:ilvl w:val="0"/>
-                <w:numId w:val="29"/>
+                <w:numId w:val="33"/>
               </w:numPr>
               <w:spacing w:line="276" w:lineRule="auto"/>
               <w:ind w:left="720" w:hanging="360"/>
@@ -8589,7 +8554,7 @@
               <w:widowControl w:val="1"/>
               <w:numPr>
                 <w:ilvl w:val="0"/>
-                <w:numId w:val="29"/>
+                <w:numId w:val="33"/>
               </w:numPr>
               <w:spacing w:line="276" w:lineRule="auto"/>
               <w:ind w:left="720" w:hanging="360"/>
@@ -8613,7 +8578,7 @@
               <w:widowControl w:val="1"/>
               <w:numPr>
                 <w:ilvl w:val="0"/>
-                <w:numId w:val="29"/>
+                <w:numId w:val="33"/>
               </w:numPr>
               <w:spacing w:after="160" w:line="276" w:lineRule="auto"/>
               <w:ind w:left="720" w:hanging="360"/>
@@ -8674,7 +8639,7 @@
             <w:pPr>
               <w:numPr>
                 <w:ilvl w:val="0"/>
-                <w:numId w:val="32"/>
+                <w:numId w:val="36"/>
               </w:numPr>
               <w:ind w:left="720" w:hanging="360"/>
               <w:rPr/>
@@ -8690,7 +8655,7 @@
             <w:pPr>
               <w:numPr>
                 <w:ilvl w:val="0"/>
-                <w:numId w:val="32"/>
+                <w:numId w:val="36"/>
               </w:numPr>
               <w:ind w:left="720" w:hanging="360"/>
               <w:rPr/>
@@ -8706,7 +8671,7 @@
             <w:pPr>
               <w:numPr>
                 <w:ilvl w:val="0"/>
-                <w:numId w:val="32"/>
+                <w:numId w:val="36"/>
               </w:numPr>
               <w:ind w:left="720" w:hanging="360"/>
               <w:rPr/>
@@ -8722,7 +8687,7 @@
             <w:pPr>
               <w:numPr>
                 <w:ilvl w:val="0"/>
-                <w:numId w:val="32"/>
+                <w:numId w:val="36"/>
               </w:numPr>
               <w:ind w:left="720" w:hanging="360"/>
               <w:rPr/>
@@ -8776,7 +8741,7 @@
             <w:pPr>
               <w:numPr>
                 <w:ilvl w:val="0"/>
-                <w:numId w:val="24"/>
+                <w:numId w:val="28"/>
               </w:numPr>
               <w:ind w:left="720" w:hanging="360"/>
               <w:rPr/>
@@ -8792,7 +8757,7 @@
             <w:pPr>
               <w:numPr>
                 <w:ilvl w:val="0"/>
-                <w:numId w:val="24"/>
+                <w:numId w:val="28"/>
               </w:numPr>
               <w:ind w:left="720" w:hanging="360"/>
               <w:rPr/>
@@ -8808,7 +8773,7 @@
             <w:pPr>
               <w:numPr>
                 <w:ilvl w:val="0"/>
-                <w:numId w:val="24"/>
+                <w:numId w:val="28"/>
               </w:numPr>
               <w:ind w:left="720" w:hanging="360"/>
               <w:rPr/>
@@ -8824,7 +8789,7 @@
             <w:pPr>
               <w:numPr>
                 <w:ilvl w:val="0"/>
-                <w:numId w:val="24"/>
+                <w:numId w:val="28"/>
               </w:numPr>
               <w:ind w:left="720" w:hanging="360"/>
               <w:rPr/>
@@ -8933,7 +8898,7 @@
             <w:pPr>
               <w:numPr>
                 <w:ilvl w:val="0"/>
-                <w:numId w:val="40"/>
+                <w:numId w:val="44"/>
               </w:numPr>
               <w:ind w:left="720" w:hanging="360"/>
               <w:rPr/>
@@ -8949,7 +8914,7 @@
             <w:pPr>
               <w:numPr>
                 <w:ilvl w:val="0"/>
-                <w:numId w:val="40"/>
+                <w:numId w:val="44"/>
               </w:numPr>
               <w:ind w:left="720" w:hanging="360"/>
               <w:rPr/>
@@ -8965,7 +8930,7 @@
             <w:pPr>
               <w:numPr>
                 <w:ilvl w:val="0"/>
-                <w:numId w:val="40"/>
+                <w:numId w:val="44"/>
               </w:numPr>
               <w:ind w:left="720" w:hanging="360"/>
               <w:rPr/>
@@ -8981,7 +8946,7 @@
             <w:pPr>
               <w:numPr>
                 <w:ilvl w:val="0"/>
-                <w:numId w:val="40"/>
+                <w:numId w:val="44"/>
               </w:numPr>
               <w:ind w:left="720" w:hanging="360"/>
               <w:rPr/>
@@ -9385,7 +9350,7 @@
               <w:widowControl w:val="1"/>
               <w:numPr>
                 <w:ilvl w:val="0"/>
-                <w:numId w:val="29"/>
+                <w:numId w:val="33"/>
               </w:numPr>
               <w:spacing w:after="160" w:line="276" w:lineRule="auto"/>
               <w:ind w:left="720" w:hanging="360"/>
@@ -9411,7 +9376,7 @@
               <w:widowControl w:val="1"/>
               <w:numPr>
                 <w:ilvl w:val="0"/>
-                <w:numId w:val="29"/>
+                <w:numId w:val="33"/>
               </w:numPr>
               <w:spacing w:after="160" w:line="276" w:lineRule="auto"/>
               <w:ind w:left="720" w:hanging="360"/>
@@ -9437,7 +9402,7 @@
               <w:widowControl w:val="1"/>
               <w:numPr>
                 <w:ilvl w:val="0"/>
-                <w:numId w:val="29"/>
+                <w:numId w:val="33"/>
               </w:numPr>
               <w:spacing w:after="160" w:line="276" w:lineRule="auto"/>
               <w:ind w:left="720" w:hanging="360"/>
@@ -9509,7 +9474,7 @@
             <w:pPr>
               <w:numPr>
                 <w:ilvl w:val="0"/>
-                <w:numId w:val="39"/>
+                <w:numId w:val="43"/>
               </w:numPr>
               <w:ind w:left="720" w:hanging="360"/>
               <w:rPr/>
@@ -9525,7 +9490,7 @@
             <w:pPr>
               <w:numPr>
                 <w:ilvl w:val="0"/>
-                <w:numId w:val="39"/>
+                <w:numId w:val="43"/>
               </w:numPr>
               <w:ind w:left="720" w:hanging="360"/>
               <w:rPr/>
@@ -9541,7 +9506,7 @@
             <w:pPr>
               <w:numPr>
                 <w:ilvl w:val="0"/>
-                <w:numId w:val="39"/>
+                <w:numId w:val="43"/>
               </w:numPr>
               <w:ind w:left="720" w:hanging="360"/>
               <w:rPr/>
@@ -9608,7 +9573,7 @@
             <w:pPr>
               <w:numPr>
                 <w:ilvl w:val="0"/>
-                <w:numId w:val="38"/>
+                <w:numId w:val="42"/>
               </w:numPr>
               <w:ind w:left="720" w:hanging="360"/>
               <w:rPr/>
@@ -9624,7 +9589,7 @@
             <w:pPr>
               <w:numPr>
                 <w:ilvl w:val="0"/>
-                <w:numId w:val="38"/>
+                <w:numId w:val="42"/>
               </w:numPr>
               <w:ind w:left="720" w:hanging="360"/>
               <w:rPr/>
@@ -9640,7 +9605,7 @@
             <w:pPr>
               <w:numPr>
                 <w:ilvl w:val="0"/>
-                <w:numId w:val="38"/>
+                <w:numId w:val="42"/>
               </w:numPr>
               <w:ind w:left="720" w:hanging="360"/>
               <w:rPr/>
@@ -9750,7 +9715,7 @@
               <w:widowControl w:val="1"/>
               <w:numPr>
                 <w:ilvl w:val="0"/>
-                <w:numId w:val="29"/>
+                <w:numId w:val="33"/>
               </w:numPr>
               <w:spacing w:after="160" w:line="276" w:lineRule="auto"/>
               <w:ind w:left="720" w:hanging="360"/>
@@ -9768,7 +9733,7 @@
               <w:widowControl w:val="1"/>
               <w:numPr>
                 <w:ilvl w:val="0"/>
-                <w:numId w:val="29"/>
+                <w:numId w:val="33"/>
               </w:numPr>
               <w:spacing w:after="160" w:line="276" w:lineRule="auto"/>
               <w:ind w:left="720" w:hanging="360"/>
@@ -9786,7 +9751,7 @@
               <w:widowControl w:val="1"/>
               <w:numPr>
                 <w:ilvl w:val="0"/>
-                <w:numId w:val="29"/>
+                <w:numId w:val="33"/>
               </w:numPr>
               <w:spacing w:line="276" w:lineRule="auto"/>
               <w:ind w:left="720" w:hanging="360"/>
@@ -9804,7 +9769,7 @@
               <w:widowControl w:val="1"/>
               <w:numPr>
                 <w:ilvl w:val="0"/>
-                <w:numId w:val="29"/>
+                <w:numId w:val="33"/>
               </w:numPr>
               <w:spacing w:after="160" w:line="276" w:lineRule="auto"/>
               <w:ind w:left="720" w:hanging="360"/>
@@ -10279,7 +10244,7 @@
               <w:widowControl w:val="1"/>
               <w:numPr>
                 <w:ilvl w:val="0"/>
-                <w:numId w:val="29"/>
+                <w:numId w:val="33"/>
               </w:numPr>
               <w:spacing w:after="160" w:line="276" w:lineRule="auto"/>
               <w:ind w:left="720" w:hanging="360"/>
@@ -10305,7 +10270,7 @@
               <w:widowControl w:val="1"/>
               <w:numPr>
                 <w:ilvl w:val="0"/>
-                <w:numId w:val="29"/>
+                <w:numId w:val="33"/>
               </w:numPr>
               <w:spacing w:after="160" w:line="276" w:lineRule="auto"/>
               <w:ind w:left="720" w:hanging="360"/>
@@ -10331,7 +10296,7 @@
               <w:widowControl w:val="1"/>
               <w:numPr>
                 <w:ilvl w:val="0"/>
-                <w:numId w:val="29"/>
+                <w:numId w:val="33"/>
               </w:numPr>
               <w:spacing w:after="160" w:line="276" w:lineRule="auto"/>
               <w:ind w:left="720" w:hanging="360"/>
@@ -10357,7 +10322,7 @@
               <w:widowControl w:val="1"/>
               <w:numPr>
                 <w:ilvl w:val="0"/>
-                <w:numId w:val="29"/>
+                <w:numId w:val="33"/>
               </w:numPr>
               <w:spacing w:after="160" w:line="276" w:lineRule="auto"/>
               <w:ind w:left="720" w:hanging="360"/>
@@ -10430,7 +10395,7 @@
             <w:pPr>
               <w:numPr>
                 <w:ilvl w:val="0"/>
-                <w:numId w:val="35"/>
+                <w:numId w:val="39"/>
               </w:numPr>
               <w:ind w:left="720" w:hanging="360"/>
               <w:rPr/>
@@ -10446,7 +10411,7 @@
             <w:pPr>
               <w:numPr>
                 <w:ilvl w:val="0"/>
-                <w:numId w:val="35"/>
+                <w:numId w:val="39"/>
               </w:numPr>
               <w:ind w:left="720" w:hanging="360"/>
               <w:rPr/>
@@ -10462,7 +10427,7 @@
             <w:pPr>
               <w:numPr>
                 <w:ilvl w:val="0"/>
-                <w:numId w:val="35"/>
+                <w:numId w:val="39"/>
               </w:numPr>
               <w:ind w:left="720" w:hanging="360"/>
               <w:rPr/>
@@ -10478,7 +10443,7 @@
             <w:pPr>
               <w:numPr>
                 <w:ilvl w:val="0"/>
-                <w:numId w:val="35"/>
+                <w:numId w:val="39"/>
               </w:numPr>
               <w:ind w:left="720" w:hanging="360"/>
               <w:rPr/>
@@ -10531,7 +10496,7 @@
             <w:pPr>
               <w:numPr>
                 <w:ilvl w:val="0"/>
-                <w:numId w:val="36"/>
+                <w:numId w:val="40"/>
               </w:numPr>
               <w:ind w:left="720" w:hanging="360"/>
               <w:rPr/>
@@ -10547,7 +10512,7 @@
             <w:pPr>
               <w:numPr>
                 <w:ilvl w:val="0"/>
-                <w:numId w:val="36"/>
+                <w:numId w:val="40"/>
               </w:numPr>
               <w:ind w:left="720" w:hanging="360"/>
               <w:rPr/>
@@ -10563,7 +10528,7 @@
             <w:pPr>
               <w:numPr>
                 <w:ilvl w:val="0"/>
-                <w:numId w:val="36"/>
+                <w:numId w:val="40"/>
               </w:numPr>
               <w:ind w:left="720" w:hanging="360"/>
               <w:rPr/>
@@ -10662,7 +10627,7 @@
               <w:widowControl w:val="1"/>
               <w:numPr>
                 <w:ilvl w:val="0"/>
-                <w:numId w:val="29"/>
+                <w:numId w:val="33"/>
               </w:numPr>
               <w:spacing w:after="160" w:line="276" w:lineRule="auto"/>
               <w:ind w:left="720" w:hanging="360"/>
@@ -10680,7 +10645,7 @@
               <w:widowControl w:val="1"/>
               <w:numPr>
                 <w:ilvl w:val="0"/>
-                <w:numId w:val="29"/>
+                <w:numId w:val="33"/>
               </w:numPr>
               <w:spacing w:after="160" w:line="276" w:lineRule="auto"/>
               <w:ind w:left="720" w:hanging="360"/>
@@ -10698,7 +10663,7 @@
               <w:widowControl w:val="1"/>
               <w:numPr>
                 <w:ilvl w:val="0"/>
-                <w:numId w:val="29"/>
+                <w:numId w:val="33"/>
               </w:numPr>
               <w:spacing w:after="160" w:line="276" w:lineRule="auto"/>
               <w:ind w:left="720" w:hanging="360"/>
@@ -10716,7 +10681,7 @@
               <w:widowControl w:val="1"/>
               <w:numPr>
                 <w:ilvl w:val="0"/>
-                <w:numId w:val="29"/>
+                <w:numId w:val="33"/>
               </w:numPr>
               <w:spacing w:after="160" w:line="276" w:lineRule="auto"/>
               <w:ind w:left="720" w:hanging="360"/>
@@ -11177,7 +11142,7 @@
               <w:widowControl w:val="1"/>
               <w:numPr>
                 <w:ilvl w:val="0"/>
-                <w:numId w:val="29"/>
+                <w:numId w:val="33"/>
               </w:numPr>
               <w:spacing w:after="160" w:line="276" w:lineRule="auto"/>
               <w:ind w:left="720" w:hanging="360"/>
@@ -11203,7 +11168,7 @@
               <w:widowControl w:val="1"/>
               <w:numPr>
                 <w:ilvl w:val="0"/>
-                <w:numId w:val="29"/>
+                <w:numId w:val="33"/>
               </w:numPr>
               <w:spacing w:after="160" w:line="276" w:lineRule="auto"/>
               <w:ind w:left="720" w:hanging="360"/>
@@ -11229,7 +11194,7 @@
               <w:widowControl w:val="1"/>
               <w:numPr>
                 <w:ilvl w:val="0"/>
-                <w:numId w:val="29"/>
+                <w:numId w:val="33"/>
               </w:numPr>
               <w:spacing w:after="160" w:line="276" w:lineRule="auto"/>
               <w:ind w:left="720" w:hanging="360"/>
@@ -11255,7 +11220,7 @@
               <w:widowControl w:val="1"/>
               <w:numPr>
                 <w:ilvl w:val="0"/>
-                <w:numId w:val="29"/>
+                <w:numId w:val="33"/>
               </w:numPr>
               <w:spacing w:after="160" w:line="276" w:lineRule="auto"/>
               <w:ind w:left="720" w:hanging="360"/>
@@ -11315,7 +11280,7 @@
             <w:pPr>
               <w:numPr>
                 <w:ilvl w:val="0"/>
-                <w:numId w:val="4"/>
+                <w:numId w:val="8"/>
               </w:numPr>
               <w:ind w:left="720" w:hanging="360"/>
               <w:rPr/>
@@ -11331,7 +11296,7 @@
             <w:pPr>
               <w:numPr>
                 <w:ilvl w:val="0"/>
-                <w:numId w:val="4"/>
+                <w:numId w:val="8"/>
               </w:numPr>
               <w:ind w:left="720" w:hanging="360"/>
               <w:rPr/>
@@ -11347,7 +11312,7 @@
             <w:pPr>
               <w:numPr>
                 <w:ilvl w:val="0"/>
-                <w:numId w:val="4"/>
+                <w:numId w:val="8"/>
               </w:numPr>
               <w:ind w:left="720" w:hanging="360"/>
               <w:rPr/>
@@ -11363,7 +11328,7 @@
             <w:pPr>
               <w:numPr>
                 <w:ilvl w:val="0"/>
-                <w:numId w:val="4"/>
+                <w:numId w:val="8"/>
               </w:numPr>
               <w:ind w:left="720" w:hanging="360"/>
               <w:rPr/>
@@ -11416,7 +11381,7 @@
             <w:pPr>
               <w:numPr>
                 <w:ilvl w:val="0"/>
-                <w:numId w:val="34"/>
+                <w:numId w:val="38"/>
               </w:numPr>
               <w:ind w:left="720" w:hanging="360"/>
               <w:rPr/>
@@ -11432,7 +11397,7 @@
             <w:pPr>
               <w:numPr>
                 <w:ilvl w:val="0"/>
-                <w:numId w:val="34"/>
+                <w:numId w:val="38"/>
               </w:numPr>
               <w:ind w:left="720" w:hanging="360"/>
               <w:rPr/>
@@ -11448,7 +11413,7 @@
             <w:pPr>
               <w:numPr>
                 <w:ilvl w:val="0"/>
-                <w:numId w:val="34"/>
+                <w:numId w:val="38"/>
               </w:numPr>
               <w:ind w:left="720" w:hanging="360"/>
               <w:rPr/>
@@ -11464,7 +11429,7 @@
             <w:pPr>
               <w:numPr>
                 <w:ilvl w:val="0"/>
-                <w:numId w:val="34"/>
+                <w:numId w:val="38"/>
               </w:numPr>
               <w:ind w:left="720" w:hanging="360"/>
               <w:rPr/>
@@ -11563,7 +11528,7 @@
             <w:pPr>
               <w:numPr>
                 <w:ilvl w:val="0"/>
-                <w:numId w:val="2"/>
+                <w:numId w:val="6"/>
               </w:numPr>
               <w:ind w:left="720" w:hanging="360"/>
               <w:rPr/>
@@ -11579,7 +11544,7 @@
             <w:pPr>
               <w:numPr>
                 <w:ilvl w:val="0"/>
-                <w:numId w:val="2"/>
+                <w:numId w:val="6"/>
               </w:numPr>
               <w:ind w:left="720" w:hanging="360"/>
               <w:rPr/>
@@ -11595,7 +11560,7 @@
             <w:pPr>
               <w:numPr>
                 <w:ilvl w:val="0"/>
-                <w:numId w:val="2"/>
+                <w:numId w:val="6"/>
               </w:numPr>
               <w:ind w:left="720" w:hanging="360"/>
               <w:rPr/>
@@ -11611,7 +11576,7 @@
             <w:pPr>
               <w:numPr>
                 <w:ilvl w:val="0"/>
-                <w:numId w:val="2"/>
+                <w:numId w:val="6"/>
               </w:numPr>
               <w:ind w:left="720" w:hanging="360"/>
               <w:rPr/>
@@ -11820,7 +11785,7 @@
         <w:pStyle w:val="Heading2"/>
         <w:numPr>
           <w:ilvl w:val="1"/>
-          <w:numId w:val="26"/>
+          <w:numId w:val="30"/>
         </w:numPr>
         <w:tabs>
           <w:tab w:val="left" w:leader="none" w:pos="2292"/>
@@ -12843,7 +12808,7 @@
               <w:widowControl w:val="1"/>
               <w:numPr>
                 <w:ilvl w:val="0"/>
-                <w:numId w:val="30"/>
+                <w:numId w:val="34"/>
               </w:numPr>
               <w:spacing w:after="160" w:line="276" w:lineRule="auto"/>
               <w:ind w:left="1440" w:hanging="360"/>
@@ -13027,7 +12992,7 @@
               <w:widowControl w:val="1"/>
               <w:numPr>
                 <w:ilvl w:val="0"/>
-                <w:numId w:val="29"/>
+                <w:numId w:val="33"/>
               </w:numPr>
               <w:spacing w:line="276" w:lineRule="auto"/>
               <w:ind w:left="720" w:hanging="360"/>
@@ -13051,7 +13016,7 @@
               <w:widowControl w:val="1"/>
               <w:numPr>
                 <w:ilvl w:val="0"/>
-                <w:numId w:val="29"/>
+                <w:numId w:val="33"/>
               </w:numPr>
               <w:spacing w:after="160" w:line="276" w:lineRule="auto"/>
               <w:ind w:left="720" w:hanging="360"/>
@@ -13711,7 +13676,7 @@
               <w:widowControl w:val="1"/>
               <w:numPr>
                 <w:ilvl w:val="0"/>
-                <w:numId w:val="30"/>
+                <w:numId w:val="34"/>
               </w:numPr>
               <w:spacing w:after="160" w:line="276" w:lineRule="auto"/>
               <w:ind w:left="1440" w:hanging="360"/>
@@ -13895,7 +13860,7 @@
               <w:widowControl w:val="1"/>
               <w:numPr>
                 <w:ilvl w:val="0"/>
-                <w:numId w:val="29"/>
+                <w:numId w:val="33"/>
               </w:numPr>
               <w:spacing w:after="160" w:line="276" w:lineRule="auto"/>
               <w:ind w:left="720" w:hanging="360"/>
@@ -14559,7 +14524,7 @@
               <w:widowControl w:val="1"/>
               <w:numPr>
                 <w:ilvl w:val="0"/>
-                <w:numId w:val="30"/>
+                <w:numId w:val="34"/>
               </w:numPr>
               <w:spacing w:after="160" w:line="276" w:lineRule="auto"/>
               <w:ind w:left="1440" w:hanging="360"/>
@@ -14743,7 +14708,7 @@
               <w:widowControl w:val="1"/>
               <w:numPr>
                 <w:ilvl w:val="0"/>
-                <w:numId w:val="29"/>
+                <w:numId w:val="33"/>
               </w:numPr>
               <w:spacing w:line="276" w:lineRule="auto"/>
               <w:ind w:left="720" w:hanging="360"/>
@@ -14767,7 +14732,7 @@
               <w:widowControl w:val="1"/>
               <w:numPr>
                 <w:ilvl w:val="0"/>
-                <w:numId w:val="29"/>
+                <w:numId w:val="33"/>
               </w:numPr>
               <w:spacing w:line="276" w:lineRule="auto"/>
               <w:ind w:left="720" w:hanging="360"/>
@@ -15408,7 +15373,7 @@
               <w:widowControl w:val="1"/>
               <w:numPr>
                 <w:ilvl w:val="0"/>
-                <w:numId w:val="30"/>
+                <w:numId w:val="34"/>
               </w:numPr>
               <w:spacing w:after="160" w:line="276" w:lineRule="auto"/>
               <w:ind w:left="1440" w:hanging="360"/>
@@ -15602,7 +15567,7 @@
               <w:widowControl w:val="1"/>
               <w:numPr>
                 <w:ilvl w:val="0"/>
-                <w:numId w:val="29"/>
+                <w:numId w:val="33"/>
               </w:numPr>
               <w:spacing w:line="276" w:lineRule="auto"/>
               <w:ind w:left="720" w:hanging="360"/>
@@ -15626,7 +15591,7 @@
               <w:widowControl w:val="1"/>
               <w:numPr>
                 <w:ilvl w:val="0"/>
-                <w:numId w:val="29"/>
+                <w:numId w:val="33"/>
               </w:numPr>
               <w:spacing w:line="276" w:lineRule="auto"/>
               <w:ind w:left="720" w:hanging="360"/>
@@ -15685,7 +15650,7 @@
         <w:pStyle w:val="Heading1"/>
         <w:numPr>
           <w:ilvl w:val="0"/>
-          <w:numId w:val="26"/>
+          <w:numId w:val="30"/>
         </w:numPr>
         <w:tabs>
           <w:tab w:val="left" w:leader="none" w:pos="1572"/>
@@ -15713,7 +15678,7 @@
         <w:pStyle w:val="Heading2"/>
         <w:numPr>
           <w:ilvl w:val="1"/>
-          <w:numId w:val="26"/>
+          <w:numId w:val="30"/>
         </w:numPr>
         <w:tabs>
           <w:tab w:val="left" w:leader="none" w:pos="1949"/>
@@ -15805,7 +15770,7 @@
       <w:pPr>
         <w:numPr>
           <w:ilvl w:val="1"/>
-          <w:numId w:val="26"/>
+          <w:numId w:val="30"/>
         </w:numPr>
         <w:pBdr>
           <w:top w:space="0" w:sz="0" w:val="nil"/>
@@ -28319,7 +28284,7 @@
       <w:lvlText w:val="●"/>
       <w:lvlJc w:val="left"/>
       <w:pPr>
-        <w:ind w:left="720" w:hanging="360"/>
+        <w:ind w:left="2160" w:hanging="360"/>
       </w:pPr>
       <w:rPr>
         <w:u w:val="none"/>
@@ -28331,7 +28296,7 @@
       <w:lvlText w:val="○"/>
       <w:lvlJc w:val="left"/>
       <w:pPr>
-        <w:ind w:left="1440" w:hanging="360"/>
+        <w:ind w:left="2880" w:hanging="360"/>
       </w:pPr>
       <w:rPr>
         <w:u w:val="none"/>
@@ -28343,7 +28308,7 @@
       <w:lvlText w:val="■"/>
       <w:lvlJc w:val="left"/>
       <w:pPr>
-        <w:ind w:left="2160" w:hanging="360"/>
+        <w:ind w:left="3600" w:hanging="360"/>
       </w:pPr>
       <w:rPr>
         <w:u w:val="none"/>
@@ -28355,7 +28320,7 @@
       <w:lvlText w:val="●"/>
       <w:lvlJc w:val="left"/>
       <w:pPr>
-        <w:ind w:left="2880" w:hanging="360"/>
+        <w:ind w:left="4320" w:hanging="360"/>
       </w:pPr>
       <w:rPr>
         <w:u w:val="none"/>
@@ -28367,7 +28332,7 @@
       <w:lvlText w:val="○"/>
       <w:lvlJc w:val="left"/>
       <w:pPr>
-        <w:ind w:left="3600" w:hanging="360"/>
+        <w:ind w:left="5040" w:hanging="360"/>
       </w:pPr>
       <w:rPr>
         <w:u w:val="none"/>
@@ -28379,7 +28344,7 @@
       <w:lvlText w:val="■"/>
       <w:lvlJc w:val="left"/>
       <w:pPr>
-        <w:ind w:left="4320" w:hanging="360"/>
+        <w:ind w:left="5760" w:hanging="360"/>
       </w:pPr>
       <w:rPr>
         <w:u w:val="none"/>
@@ -28391,7 +28356,7 @@
       <w:lvlText w:val="●"/>
       <w:lvlJc w:val="left"/>
       <w:pPr>
-        <w:ind w:left="5040" w:hanging="360"/>
+        <w:ind w:left="6480" w:hanging="360"/>
       </w:pPr>
       <w:rPr>
         <w:u w:val="none"/>
@@ -28403,7 +28368,7 @@
       <w:lvlText w:val="○"/>
       <w:lvlJc w:val="left"/>
       <w:pPr>
-        <w:ind w:left="5760" w:hanging="360"/>
+        <w:ind w:left="7200" w:hanging="360"/>
       </w:pPr>
       <w:rPr>
         <w:u w:val="none"/>
@@ -28415,7 +28380,7 @@
       <w:lvlText w:val="■"/>
       <w:lvlJc w:val="left"/>
       <w:pPr>
-        <w:ind w:left="6480" w:hanging="360"/>
+        <w:ind w:left="7920" w:hanging="360"/>
       </w:pPr>
       <w:rPr>
         <w:u w:val="none"/>
@@ -28539,7 +28504,7 @@
       <w:lvlText w:val="●"/>
       <w:lvlJc w:val="left"/>
       <w:pPr>
-        <w:ind w:left="720" w:hanging="360"/>
+        <w:ind w:left="2160" w:hanging="360"/>
       </w:pPr>
       <w:rPr>
         <w:u w:val="none"/>
@@ -28551,7 +28516,7 @@
       <w:lvlText w:val="○"/>
       <w:lvlJc w:val="left"/>
       <w:pPr>
-        <w:ind w:left="1440" w:hanging="360"/>
+        <w:ind w:left="2880" w:hanging="360"/>
       </w:pPr>
       <w:rPr>
         <w:u w:val="none"/>
@@ -28563,7 +28528,7 @@
       <w:lvlText w:val="■"/>
       <w:lvlJc w:val="left"/>
       <w:pPr>
-        <w:ind w:left="2160" w:hanging="360"/>
+        <w:ind w:left="3600" w:hanging="360"/>
       </w:pPr>
       <w:rPr>
         <w:u w:val="none"/>
@@ -28575,7 +28540,7 @@
       <w:lvlText w:val="●"/>
       <w:lvlJc w:val="left"/>
       <w:pPr>
-        <w:ind w:left="2880" w:hanging="360"/>
+        <w:ind w:left="4320" w:hanging="360"/>
       </w:pPr>
       <w:rPr>
         <w:u w:val="none"/>
@@ -28587,7 +28552,7 @@
       <w:lvlText w:val="○"/>
       <w:lvlJc w:val="left"/>
       <w:pPr>
-        <w:ind w:left="3600" w:hanging="360"/>
+        <w:ind w:left="5040" w:hanging="360"/>
       </w:pPr>
       <w:rPr>
         <w:u w:val="none"/>
@@ -28599,7 +28564,7 @@
       <w:lvlText w:val="■"/>
       <w:lvlJc w:val="left"/>
       <w:pPr>
-        <w:ind w:left="4320" w:hanging="360"/>
+        <w:ind w:left="5760" w:hanging="360"/>
       </w:pPr>
       <w:rPr>
         <w:u w:val="none"/>
@@ -28611,7 +28576,7 @@
       <w:lvlText w:val="●"/>
       <w:lvlJc w:val="left"/>
       <w:pPr>
-        <w:ind w:left="5040" w:hanging="360"/>
+        <w:ind w:left="6480" w:hanging="360"/>
       </w:pPr>
       <w:rPr>
         <w:u w:val="none"/>
@@ -28623,7 +28588,7 @@
       <w:lvlText w:val="○"/>
       <w:lvlJc w:val="left"/>
       <w:pPr>
-        <w:ind w:left="5760" w:hanging="360"/>
+        <w:ind w:left="7200" w:hanging="360"/>
       </w:pPr>
       <w:rPr>
         <w:u w:val="none"/>
@@ -28635,7 +28600,7 @@
       <w:lvlText w:val="■"/>
       <w:lvlJc w:val="left"/>
       <w:pPr>
-        <w:ind w:left="6480" w:hanging="360"/>
+        <w:ind w:left="7920" w:hanging="360"/>
       </w:pPr>
       <w:rPr>
         <w:u w:val="none"/>
@@ -28759,7 +28724,7 @@
       <w:lvlText w:val="●"/>
       <w:lvlJc w:val="left"/>
       <w:pPr>
-        <w:ind w:left="2160" w:hanging="360"/>
+        <w:ind w:left="720" w:hanging="360"/>
       </w:pPr>
       <w:rPr>
         <w:u w:val="none"/>
@@ -28771,7 +28736,7 @@
       <w:lvlText w:val="○"/>
       <w:lvlJc w:val="left"/>
       <w:pPr>
-        <w:ind w:left="2880" w:hanging="360"/>
+        <w:ind w:left="1440" w:hanging="360"/>
       </w:pPr>
       <w:rPr>
         <w:u w:val="none"/>
@@ -28783,7 +28748,7 @@
       <w:lvlText w:val="■"/>
       <w:lvlJc w:val="left"/>
       <w:pPr>
-        <w:ind w:left="3600" w:hanging="360"/>
+        <w:ind w:left="2160" w:hanging="360"/>
       </w:pPr>
       <w:rPr>
         <w:u w:val="none"/>
@@ -28795,7 +28760,7 @@
       <w:lvlText w:val="●"/>
       <w:lvlJc w:val="left"/>
       <w:pPr>
-        <w:ind w:left="4320" w:hanging="360"/>
+        <w:ind w:left="2880" w:hanging="360"/>
       </w:pPr>
       <w:rPr>
         <w:u w:val="none"/>
@@ -28807,7 +28772,7 @@
       <w:lvlText w:val="○"/>
       <w:lvlJc w:val="left"/>
       <w:pPr>
-        <w:ind w:left="5040" w:hanging="360"/>
+        <w:ind w:left="3600" w:hanging="360"/>
       </w:pPr>
       <w:rPr>
         <w:u w:val="none"/>
@@ -28819,7 +28784,7 @@
       <w:lvlText w:val="■"/>
       <w:lvlJc w:val="left"/>
       <w:pPr>
-        <w:ind w:left="5760" w:hanging="360"/>
+        <w:ind w:left="4320" w:hanging="360"/>
       </w:pPr>
       <w:rPr>
         <w:u w:val="none"/>
@@ -28831,7 +28796,7 @@
       <w:lvlText w:val="●"/>
       <w:lvlJc w:val="left"/>
       <w:pPr>
-        <w:ind w:left="6480" w:hanging="360"/>
+        <w:ind w:left="5040" w:hanging="360"/>
       </w:pPr>
       <w:rPr>
         <w:u w:val="none"/>
@@ -28843,7 +28808,7 @@
       <w:lvlText w:val="○"/>
       <w:lvlJc w:val="left"/>
       <w:pPr>
-        <w:ind w:left="7200" w:hanging="360"/>
+        <w:ind w:left="5760" w:hanging="360"/>
       </w:pPr>
       <w:rPr>
         <w:u w:val="none"/>
@@ -28855,7 +28820,7 @@
       <w:lvlText w:val="■"/>
       <w:lvlJc w:val="left"/>
       <w:pPr>
-        <w:ind w:left="7920" w:hanging="360"/>
+        <w:ind w:left="6480" w:hanging="360"/>
       </w:pPr>
       <w:rPr>
         <w:u w:val="none"/>
@@ -28863,6 +28828,446 @@
     </w:lvl>
   </w:abstractNum>
   <w:abstractNum w:abstractNumId="7">
+    <w:lvl w:ilvl="0">
+      <w:start w:val="1"/>
+      <w:numFmt w:val="bullet"/>
+      <w:lvlText w:val="●"/>
+      <w:lvlJc w:val="left"/>
+      <w:pPr>
+        <w:ind w:left="2160" w:hanging="360"/>
+      </w:pPr>
+      <w:rPr>
+        <w:u w:val="none"/>
+      </w:rPr>
+    </w:lvl>
+    <w:lvl w:ilvl="1">
+      <w:start w:val="1"/>
+      <w:numFmt w:val="bullet"/>
+      <w:lvlText w:val="○"/>
+      <w:lvlJc w:val="left"/>
+      <w:pPr>
+        <w:ind w:left="2880" w:hanging="360"/>
+      </w:pPr>
+      <w:rPr>
+        <w:u w:val="none"/>
+      </w:rPr>
+    </w:lvl>
+    <w:lvl w:ilvl="2">
+      <w:start w:val="1"/>
+      <w:numFmt w:val="bullet"/>
+      <w:lvlText w:val="■"/>
+      <w:lvlJc w:val="left"/>
+      <w:pPr>
+        <w:ind w:left="3600" w:hanging="360"/>
+      </w:pPr>
+      <w:rPr>
+        <w:u w:val="none"/>
+      </w:rPr>
+    </w:lvl>
+    <w:lvl w:ilvl="3">
+      <w:start w:val="1"/>
+      <w:numFmt w:val="bullet"/>
+      <w:lvlText w:val="●"/>
+      <w:lvlJc w:val="left"/>
+      <w:pPr>
+        <w:ind w:left="4320" w:hanging="360"/>
+      </w:pPr>
+      <w:rPr>
+        <w:u w:val="none"/>
+      </w:rPr>
+    </w:lvl>
+    <w:lvl w:ilvl="4">
+      <w:start w:val="1"/>
+      <w:numFmt w:val="bullet"/>
+      <w:lvlText w:val="○"/>
+      <w:lvlJc w:val="left"/>
+      <w:pPr>
+        <w:ind w:left="5040" w:hanging="360"/>
+      </w:pPr>
+      <w:rPr>
+        <w:u w:val="none"/>
+      </w:rPr>
+    </w:lvl>
+    <w:lvl w:ilvl="5">
+      <w:start w:val="1"/>
+      <w:numFmt w:val="bullet"/>
+      <w:lvlText w:val="■"/>
+      <w:lvlJc w:val="left"/>
+      <w:pPr>
+        <w:ind w:left="5760" w:hanging="360"/>
+      </w:pPr>
+      <w:rPr>
+        <w:u w:val="none"/>
+      </w:rPr>
+    </w:lvl>
+    <w:lvl w:ilvl="6">
+      <w:start w:val="1"/>
+      <w:numFmt w:val="bullet"/>
+      <w:lvlText w:val="●"/>
+      <w:lvlJc w:val="left"/>
+      <w:pPr>
+        <w:ind w:left="6480" w:hanging="360"/>
+      </w:pPr>
+      <w:rPr>
+        <w:u w:val="none"/>
+      </w:rPr>
+    </w:lvl>
+    <w:lvl w:ilvl="7">
+      <w:start w:val="1"/>
+      <w:numFmt w:val="bullet"/>
+      <w:lvlText w:val="○"/>
+      <w:lvlJc w:val="left"/>
+      <w:pPr>
+        <w:ind w:left="7200" w:hanging="360"/>
+      </w:pPr>
+      <w:rPr>
+        <w:u w:val="none"/>
+      </w:rPr>
+    </w:lvl>
+    <w:lvl w:ilvl="8">
+      <w:start w:val="1"/>
+      <w:numFmt w:val="bullet"/>
+      <w:lvlText w:val="■"/>
+      <w:lvlJc w:val="left"/>
+      <w:pPr>
+        <w:ind w:left="7920" w:hanging="360"/>
+      </w:pPr>
+      <w:rPr>
+        <w:u w:val="none"/>
+      </w:rPr>
+    </w:lvl>
+  </w:abstractNum>
+  <w:abstractNum w:abstractNumId="8">
+    <w:lvl w:ilvl="0">
+      <w:start w:val="1"/>
+      <w:numFmt w:val="bullet"/>
+      <w:lvlText w:val="●"/>
+      <w:lvlJc w:val="left"/>
+      <w:pPr>
+        <w:ind w:left="720" w:hanging="360"/>
+      </w:pPr>
+      <w:rPr>
+        <w:u w:val="none"/>
+      </w:rPr>
+    </w:lvl>
+    <w:lvl w:ilvl="1">
+      <w:start w:val="1"/>
+      <w:numFmt w:val="bullet"/>
+      <w:lvlText w:val="○"/>
+      <w:lvlJc w:val="left"/>
+      <w:pPr>
+        <w:ind w:left="1440" w:hanging="360"/>
+      </w:pPr>
+      <w:rPr>
+        <w:u w:val="none"/>
+      </w:rPr>
+    </w:lvl>
+    <w:lvl w:ilvl="2">
+      <w:start w:val="1"/>
+      <w:numFmt w:val="bullet"/>
+      <w:lvlText w:val="■"/>
+      <w:lvlJc w:val="left"/>
+      <w:pPr>
+        <w:ind w:left="2160" w:hanging="360"/>
+      </w:pPr>
+      <w:rPr>
+        <w:u w:val="none"/>
+      </w:rPr>
+    </w:lvl>
+    <w:lvl w:ilvl="3">
+      <w:start w:val="1"/>
+      <w:numFmt w:val="bullet"/>
+      <w:lvlText w:val="●"/>
+      <w:lvlJc w:val="left"/>
+      <w:pPr>
+        <w:ind w:left="2880" w:hanging="360"/>
+      </w:pPr>
+      <w:rPr>
+        <w:u w:val="none"/>
+      </w:rPr>
+    </w:lvl>
+    <w:lvl w:ilvl="4">
+      <w:start w:val="1"/>
+      <w:numFmt w:val="bullet"/>
+      <w:lvlText w:val="○"/>
+      <w:lvlJc w:val="left"/>
+      <w:pPr>
+        <w:ind w:left="3600" w:hanging="360"/>
+      </w:pPr>
+      <w:rPr>
+        <w:u w:val="none"/>
+      </w:rPr>
+    </w:lvl>
+    <w:lvl w:ilvl="5">
+      <w:start w:val="1"/>
+      <w:numFmt w:val="bullet"/>
+      <w:lvlText w:val="■"/>
+      <w:lvlJc w:val="left"/>
+      <w:pPr>
+        <w:ind w:left="4320" w:hanging="360"/>
+      </w:pPr>
+      <w:rPr>
+        <w:u w:val="none"/>
+      </w:rPr>
+    </w:lvl>
+    <w:lvl w:ilvl="6">
+      <w:start w:val="1"/>
+      <w:numFmt w:val="bullet"/>
+      <w:lvlText w:val="●"/>
+      <w:lvlJc w:val="left"/>
+      <w:pPr>
+        <w:ind w:left="5040" w:hanging="360"/>
+      </w:pPr>
+      <w:rPr>
+        <w:u w:val="none"/>
+      </w:rPr>
+    </w:lvl>
+    <w:lvl w:ilvl="7">
+      <w:start w:val="1"/>
+      <w:numFmt w:val="bullet"/>
+      <w:lvlText w:val="○"/>
+      <w:lvlJc w:val="left"/>
+      <w:pPr>
+        <w:ind w:left="5760" w:hanging="360"/>
+      </w:pPr>
+      <w:rPr>
+        <w:u w:val="none"/>
+      </w:rPr>
+    </w:lvl>
+    <w:lvl w:ilvl="8">
+      <w:start w:val="1"/>
+      <w:numFmt w:val="bullet"/>
+      <w:lvlText w:val="■"/>
+      <w:lvlJc w:val="left"/>
+      <w:pPr>
+        <w:ind w:left="6480" w:hanging="360"/>
+      </w:pPr>
+      <w:rPr>
+        <w:u w:val="none"/>
+      </w:rPr>
+    </w:lvl>
+  </w:abstractNum>
+  <w:abstractNum w:abstractNumId="9">
+    <w:lvl w:ilvl="0">
+      <w:start w:val="1"/>
+      <w:numFmt w:val="bullet"/>
+      <w:lvlText w:val="●"/>
+      <w:lvlJc w:val="left"/>
+      <w:pPr>
+        <w:ind w:left="2160" w:hanging="360"/>
+      </w:pPr>
+      <w:rPr>
+        <w:u w:val="none"/>
+      </w:rPr>
+    </w:lvl>
+    <w:lvl w:ilvl="1">
+      <w:start w:val="1"/>
+      <w:numFmt w:val="bullet"/>
+      <w:lvlText w:val="○"/>
+      <w:lvlJc w:val="left"/>
+      <w:pPr>
+        <w:ind w:left="2880" w:hanging="360"/>
+      </w:pPr>
+      <w:rPr>
+        <w:u w:val="none"/>
+      </w:rPr>
+    </w:lvl>
+    <w:lvl w:ilvl="2">
+      <w:start w:val="1"/>
+      <w:numFmt w:val="bullet"/>
+      <w:lvlText w:val="■"/>
+      <w:lvlJc w:val="left"/>
+      <w:pPr>
+        <w:ind w:left="3600" w:hanging="360"/>
+      </w:pPr>
+      <w:rPr>
+        <w:u w:val="none"/>
+      </w:rPr>
+    </w:lvl>
+    <w:lvl w:ilvl="3">
+      <w:start w:val="1"/>
+      <w:numFmt w:val="bullet"/>
+      <w:lvlText w:val="●"/>
+      <w:lvlJc w:val="left"/>
+      <w:pPr>
+        <w:ind w:left="4320" w:hanging="360"/>
+      </w:pPr>
+      <w:rPr>
+        <w:u w:val="none"/>
+      </w:rPr>
+    </w:lvl>
+    <w:lvl w:ilvl="4">
+      <w:start w:val="1"/>
+      <w:numFmt w:val="bullet"/>
+      <w:lvlText w:val="○"/>
+      <w:lvlJc w:val="left"/>
+      <w:pPr>
+        <w:ind w:left="5040" w:hanging="360"/>
+      </w:pPr>
+      <w:rPr>
+        <w:u w:val="none"/>
+      </w:rPr>
+    </w:lvl>
+    <w:lvl w:ilvl="5">
+      <w:start w:val="1"/>
+      <w:numFmt w:val="bullet"/>
+      <w:lvlText w:val="■"/>
+      <w:lvlJc w:val="left"/>
+      <w:pPr>
+        <w:ind w:left="5760" w:hanging="360"/>
+      </w:pPr>
+      <w:rPr>
+        <w:u w:val="none"/>
+      </w:rPr>
+    </w:lvl>
+    <w:lvl w:ilvl="6">
+      <w:start w:val="1"/>
+      <w:numFmt w:val="bullet"/>
+      <w:lvlText w:val="●"/>
+      <w:lvlJc w:val="left"/>
+      <w:pPr>
+        <w:ind w:left="6480" w:hanging="360"/>
+      </w:pPr>
+      <w:rPr>
+        <w:u w:val="none"/>
+      </w:rPr>
+    </w:lvl>
+    <w:lvl w:ilvl="7">
+      <w:start w:val="1"/>
+      <w:numFmt w:val="bullet"/>
+      <w:lvlText w:val="○"/>
+      <w:lvlJc w:val="left"/>
+      <w:pPr>
+        <w:ind w:left="7200" w:hanging="360"/>
+      </w:pPr>
+      <w:rPr>
+        <w:u w:val="none"/>
+      </w:rPr>
+    </w:lvl>
+    <w:lvl w:ilvl="8">
+      <w:start w:val="1"/>
+      <w:numFmt w:val="bullet"/>
+      <w:lvlText w:val="■"/>
+      <w:lvlJc w:val="left"/>
+      <w:pPr>
+        <w:ind w:left="7920" w:hanging="360"/>
+      </w:pPr>
+      <w:rPr>
+        <w:u w:val="none"/>
+      </w:rPr>
+    </w:lvl>
+  </w:abstractNum>
+  <w:abstractNum w:abstractNumId="10">
+    <w:lvl w:ilvl="0">
+      <w:start w:val="1"/>
+      <w:numFmt w:val="bullet"/>
+      <w:lvlText w:val="●"/>
+      <w:lvlJc w:val="left"/>
+      <w:pPr>
+        <w:ind w:left="2160" w:hanging="360"/>
+      </w:pPr>
+      <w:rPr>
+        <w:u w:val="none"/>
+      </w:rPr>
+    </w:lvl>
+    <w:lvl w:ilvl="1">
+      <w:start w:val="1"/>
+      <w:numFmt w:val="bullet"/>
+      <w:lvlText w:val="○"/>
+      <w:lvlJc w:val="left"/>
+      <w:pPr>
+        <w:ind w:left="2880" w:hanging="360"/>
+      </w:pPr>
+      <w:rPr>
+        <w:u w:val="none"/>
+      </w:rPr>
+    </w:lvl>
+    <w:lvl w:ilvl="2">
+      <w:start w:val="1"/>
+      <w:numFmt w:val="bullet"/>
+      <w:lvlText w:val="■"/>
+      <w:lvlJc w:val="left"/>
+      <w:pPr>
+        <w:ind w:left="3600" w:hanging="360"/>
+      </w:pPr>
+      <w:rPr>
+        <w:u w:val="none"/>
+      </w:rPr>
+    </w:lvl>
+    <w:lvl w:ilvl="3">
+      <w:start w:val="1"/>
+      <w:numFmt w:val="bullet"/>
+      <w:lvlText w:val="●"/>
+      <w:lvlJc w:val="left"/>
+      <w:pPr>
+        <w:ind w:left="4320" w:hanging="360"/>
+      </w:pPr>
+      <w:rPr>
+        <w:u w:val="none"/>
+      </w:rPr>
+    </w:lvl>
+    <w:lvl w:ilvl="4">
+      <w:start w:val="1"/>
+      <w:numFmt w:val="bullet"/>
+      <w:lvlText w:val="○"/>
+      <w:lvlJc w:val="left"/>
+      <w:pPr>
+        <w:ind w:left="5040" w:hanging="360"/>
+      </w:pPr>
+      <w:rPr>
+        <w:u w:val="none"/>
+      </w:rPr>
+    </w:lvl>
+    <w:lvl w:ilvl="5">
+      <w:start w:val="1"/>
+      <w:numFmt w:val="bullet"/>
+      <w:lvlText w:val="■"/>
+      <w:lvlJc w:val="left"/>
+      <w:pPr>
+        <w:ind w:left="5760" w:hanging="360"/>
+      </w:pPr>
+      <w:rPr>
+        <w:u w:val="none"/>
+      </w:rPr>
+    </w:lvl>
+    <w:lvl w:ilvl="6">
+      <w:start w:val="1"/>
+      <w:numFmt w:val="bullet"/>
+      <w:lvlText w:val="●"/>
+      <w:lvlJc w:val="left"/>
+      <w:pPr>
+        <w:ind w:left="6480" w:hanging="360"/>
+      </w:pPr>
+      <w:rPr>
+        <w:u w:val="none"/>
+      </w:rPr>
+    </w:lvl>
+    <w:lvl w:ilvl="7">
+      <w:start w:val="1"/>
+      <w:numFmt w:val="bullet"/>
+      <w:lvlText w:val="○"/>
+      <w:lvlJc w:val="left"/>
+      <w:pPr>
+        <w:ind w:left="7200" w:hanging="360"/>
+      </w:pPr>
+      <w:rPr>
+        <w:u w:val="none"/>
+      </w:rPr>
+    </w:lvl>
+    <w:lvl w:ilvl="8">
+      <w:start w:val="1"/>
+      <w:numFmt w:val="bullet"/>
+      <w:lvlText w:val="■"/>
+      <w:lvlJc w:val="left"/>
+      <w:pPr>
+        <w:ind w:left="7920" w:hanging="360"/>
+      </w:pPr>
+      <w:rPr>
+        <w:u w:val="none"/>
+      </w:rPr>
+    </w:lvl>
+  </w:abstractNum>
+  <w:abstractNum w:abstractNumId="11">
     <w:lvl w:ilvl="0">
       <w:start w:val="0"/>
       <w:numFmt w:val="bullet"/>
@@ -28962,7 +29367,7 @@
       <w:rPr/>
     </w:lvl>
   </w:abstractNum>
-  <w:abstractNum w:abstractNumId="8">
+  <w:abstractNum w:abstractNumId="12">
     <w:lvl w:ilvl="0">
       <w:start w:val="0"/>
       <w:numFmt w:val="bullet"/>
@@ -29062,7 +29467,7 @@
       <w:rPr/>
     </w:lvl>
   </w:abstractNum>
-  <w:abstractNum w:abstractNumId="9">
+  <w:abstractNum w:abstractNumId="13">
     <w:lvl w:ilvl="0">
       <w:start w:val="0"/>
       <w:numFmt w:val="bullet"/>
@@ -29162,7 +29567,7 @@
       <w:rPr/>
     </w:lvl>
   </w:abstractNum>
-  <w:abstractNum w:abstractNumId="10">
+  <w:abstractNum w:abstractNumId="14">
     <w:lvl w:ilvl="0">
       <w:start w:val="0"/>
       <w:numFmt w:val="bullet"/>
@@ -29262,7 +29667,7 @@
       <w:rPr/>
     </w:lvl>
   </w:abstractNum>
-  <w:abstractNum w:abstractNumId="11">
+  <w:abstractNum w:abstractNumId="15">
     <w:lvl w:ilvl="0">
       <w:start w:val="0"/>
       <w:numFmt w:val="bullet"/>
@@ -29362,7 +29767,7 @@
       <w:rPr/>
     </w:lvl>
   </w:abstractNum>
-  <w:abstractNum w:abstractNumId="12">
+  <w:abstractNum w:abstractNumId="16">
     <w:lvl w:ilvl="0">
       <w:start w:val="0"/>
       <w:numFmt w:val="bullet"/>
@@ -29462,7 +29867,7 @@
       <w:rPr/>
     </w:lvl>
   </w:abstractNum>
-  <w:abstractNum w:abstractNumId="13">
+  <w:abstractNum w:abstractNumId="17">
     <w:lvl w:ilvl="0">
       <w:start w:val="1"/>
       <w:numFmt w:val="bullet"/>
@@ -29572,7 +29977,7 @@
       </w:rPr>
     </w:lvl>
   </w:abstractNum>
-  <w:abstractNum w:abstractNumId="14">
+  <w:abstractNum w:abstractNumId="18">
     <w:lvl w:ilvl="0">
       <w:start w:val="0"/>
       <w:numFmt w:val="bullet"/>
@@ -29672,7 +30077,7 @@
       <w:rPr/>
     </w:lvl>
   </w:abstractNum>
-  <w:abstractNum w:abstractNumId="15">
+  <w:abstractNum w:abstractNumId="19">
     <w:lvl w:ilvl="0">
       <w:start w:val="0"/>
       <w:numFmt w:val="bullet"/>
@@ -29772,7 +30177,7 @@
       <w:rPr/>
     </w:lvl>
   </w:abstractNum>
-  <w:abstractNum w:abstractNumId="16">
+  <w:abstractNum w:abstractNumId="20">
     <w:lvl w:ilvl="0">
       <w:start w:val="0"/>
       <w:numFmt w:val="bullet"/>
@@ -29872,7 +30277,7 @@
       <w:rPr/>
     </w:lvl>
   </w:abstractNum>
-  <w:abstractNum w:abstractNumId="17">
+  <w:abstractNum w:abstractNumId="21">
     <w:lvl w:ilvl="0">
       <w:start w:val="0"/>
       <w:numFmt w:val="bullet"/>
@@ -29972,7 +30377,7 @@
       <w:rPr/>
     </w:lvl>
   </w:abstractNum>
-  <w:abstractNum w:abstractNumId="18">
+  <w:abstractNum w:abstractNumId="22">
     <w:lvl w:ilvl="0">
       <w:start w:val="0"/>
       <w:numFmt w:val="bullet"/>
@@ -30072,7 +30477,7 @@
       <w:rPr/>
     </w:lvl>
   </w:abstractNum>
-  <w:abstractNum w:abstractNumId="19">
+  <w:abstractNum w:abstractNumId="23">
     <w:lvl w:ilvl="0">
       <w:start w:val="0"/>
       <w:numFmt w:val="bullet"/>
@@ -30172,7 +30577,7 @@
       <w:rPr/>
     </w:lvl>
   </w:abstractNum>
-  <w:abstractNum w:abstractNumId="20">
+  <w:abstractNum w:abstractNumId="24">
     <w:lvl w:ilvl="0">
       <w:start w:val="2"/>
       <w:numFmt w:val="decimal"/>
@@ -30272,7 +30677,7 @@
       <w:rPr/>
     </w:lvl>
   </w:abstractNum>
-  <w:abstractNum w:abstractNumId="21">
+  <w:abstractNum w:abstractNumId="25">
     <w:lvl w:ilvl="0">
       <w:start w:val="1"/>
       <w:numFmt w:val="decimal"/>
@@ -30380,7 +30785,7 @@
       <w:rPr/>
     </w:lvl>
   </w:abstractNum>
-  <w:abstractNum w:abstractNumId="22">
+  <w:abstractNum w:abstractNumId="26">
     <w:lvl w:ilvl="0">
       <w:start w:val="3"/>
       <w:numFmt w:val="decimal"/>
@@ -30480,7 +30885,7 @@
       <w:rPr/>
     </w:lvl>
   </w:abstractNum>
-  <w:abstractNum w:abstractNumId="23">
+  <w:abstractNum w:abstractNumId="27">
     <w:lvl w:ilvl="0">
       <w:start w:val="1"/>
       <w:numFmt w:val="decimal"/>
@@ -30580,7 +30985,7 @@
       <w:rPr/>
     </w:lvl>
   </w:abstractNum>
-  <w:abstractNum w:abstractNumId="24">
+  <w:abstractNum w:abstractNumId="28">
     <w:lvl w:ilvl="0">
       <w:start w:val="1"/>
       <w:numFmt w:val="bullet"/>
@@ -30690,7 +31095,7 @@
       </w:rPr>
     </w:lvl>
   </w:abstractNum>
-  <w:abstractNum w:abstractNumId="25">
+  <w:abstractNum w:abstractNumId="29">
     <w:lvl w:ilvl="0">
       <w:start w:val="1"/>
       <w:numFmt w:val="decimal"/>
@@ -30806,7 +31211,7 @@
       <w:rPr/>
     </w:lvl>
   </w:abstractNum>
-  <w:abstractNum w:abstractNumId="26">
+  <w:abstractNum w:abstractNumId="30">
     <w:lvl w:ilvl="0">
       <w:start w:val="2"/>
       <w:numFmt w:val="decimal"/>
@@ -30898,7 +31303,7 @@
       <w:rPr/>
     </w:lvl>
   </w:abstractNum>
-  <w:abstractNum w:abstractNumId="27">
+  <w:abstractNum w:abstractNumId="31">
     <w:lvl w:ilvl="0">
       <w:start w:val="0"/>
       <w:numFmt w:val="bullet"/>
@@ -30998,7 +31403,7 @@
       <w:rPr/>
     </w:lvl>
   </w:abstractNum>
-  <w:abstractNum w:abstractNumId="28">
+  <w:abstractNum w:abstractNumId="32">
     <w:lvl w:ilvl="0">
       <w:start w:val="1"/>
       <w:numFmt w:val="bullet"/>
@@ -31124,7 +31529,7 @@
       </w:rPr>
     </w:lvl>
   </w:abstractNum>
-  <w:abstractNum w:abstractNumId="29">
+  <w:abstractNum w:abstractNumId="33">
     <w:lvl w:ilvl="0">
       <w:start w:val="1"/>
       <w:numFmt w:val="bullet"/>
@@ -31250,7 +31655,7 @@
       </w:rPr>
     </w:lvl>
   </w:abstractNum>
-  <w:abstractNum w:abstractNumId="30">
+  <w:abstractNum w:abstractNumId="34">
     <w:lvl w:ilvl="0">
       <w:start w:val="1"/>
       <w:numFmt w:val="bullet"/>
@@ -31357,446 +31762,6 @@
       </w:pPr>
       <w:rPr>
         <w:rFonts w:ascii="Noto Sans Symbols" w:cs="Noto Sans Symbols" w:eastAsia="Noto Sans Symbols" w:hAnsi="Noto Sans Symbols"/>
-      </w:rPr>
-    </w:lvl>
-  </w:abstractNum>
-  <w:abstractNum w:abstractNumId="31">
-    <w:lvl w:ilvl="0">
-      <w:start w:val="1"/>
-      <w:numFmt w:val="bullet"/>
-      <w:lvlText w:val="●"/>
-      <w:lvlJc w:val="left"/>
-      <w:pPr>
-        <w:ind w:left="2160" w:hanging="360"/>
-      </w:pPr>
-      <w:rPr>
-        <w:u w:val="none"/>
-      </w:rPr>
-    </w:lvl>
-    <w:lvl w:ilvl="1">
-      <w:start w:val="1"/>
-      <w:numFmt w:val="bullet"/>
-      <w:lvlText w:val="○"/>
-      <w:lvlJc w:val="left"/>
-      <w:pPr>
-        <w:ind w:left="2880" w:hanging="360"/>
-      </w:pPr>
-      <w:rPr>
-        <w:u w:val="none"/>
-      </w:rPr>
-    </w:lvl>
-    <w:lvl w:ilvl="2">
-      <w:start w:val="1"/>
-      <w:numFmt w:val="bullet"/>
-      <w:lvlText w:val="■"/>
-      <w:lvlJc w:val="left"/>
-      <w:pPr>
-        <w:ind w:left="3600" w:hanging="360"/>
-      </w:pPr>
-      <w:rPr>
-        <w:u w:val="none"/>
-      </w:rPr>
-    </w:lvl>
-    <w:lvl w:ilvl="3">
-      <w:start w:val="1"/>
-      <w:numFmt w:val="bullet"/>
-      <w:lvlText w:val="●"/>
-      <w:lvlJc w:val="left"/>
-      <w:pPr>
-        <w:ind w:left="4320" w:hanging="360"/>
-      </w:pPr>
-      <w:rPr>
-        <w:u w:val="none"/>
-      </w:rPr>
-    </w:lvl>
-    <w:lvl w:ilvl="4">
-      <w:start w:val="1"/>
-      <w:numFmt w:val="bullet"/>
-      <w:lvlText w:val="○"/>
-      <w:lvlJc w:val="left"/>
-      <w:pPr>
-        <w:ind w:left="5040" w:hanging="360"/>
-      </w:pPr>
-      <w:rPr>
-        <w:u w:val="none"/>
-      </w:rPr>
-    </w:lvl>
-    <w:lvl w:ilvl="5">
-      <w:start w:val="1"/>
-      <w:numFmt w:val="bullet"/>
-      <w:lvlText w:val="■"/>
-      <w:lvlJc w:val="left"/>
-      <w:pPr>
-        <w:ind w:left="5760" w:hanging="360"/>
-      </w:pPr>
-      <w:rPr>
-        <w:u w:val="none"/>
-      </w:rPr>
-    </w:lvl>
-    <w:lvl w:ilvl="6">
-      <w:start w:val="1"/>
-      <w:numFmt w:val="bullet"/>
-      <w:lvlText w:val="●"/>
-      <w:lvlJc w:val="left"/>
-      <w:pPr>
-        <w:ind w:left="6480" w:hanging="360"/>
-      </w:pPr>
-      <w:rPr>
-        <w:u w:val="none"/>
-      </w:rPr>
-    </w:lvl>
-    <w:lvl w:ilvl="7">
-      <w:start w:val="1"/>
-      <w:numFmt w:val="bullet"/>
-      <w:lvlText w:val="○"/>
-      <w:lvlJc w:val="left"/>
-      <w:pPr>
-        <w:ind w:left="7200" w:hanging="360"/>
-      </w:pPr>
-      <w:rPr>
-        <w:u w:val="none"/>
-      </w:rPr>
-    </w:lvl>
-    <w:lvl w:ilvl="8">
-      <w:start w:val="1"/>
-      <w:numFmt w:val="bullet"/>
-      <w:lvlText w:val="■"/>
-      <w:lvlJc w:val="left"/>
-      <w:pPr>
-        <w:ind w:left="7920" w:hanging="360"/>
-      </w:pPr>
-      <w:rPr>
-        <w:u w:val="none"/>
-      </w:rPr>
-    </w:lvl>
-  </w:abstractNum>
-  <w:abstractNum w:abstractNumId="32">
-    <w:lvl w:ilvl="0">
-      <w:start w:val="1"/>
-      <w:numFmt w:val="bullet"/>
-      <w:lvlText w:val="●"/>
-      <w:lvlJc w:val="left"/>
-      <w:pPr>
-        <w:ind w:left="720" w:hanging="360"/>
-      </w:pPr>
-      <w:rPr>
-        <w:u w:val="none"/>
-      </w:rPr>
-    </w:lvl>
-    <w:lvl w:ilvl="1">
-      <w:start w:val="1"/>
-      <w:numFmt w:val="bullet"/>
-      <w:lvlText w:val="○"/>
-      <w:lvlJc w:val="left"/>
-      <w:pPr>
-        <w:ind w:left="1440" w:hanging="360"/>
-      </w:pPr>
-      <w:rPr>
-        <w:u w:val="none"/>
-      </w:rPr>
-    </w:lvl>
-    <w:lvl w:ilvl="2">
-      <w:start w:val="1"/>
-      <w:numFmt w:val="bullet"/>
-      <w:lvlText w:val="■"/>
-      <w:lvlJc w:val="left"/>
-      <w:pPr>
-        <w:ind w:left="2160" w:hanging="360"/>
-      </w:pPr>
-      <w:rPr>
-        <w:u w:val="none"/>
-      </w:rPr>
-    </w:lvl>
-    <w:lvl w:ilvl="3">
-      <w:start w:val="1"/>
-      <w:numFmt w:val="bullet"/>
-      <w:lvlText w:val="●"/>
-      <w:lvlJc w:val="left"/>
-      <w:pPr>
-        <w:ind w:left="2880" w:hanging="360"/>
-      </w:pPr>
-      <w:rPr>
-        <w:u w:val="none"/>
-      </w:rPr>
-    </w:lvl>
-    <w:lvl w:ilvl="4">
-      <w:start w:val="1"/>
-      <w:numFmt w:val="bullet"/>
-      <w:lvlText w:val="○"/>
-      <w:lvlJc w:val="left"/>
-      <w:pPr>
-        <w:ind w:left="3600" w:hanging="360"/>
-      </w:pPr>
-      <w:rPr>
-        <w:u w:val="none"/>
-      </w:rPr>
-    </w:lvl>
-    <w:lvl w:ilvl="5">
-      <w:start w:val="1"/>
-      <w:numFmt w:val="bullet"/>
-      <w:lvlText w:val="■"/>
-      <w:lvlJc w:val="left"/>
-      <w:pPr>
-        <w:ind w:left="4320" w:hanging="360"/>
-      </w:pPr>
-      <w:rPr>
-        <w:u w:val="none"/>
-      </w:rPr>
-    </w:lvl>
-    <w:lvl w:ilvl="6">
-      <w:start w:val="1"/>
-      <w:numFmt w:val="bullet"/>
-      <w:lvlText w:val="●"/>
-      <w:lvlJc w:val="left"/>
-      <w:pPr>
-        <w:ind w:left="5040" w:hanging="360"/>
-      </w:pPr>
-      <w:rPr>
-        <w:u w:val="none"/>
-      </w:rPr>
-    </w:lvl>
-    <w:lvl w:ilvl="7">
-      <w:start w:val="1"/>
-      <w:numFmt w:val="bullet"/>
-      <w:lvlText w:val="○"/>
-      <w:lvlJc w:val="left"/>
-      <w:pPr>
-        <w:ind w:left="5760" w:hanging="360"/>
-      </w:pPr>
-      <w:rPr>
-        <w:u w:val="none"/>
-      </w:rPr>
-    </w:lvl>
-    <w:lvl w:ilvl="8">
-      <w:start w:val="1"/>
-      <w:numFmt w:val="bullet"/>
-      <w:lvlText w:val="■"/>
-      <w:lvlJc w:val="left"/>
-      <w:pPr>
-        <w:ind w:left="6480" w:hanging="360"/>
-      </w:pPr>
-      <w:rPr>
-        <w:u w:val="none"/>
-      </w:rPr>
-    </w:lvl>
-  </w:abstractNum>
-  <w:abstractNum w:abstractNumId="33">
-    <w:lvl w:ilvl="0">
-      <w:start w:val="1"/>
-      <w:numFmt w:val="bullet"/>
-      <w:lvlText w:val="●"/>
-      <w:lvlJc w:val="left"/>
-      <w:pPr>
-        <w:ind w:left="2160" w:hanging="360"/>
-      </w:pPr>
-      <w:rPr>
-        <w:u w:val="none"/>
-      </w:rPr>
-    </w:lvl>
-    <w:lvl w:ilvl="1">
-      <w:start w:val="1"/>
-      <w:numFmt w:val="bullet"/>
-      <w:lvlText w:val="○"/>
-      <w:lvlJc w:val="left"/>
-      <w:pPr>
-        <w:ind w:left="2880" w:hanging="360"/>
-      </w:pPr>
-      <w:rPr>
-        <w:u w:val="none"/>
-      </w:rPr>
-    </w:lvl>
-    <w:lvl w:ilvl="2">
-      <w:start w:val="1"/>
-      <w:numFmt w:val="bullet"/>
-      <w:lvlText w:val="■"/>
-      <w:lvlJc w:val="left"/>
-      <w:pPr>
-        <w:ind w:left="3600" w:hanging="360"/>
-      </w:pPr>
-      <w:rPr>
-        <w:u w:val="none"/>
-      </w:rPr>
-    </w:lvl>
-    <w:lvl w:ilvl="3">
-      <w:start w:val="1"/>
-      <w:numFmt w:val="bullet"/>
-      <w:lvlText w:val="●"/>
-      <w:lvlJc w:val="left"/>
-      <w:pPr>
-        <w:ind w:left="4320" w:hanging="360"/>
-      </w:pPr>
-      <w:rPr>
-        <w:u w:val="none"/>
-      </w:rPr>
-    </w:lvl>
-    <w:lvl w:ilvl="4">
-      <w:start w:val="1"/>
-      <w:numFmt w:val="bullet"/>
-      <w:lvlText w:val="○"/>
-      <w:lvlJc w:val="left"/>
-      <w:pPr>
-        <w:ind w:left="5040" w:hanging="360"/>
-      </w:pPr>
-      <w:rPr>
-        <w:u w:val="none"/>
-      </w:rPr>
-    </w:lvl>
-    <w:lvl w:ilvl="5">
-      <w:start w:val="1"/>
-      <w:numFmt w:val="bullet"/>
-      <w:lvlText w:val="■"/>
-      <w:lvlJc w:val="left"/>
-      <w:pPr>
-        <w:ind w:left="5760" w:hanging="360"/>
-      </w:pPr>
-      <w:rPr>
-        <w:u w:val="none"/>
-      </w:rPr>
-    </w:lvl>
-    <w:lvl w:ilvl="6">
-      <w:start w:val="1"/>
-      <w:numFmt w:val="bullet"/>
-      <w:lvlText w:val="●"/>
-      <w:lvlJc w:val="left"/>
-      <w:pPr>
-        <w:ind w:left="6480" w:hanging="360"/>
-      </w:pPr>
-      <w:rPr>
-        <w:u w:val="none"/>
-      </w:rPr>
-    </w:lvl>
-    <w:lvl w:ilvl="7">
-      <w:start w:val="1"/>
-      <w:numFmt w:val="bullet"/>
-      <w:lvlText w:val="○"/>
-      <w:lvlJc w:val="left"/>
-      <w:pPr>
-        <w:ind w:left="7200" w:hanging="360"/>
-      </w:pPr>
-      <w:rPr>
-        <w:u w:val="none"/>
-      </w:rPr>
-    </w:lvl>
-    <w:lvl w:ilvl="8">
-      <w:start w:val="1"/>
-      <w:numFmt w:val="bullet"/>
-      <w:lvlText w:val="■"/>
-      <w:lvlJc w:val="left"/>
-      <w:pPr>
-        <w:ind w:left="7920" w:hanging="360"/>
-      </w:pPr>
-      <w:rPr>
-        <w:u w:val="none"/>
-      </w:rPr>
-    </w:lvl>
-  </w:abstractNum>
-  <w:abstractNum w:abstractNumId="34">
-    <w:lvl w:ilvl="0">
-      <w:start w:val="1"/>
-      <w:numFmt w:val="bullet"/>
-      <w:lvlText w:val="●"/>
-      <w:lvlJc w:val="left"/>
-      <w:pPr>
-        <w:ind w:left="720" w:hanging="360"/>
-      </w:pPr>
-      <w:rPr>
-        <w:u w:val="none"/>
-      </w:rPr>
-    </w:lvl>
-    <w:lvl w:ilvl="1">
-      <w:start w:val="1"/>
-      <w:numFmt w:val="bullet"/>
-      <w:lvlText w:val="○"/>
-      <w:lvlJc w:val="left"/>
-      <w:pPr>
-        <w:ind w:left="1440" w:hanging="360"/>
-      </w:pPr>
-      <w:rPr>
-        <w:u w:val="none"/>
-      </w:rPr>
-    </w:lvl>
-    <w:lvl w:ilvl="2">
-      <w:start w:val="1"/>
-      <w:numFmt w:val="bullet"/>
-      <w:lvlText w:val="■"/>
-      <w:lvlJc w:val="left"/>
-      <w:pPr>
-        <w:ind w:left="2160" w:hanging="360"/>
-      </w:pPr>
-      <w:rPr>
-        <w:u w:val="none"/>
-      </w:rPr>
-    </w:lvl>
-    <w:lvl w:ilvl="3">
-      <w:start w:val="1"/>
-      <w:numFmt w:val="bullet"/>
-      <w:lvlText w:val="●"/>
-      <w:lvlJc w:val="left"/>
-      <w:pPr>
-        <w:ind w:left="2880" w:hanging="360"/>
-      </w:pPr>
-      <w:rPr>
-        <w:u w:val="none"/>
-      </w:rPr>
-    </w:lvl>
-    <w:lvl w:ilvl="4">
-      <w:start w:val="1"/>
-      <w:numFmt w:val="bullet"/>
-      <w:lvlText w:val="○"/>
-      <w:lvlJc w:val="left"/>
-      <w:pPr>
-        <w:ind w:left="3600" w:hanging="360"/>
-      </w:pPr>
-      <w:rPr>
-        <w:u w:val="none"/>
-      </w:rPr>
-    </w:lvl>
-    <w:lvl w:ilvl="5">
-      <w:start w:val="1"/>
-      <w:numFmt w:val="bullet"/>
-      <w:lvlText w:val="■"/>
-      <w:lvlJc w:val="left"/>
-      <w:pPr>
-        <w:ind w:left="4320" w:hanging="360"/>
-      </w:pPr>
-      <w:rPr>
-        <w:u w:val="none"/>
-      </w:rPr>
-    </w:lvl>
-    <w:lvl w:ilvl="6">
-      <w:start w:val="1"/>
-      <w:numFmt w:val="bullet"/>
-      <w:lvlText w:val="●"/>
-      <w:lvlJc w:val="left"/>
-      <w:pPr>
-        <w:ind w:left="5040" w:hanging="360"/>
-      </w:pPr>
-      <w:rPr>
-        <w:u w:val="none"/>
-      </w:rPr>
-    </w:lvl>
-    <w:lvl w:ilvl="7">
-      <w:start w:val="1"/>
-      <w:numFmt w:val="bullet"/>
-      <w:lvlText w:val="○"/>
-      <w:lvlJc w:val="left"/>
-      <w:pPr>
-        <w:ind w:left="5760" w:hanging="360"/>
-      </w:pPr>
-      <w:rPr>
-        <w:u w:val="none"/>
-      </w:rPr>
-    </w:lvl>
-    <w:lvl w:ilvl="8">
-      <w:start w:val="1"/>
-      <w:numFmt w:val="bullet"/>
-      <w:lvlText w:val="■"/>
-      <w:lvlJc w:val="left"/>
-      <w:pPr>
-        <w:ind w:left="6480" w:hanging="360"/>
-      </w:pPr>
-      <w:rPr>
-        <w:u w:val="none"/>
       </w:rPr>
     </w:lvl>
   </w:abstractNum>
@@ -31807,7 +31772,7 @@
       <w:lvlText w:val="●"/>
       <w:lvlJc w:val="left"/>
       <w:pPr>
-        <w:ind w:left="720" w:hanging="360"/>
+        <w:ind w:left="2160" w:hanging="360"/>
       </w:pPr>
       <w:rPr>
         <w:u w:val="none"/>
@@ -31819,7 +31784,7 @@
       <w:lvlText w:val="○"/>
       <w:lvlJc w:val="left"/>
       <w:pPr>
-        <w:ind w:left="1440" w:hanging="360"/>
+        <w:ind w:left="2880" w:hanging="360"/>
       </w:pPr>
       <w:rPr>
         <w:u w:val="none"/>
@@ -31831,7 +31796,7 @@
       <w:lvlText w:val="■"/>
       <w:lvlJc w:val="left"/>
       <w:pPr>
-        <w:ind w:left="2160" w:hanging="360"/>
+        <w:ind w:left="3600" w:hanging="360"/>
       </w:pPr>
       <w:rPr>
         <w:u w:val="none"/>
@@ -31843,7 +31808,7 @@
       <w:lvlText w:val="●"/>
       <w:lvlJc w:val="left"/>
       <w:pPr>
-        <w:ind w:left="2880" w:hanging="360"/>
+        <w:ind w:left="4320" w:hanging="360"/>
       </w:pPr>
       <w:rPr>
         <w:u w:val="none"/>
@@ -31855,7 +31820,7 @@
       <w:lvlText w:val="○"/>
       <w:lvlJc w:val="left"/>
       <w:pPr>
-        <w:ind w:left="3600" w:hanging="360"/>
+        <w:ind w:left="5040" w:hanging="360"/>
       </w:pPr>
       <w:rPr>
         <w:u w:val="none"/>
@@ -31867,7 +31832,7 @@
       <w:lvlText w:val="■"/>
       <w:lvlJc w:val="left"/>
       <w:pPr>
-        <w:ind w:left="4320" w:hanging="360"/>
+        <w:ind w:left="5760" w:hanging="360"/>
       </w:pPr>
       <w:rPr>
         <w:u w:val="none"/>
@@ -31879,7 +31844,7 @@
       <w:lvlText w:val="●"/>
       <w:lvlJc w:val="left"/>
       <w:pPr>
-        <w:ind w:left="5040" w:hanging="360"/>
+        <w:ind w:left="6480" w:hanging="360"/>
       </w:pPr>
       <w:rPr>
         <w:u w:val="none"/>
@@ -31891,7 +31856,7 @@
       <w:lvlText w:val="○"/>
       <w:lvlJc w:val="left"/>
       <w:pPr>
-        <w:ind w:left="5760" w:hanging="360"/>
+        <w:ind w:left="7200" w:hanging="360"/>
       </w:pPr>
       <w:rPr>
         <w:u w:val="none"/>
@@ -31903,7 +31868,7 @@
       <w:lvlText w:val="■"/>
       <w:lvlJc w:val="left"/>
       <w:pPr>
-        <w:ind w:left="6480" w:hanging="360"/>
+        <w:ind w:left="7920" w:hanging="360"/>
       </w:pPr>
       <w:rPr>
         <w:u w:val="none"/>
@@ -32351,6 +32316,446 @@
     </w:lvl>
   </w:abstractNum>
   <w:abstractNum w:abstractNumId="40">
+    <w:lvl w:ilvl="0">
+      <w:start w:val="1"/>
+      <w:numFmt w:val="bullet"/>
+      <w:lvlText w:val="●"/>
+      <w:lvlJc w:val="left"/>
+      <w:pPr>
+        <w:ind w:left="720" w:hanging="360"/>
+      </w:pPr>
+      <w:rPr>
+        <w:u w:val="none"/>
+      </w:rPr>
+    </w:lvl>
+    <w:lvl w:ilvl="1">
+      <w:start w:val="1"/>
+      <w:numFmt w:val="bullet"/>
+      <w:lvlText w:val="○"/>
+      <w:lvlJc w:val="left"/>
+      <w:pPr>
+        <w:ind w:left="1440" w:hanging="360"/>
+      </w:pPr>
+      <w:rPr>
+        <w:u w:val="none"/>
+      </w:rPr>
+    </w:lvl>
+    <w:lvl w:ilvl="2">
+      <w:start w:val="1"/>
+      <w:numFmt w:val="bullet"/>
+      <w:lvlText w:val="■"/>
+      <w:lvlJc w:val="left"/>
+      <w:pPr>
+        <w:ind w:left="2160" w:hanging="360"/>
+      </w:pPr>
+      <w:rPr>
+        <w:u w:val="none"/>
+      </w:rPr>
+    </w:lvl>
+    <w:lvl w:ilvl="3">
+      <w:start w:val="1"/>
+      <w:numFmt w:val="bullet"/>
+      <w:lvlText w:val="●"/>
+      <w:lvlJc w:val="left"/>
+      <w:pPr>
+        <w:ind w:left="2880" w:hanging="360"/>
+      </w:pPr>
+      <w:rPr>
+        <w:u w:val="none"/>
+      </w:rPr>
+    </w:lvl>
+    <w:lvl w:ilvl="4">
+      <w:start w:val="1"/>
+      <w:numFmt w:val="bullet"/>
+      <w:lvlText w:val="○"/>
+      <w:lvlJc w:val="left"/>
+      <w:pPr>
+        <w:ind w:left="3600" w:hanging="360"/>
+      </w:pPr>
+      <w:rPr>
+        <w:u w:val="none"/>
+      </w:rPr>
+    </w:lvl>
+    <w:lvl w:ilvl="5">
+      <w:start w:val="1"/>
+      <w:numFmt w:val="bullet"/>
+      <w:lvlText w:val="■"/>
+      <w:lvlJc w:val="left"/>
+      <w:pPr>
+        <w:ind w:left="4320" w:hanging="360"/>
+      </w:pPr>
+      <w:rPr>
+        <w:u w:val="none"/>
+      </w:rPr>
+    </w:lvl>
+    <w:lvl w:ilvl="6">
+      <w:start w:val="1"/>
+      <w:numFmt w:val="bullet"/>
+      <w:lvlText w:val="●"/>
+      <w:lvlJc w:val="left"/>
+      <w:pPr>
+        <w:ind w:left="5040" w:hanging="360"/>
+      </w:pPr>
+      <w:rPr>
+        <w:u w:val="none"/>
+      </w:rPr>
+    </w:lvl>
+    <w:lvl w:ilvl="7">
+      <w:start w:val="1"/>
+      <w:numFmt w:val="bullet"/>
+      <w:lvlText w:val="○"/>
+      <w:lvlJc w:val="left"/>
+      <w:pPr>
+        <w:ind w:left="5760" w:hanging="360"/>
+      </w:pPr>
+      <w:rPr>
+        <w:u w:val="none"/>
+      </w:rPr>
+    </w:lvl>
+    <w:lvl w:ilvl="8">
+      <w:start w:val="1"/>
+      <w:numFmt w:val="bullet"/>
+      <w:lvlText w:val="■"/>
+      <w:lvlJc w:val="left"/>
+      <w:pPr>
+        <w:ind w:left="6480" w:hanging="360"/>
+      </w:pPr>
+      <w:rPr>
+        <w:u w:val="none"/>
+      </w:rPr>
+    </w:lvl>
+  </w:abstractNum>
+  <w:abstractNum w:abstractNumId="41">
+    <w:lvl w:ilvl="0">
+      <w:start w:val="1"/>
+      <w:numFmt w:val="bullet"/>
+      <w:lvlText w:val="●"/>
+      <w:lvlJc w:val="left"/>
+      <w:pPr>
+        <w:ind w:left="2160" w:hanging="360"/>
+      </w:pPr>
+      <w:rPr>
+        <w:u w:val="none"/>
+      </w:rPr>
+    </w:lvl>
+    <w:lvl w:ilvl="1">
+      <w:start w:val="1"/>
+      <w:numFmt w:val="bullet"/>
+      <w:lvlText w:val="○"/>
+      <w:lvlJc w:val="left"/>
+      <w:pPr>
+        <w:ind w:left="2880" w:hanging="360"/>
+      </w:pPr>
+      <w:rPr>
+        <w:u w:val="none"/>
+      </w:rPr>
+    </w:lvl>
+    <w:lvl w:ilvl="2">
+      <w:start w:val="1"/>
+      <w:numFmt w:val="bullet"/>
+      <w:lvlText w:val="■"/>
+      <w:lvlJc w:val="left"/>
+      <w:pPr>
+        <w:ind w:left="3600" w:hanging="360"/>
+      </w:pPr>
+      <w:rPr>
+        <w:u w:val="none"/>
+      </w:rPr>
+    </w:lvl>
+    <w:lvl w:ilvl="3">
+      <w:start w:val="1"/>
+      <w:numFmt w:val="bullet"/>
+      <w:lvlText w:val="●"/>
+      <w:lvlJc w:val="left"/>
+      <w:pPr>
+        <w:ind w:left="4320" w:hanging="360"/>
+      </w:pPr>
+      <w:rPr>
+        <w:u w:val="none"/>
+      </w:rPr>
+    </w:lvl>
+    <w:lvl w:ilvl="4">
+      <w:start w:val="1"/>
+      <w:numFmt w:val="bullet"/>
+      <w:lvlText w:val="○"/>
+      <w:lvlJc w:val="left"/>
+      <w:pPr>
+        <w:ind w:left="5040" w:hanging="360"/>
+      </w:pPr>
+      <w:rPr>
+        <w:u w:val="none"/>
+      </w:rPr>
+    </w:lvl>
+    <w:lvl w:ilvl="5">
+      <w:start w:val="1"/>
+      <w:numFmt w:val="bullet"/>
+      <w:lvlText w:val="■"/>
+      <w:lvlJc w:val="left"/>
+      <w:pPr>
+        <w:ind w:left="5760" w:hanging="360"/>
+      </w:pPr>
+      <w:rPr>
+        <w:u w:val="none"/>
+      </w:rPr>
+    </w:lvl>
+    <w:lvl w:ilvl="6">
+      <w:start w:val="1"/>
+      <w:numFmt w:val="bullet"/>
+      <w:lvlText w:val="●"/>
+      <w:lvlJc w:val="left"/>
+      <w:pPr>
+        <w:ind w:left="6480" w:hanging="360"/>
+      </w:pPr>
+      <w:rPr>
+        <w:u w:val="none"/>
+      </w:rPr>
+    </w:lvl>
+    <w:lvl w:ilvl="7">
+      <w:start w:val="1"/>
+      <w:numFmt w:val="bullet"/>
+      <w:lvlText w:val="○"/>
+      <w:lvlJc w:val="left"/>
+      <w:pPr>
+        <w:ind w:left="7200" w:hanging="360"/>
+      </w:pPr>
+      <w:rPr>
+        <w:u w:val="none"/>
+      </w:rPr>
+    </w:lvl>
+    <w:lvl w:ilvl="8">
+      <w:start w:val="1"/>
+      <w:numFmt w:val="bullet"/>
+      <w:lvlText w:val="■"/>
+      <w:lvlJc w:val="left"/>
+      <w:pPr>
+        <w:ind w:left="7920" w:hanging="360"/>
+      </w:pPr>
+      <w:rPr>
+        <w:u w:val="none"/>
+      </w:rPr>
+    </w:lvl>
+  </w:abstractNum>
+  <w:abstractNum w:abstractNumId="42">
+    <w:lvl w:ilvl="0">
+      <w:start w:val="1"/>
+      <w:numFmt w:val="bullet"/>
+      <w:lvlText w:val="●"/>
+      <w:lvlJc w:val="left"/>
+      <w:pPr>
+        <w:ind w:left="720" w:hanging="360"/>
+      </w:pPr>
+      <w:rPr>
+        <w:u w:val="none"/>
+      </w:rPr>
+    </w:lvl>
+    <w:lvl w:ilvl="1">
+      <w:start w:val="1"/>
+      <w:numFmt w:val="bullet"/>
+      <w:lvlText w:val="○"/>
+      <w:lvlJc w:val="left"/>
+      <w:pPr>
+        <w:ind w:left="1440" w:hanging="360"/>
+      </w:pPr>
+      <w:rPr>
+        <w:u w:val="none"/>
+      </w:rPr>
+    </w:lvl>
+    <w:lvl w:ilvl="2">
+      <w:start w:val="1"/>
+      <w:numFmt w:val="bullet"/>
+      <w:lvlText w:val="■"/>
+      <w:lvlJc w:val="left"/>
+      <w:pPr>
+        <w:ind w:left="2160" w:hanging="360"/>
+      </w:pPr>
+      <w:rPr>
+        <w:u w:val="none"/>
+      </w:rPr>
+    </w:lvl>
+    <w:lvl w:ilvl="3">
+      <w:start w:val="1"/>
+      <w:numFmt w:val="bullet"/>
+      <w:lvlText w:val="●"/>
+      <w:lvlJc w:val="left"/>
+      <w:pPr>
+        <w:ind w:left="2880" w:hanging="360"/>
+      </w:pPr>
+      <w:rPr>
+        <w:u w:val="none"/>
+      </w:rPr>
+    </w:lvl>
+    <w:lvl w:ilvl="4">
+      <w:start w:val="1"/>
+      <w:numFmt w:val="bullet"/>
+      <w:lvlText w:val="○"/>
+      <w:lvlJc w:val="left"/>
+      <w:pPr>
+        <w:ind w:left="3600" w:hanging="360"/>
+      </w:pPr>
+      <w:rPr>
+        <w:u w:val="none"/>
+      </w:rPr>
+    </w:lvl>
+    <w:lvl w:ilvl="5">
+      <w:start w:val="1"/>
+      <w:numFmt w:val="bullet"/>
+      <w:lvlText w:val="■"/>
+      <w:lvlJc w:val="left"/>
+      <w:pPr>
+        <w:ind w:left="4320" w:hanging="360"/>
+      </w:pPr>
+      <w:rPr>
+        <w:u w:val="none"/>
+      </w:rPr>
+    </w:lvl>
+    <w:lvl w:ilvl="6">
+      <w:start w:val="1"/>
+      <w:numFmt w:val="bullet"/>
+      <w:lvlText w:val="●"/>
+      <w:lvlJc w:val="left"/>
+      <w:pPr>
+        <w:ind w:left="5040" w:hanging="360"/>
+      </w:pPr>
+      <w:rPr>
+        <w:u w:val="none"/>
+      </w:rPr>
+    </w:lvl>
+    <w:lvl w:ilvl="7">
+      <w:start w:val="1"/>
+      <w:numFmt w:val="bullet"/>
+      <w:lvlText w:val="○"/>
+      <w:lvlJc w:val="left"/>
+      <w:pPr>
+        <w:ind w:left="5760" w:hanging="360"/>
+      </w:pPr>
+      <w:rPr>
+        <w:u w:val="none"/>
+      </w:rPr>
+    </w:lvl>
+    <w:lvl w:ilvl="8">
+      <w:start w:val="1"/>
+      <w:numFmt w:val="bullet"/>
+      <w:lvlText w:val="■"/>
+      <w:lvlJc w:val="left"/>
+      <w:pPr>
+        <w:ind w:left="6480" w:hanging="360"/>
+      </w:pPr>
+      <w:rPr>
+        <w:u w:val="none"/>
+      </w:rPr>
+    </w:lvl>
+  </w:abstractNum>
+  <w:abstractNum w:abstractNumId="43">
+    <w:lvl w:ilvl="0">
+      <w:start w:val="1"/>
+      <w:numFmt w:val="bullet"/>
+      <w:lvlText w:val="●"/>
+      <w:lvlJc w:val="left"/>
+      <w:pPr>
+        <w:ind w:left="720" w:hanging="360"/>
+      </w:pPr>
+      <w:rPr>
+        <w:u w:val="none"/>
+      </w:rPr>
+    </w:lvl>
+    <w:lvl w:ilvl="1">
+      <w:start w:val="1"/>
+      <w:numFmt w:val="bullet"/>
+      <w:lvlText w:val="○"/>
+      <w:lvlJc w:val="left"/>
+      <w:pPr>
+        <w:ind w:left="1440" w:hanging="360"/>
+      </w:pPr>
+      <w:rPr>
+        <w:u w:val="none"/>
+      </w:rPr>
+    </w:lvl>
+    <w:lvl w:ilvl="2">
+      <w:start w:val="1"/>
+      <w:numFmt w:val="bullet"/>
+      <w:lvlText w:val="■"/>
+      <w:lvlJc w:val="left"/>
+      <w:pPr>
+        <w:ind w:left="2160" w:hanging="360"/>
+      </w:pPr>
+      <w:rPr>
+        <w:u w:val="none"/>
+      </w:rPr>
+    </w:lvl>
+    <w:lvl w:ilvl="3">
+      <w:start w:val="1"/>
+      <w:numFmt w:val="bullet"/>
+      <w:lvlText w:val="●"/>
+      <w:lvlJc w:val="left"/>
+      <w:pPr>
+        <w:ind w:left="2880" w:hanging="360"/>
+      </w:pPr>
+      <w:rPr>
+        <w:u w:val="none"/>
+      </w:rPr>
+    </w:lvl>
+    <w:lvl w:ilvl="4">
+      <w:start w:val="1"/>
+      <w:numFmt w:val="bullet"/>
+      <w:lvlText w:val="○"/>
+      <w:lvlJc w:val="left"/>
+      <w:pPr>
+        <w:ind w:left="3600" w:hanging="360"/>
+      </w:pPr>
+      <w:rPr>
+        <w:u w:val="none"/>
+      </w:rPr>
+    </w:lvl>
+    <w:lvl w:ilvl="5">
+      <w:start w:val="1"/>
+      <w:numFmt w:val="bullet"/>
+      <w:lvlText w:val="■"/>
+      <w:lvlJc w:val="left"/>
+      <w:pPr>
+        <w:ind w:left="4320" w:hanging="360"/>
+      </w:pPr>
+      <w:rPr>
+        <w:u w:val="none"/>
+      </w:rPr>
+    </w:lvl>
+    <w:lvl w:ilvl="6">
+      <w:start w:val="1"/>
+      <w:numFmt w:val="bullet"/>
+      <w:lvlText w:val="●"/>
+      <w:lvlJc w:val="left"/>
+      <w:pPr>
+        <w:ind w:left="5040" w:hanging="360"/>
+      </w:pPr>
+      <w:rPr>
+        <w:u w:val="none"/>
+      </w:rPr>
+    </w:lvl>
+    <w:lvl w:ilvl="7">
+      <w:start w:val="1"/>
+      <w:numFmt w:val="bullet"/>
+      <w:lvlText w:val="○"/>
+      <w:lvlJc w:val="left"/>
+      <w:pPr>
+        <w:ind w:left="5760" w:hanging="360"/>
+      </w:pPr>
+      <w:rPr>
+        <w:u w:val="none"/>
+      </w:rPr>
+    </w:lvl>
+    <w:lvl w:ilvl="8">
+      <w:start w:val="1"/>
+      <w:numFmt w:val="bullet"/>
+      <w:lvlText w:val="■"/>
+      <w:lvlJc w:val="left"/>
+      <w:pPr>
+        <w:ind w:left="6480" w:hanging="360"/>
+      </w:pPr>
+      <w:rPr>
+        <w:u w:val="none"/>
+      </w:rPr>
+    </w:lvl>
+  </w:abstractNum>
+  <w:abstractNum w:abstractNumId="44">
     <w:lvl w:ilvl="0">
       <w:start w:val="1"/>
       <w:numFmt w:val="bullet"/>
@@ -32579,6 +32984,18 @@
   </w:num>
   <w:num w:numId="40">
     <w:abstractNumId w:val="40"/>
+  </w:num>
+  <w:num w:numId="41">
+    <w:abstractNumId w:val="41"/>
+  </w:num>
+  <w:num w:numId="42">
+    <w:abstractNumId w:val="42"/>
+  </w:num>
+  <w:num w:numId="43">
+    <w:abstractNumId w:val="43"/>
+  </w:num>
+  <w:num w:numId="44">
+    <w:abstractNumId w:val="44"/>
   </w:num>
 </w:numbering>
 </file>

--- a/SRS listo-1.docx
+++ b/SRS listo-1.docx
@@ -7145,7 +7145,7 @@
         <w:rPr>
           <w:rtl w:val="0"/>
         </w:rPr>
-        <w:t xml:space="preserve">Los usuarios podran eliminar su cuenta, si ya no desean usar el servicio.</w:t>
+        <w:t xml:space="preserve">Los usuarios podrán eliminar su cuenta, si ya no desean usar el servicio.</w:t>
       </w:r>
     </w:p>
     <w:p>
@@ -10751,7 +10751,6 @@
     </w:p>
     <w:p>
       <w:pPr>
-        <w:ind w:left="1210" w:firstLine="0"/>
         <w:rPr>
           <w:b w:val="1"/>
           <w:bCs w:val="1"/>
@@ -10779,48 +10778,7 @@
     </w:p>
     <w:p>
       <w:pPr>
-        <w:ind w:left="1210" w:firstLine="0"/>
-        <w:rPr>
-          <w:b w:val="1"/>
-          <w:bCs w:val="1"/>
-        </w:rPr>
-      </w:pPr>
-      <w:r>
-        <w:rPr>
-          <w:rtl w:val="0"/>
-        </w:rPr>
-      </w:r>
-    </w:p>
-    <w:p>
-      <w:pPr>
-        <w:rPr>
-          <w:b w:val="1"/>
-          <w:bCs w:val="1"/>
-        </w:rPr>
-      </w:pPr>
-      <w:r>
-        <w:rPr>
-          <w:rtl w:val="0"/>
-        </w:rPr>
-      </w:r>
-    </w:p>
-    <w:p>
-      <w:pPr>
-        <w:ind w:left="1210" w:firstLine="0"/>
-        <w:rPr>
-          <w:b w:val="1"/>
-          <w:bCs w:val="1"/>
-        </w:rPr>
-      </w:pPr>
-      <w:r>
-        <w:rPr>
-          <w:rtl w:val="0"/>
-        </w:rPr>
-      </w:r>
-    </w:p>
-    <w:p>
-      <w:pPr>
-        <w:ind w:left="1210" w:firstLine="0"/>
+        <w:ind w:left="0" w:firstLine="0"/>
         <w:rPr>
           <w:b w:val="1"/>
           <w:bCs w:val="1"/>
@@ -10835,6 +10793,7 @@
     <w:tbl>
       <w:tblPr>
         <w:tblStyle w:val="Table10"/>
+        <w:tblpPr w:leftFromText="180" w:rightFromText="180" w:topFromText="180" w:bottomFromText="180" w:vertAnchor="text" w:horzAnchor="text" w:tblpX="1278.9999999999998" w:tblpY="0"/>
         <w:tblW w:w="8895.0" w:type="dxa"/>
         <w:jc w:val="left"/>
         <w:tblInd w:w="1225.0" w:type="dxa"/>
@@ -10870,18 +10829,12 @@
       <w:tr>
         <w:trPr>
           <w:cantSplit w:val="0"/>
-          <w:trHeight w:val="699" w:hRule="atLeast"/>
+          <w:trHeight w:val="728.935546875" w:hRule="atLeast"/>
           <w:tblHeader w:val="0"/>
         </w:trPr>
         <w:tc>
           <w:tcPr>
             <w:gridSpan w:val="4"/>
-            <w:tcBorders>
-              <w:top w:color="000000" w:space="0" w:sz="4" w:val="single"/>
-              <w:left w:color="000000" w:space="0" w:sz="4" w:val="single"/>
-              <w:bottom w:color="000000" w:space="0" w:sz="4" w:val="single"/>
-              <w:right w:color="000000" w:space="0" w:sz="4" w:val="single"/>
-            </w:tcBorders>
           </w:tcPr>
           <w:p>
             <w:pPr>
@@ -10906,12 +10859,6 @@
         <w:tc>
           <w:tcPr>
             <w:gridSpan w:val="2"/>
-            <w:tcBorders>
-              <w:top w:color="000000" w:space="0" w:sz="4" w:val="single"/>
-              <w:left w:color="000000" w:space="0" w:sz="4" w:val="single"/>
-              <w:bottom w:color="000000" w:space="0" w:sz="4" w:val="single"/>
-              <w:right w:color="000000" w:space="0" w:sz="4" w:val="single"/>
-            </w:tcBorders>
           </w:tcPr>
           <w:p>
             <w:pPr>
@@ -10952,14 +10899,7 @@
           <w:tblHeader w:val="0"/>
         </w:trPr>
         <w:tc>
-          <w:tcPr>
-            <w:tcBorders>
-              <w:top w:color="000000" w:space="0" w:sz="4" w:val="single"/>
-              <w:left w:color="000000" w:space="0" w:sz="4" w:val="single"/>
-              <w:bottom w:color="000000" w:space="0" w:sz="4" w:val="single"/>
-              <w:right w:color="000000" w:space="0" w:sz="4" w:val="single"/>
-            </w:tcBorders>
-          </w:tcPr>
+          <w:tcPr/>
           <w:p>
             <w:pPr>
               <w:rPr>
@@ -10991,12 +10931,6 @@
         <w:tc>
           <w:tcPr>
             <w:gridSpan w:val="4"/>
-            <w:tcBorders>
-              <w:top w:color="000000" w:space="0" w:sz="4" w:val="single"/>
-              <w:left w:color="000000" w:space="0" w:sz="4" w:val="single"/>
-              <w:bottom w:color="000000" w:space="0" w:sz="4" w:val="single"/>
-              <w:right w:color="000000" w:space="0" w:sz="4" w:val="single"/>
-            </w:tcBorders>
           </w:tcPr>
           <w:p>
             <w:pPr>
@@ -11028,14 +10962,7 @@
           </w:p>
         </w:tc>
         <w:tc>
-          <w:tcPr>
-            <w:tcBorders>
-              <w:top w:color="000000" w:space="0" w:sz="4" w:val="single"/>
-              <w:left w:color="000000" w:space="0" w:sz="4" w:val="single"/>
-              <w:bottom w:color="000000" w:space="0" w:sz="4" w:val="single"/>
-              <w:right w:color="000000" w:space="0" w:sz="4" w:val="single"/>
-            </w:tcBorders>
-          </w:tcPr>
+          <w:tcPr/>
           <w:p>
             <w:pPr>
               <w:rPr>
@@ -11074,12 +11001,6 @@
         <w:tc>
           <w:tcPr>
             <w:gridSpan w:val="2"/>
-            <w:tcBorders>
-              <w:top w:color="000000" w:space="0" w:sz="4" w:val="single"/>
-              <w:left w:color="000000" w:space="0" w:sz="4" w:val="single"/>
-              <w:bottom w:color="000000" w:space="0" w:sz="4" w:val="single"/>
-              <w:right w:color="000000" w:space="0" w:sz="4" w:val="single"/>
-            </w:tcBorders>
           </w:tcPr>
           <w:p>
             <w:pPr>
@@ -11112,12 +11033,6 @@
         <w:tc>
           <w:tcPr>
             <w:gridSpan w:val="4"/>
-            <w:tcBorders>
-              <w:top w:color="000000" w:space="0" w:sz="4" w:val="single"/>
-              <w:left w:color="000000" w:space="0" w:sz="4" w:val="single"/>
-              <w:bottom w:color="000000" w:space="0" w:sz="4" w:val="single"/>
-              <w:right w:color="000000" w:space="0" w:sz="4" w:val="single"/>
-            </w:tcBorders>
           </w:tcPr>
           <w:p>
             <w:pPr>
@@ -11252,12 +11167,6 @@
         <w:tc>
           <w:tcPr>
             <w:gridSpan w:val="3"/>
-            <w:tcBorders>
-              <w:top w:color="000000" w:space="0" w:sz="4" w:val="single"/>
-              <w:left w:color="000000" w:space="0" w:sz="4" w:val="single"/>
-              <w:bottom w:color="000000" w:space="0" w:sz="4" w:val="single"/>
-              <w:right w:color="000000" w:space="0" w:sz="4" w:val="single"/>
-            </w:tcBorders>
           </w:tcPr>
           <w:p>
             <w:pPr>
@@ -11283,7 +11192,6 @@
                 <w:numId w:val="8"/>
               </w:numPr>
               <w:ind w:left="720" w:hanging="360"/>
-              <w:rPr/>
             </w:pPr>
             <w:r>
               <w:rPr>
@@ -11299,7 +11207,6 @@
                 <w:numId w:val="8"/>
               </w:numPr>
               <w:ind w:left="720" w:hanging="360"/>
-              <w:rPr/>
             </w:pPr>
             <w:r>
               <w:rPr>
@@ -11315,7 +11222,6 @@
                 <w:numId w:val="8"/>
               </w:numPr>
               <w:ind w:left="720" w:hanging="360"/>
-              <w:rPr/>
             </w:pPr>
             <w:r>
               <w:rPr>
@@ -11331,7 +11237,6 @@
                 <w:numId w:val="8"/>
               </w:numPr>
               <w:ind w:left="720" w:hanging="360"/>
-              <w:rPr/>
             </w:pPr>
             <w:r>
               <w:rPr>
@@ -11354,12 +11259,6 @@
         <w:tc>
           <w:tcPr>
             <w:gridSpan w:val="3"/>
-            <w:tcBorders>
-              <w:top w:color="000000" w:space="0" w:sz="4" w:val="single"/>
-              <w:left w:color="000000" w:space="0" w:sz="4" w:val="single"/>
-              <w:bottom w:color="000000" w:space="0" w:sz="4" w:val="single"/>
-              <w:right w:color="000000" w:space="0" w:sz="4" w:val="single"/>
-            </w:tcBorders>
           </w:tcPr>
           <w:p>
             <w:pPr>
@@ -11384,7 +11283,6 @@
                 <w:numId w:val="38"/>
               </w:numPr>
               <w:ind w:left="720" w:hanging="360"/>
-              <w:rPr/>
             </w:pPr>
             <w:r>
               <w:rPr>
@@ -11400,7 +11298,6 @@
                 <w:numId w:val="38"/>
               </w:numPr>
               <w:ind w:left="720" w:hanging="360"/>
-              <w:rPr/>
             </w:pPr>
             <w:r>
               <w:rPr>
@@ -11416,7 +11313,6 @@
                 <w:numId w:val="38"/>
               </w:numPr>
               <w:ind w:left="720" w:hanging="360"/>
-              <w:rPr/>
             </w:pPr>
             <w:r>
               <w:rPr>
@@ -11432,7 +11328,6 @@
                 <w:numId w:val="38"/>
               </w:numPr>
               <w:ind w:left="720" w:hanging="360"/>
-              <w:rPr/>
             </w:pPr>
             <w:r>
               <w:rPr>
@@ -11463,12 +11358,6 @@
         <w:tc>
           <w:tcPr>
             <w:gridSpan w:val="6"/>
-            <w:tcBorders>
-              <w:top w:color="000000" w:space="0" w:sz="4" w:val="single"/>
-              <w:left w:color="000000" w:space="0" w:sz="4" w:val="single"/>
-              <w:bottom w:color="000000" w:space="0" w:sz="4" w:val="single"/>
-              <w:right w:color="000000" w:space="0" w:sz="4" w:val="single"/>
-            </w:tcBorders>
           </w:tcPr>
           <w:p>
             <w:pPr>
@@ -11501,12 +11390,6 @@
         <w:tc>
           <w:tcPr>
             <w:gridSpan w:val="6"/>
-            <w:tcBorders>
-              <w:top w:color="000000" w:space="0" w:sz="4" w:val="single"/>
-              <w:left w:color="000000" w:space="0" w:sz="4" w:val="single"/>
-              <w:bottom w:color="000000" w:space="0" w:sz="4" w:val="single"/>
-              <w:right w:color="000000" w:space="0" w:sz="4" w:val="single"/>
-            </w:tcBorders>
           </w:tcPr>
           <w:p>
             <w:pPr>
@@ -11531,7 +11414,6 @@
                 <w:numId w:val="6"/>
               </w:numPr>
               <w:ind w:left="720" w:hanging="360"/>
-              <w:rPr/>
             </w:pPr>
             <w:r>
               <w:rPr>
@@ -11547,7 +11429,6 @@
                 <w:numId w:val="6"/>
               </w:numPr>
               <w:ind w:left="720" w:hanging="360"/>
-              <w:rPr/>
             </w:pPr>
             <w:r>
               <w:rPr>
@@ -11563,7 +11444,6 @@
                 <w:numId w:val="6"/>
               </w:numPr>
               <w:ind w:left="720" w:hanging="360"/>
-              <w:rPr/>
             </w:pPr>
             <w:r>
               <w:rPr>
@@ -11579,7 +11459,6 @@
                 <w:numId w:val="6"/>
               </w:numPr>
               <w:ind w:left="720" w:hanging="360"/>
-              <w:rPr/>
             </w:pPr>
             <w:r>
               <w:rPr>
@@ -11605,7 +11484,6 @@
       <w:pPr>
         <w:ind w:left="1210" w:firstLine="0"/>
         <w:rPr>
-          <w:rFonts w:ascii="Aptos" w:cs="Aptos" w:eastAsia="Aptos" w:hAnsi="Aptos"/>
           <w:b w:val="1"/>
           <w:bCs w:val="1"/>
         </w:rPr>
@@ -11632,7 +11510,161 @@
     </w:p>
     <w:p>
       <w:pPr>
-        <w:ind w:left="1210" w:firstLine="0"/>
+        <w:ind w:firstLine="720"/>
+        <w:rPr>
+          <w:b w:val="1"/>
+          <w:bCs w:val="1"/>
+        </w:rPr>
+      </w:pPr>
+      <w:r>
+        <w:rPr>
+          <w:rtl w:val="0"/>
+        </w:rPr>
+      </w:r>
+    </w:p>
+    <w:p>
+      <w:pPr>
+        <w:ind w:firstLine="720"/>
+        <w:rPr>
+          <w:b w:val="1"/>
+          <w:bCs w:val="1"/>
+        </w:rPr>
+      </w:pPr>
+      <w:r>
+        <w:rPr>
+          <w:rtl w:val="0"/>
+        </w:rPr>
+      </w:r>
+    </w:p>
+    <w:p>
+      <w:pPr>
+        <w:ind w:firstLine="720"/>
+        <w:rPr>
+          <w:b w:val="1"/>
+          <w:bCs w:val="1"/>
+        </w:rPr>
+      </w:pPr>
+      <w:r>
+        <w:rPr>
+          <w:rtl w:val="0"/>
+        </w:rPr>
+      </w:r>
+    </w:p>
+    <w:p>
+      <w:pPr>
+        <w:ind w:firstLine="720"/>
+        <w:rPr>
+          <w:b w:val="1"/>
+          <w:bCs w:val="1"/>
+        </w:rPr>
+      </w:pPr>
+      <w:r>
+        <w:rPr>
+          <w:rtl w:val="0"/>
+        </w:rPr>
+      </w:r>
+    </w:p>
+    <w:p>
+      <w:pPr>
+        <w:ind w:firstLine="720"/>
+        <w:rPr>
+          <w:b w:val="1"/>
+          <w:bCs w:val="1"/>
+        </w:rPr>
+      </w:pPr>
+      <w:r>
+        <w:rPr>
+          <w:rtl w:val="0"/>
+        </w:rPr>
+      </w:r>
+    </w:p>
+    <w:p>
+      <w:pPr>
+        <w:ind w:firstLine="720"/>
+        <w:rPr>
+          <w:b w:val="1"/>
+          <w:bCs w:val="1"/>
+        </w:rPr>
+      </w:pPr>
+      <w:r>
+        <w:rPr>
+          <w:rtl w:val="0"/>
+        </w:rPr>
+      </w:r>
+    </w:p>
+    <w:p>
+      <w:pPr>
+        <w:ind w:firstLine="720"/>
+        <w:rPr>
+          <w:b w:val="1"/>
+          <w:bCs w:val="1"/>
+        </w:rPr>
+      </w:pPr>
+      <w:r>
+        <w:rPr>
+          <w:rtl w:val="0"/>
+        </w:rPr>
+      </w:r>
+    </w:p>
+    <w:p>
+      <w:pPr>
+        <w:ind w:firstLine="720"/>
+        <w:rPr>
+          <w:b w:val="1"/>
+          <w:bCs w:val="1"/>
+        </w:rPr>
+      </w:pPr>
+      <w:r>
+        <w:rPr>
+          <w:rtl w:val="0"/>
+        </w:rPr>
+      </w:r>
+    </w:p>
+    <w:p>
+      <w:pPr>
+        <w:ind w:firstLine="720"/>
+        <w:rPr>
+          <w:b w:val="1"/>
+          <w:bCs w:val="1"/>
+        </w:rPr>
+      </w:pPr>
+      <w:r>
+        <w:rPr>
+          <w:rtl w:val="0"/>
+        </w:rPr>
+      </w:r>
+    </w:p>
+    <w:p>
+      <w:pPr>
+        <w:ind w:firstLine="720"/>
+        <w:rPr>
+          <w:b w:val="1"/>
+          <w:bCs w:val="1"/>
+        </w:rPr>
+      </w:pPr>
+      <w:r>
+        <w:rPr>
+          <w:rtl w:val="0"/>
+        </w:rPr>
+      </w:r>
+    </w:p>
+    <w:p>
+      <w:pPr>
+        <w:ind w:firstLine="720"/>
+        <w:rPr>
+          <w:b w:val="1"/>
+          <w:bCs w:val="1"/>
+        </w:rPr>
+      </w:pPr>
+      <w:r>
+        <w:rPr>
+          <w:rtl w:val="0"/>
+        </w:rPr>
+      </w:r>
+    </w:p>
+    <w:p>
+      <w:pPr>
+        <w:ind w:firstLine="720"/>
         <w:rPr>
           <w:b w:val="1"/>
           <w:bCs w:val="1"/>

--- a/SRS listo-1.docx
+++ b/SRS listo-1.docx
@@ -917,7 +917,7 @@
       <w:pPr>
         <w:numPr>
           <w:ilvl w:val="0"/>
-          <w:numId w:val="29"/>
+          <w:numId w:val="32"/>
         </w:numPr>
         <w:pBdr>
           <w:top w:space="0" w:sz="0" w:val="nil"/>
@@ -957,7 +957,7 @@
       <w:pPr>
         <w:numPr>
           <w:ilvl w:val="1"/>
-          <w:numId w:val="29"/>
+          <w:numId w:val="32"/>
         </w:numPr>
         <w:pBdr>
           <w:top w:space="0" w:sz="0" w:val="nil"/>
@@ -997,7 +997,7 @@
       <w:pPr>
         <w:numPr>
           <w:ilvl w:val="1"/>
-          <w:numId w:val="29"/>
+          <w:numId w:val="32"/>
         </w:numPr>
         <w:pBdr>
           <w:top w:space="0" w:sz="0" w:val="nil"/>
@@ -1037,7 +1037,7 @@
       <w:pPr>
         <w:numPr>
           <w:ilvl w:val="1"/>
-          <w:numId w:val="29"/>
+          <w:numId w:val="32"/>
         </w:numPr>
         <w:pBdr>
           <w:top w:space="0" w:sz="0" w:val="nil"/>
@@ -1077,7 +1077,7 @@
       <w:pPr>
         <w:numPr>
           <w:ilvl w:val="1"/>
-          <w:numId w:val="29"/>
+          <w:numId w:val="32"/>
         </w:numPr>
         <w:pBdr>
           <w:top w:space="0" w:sz="0" w:val="nil"/>
@@ -1117,7 +1117,7 @@
       <w:pPr>
         <w:numPr>
           <w:ilvl w:val="2"/>
-          <w:numId w:val="29"/>
+          <w:numId w:val="32"/>
         </w:numPr>
         <w:pBdr>
           <w:top w:space="0" w:sz="0" w:val="nil"/>
@@ -1157,7 +1157,7 @@
       <w:pPr>
         <w:numPr>
           <w:ilvl w:val="1"/>
-          <w:numId w:val="27"/>
+          <w:numId w:val="30"/>
         </w:numPr>
         <w:pBdr>
           <w:top w:space="0" w:sz="0" w:val="nil"/>
@@ -1197,7 +1197,7 @@
       <w:pPr>
         <w:numPr>
           <w:ilvl w:val="1"/>
-          <w:numId w:val="27"/>
+          <w:numId w:val="30"/>
         </w:numPr>
         <w:pBdr>
           <w:top w:space="0" w:sz="0" w:val="nil"/>
@@ -1237,7 +1237,7 @@
       <w:pPr>
         <w:numPr>
           <w:ilvl w:val="1"/>
-          <w:numId w:val="27"/>
+          <w:numId w:val="30"/>
         </w:numPr>
         <w:pBdr>
           <w:top w:space="0" w:sz="0" w:val="nil"/>
@@ -1277,7 +1277,7 @@
       <w:pPr>
         <w:numPr>
           <w:ilvl w:val="1"/>
-          <w:numId w:val="27"/>
+          <w:numId w:val="30"/>
         </w:numPr>
         <w:pBdr>
           <w:top w:space="0" w:sz="0" w:val="nil"/>
@@ -1317,7 +1317,7 @@
       <w:pPr>
         <w:numPr>
           <w:ilvl w:val="1"/>
-          <w:numId w:val="27"/>
+          <w:numId w:val="30"/>
         </w:numPr>
         <w:pBdr>
           <w:top w:space="0" w:sz="0" w:val="nil"/>
@@ -1357,7 +1357,7 @@
       <w:pPr>
         <w:numPr>
           <w:ilvl w:val="0"/>
-          <w:numId w:val="29"/>
+          <w:numId w:val="32"/>
         </w:numPr>
         <w:pBdr>
           <w:top w:space="0" w:sz="0" w:val="nil"/>
@@ -1397,7 +1397,7 @@
       <w:pPr>
         <w:numPr>
           <w:ilvl w:val="1"/>
-          <w:numId w:val="29"/>
+          <w:numId w:val="32"/>
         </w:numPr>
         <w:pBdr>
           <w:top w:space="0" w:sz="0" w:val="nil"/>
@@ -1437,7 +1437,7 @@
       <w:pPr>
         <w:numPr>
           <w:ilvl w:val="1"/>
-          <w:numId w:val="29"/>
+          <w:numId w:val="32"/>
         </w:numPr>
         <w:pBdr>
           <w:top w:space="0" w:sz="0" w:val="nil"/>
@@ -1477,7 +1477,7 @@
       <w:pPr>
         <w:numPr>
           <w:ilvl w:val="1"/>
-          <w:numId w:val="29"/>
+          <w:numId w:val="32"/>
         </w:numPr>
         <w:pBdr>
           <w:top w:space="0" w:sz="0" w:val="nil"/>
@@ -1517,7 +1517,7 @@
       <w:pPr>
         <w:numPr>
           <w:ilvl w:val="1"/>
-          <w:numId w:val="29"/>
+          <w:numId w:val="32"/>
         </w:numPr>
         <w:pBdr>
           <w:top w:space="0" w:sz="0" w:val="nil"/>
@@ -1557,7 +1557,7 @@
       <w:pPr>
         <w:numPr>
           <w:ilvl w:val="0"/>
-          <w:numId w:val="29"/>
+          <w:numId w:val="32"/>
         </w:numPr>
         <w:pBdr>
           <w:top w:space="0" w:sz="0" w:val="nil"/>
@@ -1597,7 +1597,7 @@
       <w:pPr>
         <w:numPr>
           <w:ilvl w:val="1"/>
-          <w:numId w:val="29"/>
+          <w:numId w:val="32"/>
         </w:numPr>
         <w:pBdr>
           <w:top w:space="0" w:sz="0" w:val="nil"/>
@@ -1637,7 +1637,7 @@
       <w:pPr>
         <w:numPr>
           <w:ilvl w:val="2"/>
-          <w:numId w:val="26"/>
+          <w:numId w:val="29"/>
         </w:numPr>
         <w:pBdr>
           <w:top w:space="0" w:sz="0" w:val="nil"/>
@@ -1677,7 +1677,7 @@
       <w:pPr>
         <w:numPr>
           <w:ilvl w:val="2"/>
-          <w:numId w:val="26"/>
+          <w:numId w:val="29"/>
         </w:numPr>
         <w:pBdr>
           <w:top w:space="0" w:sz="0" w:val="nil"/>
@@ -1717,7 +1717,7 @@
       <w:pPr>
         <w:numPr>
           <w:ilvl w:val="2"/>
-          <w:numId w:val="26"/>
+          <w:numId w:val="29"/>
         </w:numPr>
         <w:pBdr>
           <w:top w:space="0" w:sz="0" w:val="nil"/>
@@ -1757,7 +1757,7 @@
       <w:pPr>
         <w:numPr>
           <w:ilvl w:val="2"/>
-          <w:numId w:val="26"/>
+          <w:numId w:val="29"/>
         </w:numPr>
         <w:pBdr>
           <w:top w:space="0" w:sz="0" w:val="nil"/>
@@ -1797,7 +1797,7 @@
       <w:pPr>
         <w:numPr>
           <w:ilvl w:val="1"/>
-          <w:numId w:val="29"/>
+          <w:numId w:val="32"/>
         </w:numPr>
         <w:pBdr>
           <w:top w:space="0" w:sz="0" w:val="nil"/>
@@ -1837,7 +1837,7 @@
       <w:pPr>
         <w:numPr>
           <w:ilvl w:val="1"/>
-          <w:numId w:val="29"/>
+          <w:numId w:val="32"/>
         </w:numPr>
         <w:pBdr>
           <w:top w:space="0" w:sz="0" w:val="nil"/>
@@ -1877,7 +1877,7 @@
       <w:pPr>
         <w:numPr>
           <w:ilvl w:val="0"/>
-          <w:numId w:val="29"/>
+          <w:numId w:val="32"/>
         </w:numPr>
         <w:pBdr>
           <w:top w:space="0" w:sz="0" w:val="nil"/>
@@ -1917,7 +1917,7 @@
       <w:pPr>
         <w:numPr>
           <w:ilvl w:val="1"/>
-          <w:numId w:val="29"/>
+          <w:numId w:val="32"/>
         </w:numPr>
         <w:pBdr>
           <w:top w:space="0" w:sz="0" w:val="nil"/>
@@ -1957,7 +1957,7 @@
       <w:pPr>
         <w:numPr>
           <w:ilvl w:val="1"/>
-          <w:numId w:val="29"/>
+          <w:numId w:val="32"/>
         </w:numPr>
         <w:pBdr>
           <w:top w:space="0" w:sz="0" w:val="nil"/>
@@ -1996,7 +1996,7 @@
         <w:pStyle w:val="Heading1"/>
         <w:numPr>
           <w:ilvl w:val="0"/>
-          <w:numId w:val="25"/>
+          <w:numId w:val="28"/>
         </w:numPr>
         <w:tabs>
           <w:tab w:val="left" w:leader="none" w:pos="919"/>
@@ -2286,7 +2286,7 @@
         <w:pStyle w:val="Heading2"/>
         <w:numPr>
           <w:ilvl w:val="1"/>
-          <w:numId w:val="25"/>
+          <w:numId w:val="28"/>
         </w:numPr>
         <w:tabs>
           <w:tab w:val="left" w:leader="none" w:pos="2259"/>
@@ -2364,7 +2364,7 @@
         <w:pStyle w:val="Heading2"/>
         <w:numPr>
           <w:ilvl w:val="1"/>
-          <w:numId w:val="25"/>
+          <w:numId w:val="28"/>
         </w:numPr>
         <w:tabs>
           <w:tab w:val="left" w:leader="none" w:pos="2259"/>
@@ -2454,7 +2454,7 @@
         <w:pStyle w:val="Heading2"/>
         <w:numPr>
           <w:ilvl w:val="1"/>
-          <w:numId w:val="25"/>
+          <w:numId w:val="28"/>
         </w:numPr>
         <w:tabs>
           <w:tab w:val="left" w:leader="none" w:pos="2259"/>
@@ -2565,7 +2565,7 @@
         <w:pStyle w:val="Heading2"/>
         <w:numPr>
           <w:ilvl w:val="1"/>
-          <w:numId w:val="25"/>
+          <w:numId w:val="28"/>
         </w:numPr>
         <w:tabs>
           <w:tab w:val="left" w:leader="none" w:pos="2259"/>
@@ -2656,7 +2656,7 @@
         <w:pStyle w:val="Heading3"/>
         <w:numPr>
           <w:ilvl w:val="2"/>
-          <w:numId w:val="25"/>
+          <w:numId w:val="28"/>
         </w:numPr>
         <w:tabs>
           <w:tab w:val="left" w:leader="none" w:pos="2307"/>
@@ -2839,7 +2839,7 @@
         <w:pStyle w:val="Heading2"/>
         <w:numPr>
           <w:ilvl w:val="1"/>
-          <w:numId w:val="25"/>
+          <w:numId w:val="28"/>
         </w:numPr>
         <w:tabs>
           <w:tab w:val="left" w:leader="none" w:pos="2259"/>
@@ -3041,7 +3041,7 @@
         <w:pStyle w:val="Heading2"/>
         <w:numPr>
           <w:ilvl w:val="1"/>
-          <w:numId w:val="25"/>
+          <w:numId w:val="28"/>
         </w:numPr>
         <w:tabs>
           <w:tab w:val="left" w:leader="none" w:pos="2259"/>
@@ -3891,7 +3891,7 @@
         <w:pStyle w:val="Heading2"/>
         <w:numPr>
           <w:ilvl w:val="1"/>
-          <w:numId w:val="25"/>
+          <w:numId w:val="28"/>
         </w:numPr>
         <w:tabs>
           <w:tab w:val="left" w:leader="none" w:pos="2259"/>
@@ -4478,7 +4478,7 @@
         <w:pStyle w:val="Heading2"/>
         <w:numPr>
           <w:ilvl w:val="1"/>
-          <w:numId w:val="25"/>
+          <w:numId w:val="28"/>
         </w:numPr>
         <w:tabs>
           <w:tab w:val="left" w:leader="none" w:pos="2259"/>
@@ -4773,7 +4773,7 @@
         <w:pStyle w:val="Heading2"/>
         <w:numPr>
           <w:ilvl w:val="1"/>
-          <w:numId w:val="25"/>
+          <w:numId w:val="28"/>
         </w:numPr>
         <w:tabs>
           <w:tab w:val="left" w:leader="none" w:pos="2259"/>
@@ -4934,7 +4934,7 @@
         <w:pStyle w:val="Heading1"/>
         <w:numPr>
           <w:ilvl w:val="0"/>
-          <w:numId w:val="25"/>
+          <w:numId w:val="28"/>
         </w:numPr>
         <w:tabs>
           <w:tab w:val="left" w:leader="none" w:pos="919"/>
@@ -4962,7 +4962,7 @@
         <w:pStyle w:val="Heading2"/>
         <w:numPr>
           <w:ilvl w:val="1"/>
-          <w:numId w:val="25"/>
+          <w:numId w:val="28"/>
         </w:numPr>
         <w:tabs>
           <w:tab w:val="left" w:leader="none" w:pos="2259"/>
@@ -5034,7 +5034,7 @@
         <w:pStyle w:val="Heading2"/>
         <w:numPr>
           <w:ilvl w:val="1"/>
-          <w:numId w:val="25"/>
+          <w:numId w:val="28"/>
         </w:numPr>
         <w:tabs>
           <w:tab w:val="left" w:leader="none" w:pos="2259"/>
@@ -5630,7 +5630,7 @@
       <w:pPr>
         <w:numPr>
           <w:ilvl w:val="1"/>
-          <w:numId w:val="25"/>
+          <w:numId w:val="28"/>
         </w:numPr>
         <w:pBdr>
           <w:top w:space="0" w:sz="0" w:val="nil"/>
@@ -5901,7 +5901,7 @@
         <w:pStyle w:val="Heading2"/>
         <w:numPr>
           <w:ilvl w:val="1"/>
-          <w:numId w:val="30"/>
+          <w:numId w:val="33"/>
         </w:numPr>
         <w:tabs>
           <w:tab w:val="left" w:leader="none" w:pos="2259"/>
@@ -5928,7 +5928,7 @@
       <w:pPr>
         <w:numPr>
           <w:ilvl w:val="2"/>
-          <w:numId w:val="24"/>
+          <w:numId w:val="27"/>
         </w:numPr>
         <w:pBdr>
           <w:top w:space="0" w:sz="0" w:val="nil"/>
@@ -5958,7 +5958,7 @@
       <w:pPr>
         <w:numPr>
           <w:ilvl w:val="2"/>
-          <w:numId w:val="24"/>
+          <w:numId w:val="27"/>
         </w:numPr>
         <w:pBdr>
           <w:top w:space="0" w:sz="0" w:val="nil"/>
@@ -5998,7 +5998,7 @@
       <w:pPr>
         <w:numPr>
           <w:ilvl w:val="2"/>
-          <w:numId w:val="24"/>
+          <w:numId w:val="27"/>
         </w:numPr>
         <w:pBdr>
           <w:top w:space="0" w:sz="0" w:val="nil"/>
@@ -6028,7 +6028,7 @@
       <w:pPr>
         <w:numPr>
           <w:ilvl w:val="2"/>
-          <w:numId w:val="24"/>
+          <w:numId w:val="27"/>
         </w:numPr>
         <w:pBdr>
           <w:top w:space="0" w:sz="0" w:val="nil"/>
@@ -6058,7 +6058,7 @@
       <w:pPr>
         <w:numPr>
           <w:ilvl w:val="2"/>
-          <w:numId w:val="24"/>
+          <w:numId w:val="27"/>
         </w:numPr>
         <w:pBdr>
           <w:top w:space="0" w:sz="0" w:val="nil"/>
@@ -6098,7 +6098,7 @@
       <w:pPr>
         <w:numPr>
           <w:ilvl w:val="2"/>
-          <w:numId w:val="24"/>
+          <w:numId w:val="27"/>
         </w:numPr>
         <w:pBdr>
           <w:top w:space="0" w:sz="0" w:val="nil"/>
@@ -6198,7 +6198,7 @@
         <w:pStyle w:val="Heading1"/>
         <w:numPr>
           <w:ilvl w:val="0"/>
-          <w:numId w:val="30"/>
+          <w:numId w:val="33"/>
         </w:numPr>
         <w:tabs>
           <w:tab w:val="left" w:leader="none" w:pos="919"/>
@@ -6225,7 +6225,7 @@
         <w:pStyle w:val="Heading2"/>
         <w:numPr>
           <w:ilvl w:val="1"/>
-          <w:numId w:val="30"/>
+          <w:numId w:val="33"/>
         </w:numPr>
         <w:tabs>
           <w:tab w:val="left" w:leader="none" w:pos="2259"/>
@@ -6253,7 +6253,7 @@
         <w:pStyle w:val="Heading3"/>
         <w:numPr>
           <w:ilvl w:val="2"/>
-          <w:numId w:val="30"/>
+          <w:numId w:val="33"/>
         </w:numPr>
         <w:tabs>
           <w:tab w:val="left" w:leader="none" w:pos="3273"/>
@@ -6324,7 +6324,7 @@
         <w:pStyle w:val="Heading3"/>
         <w:numPr>
           <w:ilvl w:val="2"/>
-          <w:numId w:val="30"/>
+          <w:numId w:val="33"/>
         </w:numPr>
         <w:tabs>
           <w:tab w:val="left" w:leader="none" w:pos="3273"/>
@@ -6392,7 +6392,7 @@
       <w:pPr>
         <w:numPr>
           <w:ilvl w:val="0"/>
-          <w:numId w:val="23"/>
+          <w:numId w:val="26"/>
         </w:numPr>
         <w:pBdr>
           <w:top w:space="0" w:sz="0" w:val="nil"/>
@@ -6421,7 +6421,7 @@
       <w:pPr>
         <w:numPr>
           <w:ilvl w:val="0"/>
-          <w:numId w:val="23"/>
+          <w:numId w:val="26"/>
         </w:numPr>
         <w:pBdr>
           <w:top w:space="0" w:sz="0" w:val="nil"/>
@@ -6451,7 +6451,7 @@
       <w:pPr>
         <w:numPr>
           <w:ilvl w:val="0"/>
-          <w:numId w:val="23"/>
+          <w:numId w:val="26"/>
         </w:numPr>
         <w:pBdr>
           <w:top w:space="0" w:sz="0" w:val="nil"/>
@@ -6502,7 +6502,7 @@
         <w:pStyle w:val="Heading3"/>
         <w:numPr>
           <w:ilvl w:val="2"/>
-          <w:numId w:val="30"/>
+          <w:numId w:val="33"/>
         </w:numPr>
         <w:tabs>
           <w:tab w:val="left" w:leader="none" w:pos="3273"/>
@@ -6659,7 +6659,7 @@
         <w:pStyle w:val="Heading3"/>
         <w:numPr>
           <w:ilvl w:val="2"/>
-          <w:numId w:val="30"/>
+          <w:numId w:val="33"/>
         </w:numPr>
         <w:tabs>
           <w:tab w:val="left" w:leader="none" w:pos="3273"/>
@@ -6748,7 +6748,7 @@
         <w:pStyle w:val="Heading2"/>
         <w:numPr>
           <w:ilvl w:val="1"/>
-          <w:numId w:val="30"/>
+          <w:numId w:val="33"/>
         </w:numPr>
         <w:tabs>
           <w:tab w:val="left" w:leader="none" w:pos="2292"/>
@@ -6935,7 +6935,7 @@
         <w:widowControl w:val="1"/>
         <w:numPr>
           <w:ilvl w:val="0"/>
-          <w:numId w:val="11"/>
+          <w:numId w:val="14"/>
         </w:numPr>
         <w:spacing w:after="160" w:lineRule="auto"/>
         <w:ind w:left="2148" w:hanging="360"/>
@@ -6972,445 +6972,6 @@
           <w:rtl w:val="0"/>
         </w:rPr>
         <w:t xml:space="preserve">ERF1.1.1: Autenticación y registro con redes sociales.</w:t>
-      </w:r>
-      <w:r>
-        <w:rPr>
-          <w:rtl w:val="0"/>
-        </w:rPr>
-      </w:r>
-    </w:p>
-    <w:p>
-      <w:pPr>
-        <w:widowControl w:val="1"/>
-        <w:numPr>
-          <w:ilvl w:val="0"/>
-          <w:numId w:val="16"/>
-        </w:numPr>
-        <w:spacing w:after="160" w:lineRule="auto"/>
-        <w:ind w:left="2148" w:hanging="360"/>
-        <w:rPr>
-          <w:sz w:val="20"/>
-          <w:szCs w:val="20"/>
-        </w:rPr>
-      </w:pPr>
-      <w:r>
-        <w:rPr>
-          <w:rtl w:val="0"/>
-        </w:rPr>
-        <w:t xml:space="preserve">El usuario podrá acceder o registrarse utilizando alguna red social, como su cuenta de Google.</w:t>
-      </w:r>
-    </w:p>
-    <w:p>
-      <w:pPr>
-        <w:widowControl w:val="1"/>
-        <w:spacing w:after="160" w:lineRule="auto"/>
-        <w:rPr>
-          <w:rFonts w:ascii="Times New Roman" w:cs="Times New Roman" w:eastAsia="Times New Roman" w:hAnsi="Times New Roman"/>
-          <w:sz w:val="24"/>
-          <w:szCs w:val="24"/>
-        </w:rPr>
-      </w:pPr>
-      <w:r>
-        <w:rPr>
-          <w:rtl w:val="0"/>
-        </w:rPr>
-        <w:t xml:space="preserve">                       ERF1.2: Iniciar sesión.</w:t>
-      </w:r>
-      <w:r>
-        <w:rPr>
-          <w:rtl w:val="0"/>
-        </w:rPr>
-      </w:r>
-    </w:p>
-    <w:p>
-      <w:pPr>
-        <w:widowControl w:val="1"/>
-        <w:spacing w:after="160" w:lineRule="auto"/>
-        <w:ind w:left="708" w:firstLine="720.0000000000001"/>
-        <w:rPr>
-          <w:rFonts w:ascii="Times New Roman" w:cs="Times New Roman" w:eastAsia="Times New Roman" w:hAnsi="Times New Roman"/>
-          <w:sz w:val="24"/>
-          <w:szCs w:val="24"/>
-        </w:rPr>
-      </w:pPr>
-      <w:r>
-        <w:rPr>
-          <w:rtl w:val="0"/>
-        </w:rPr>
-        <w:t xml:space="preserve">ERF1.3: Actualización de información.</w:t>
-      </w:r>
-      <w:r>
-        <w:rPr>
-          <w:rtl w:val="0"/>
-        </w:rPr>
-      </w:r>
-    </w:p>
-    <w:p>
-      <w:pPr>
-        <w:widowControl w:val="1"/>
-        <w:numPr>
-          <w:ilvl w:val="0"/>
-          <w:numId w:val="21"/>
-        </w:numPr>
-        <w:spacing w:after="160" w:lineRule="auto"/>
-        <w:ind w:left="2148" w:hanging="360"/>
-        <w:rPr/>
-      </w:pPr>
-      <w:r>
-        <w:rPr>
-          <w:rtl w:val="0"/>
-        </w:rPr>
-        <w:t xml:space="preserve">El sistema debe permitir a los usuarios editar y actualizar su información personal.</w:t>
-      </w:r>
-    </w:p>
-    <w:p>
-      <w:pPr>
-        <w:widowControl w:val="1"/>
-        <w:spacing w:after="160" w:lineRule="auto"/>
-        <w:ind w:left="720" w:firstLine="696"/>
-        <w:rPr/>
-      </w:pPr>
-      <w:r>
-        <w:rPr>
-          <w:rtl w:val="0"/>
-        </w:rPr>
-        <w:t xml:space="preserve">ERF1.4: Recuperar contraseña</w:t>
-      </w:r>
-    </w:p>
-    <w:p>
-      <w:pPr>
-        <w:widowControl w:val="1"/>
-        <w:numPr>
-          <w:ilvl w:val="0"/>
-          <w:numId w:val="7"/>
-        </w:numPr>
-        <w:ind w:left="2160" w:hanging="360"/>
-        <w:rPr/>
-      </w:pPr>
-      <w:r>
-        <w:rPr>
-          <w:rtl w:val="0"/>
-        </w:rPr>
-        <w:t xml:space="preserve">El sistema debe permitir que los usuarios restablezcan su contraseña en caso de olvido mediante correo electrónico u otro método seguro de verificación.</w:t>
-      </w:r>
-    </w:p>
-    <w:p>
-      <w:pPr>
-        <w:widowControl w:val="1"/>
-        <w:numPr>
-          <w:ilvl w:val="0"/>
-          <w:numId w:val="7"/>
-        </w:numPr>
-        <w:spacing w:after="160" w:lineRule="auto"/>
-        <w:ind w:left="2160" w:hanging="360"/>
-        <w:rPr/>
-      </w:pPr>
-      <w:r>
-        <w:rPr>
-          <w:rtl w:val="0"/>
-        </w:rPr>
-        <w:t xml:space="preserve">Esto garantiza acceso continuo y evita bloqueos definitivos de la cuenta.</w:t>
-      </w:r>
-    </w:p>
-    <w:p>
-      <w:pPr>
-        <w:widowControl w:val="1"/>
-        <w:spacing w:after="160" w:lineRule="auto"/>
-        <w:ind w:left="0" w:firstLine="0"/>
-        <w:rPr/>
-      </w:pPr>
-      <w:r>
-        <w:rPr>
-          <w:rtl w:val="0"/>
-        </w:rPr>
-        <w:tab/>
-        <w:tab/>
-        <w:t xml:space="preserve">ERF1.5: Eliminar Cuenta</w:t>
-      </w:r>
-    </w:p>
-    <w:p>
-      <w:pPr>
-        <w:widowControl w:val="1"/>
-        <w:numPr>
-          <w:ilvl w:val="0"/>
-          <w:numId w:val="2"/>
-        </w:numPr>
-        <w:spacing w:after="160" w:lineRule="auto"/>
-        <w:ind w:left="2160" w:hanging="360"/>
-        <w:rPr>
-          <w:u w:val="none"/>
-        </w:rPr>
-      </w:pPr>
-      <w:r>
-        <w:rPr>
-          <w:rtl w:val="0"/>
-        </w:rPr>
-        <w:t xml:space="preserve">Los usuarios podrán eliminar su cuenta, si ya no desean usar el servicio.</w:t>
-      </w:r>
-    </w:p>
-    <w:p>
-      <w:pPr>
-        <w:widowControl w:val="1"/>
-        <w:spacing w:after="160" w:lineRule="auto"/>
-        <w:rPr>
-          <w:b w:val="1"/>
-          <w:bCs w:val="1"/>
-        </w:rPr>
-      </w:pPr>
-      <w:r>
-        <w:rPr>
-          <w:rtl w:val="0"/>
-        </w:rPr>
-        <w:tab/>
-      </w:r>
-      <w:r>
-        <w:rPr>
-          <w:b w:val="1"/>
-          <w:bCs w:val="1"/>
-          <w:highlight w:val="yellow"/>
-          <w:rtl w:val="0"/>
-        </w:rPr>
-        <w:t xml:space="preserve">RF2. Gestión de Proyectos</w:t>
-      </w:r>
-      <w:r>
-        <w:rPr>
-          <w:rtl w:val="0"/>
-        </w:rPr>
-      </w:r>
-    </w:p>
-    <w:p>
-      <w:pPr>
-        <w:widowControl w:val="1"/>
-        <w:spacing w:after="160" w:lineRule="auto"/>
-        <w:ind w:left="708" w:firstLine="720.0000000000001"/>
-        <w:rPr>
-          <w:rFonts w:ascii="Times New Roman" w:cs="Times New Roman" w:eastAsia="Times New Roman" w:hAnsi="Times New Roman"/>
-          <w:sz w:val="24"/>
-          <w:szCs w:val="24"/>
-        </w:rPr>
-      </w:pPr>
-      <w:r>
-        <w:rPr>
-          <w:rtl w:val="0"/>
-        </w:rPr>
-        <w:t xml:space="preserve">ERF2.4: Registrar proyecto u hogar.</w:t>
-      </w:r>
-      <w:r>
-        <w:rPr>
-          <w:rtl w:val="0"/>
-        </w:rPr>
-      </w:r>
-    </w:p>
-    <w:p>
-      <w:pPr>
-        <w:widowControl w:val="1"/>
-        <w:numPr>
-          <w:ilvl w:val="0"/>
-          <w:numId w:val="15"/>
-        </w:numPr>
-        <w:spacing w:after="160" w:lineRule="auto"/>
-        <w:ind w:left="2148" w:hanging="360"/>
-        <w:rPr>
-          <w:sz w:val="20"/>
-          <w:szCs w:val="20"/>
-        </w:rPr>
-      </w:pPr>
-      <w:r>
-        <w:rPr>
-          <w:rtl w:val="0"/>
-        </w:rPr>
-        <w:t xml:space="preserve">El sistema debe permitir registrar el proyecto o lugar donde estén ubicados los dispositivos (por ejemplo: casa, edificio o empresa).</w:t>
-      </w:r>
-      <w:r>
-        <w:rPr>
-          <w:rtl w:val="0"/>
-        </w:rPr>
-      </w:r>
-    </w:p>
-    <w:p>
-      <w:pPr>
-        <w:widowControl w:val="1"/>
-        <w:spacing w:after="160" w:lineRule="auto"/>
-        <w:ind w:left="708" w:firstLine="720.0000000000001"/>
-        <w:rPr/>
-      </w:pPr>
-      <w:r>
-        <w:rPr>
-          <w:rtl w:val="0"/>
-        </w:rPr>
-        <w:t xml:space="preserve">ERF2.2: Vinculación de dispositivos </w:t>
-      </w:r>
-    </w:p>
-    <w:p>
-      <w:pPr>
-        <w:widowControl w:val="1"/>
-        <w:numPr>
-          <w:ilvl w:val="0"/>
-          <w:numId w:val="41"/>
-        </w:numPr>
-        <w:spacing w:after="160" w:lineRule="auto"/>
-        <w:ind w:left="2160" w:hanging="360"/>
-        <w:rPr/>
-      </w:pPr>
-      <w:r>
-        <w:rPr>
-          <w:rtl w:val="0"/>
-        </w:rPr>
-        <w:t xml:space="preserve">El sistema debe permitir vincular usuarios, dispositivos y asignarlos a un proyecto.</w:t>
-      </w:r>
-    </w:p>
-    <w:p>
-      <w:pPr>
-        <w:widowControl w:val="1"/>
-        <w:spacing w:after="160" w:lineRule="auto"/>
-        <w:ind w:left="708" w:firstLine="720.0000000000001"/>
-        <w:rPr/>
-      </w:pPr>
-      <w:r>
-        <w:rPr>
-          <w:rtl w:val="0"/>
-        </w:rPr>
-        <w:t xml:space="preserve">ERF2.3: Usuario responsable.</w:t>
-      </w:r>
-    </w:p>
-    <w:p>
-      <w:pPr>
-        <w:widowControl w:val="1"/>
-        <w:numPr>
-          <w:ilvl w:val="0"/>
-          <w:numId w:val="37"/>
-        </w:numPr>
-        <w:spacing w:after="160" w:line="276" w:lineRule="auto"/>
-        <w:ind w:left="2160" w:hanging="360"/>
-        <w:rPr/>
-      </w:pPr>
-      <w:r>
-        <w:rPr>
-          <w:rtl w:val="0"/>
-        </w:rPr>
-        <w:t xml:space="preserve">Por cada proyecto o hogar debe haber un usuario responsable encargado de gestionar todos los dispositivos. Este rol tiene el permiso avanzado de la plataforma.</w:t>
-      </w:r>
-    </w:p>
-    <w:p>
-      <w:pPr>
-        <w:widowControl w:val="1"/>
-        <w:spacing w:after="160" w:lineRule="auto"/>
-        <w:ind w:firstLine="708"/>
-        <w:rPr>
-          <w:b w:val="1"/>
-          <w:bCs w:val="1"/>
-        </w:rPr>
-      </w:pPr>
-      <w:r>
-        <w:rPr>
-          <w:b w:val="1"/>
-          <w:bCs w:val="1"/>
-          <w:highlight w:val="yellow"/>
-          <w:rtl w:val="0"/>
-        </w:rPr>
-        <w:t xml:space="preserve">RF3. Gestión y configuración del Sistema</w:t>
-      </w:r>
-      <w:r>
-        <w:rPr>
-          <w:rtl w:val="0"/>
-        </w:rPr>
-      </w:r>
-    </w:p>
-    <w:p>
-      <w:pPr>
-        <w:widowControl w:val="1"/>
-        <w:spacing w:after="160" w:lineRule="auto"/>
-        <w:rPr>
-          <w:rFonts w:ascii="Times New Roman" w:cs="Times New Roman" w:eastAsia="Times New Roman" w:hAnsi="Times New Roman"/>
-          <w:sz w:val="24"/>
-          <w:szCs w:val="24"/>
-        </w:rPr>
-      </w:pPr>
-      <w:r>
-        <w:rPr>
-          <w:b w:val="1"/>
-          <w:bCs w:val="1"/>
-          <w:rtl w:val="0"/>
-        </w:rPr>
-        <w:tab/>
-        <w:tab/>
-      </w:r>
-      <w:r>
-        <w:rPr>
-          <w:rtl w:val="0"/>
-        </w:rPr>
-        <w:t xml:space="preserve">ERF3.1: Configuración de umbrales.</w:t>
-      </w:r>
-      <w:r>
-        <w:rPr>
-          <w:rtl w:val="0"/>
-        </w:rPr>
-      </w:r>
-    </w:p>
-    <w:p>
-      <w:pPr>
-        <w:widowControl w:val="1"/>
-        <w:numPr>
-          <w:ilvl w:val="0"/>
-          <w:numId w:val="18"/>
-        </w:numPr>
-        <w:spacing w:after="160" w:lineRule="auto"/>
-        <w:ind w:left="1440" w:hanging="360"/>
-        <w:rPr>
-          <w:sz w:val="20"/>
-          <w:szCs w:val="20"/>
-        </w:rPr>
-      </w:pPr>
-      <w:r>
-        <w:rPr>
-          <w:rtl w:val="0"/>
-        </w:rPr>
-        <w:t xml:space="preserve">El usuario podrá configurar los umbrales de consumo para recibir alertas y recomendaciones personalizadas. Estos umbrales dependerán de las facturas de consumo eléctrico del hogar. Además, el sistema incluirá umbrales por defecto preestablecidos de acuerdo con las necesidades del usuario.</w:t>
-      </w:r>
-      <w:r>
-        <w:rPr>
-          <w:rtl w:val="0"/>
-        </w:rPr>
-      </w:r>
-    </w:p>
-    <w:p>
-      <w:pPr>
-        <w:widowControl w:val="1"/>
-        <w:spacing w:after="160" w:lineRule="auto"/>
-        <w:rPr>
-          <w:rFonts w:ascii="Times New Roman" w:cs="Times New Roman" w:eastAsia="Times New Roman" w:hAnsi="Times New Roman"/>
-          <w:sz w:val="24"/>
-          <w:szCs w:val="24"/>
-        </w:rPr>
-      </w:pPr>
-      <w:r>
-        <w:rPr>
-          <w:rtl w:val="0"/>
-        </w:rPr>
-        <w:tab/>
-      </w:r>
-      <w:r>
-        <w:rPr>
-          <w:rtl w:val="0"/>
-        </w:rPr>
-      </w:r>
-    </w:p>
-    <w:p>
-      <w:pPr>
-        <w:widowControl w:val="1"/>
-        <w:spacing w:after="160" w:lineRule="auto"/>
-        <w:ind w:left="708" w:firstLine="720.0000000000001"/>
-        <w:rPr>
-          <w:rFonts w:ascii="Times New Roman" w:cs="Times New Roman" w:eastAsia="Times New Roman" w:hAnsi="Times New Roman"/>
-          <w:sz w:val="24"/>
-          <w:szCs w:val="24"/>
-        </w:rPr>
-      </w:pPr>
-      <w:r>
-        <w:rPr>
-          <w:rtl w:val="0"/>
-        </w:rPr>
-        <w:t xml:space="preserve">ERF3.2: Configuración de colores.</w:t>
       </w:r>
       <w:r>
         <w:rPr>
@@ -7426,7 +6987,7 @@
           <w:numId w:val="19"/>
         </w:numPr>
         <w:spacing w:after="160" w:lineRule="auto"/>
-        <w:ind w:left="2148" w:hanging="360"/>
+        <w:ind w:left="2868" w:hanging="360"/>
         <w:rPr>
           <w:sz w:val="20"/>
           <w:szCs w:val="20"/>
@@ -7436,18 +6997,13 @@
         <w:rPr>
           <w:rtl w:val="0"/>
         </w:rPr>
-        <w:t xml:space="preserve">El usuario podrá personalizar los colores del sistema. Existirán paletas de colores predefinidas que el usuario podrá seleccionar a su gusto. Estas se adaptarán automáticamente al modo oscuro del sistema.</w:t>
-      </w:r>
-      <w:r>
-        <w:rPr>
-          <w:rtl w:val="0"/>
-        </w:rPr>
+        <w:t xml:space="preserve">El usuario podrá acceder o registrarse utilizando proveedores externos de autenticación (redes sociales), los cuales serán almacenados como parte de su configuración de usuario.</w:t>
       </w:r>
     </w:p>
     <w:p>
       <w:pPr>
         <w:widowControl w:val="1"/>
-        <w:ind w:left="708" w:firstLine="0"/>
+        <w:spacing w:after="160" w:lineRule="auto"/>
         <w:rPr>
           <w:rFonts w:ascii="Times New Roman" w:cs="Times New Roman" w:eastAsia="Times New Roman" w:hAnsi="Times New Roman"/>
           <w:sz w:val="24"/>
@@ -7458,6 +7014,12 @@
         <w:rPr>
           <w:rtl w:val="0"/>
         </w:rPr>
+        <w:t xml:space="preserve">                       ERF1.2: Iniciar sesión.</w:t>
+      </w:r>
+      <w:r>
+        <w:rPr>
+          <w:rtl w:val="0"/>
+        </w:rPr>
       </w:r>
     </w:p>
     <w:p>
@@ -7475,7 +7037,7 @@
         <w:rPr>
           <w:rtl w:val="0"/>
         </w:rPr>
-        <w:t xml:space="preserve">ERF3.3: Configuración de idioma.</w:t>
+        <w:t xml:space="preserve">ERF1.3: Actualización de información.</w:t>
       </w:r>
       <w:r>
         <w:rPr>
@@ -7488,7 +7050,7 @@
         <w:widowControl w:val="1"/>
         <w:numPr>
           <w:ilvl w:val="0"/>
-          <w:numId w:val="20"/>
+          <w:numId w:val="24"/>
         </w:numPr>
         <w:spacing w:after="160" w:lineRule="auto"/>
         <w:ind w:left="2148" w:hanging="360"/>
@@ -7498,7 +7060,7 @@
         <w:rPr>
           <w:rtl w:val="0"/>
         </w:rPr>
-        <w:t xml:space="preserve">El usuario podrá configurar el idioma del sistema según sus preferencias. Estarán disponibles hasta 20 idiomas diferentes.</w:t>
+        <w:t xml:space="preserve">El sistema debe permitir a los usuarios editar y actualizar su información personal.</w:t>
       </w:r>
     </w:p>
     <w:p>
@@ -7512,8 +7074,7 @@
         <w:rPr>
           <w:rtl w:val="0"/>
         </w:rPr>
-        <w:t xml:space="preserve">ERF3.4: Configuración de Alertas.</w:t>
-        <w:tab/>
+        <w:t xml:space="preserve">ERF1.4: Recuperar contraseña</w:t>
       </w:r>
     </w:p>
     <w:p>
@@ -7521,9 +7082,8 @@
         <w:widowControl w:val="1"/>
         <w:numPr>
           <w:ilvl w:val="0"/>
-          <w:numId w:val="35"/>
+          <w:numId w:val="10"/>
         </w:numPr>
-        <w:spacing w:after="160" w:lineRule="auto"/>
         <w:ind w:left="2160" w:hanging="360"/>
         <w:rPr/>
       </w:pPr>
@@ -7531,372 +7091,7 @@
         <w:rPr>
           <w:rtl w:val="0"/>
         </w:rPr>
-        <w:t xml:space="preserve">El usuario podrá configurar como este quiere recibirlas, si a través de notificaciones o por algún otro medio digital como el correo.</w:t>
-      </w:r>
-    </w:p>
-    <w:p>
-      <w:pPr>
-        <w:widowControl w:val="1"/>
-        <w:spacing w:after="160" w:lineRule="auto"/>
-        <w:rPr/>
-      </w:pPr>
-      <w:r>
-        <w:rPr>
-          <w:rtl w:val="0"/>
-        </w:rPr>
-      </w:r>
-    </w:p>
-    <w:p>
-      <w:pPr>
-        <w:widowControl w:val="1"/>
-        <w:ind w:left="720" w:firstLine="0"/>
-        <w:rPr>
-          <w:rFonts w:ascii="Times New Roman" w:cs="Times New Roman" w:eastAsia="Times New Roman" w:hAnsi="Times New Roman"/>
-          <w:sz w:val="24"/>
-          <w:szCs w:val="24"/>
-        </w:rPr>
-      </w:pPr>
-      <w:r>
-        <w:rPr>
-          <w:b w:val="1"/>
-          <w:bCs w:val="1"/>
-          <w:highlight w:val="yellow"/>
-          <w:rtl w:val="0"/>
-        </w:rPr>
-        <w:t xml:space="preserve">RF4.</w:t>
-      </w:r>
-      <w:r>
-        <w:rPr>
-          <w:highlight w:val="yellow"/>
-          <w:rtl w:val="0"/>
-        </w:rPr>
-        <w:t xml:space="preserve"> </w:t>
-      </w:r>
-      <w:r>
-        <w:rPr>
-          <w:b w:val="1"/>
-          <w:bCs w:val="1"/>
-          <w:highlight w:val="yellow"/>
-          <w:rtl w:val="0"/>
-        </w:rPr>
-        <w:t xml:space="preserve">Registro y Procesamiento del Consumo Eléctrico</w:t>
-      </w:r>
-      <w:r>
-        <w:rPr>
-          <w:rtl w:val="0"/>
-        </w:rPr>
-      </w:r>
-    </w:p>
-    <w:p>
-      <w:pPr>
-        <w:widowControl w:val="1"/>
-        <w:spacing w:after="160" w:lineRule="auto"/>
-        <w:ind w:left="1080" w:firstLine="0"/>
-        <w:rPr>
-          <w:rFonts w:ascii="Times New Roman" w:cs="Times New Roman" w:eastAsia="Times New Roman" w:hAnsi="Times New Roman"/>
-          <w:sz w:val="24"/>
-          <w:szCs w:val="24"/>
-        </w:rPr>
-      </w:pPr>
-      <w:r>
-        <w:rPr>
-          <w:rtl w:val="0"/>
-        </w:rPr>
-        <w:t xml:space="preserve">ERF4.1: Registro automático de consumo.</w:t>
-      </w:r>
-      <w:r>
-        <w:rPr>
-          <w:rtl w:val="0"/>
-        </w:rPr>
-      </w:r>
-    </w:p>
-    <w:p>
-      <w:pPr>
-        <w:widowControl w:val="1"/>
-        <w:numPr>
-          <w:ilvl w:val="0"/>
-          <w:numId w:val="22"/>
-        </w:numPr>
-        <w:spacing w:after="160" w:lineRule="auto"/>
-        <w:ind w:left="1800" w:hanging="360"/>
-        <w:rPr>
-          <w:sz w:val="20"/>
-          <w:szCs w:val="20"/>
-        </w:rPr>
-      </w:pPr>
-      <w:r>
-        <w:rPr>
-          <w:rtl w:val="0"/>
-        </w:rPr>
-        <w:t xml:space="preserve">El sistema debe registrar automáticamente el consumo eléctrico por hora proveniente de los dispositivos conectados.</w:t>
-      </w:r>
-      <w:r>
-        <w:rPr>
-          <w:rtl w:val="0"/>
-        </w:rPr>
-      </w:r>
-    </w:p>
-    <w:p>
-      <w:pPr>
-        <w:widowControl w:val="1"/>
-        <w:spacing w:after="160" w:lineRule="auto"/>
-        <w:ind w:left="1080" w:firstLine="0"/>
-        <w:rPr/>
-      </w:pPr>
-      <w:r>
-        <w:rPr>
-          <w:rtl w:val="0"/>
-        </w:rPr>
-        <w:t xml:space="preserve">ERF4.2: Visualización de consumo.</w:t>
-      </w:r>
-    </w:p>
-    <w:p>
-      <w:pPr>
-        <w:widowControl w:val="1"/>
-        <w:spacing w:after="160" w:lineRule="auto"/>
-        <w:ind w:left="1080" w:firstLine="360"/>
-        <w:rPr>
-          <w:rFonts w:ascii="Times New Roman" w:cs="Times New Roman" w:eastAsia="Times New Roman" w:hAnsi="Times New Roman"/>
-          <w:sz w:val="24"/>
-          <w:szCs w:val="24"/>
-        </w:rPr>
-      </w:pPr>
-      <w:r>
-        <w:rPr>
-          <w:rtl w:val="0"/>
-        </w:rPr>
-        <w:t xml:space="preserve">ERF4.2.1: Selección de rangos de fechas de consumo.</w:t>
-      </w:r>
-      <w:r>
-        <w:rPr>
-          <w:rtl w:val="0"/>
-        </w:rPr>
-      </w:r>
-    </w:p>
-    <w:p>
-      <w:pPr>
-        <w:widowControl w:val="1"/>
-        <w:numPr>
-          <w:ilvl w:val="0"/>
-          <w:numId w:val="13"/>
-        </w:numPr>
-        <w:spacing w:after="160" w:lineRule="auto"/>
-        <w:ind w:left="2148" w:hanging="360"/>
-        <w:rPr>
-          <w:sz w:val="20"/>
-          <w:szCs w:val="20"/>
-        </w:rPr>
-      </w:pPr>
-      <w:r>
-        <w:rPr>
-          <w:rtl w:val="0"/>
-        </w:rPr>
-        <w:t xml:space="preserve">El usuario debe poder seleccionar rangos de fechas para analizar patrones de consumo. </w:t>
-      </w:r>
-      <w:r>
-        <w:rPr>
-          <w:rtl w:val="0"/>
-        </w:rPr>
-      </w:r>
-    </w:p>
-    <w:p>
-      <w:pPr>
-        <w:widowControl w:val="1"/>
-        <w:spacing w:after="160" w:lineRule="auto"/>
-        <w:ind w:left="720" w:firstLine="720"/>
-        <w:rPr>
-          <w:rFonts w:ascii="Times New Roman" w:cs="Times New Roman" w:eastAsia="Times New Roman" w:hAnsi="Times New Roman"/>
-          <w:sz w:val="24"/>
-          <w:szCs w:val="24"/>
-        </w:rPr>
-      </w:pPr>
-      <w:r>
-        <w:rPr>
-          <w:rtl w:val="0"/>
-        </w:rPr>
-        <w:t xml:space="preserve">ERF4.2.2: Comparación de consumo.</w:t>
-      </w:r>
-      <w:r>
-        <w:rPr>
-          <w:rtl w:val="0"/>
-        </w:rPr>
-      </w:r>
-    </w:p>
-    <w:p>
-      <w:pPr>
-        <w:widowControl w:val="1"/>
-        <w:numPr>
-          <w:ilvl w:val="0"/>
-          <w:numId w:val="14"/>
-        </w:numPr>
-        <w:spacing w:after="160" w:lineRule="auto"/>
-        <w:ind w:left="2148" w:hanging="360"/>
-        <w:rPr/>
-      </w:pPr>
-      <w:r>
-        <w:rPr>
-          <w:rtl w:val="0"/>
-        </w:rPr>
-        <w:t xml:space="preserve">El sistema debe permitir comparar el consumo actual con promedios históricos o con otros usuarios similares (opcional).</w:t>
-      </w:r>
-    </w:p>
-    <w:p>
-      <w:pPr>
-        <w:widowControl w:val="1"/>
-        <w:spacing w:after="160" w:lineRule="auto"/>
-        <w:ind w:left="720" w:firstLine="720"/>
-        <w:rPr>
-          <w:rFonts w:ascii="Times New Roman" w:cs="Times New Roman" w:eastAsia="Times New Roman" w:hAnsi="Times New Roman"/>
-          <w:sz w:val="24"/>
-          <w:szCs w:val="24"/>
-        </w:rPr>
-      </w:pPr>
-      <w:r>
-        <w:rPr>
-          <w:rtl w:val="0"/>
-        </w:rPr>
-        <w:t xml:space="preserve">ERF4.2:3  Gráficos de tendencias de consumo.</w:t>
-      </w:r>
-      <w:r>
-        <w:rPr>
-          <w:rtl w:val="0"/>
-        </w:rPr>
-      </w:r>
-    </w:p>
-    <w:p>
-      <w:pPr>
-        <w:widowControl w:val="1"/>
-        <w:numPr>
-          <w:ilvl w:val="0"/>
-          <w:numId w:val="12"/>
-        </w:numPr>
-        <w:spacing w:after="160" w:lineRule="auto"/>
-        <w:ind w:left="2148" w:hanging="360"/>
-        <w:rPr>
-          <w:sz w:val="20"/>
-          <w:szCs w:val="20"/>
-        </w:rPr>
-      </w:pPr>
-      <w:r>
-        <w:rPr>
-          <w:rtl w:val="0"/>
-        </w:rPr>
-        <w:t xml:space="preserve">El sistema debe ofrecer un panel con gráficos de tendencias de consumo (picos, horarios críticos y comparativas mensuales).</w:t>
-      </w:r>
-      <w:r>
-        <w:rPr>
-          <w:rtl w:val="0"/>
-        </w:rPr>
-      </w:r>
-    </w:p>
-    <w:p>
-      <w:pPr>
-        <w:widowControl w:val="1"/>
-        <w:ind w:left="1800" w:firstLine="0"/>
-        <w:rPr>
-          <w:rFonts w:ascii="Times New Roman" w:cs="Times New Roman" w:eastAsia="Times New Roman" w:hAnsi="Times New Roman"/>
-          <w:sz w:val="24"/>
-          <w:szCs w:val="24"/>
-        </w:rPr>
-      </w:pPr>
-      <w:r>
-        <w:rPr>
-          <w:rtl w:val="0"/>
-        </w:rPr>
-        <w:tab/>
-      </w:r>
-      <w:r>
-        <w:rPr>
-          <w:rtl w:val="0"/>
-        </w:rPr>
-      </w:r>
-    </w:p>
-    <w:p>
-      <w:pPr>
-        <w:widowControl w:val="1"/>
-        <w:spacing w:after="160" w:lineRule="auto"/>
-        <w:ind w:left="708" w:firstLine="0"/>
-        <w:rPr>
-          <w:rFonts w:ascii="Times New Roman" w:cs="Times New Roman" w:eastAsia="Times New Roman" w:hAnsi="Times New Roman"/>
-          <w:sz w:val="24"/>
-          <w:szCs w:val="24"/>
-        </w:rPr>
-      </w:pPr>
-      <w:r>
-        <w:rPr>
-          <w:rtl w:val="0"/>
-        </w:rPr>
-        <w:t xml:space="preserve">       ERF4.3: Generación de alertas automáticas.</w:t>
-      </w:r>
-      <w:r>
-        <w:rPr>
-          <w:rtl w:val="0"/>
-        </w:rPr>
-      </w:r>
-    </w:p>
-    <w:p>
-      <w:pPr>
-        <w:widowControl w:val="1"/>
-        <w:numPr>
-          <w:ilvl w:val="0"/>
-          <w:numId w:val="31"/>
-        </w:numPr>
-        <w:spacing w:after="160" w:lineRule="auto"/>
-        <w:ind w:left="2148" w:hanging="360"/>
-        <w:rPr/>
-      </w:pPr>
-      <w:r>
-        <w:rPr>
-          <w:rtl w:val="0"/>
-        </w:rPr>
-        <w:t xml:space="preserve">El sistema debe generar alertas automáticas cuando el consumo supere los umbrales definidos (por defecto o personalizados).</w:t>
-        <w:tab/>
-      </w:r>
-    </w:p>
-    <w:p>
-      <w:pPr>
-        <w:widowControl w:val="1"/>
-        <w:spacing w:after="160" w:lineRule="auto"/>
-        <w:ind w:left="830" w:firstLine="610"/>
-        <w:rPr/>
-      </w:pPr>
-      <w:r>
-        <w:rPr>
-          <w:rtl w:val="0"/>
-        </w:rPr>
-        <w:t xml:space="preserve">ERF4.3.1: Visualización de alertas.</w:t>
-      </w:r>
-    </w:p>
-    <w:p>
-      <w:pPr>
-        <w:widowControl w:val="1"/>
-        <w:numPr>
-          <w:ilvl w:val="0"/>
-          <w:numId w:val="9"/>
-        </w:numPr>
-        <w:spacing w:after="160" w:lineRule="auto"/>
-        <w:ind w:left="2160" w:hanging="360"/>
-        <w:rPr/>
-      </w:pPr>
-      <w:r>
-        <w:rPr>
-          <w:rtl w:val="0"/>
-        </w:rPr>
-        <w:t xml:space="preserve">El usuario podrá visualizar las alertas generadas por el sistema y resolverlas dependiendo de la notificación que se de.</w:t>
-      </w:r>
-    </w:p>
-    <w:p>
-      <w:pPr>
-        <w:widowControl w:val="1"/>
-        <w:spacing w:after="160" w:lineRule="auto"/>
-        <w:rPr/>
-      </w:pPr>
-      <w:r>
-        <w:rPr>
-          <w:rtl w:val="0"/>
-        </w:rPr>
-        <w:tab/>
-        <w:t xml:space="preserve">    ERF4.4: Generación de recomendaciones automáticas.</w:t>
+        <w:t xml:space="preserve">El sistema debe permitir que los usuarios restablezcan su contraseña en caso de olvido mediante correo electrónico u otro método seguro de verificación.</w:t>
       </w:r>
     </w:p>
     <w:p>
@@ -7914,7 +7109,477 @@
         <w:rPr>
           <w:rtl w:val="0"/>
         </w:rPr>
-        <w:t xml:space="preserve">El sistema debe generar recomendaciones automáticas dependiendo las alertas generadas, y cuando el consumo no sea elevado, las genere para que estos siga constante</w:t>
+        <w:t xml:space="preserve">Esto garantiza acceso continuo y evita bloqueos definitivos de la cuenta.</w:t>
+      </w:r>
+    </w:p>
+    <w:p>
+      <w:pPr>
+        <w:widowControl w:val="1"/>
+        <w:spacing w:after="160" w:lineRule="auto"/>
+        <w:ind w:left="0" w:firstLine="0"/>
+        <w:rPr/>
+      </w:pPr>
+      <w:r>
+        <w:rPr>
+          <w:rtl w:val="0"/>
+        </w:rPr>
+        <w:tab/>
+        <w:tab/>
+        <w:t xml:space="preserve">ERF1.5: Eliminar Cuenta</w:t>
+      </w:r>
+    </w:p>
+    <w:p>
+      <w:pPr>
+        <w:widowControl w:val="1"/>
+        <w:numPr>
+          <w:ilvl w:val="0"/>
+          <w:numId w:val="3"/>
+        </w:numPr>
+        <w:spacing w:after="160" w:lineRule="auto"/>
+        <w:ind w:left="2160" w:hanging="360"/>
+        <w:rPr>
+          <w:u w:val="none"/>
+        </w:rPr>
+      </w:pPr>
+      <w:r>
+        <w:rPr>
+          <w:rtl w:val="0"/>
+        </w:rPr>
+        <w:t xml:space="preserve">Los usuarios podrán eliminar su cuenta, si ya no desean usar el servicio.</w:t>
+      </w:r>
+    </w:p>
+    <w:p>
+      <w:pPr>
+        <w:widowControl w:val="1"/>
+        <w:spacing w:after="160" w:lineRule="auto"/>
+        <w:ind w:left="0" w:firstLine="0"/>
+        <w:rPr/>
+      </w:pPr>
+      <w:r>
+        <w:rPr>
+          <w:rtl w:val="0"/>
+        </w:rPr>
+        <w:tab/>
+        <w:tab/>
+        <w:t xml:space="preserve">ERF1.6: Gestión de permisos de usuario</w:t>
+      </w:r>
+    </w:p>
+    <w:p>
+      <w:pPr>
+        <w:widowControl w:val="1"/>
+        <w:numPr>
+          <w:ilvl w:val="0"/>
+          <w:numId w:val="8"/>
+        </w:numPr>
+        <w:spacing w:after="160" w:line="276" w:lineRule="auto"/>
+        <w:ind w:left="2160" w:hanging="360"/>
+      </w:pPr>
+      <w:r>
+        <w:rPr>
+          <w:rtl w:val="0"/>
+        </w:rPr>
+        <w:t xml:space="preserve">El sistema debe asignar permisos a los usuarios según su rol (usuario regular o usuario responsable), determinando las acciones que pueden realizar dentro del sistema, como la gestión de dispositivos y proyectos.</w:t>
+      </w:r>
+    </w:p>
+    <w:p>
+      <w:pPr>
+        <w:widowControl w:val="1"/>
+        <w:spacing w:after="160" w:lineRule="auto"/>
+        <w:rPr>
+          <w:b w:val="1"/>
+          <w:bCs w:val="1"/>
+        </w:rPr>
+      </w:pPr>
+      <w:r>
+        <w:rPr>
+          <w:rtl w:val="0"/>
+        </w:rPr>
+        <w:tab/>
+      </w:r>
+      <w:r>
+        <w:rPr>
+          <w:b w:val="1"/>
+          <w:bCs w:val="1"/>
+          <w:highlight w:val="yellow"/>
+          <w:rtl w:val="0"/>
+        </w:rPr>
+        <w:t xml:space="preserve">RF2. Gestión de Proyectos</w:t>
+      </w:r>
+      <w:r>
+        <w:rPr>
+          <w:rtl w:val="0"/>
+        </w:rPr>
+      </w:r>
+    </w:p>
+    <w:p>
+      <w:pPr>
+        <w:widowControl w:val="1"/>
+        <w:spacing w:after="160" w:lineRule="auto"/>
+        <w:ind w:left="708" w:firstLine="720.0000000000001"/>
+        <w:rPr>
+          <w:rFonts w:ascii="Times New Roman" w:cs="Times New Roman" w:eastAsia="Times New Roman" w:hAnsi="Times New Roman"/>
+          <w:sz w:val="24"/>
+          <w:szCs w:val="24"/>
+        </w:rPr>
+      </w:pPr>
+      <w:r>
+        <w:rPr>
+          <w:rtl w:val="0"/>
+        </w:rPr>
+        <w:t xml:space="preserve">ERF2.4: Registrar proyecto u hogar.</w:t>
+      </w:r>
+      <w:r>
+        <w:rPr>
+          <w:rtl w:val="0"/>
+        </w:rPr>
+      </w:r>
+    </w:p>
+    <w:p>
+      <w:pPr>
+        <w:widowControl w:val="1"/>
+        <w:numPr>
+          <w:ilvl w:val="0"/>
+          <w:numId w:val="18"/>
+        </w:numPr>
+        <w:spacing w:after="160" w:lineRule="auto"/>
+        <w:ind w:left="2148" w:hanging="360"/>
+        <w:rPr>
+          <w:sz w:val="20"/>
+          <w:szCs w:val="20"/>
+        </w:rPr>
+      </w:pPr>
+      <w:r>
+        <w:rPr>
+          <w:rtl w:val="0"/>
+        </w:rPr>
+        <w:t xml:space="preserve">El sistema debe permitir registrar el proyecto o lugar donde estén ubicados los dispositivos (por ejemplo: casa, edificio o empresa).</w:t>
+      </w:r>
+      <w:r>
+        <w:rPr>
+          <w:rtl w:val="0"/>
+        </w:rPr>
+      </w:r>
+    </w:p>
+    <w:p>
+      <w:pPr>
+        <w:widowControl w:val="1"/>
+        <w:spacing w:after="160" w:lineRule="auto"/>
+        <w:ind w:left="708" w:firstLine="720.0000000000001"/>
+        <w:rPr/>
+      </w:pPr>
+      <w:r>
+        <w:rPr>
+          <w:rtl w:val="0"/>
+        </w:rPr>
+        <w:t xml:space="preserve">ERF2.2: Vinculación de dispositivos </w:t>
+      </w:r>
+    </w:p>
+    <w:p>
+      <w:pPr>
+        <w:widowControl w:val="1"/>
+        <w:numPr>
+          <w:ilvl w:val="0"/>
+          <w:numId w:val="44"/>
+        </w:numPr>
+        <w:spacing w:after="160" w:lineRule="auto"/>
+        <w:ind w:left="2160" w:hanging="360"/>
+        <w:rPr/>
+      </w:pPr>
+      <w:r>
+        <w:rPr>
+          <w:rtl w:val="0"/>
+        </w:rPr>
+        <w:t xml:space="preserve">El usuario podrá acceder o registrarse utilizando proveedores externos de autenticación (redes sociales), los cuales serán almacenados como parte de su configuración de usuario.</w:t>
+      </w:r>
+    </w:p>
+    <w:p>
+      <w:pPr>
+        <w:widowControl w:val="1"/>
+        <w:spacing w:after="160" w:lineRule="auto"/>
+        <w:ind w:left="708" w:firstLine="720.0000000000001"/>
+        <w:rPr/>
+      </w:pPr>
+      <w:r>
+        <w:rPr>
+          <w:rtl w:val="0"/>
+        </w:rPr>
+        <w:t xml:space="preserve">ERF2.3: Usuario responsable.</w:t>
+      </w:r>
+    </w:p>
+    <w:p>
+      <w:pPr>
+        <w:widowControl w:val="1"/>
+        <w:numPr>
+          <w:ilvl w:val="0"/>
+          <w:numId w:val="40"/>
+        </w:numPr>
+        <w:spacing w:after="160" w:line="276" w:lineRule="auto"/>
+        <w:ind w:left="2160" w:hanging="360"/>
+        <w:rPr/>
+      </w:pPr>
+      <w:r>
+        <w:rPr>
+          <w:rtl w:val="0"/>
+        </w:rPr>
+        <w:t xml:space="preserve">Por cada proyecto o hogar debe haber un usuario responsable encargado de gestionar todos los dispositivos. Este rol tiene el permiso avanzado de la plataforma.</w:t>
+      </w:r>
+    </w:p>
+    <w:p>
+      <w:pPr>
+        <w:widowControl w:val="1"/>
+        <w:spacing w:after="160" w:line="276" w:lineRule="auto"/>
+        <w:ind w:left="0" w:firstLine="0"/>
+        <w:rPr/>
+      </w:pPr>
+      <w:r>
+        <w:rPr>
+          <w:rtl w:val="0"/>
+        </w:rPr>
+        <w:tab/>
+        <w:tab/>
+      </w:r>
+    </w:p>
+    <w:p>
+      <w:pPr>
+        <w:widowControl w:val="1"/>
+        <w:spacing w:after="160" w:lineRule="auto"/>
+        <w:ind w:firstLine="708"/>
+        <w:rPr>
+          <w:b w:val="1"/>
+          <w:bCs w:val="1"/>
+        </w:rPr>
+      </w:pPr>
+      <w:r>
+        <w:rPr>
+          <w:b w:val="1"/>
+          <w:bCs w:val="1"/>
+          <w:highlight w:val="yellow"/>
+          <w:rtl w:val="0"/>
+        </w:rPr>
+        <w:t xml:space="preserve">RF3. Gestión y configuración del Sistema</w:t>
+      </w:r>
+      <w:r>
+        <w:rPr>
+          <w:rtl w:val="0"/>
+        </w:rPr>
+      </w:r>
+    </w:p>
+    <w:p>
+      <w:pPr>
+        <w:widowControl w:val="1"/>
+        <w:spacing w:after="160" w:lineRule="auto"/>
+        <w:rPr>
+          <w:rFonts w:ascii="Times New Roman" w:cs="Times New Roman" w:eastAsia="Times New Roman" w:hAnsi="Times New Roman"/>
+          <w:sz w:val="24"/>
+          <w:szCs w:val="24"/>
+        </w:rPr>
+      </w:pPr>
+      <w:r>
+        <w:rPr>
+          <w:b w:val="1"/>
+          <w:bCs w:val="1"/>
+          <w:rtl w:val="0"/>
+        </w:rPr>
+        <w:tab/>
+        <w:tab/>
+      </w:r>
+      <w:r>
+        <w:rPr>
+          <w:rtl w:val="0"/>
+        </w:rPr>
+        <w:t xml:space="preserve">ERF3.1: Configuración de umbrales.</w:t>
+      </w:r>
+      <w:r>
+        <w:rPr>
+          <w:rtl w:val="0"/>
+        </w:rPr>
+      </w:r>
+    </w:p>
+    <w:p>
+      <w:pPr>
+        <w:widowControl w:val="1"/>
+        <w:numPr>
+          <w:ilvl w:val="0"/>
+          <w:numId w:val="21"/>
+        </w:numPr>
+        <w:spacing w:after="160" w:lineRule="auto"/>
+        <w:ind w:left="1440" w:hanging="360"/>
+        <w:rPr>
+          <w:sz w:val="20"/>
+          <w:szCs w:val="20"/>
+        </w:rPr>
+      </w:pPr>
+      <w:r>
+        <w:rPr>
+          <w:rtl w:val="0"/>
+        </w:rPr>
+        <w:t xml:space="preserve">El usuario podrá configurar los umbrales de consumo para recibir alertas y recomendaciones personalizadas. Estos umbrales dependerán de las facturas de consumo eléctrico del hogar. Además, el sistema incluirá umbrales por defecto preestablecidos de acuerdo con las necesidades del usuario.</w:t>
+      </w:r>
+      <w:r>
+        <w:rPr>
+          <w:rtl w:val="0"/>
+        </w:rPr>
+      </w:r>
+    </w:p>
+    <w:p>
+      <w:pPr>
+        <w:widowControl w:val="1"/>
+        <w:spacing w:after="160" w:lineRule="auto"/>
+        <w:rPr>
+          <w:rFonts w:ascii="Times New Roman" w:cs="Times New Roman" w:eastAsia="Times New Roman" w:hAnsi="Times New Roman"/>
+          <w:sz w:val="24"/>
+          <w:szCs w:val="24"/>
+        </w:rPr>
+      </w:pPr>
+      <w:r>
+        <w:rPr>
+          <w:rtl w:val="0"/>
+        </w:rPr>
+        <w:tab/>
+      </w:r>
+      <w:r>
+        <w:rPr>
+          <w:rtl w:val="0"/>
+        </w:rPr>
+      </w:r>
+    </w:p>
+    <w:p>
+      <w:pPr>
+        <w:widowControl w:val="1"/>
+        <w:spacing w:after="160" w:lineRule="auto"/>
+        <w:ind w:left="708" w:firstLine="720.0000000000001"/>
+        <w:rPr>
+          <w:rFonts w:ascii="Times New Roman" w:cs="Times New Roman" w:eastAsia="Times New Roman" w:hAnsi="Times New Roman"/>
+          <w:sz w:val="24"/>
+          <w:szCs w:val="24"/>
+        </w:rPr>
+      </w:pPr>
+      <w:r>
+        <w:rPr>
+          <w:rtl w:val="0"/>
+        </w:rPr>
+        <w:t xml:space="preserve">ERF3.2: Configuración de colores.</w:t>
+      </w:r>
+      <w:r>
+        <w:rPr>
+          <w:rtl w:val="0"/>
+        </w:rPr>
+      </w:r>
+    </w:p>
+    <w:p>
+      <w:pPr>
+        <w:widowControl w:val="1"/>
+        <w:numPr>
+          <w:ilvl w:val="0"/>
+          <w:numId w:val="22"/>
+        </w:numPr>
+        <w:spacing w:after="160" w:lineRule="auto"/>
+        <w:ind w:left="2148" w:hanging="360"/>
+        <w:rPr>
+          <w:sz w:val="20"/>
+          <w:szCs w:val="20"/>
+        </w:rPr>
+      </w:pPr>
+      <w:r>
+        <w:rPr>
+          <w:rtl w:val="0"/>
+        </w:rPr>
+        <w:t xml:space="preserve">El usuario podrá personalizar los colores del sistema. Existirán paletas de colores predefinidas que el usuario podrá seleccionar a su gusto. Estas se adaptarán automáticamente al modo oscuro del sistema.</w:t>
+      </w:r>
+      <w:r>
+        <w:rPr>
+          <w:rtl w:val="0"/>
+        </w:rPr>
+      </w:r>
+    </w:p>
+    <w:p>
+      <w:pPr>
+        <w:widowControl w:val="1"/>
+        <w:ind w:left="708" w:firstLine="0"/>
+        <w:rPr>
+          <w:rFonts w:ascii="Times New Roman" w:cs="Times New Roman" w:eastAsia="Times New Roman" w:hAnsi="Times New Roman"/>
+          <w:sz w:val="24"/>
+          <w:szCs w:val="24"/>
+        </w:rPr>
+      </w:pPr>
+      <w:r>
+        <w:rPr>
+          <w:rtl w:val="0"/>
+        </w:rPr>
+      </w:r>
+    </w:p>
+    <w:p>
+      <w:pPr>
+        <w:widowControl w:val="1"/>
+        <w:spacing w:after="160" w:lineRule="auto"/>
+        <w:ind w:left="708" w:firstLine="720.0000000000001"/>
+        <w:rPr>
+          <w:rFonts w:ascii="Times New Roman" w:cs="Times New Roman" w:eastAsia="Times New Roman" w:hAnsi="Times New Roman"/>
+          <w:sz w:val="24"/>
+          <w:szCs w:val="24"/>
+        </w:rPr>
+      </w:pPr>
+      <w:r>
+        <w:rPr>
+          <w:rtl w:val="0"/>
+        </w:rPr>
+        <w:t xml:space="preserve">ERF3.3: Configuración de idioma.</w:t>
+      </w:r>
+      <w:r>
+        <w:rPr>
+          <w:rtl w:val="0"/>
+        </w:rPr>
+      </w:r>
+    </w:p>
+    <w:p>
+      <w:pPr>
+        <w:widowControl w:val="1"/>
+        <w:numPr>
+          <w:ilvl w:val="0"/>
+          <w:numId w:val="23"/>
+        </w:numPr>
+        <w:spacing w:after="160" w:lineRule="auto"/>
+        <w:ind w:left="2148" w:hanging="360"/>
+        <w:rPr/>
+      </w:pPr>
+      <w:r>
+        <w:rPr>
+          <w:rtl w:val="0"/>
+        </w:rPr>
+        <w:t xml:space="preserve">El usuario podrá configurar el idioma del sistema según sus preferencias. Estarán disponibles hasta 20 idiomas diferentes.</w:t>
+      </w:r>
+    </w:p>
+    <w:p>
+      <w:pPr>
+        <w:widowControl w:val="1"/>
+        <w:spacing w:after="160" w:lineRule="auto"/>
+        <w:ind w:left="720" w:firstLine="696"/>
+        <w:rPr/>
+      </w:pPr>
+      <w:r>
+        <w:rPr>
+          <w:rtl w:val="0"/>
+        </w:rPr>
+        <w:t xml:space="preserve">ERF3.4: Configuración de Alertas.</w:t>
+        <w:tab/>
+      </w:r>
+    </w:p>
+    <w:p>
+      <w:pPr>
+        <w:widowControl w:val="1"/>
+        <w:numPr>
+          <w:ilvl w:val="0"/>
+          <w:numId w:val="38"/>
+        </w:numPr>
+        <w:spacing w:after="160" w:lineRule="auto"/>
+        <w:ind w:left="2160" w:hanging="360"/>
+        <w:rPr/>
+      </w:pPr>
+      <w:r>
+        <w:rPr>
+          <w:rtl w:val="0"/>
+        </w:rPr>
+        <w:t xml:space="preserve">El usuario podrá configurar como este quiere recibirlas, si a través de notificaciones o por algún otro medio digital como el correo.</w:t>
       </w:r>
     </w:p>
     <w:p>
@@ -7929,7 +7594,203 @@
         </w:rPr>
         <w:tab/>
         <w:tab/>
-        <w:t xml:space="preserve">ERF4.4.1: Visualización de recomendaciones</w:t>
+        <w:t xml:space="preserve">ERF3.5: Configuración global del sistema</w:t>
+      </w:r>
+    </w:p>
+    <w:p>
+      <w:pPr>
+        <w:widowControl w:val="1"/>
+        <w:numPr>
+          <w:ilvl w:val="0"/>
+          <w:numId w:val="49"/>
+        </w:numPr>
+        <w:spacing w:after="160" w:lineRule="auto"/>
+        <w:ind w:left="2160" w:hanging="360"/>
+        <w:rPr>
+          <w:u w:val="none"/>
+        </w:rPr>
+      </w:pPr>
+      <w:r>
+        <w:rPr>
+          <w:rtl w:val="0"/>
+        </w:rPr>
+        <w:t xml:space="preserve">El sistema debe contar con una configuración global predefinida que establezca valores por defecto como límites de consumo, idioma y notificaciones, los cuales podrán ser utilizados como base para la configuración individual de cada usuario.</w:t>
+      </w:r>
+    </w:p>
+    <w:p>
+      <w:pPr>
+        <w:widowControl w:val="1"/>
+        <w:ind w:left="720" w:firstLine="0"/>
+        <w:rPr>
+          <w:rFonts w:ascii="Times New Roman" w:cs="Times New Roman" w:eastAsia="Times New Roman" w:hAnsi="Times New Roman"/>
+          <w:sz w:val="24"/>
+          <w:szCs w:val="24"/>
+        </w:rPr>
+      </w:pPr>
+      <w:r>
+        <w:rPr>
+          <w:b w:val="1"/>
+          <w:bCs w:val="1"/>
+          <w:highlight w:val="yellow"/>
+          <w:rtl w:val="0"/>
+        </w:rPr>
+        <w:t xml:space="preserve">RF4.</w:t>
+      </w:r>
+      <w:r>
+        <w:rPr>
+          <w:highlight w:val="yellow"/>
+          <w:rtl w:val="0"/>
+        </w:rPr>
+        <w:t xml:space="preserve"> </w:t>
+      </w:r>
+      <w:r>
+        <w:rPr>
+          <w:b w:val="1"/>
+          <w:bCs w:val="1"/>
+          <w:highlight w:val="yellow"/>
+          <w:rtl w:val="0"/>
+        </w:rPr>
+        <w:t xml:space="preserve">Registro y Procesamiento del Consumo Eléctrico</w:t>
+      </w:r>
+      <w:r>
+        <w:rPr>
+          <w:rtl w:val="0"/>
+        </w:rPr>
+      </w:r>
+    </w:p>
+    <w:p>
+      <w:pPr>
+        <w:widowControl w:val="1"/>
+        <w:spacing w:after="160" w:lineRule="auto"/>
+        <w:ind w:left="1080" w:firstLine="0"/>
+        <w:rPr>
+          <w:rFonts w:ascii="Times New Roman" w:cs="Times New Roman" w:eastAsia="Times New Roman" w:hAnsi="Times New Roman"/>
+          <w:sz w:val="24"/>
+          <w:szCs w:val="24"/>
+        </w:rPr>
+      </w:pPr>
+      <w:r>
+        <w:rPr>
+          <w:rtl w:val="0"/>
+        </w:rPr>
+        <w:t xml:space="preserve">ERF4.1: Registro automático de consumo.</w:t>
+      </w:r>
+      <w:r>
+        <w:rPr>
+          <w:rtl w:val="0"/>
+        </w:rPr>
+      </w:r>
+    </w:p>
+    <w:p>
+      <w:pPr>
+        <w:widowControl w:val="1"/>
+        <w:numPr>
+          <w:ilvl w:val="0"/>
+          <w:numId w:val="25"/>
+        </w:numPr>
+        <w:spacing w:after="160" w:lineRule="auto"/>
+        <w:ind w:left="1800" w:hanging="360"/>
+        <w:rPr>
+          <w:sz w:val="20"/>
+          <w:szCs w:val="20"/>
+        </w:rPr>
+      </w:pPr>
+      <w:r>
+        <w:rPr>
+          <w:rtl w:val="0"/>
+        </w:rPr>
+        <w:t xml:space="preserve">El sistema debe registrar automáticamente el consumo eléctrico por hora proveniente de los dispositivos conectados.</w:t>
+      </w:r>
+      <w:r>
+        <w:rPr>
+          <w:rtl w:val="0"/>
+        </w:rPr>
+      </w:r>
+    </w:p>
+    <w:p>
+      <w:pPr>
+        <w:widowControl w:val="1"/>
+        <w:spacing w:after="160" w:lineRule="auto"/>
+        <w:ind w:left="1080" w:firstLine="0"/>
+        <w:rPr/>
+      </w:pPr>
+      <w:r>
+        <w:rPr>
+          <w:rtl w:val="0"/>
+        </w:rPr>
+        <w:t xml:space="preserve">ERF4.2: Visualización de consumo.</w:t>
+      </w:r>
+    </w:p>
+    <w:p>
+      <w:pPr>
+        <w:widowControl w:val="1"/>
+        <w:spacing w:after="160" w:lineRule="auto"/>
+        <w:ind w:left="1080" w:firstLine="360"/>
+        <w:rPr>
+          <w:rFonts w:ascii="Times New Roman" w:cs="Times New Roman" w:eastAsia="Times New Roman" w:hAnsi="Times New Roman"/>
+          <w:sz w:val="24"/>
+          <w:szCs w:val="24"/>
+        </w:rPr>
+      </w:pPr>
+      <w:r>
+        <w:rPr>
+          <w:rtl w:val="0"/>
+        </w:rPr>
+        <w:t xml:space="preserve">ERF4.2.1: Selección de rangos de fechas de consumo.</w:t>
+      </w:r>
+      <w:r>
+        <w:rPr>
+          <w:rtl w:val="0"/>
+        </w:rPr>
+      </w:r>
+    </w:p>
+    <w:p>
+      <w:pPr>
+        <w:widowControl w:val="1"/>
+        <w:numPr>
+          <w:ilvl w:val="0"/>
+          <w:numId w:val="16"/>
+        </w:numPr>
+        <w:spacing w:after="160" w:lineRule="auto"/>
+        <w:ind w:left="2868" w:hanging="360"/>
+        <w:rPr>
+          <w:sz w:val="20"/>
+          <w:szCs w:val="20"/>
+        </w:rPr>
+      </w:pPr>
+      <w:r>
+        <w:rPr>
+          <w:rtl w:val="0"/>
+        </w:rPr>
+        <w:t xml:space="preserve">El usuario debe poder seleccionar rangos de fechas para analizar patrones de consumo. </w:t>
+      </w:r>
+      <w:r>
+        <w:rPr>
+          <w:rtl w:val="0"/>
+        </w:rPr>
+      </w:r>
+    </w:p>
+    <w:p>
+      <w:pPr>
+        <w:widowControl w:val="1"/>
+        <w:spacing w:after="160" w:lineRule="auto"/>
+        <w:ind w:left="720" w:firstLine="720"/>
+        <w:rPr>
+          <w:rFonts w:ascii="Times New Roman" w:cs="Times New Roman" w:eastAsia="Times New Roman" w:hAnsi="Times New Roman"/>
+          <w:sz w:val="24"/>
+          <w:szCs w:val="24"/>
+        </w:rPr>
+      </w:pPr>
+      <w:r>
+        <w:rPr>
+          <w:rtl w:val="0"/>
+        </w:rPr>
+        <w:t xml:space="preserve">ERF4.2.2: Comparación de consumo.</w:t>
+      </w:r>
+      <w:r>
+        <w:rPr>
+          <w:rtl w:val="0"/>
+        </w:rPr>
       </w:r>
     </w:p>
     <w:p>
@@ -7940,6 +7801,183 @@
           <w:numId w:val="17"/>
         </w:numPr>
         <w:spacing w:after="160" w:lineRule="auto"/>
+        <w:ind w:left="2868" w:hanging="360"/>
+        <w:rPr/>
+      </w:pPr>
+      <w:r>
+        <w:rPr>
+          <w:rtl w:val="0"/>
+        </w:rPr>
+        <w:t xml:space="preserve">El sistema debe permitir comparar el consumo actual con promedios históricos o con otros usuarios similares (opcional).</w:t>
+      </w:r>
+    </w:p>
+    <w:p>
+      <w:pPr>
+        <w:widowControl w:val="1"/>
+        <w:spacing w:after="160" w:lineRule="auto"/>
+        <w:ind w:left="720" w:firstLine="720"/>
+        <w:rPr>
+          <w:rFonts w:ascii="Times New Roman" w:cs="Times New Roman" w:eastAsia="Times New Roman" w:hAnsi="Times New Roman"/>
+          <w:sz w:val="24"/>
+          <w:szCs w:val="24"/>
+        </w:rPr>
+      </w:pPr>
+      <w:r>
+        <w:rPr>
+          <w:rtl w:val="0"/>
+        </w:rPr>
+        <w:t xml:space="preserve">ERF4.2:3  Gráficos de tendencias de consumo.</w:t>
+      </w:r>
+      <w:r>
+        <w:rPr>
+          <w:rtl w:val="0"/>
+        </w:rPr>
+      </w:r>
+    </w:p>
+    <w:p>
+      <w:pPr>
+        <w:widowControl w:val="1"/>
+        <w:numPr>
+          <w:ilvl w:val="0"/>
+          <w:numId w:val="15"/>
+        </w:numPr>
+        <w:spacing w:after="160" w:lineRule="auto"/>
+        <w:ind w:left="2868" w:hanging="360"/>
+        <w:rPr>
+          <w:sz w:val="20"/>
+          <w:szCs w:val="20"/>
+        </w:rPr>
+      </w:pPr>
+      <w:r>
+        <w:rPr>
+          <w:rtl w:val="0"/>
+        </w:rPr>
+        <w:t xml:space="preserve">El sistema debe ofrecer un panel con gráficos de tendencias de consumo (picos, horarios críticos y comparativas mensuales).</w:t>
+      </w:r>
+      <w:r>
+        <w:rPr>
+          <w:rtl w:val="0"/>
+        </w:rPr>
+      </w:r>
+    </w:p>
+    <w:p>
+      <w:pPr>
+        <w:widowControl w:val="1"/>
+        <w:ind w:left="1800" w:firstLine="0"/>
+        <w:rPr>
+          <w:rFonts w:ascii="Times New Roman" w:cs="Times New Roman" w:eastAsia="Times New Roman" w:hAnsi="Times New Roman"/>
+          <w:sz w:val="24"/>
+          <w:szCs w:val="24"/>
+        </w:rPr>
+      </w:pPr>
+      <w:r>
+        <w:rPr>
+          <w:rtl w:val="0"/>
+        </w:rPr>
+        <w:tab/>
+      </w:r>
+      <w:r>
+        <w:rPr>
+          <w:rtl w:val="0"/>
+        </w:rPr>
+      </w:r>
+    </w:p>
+    <w:p>
+      <w:pPr>
+        <w:widowControl w:val="1"/>
+        <w:spacing w:after="160" w:lineRule="auto"/>
+        <w:ind w:left="708" w:firstLine="0"/>
+        <w:rPr>
+          <w:rFonts w:ascii="Times New Roman" w:cs="Times New Roman" w:eastAsia="Times New Roman" w:hAnsi="Times New Roman"/>
+          <w:sz w:val="24"/>
+          <w:szCs w:val="24"/>
+        </w:rPr>
+      </w:pPr>
+      <w:r>
+        <w:rPr>
+          <w:rtl w:val="0"/>
+        </w:rPr>
+        <w:t xml:space="preserve">       ERF4.3: Generación de alertas automáticas.</w:t>
+      </w:r>
+      <w:r>
+        <w:rPr>
+          <w:rtl w:val="0"/>
+        </w:rPr>
+      </w:r>
+    </w:p>
+    <w:p>
+      <w:pPr>
+        <w:widowControl w:val="1"/>
+        <w:numPr>
+          <w:ilvl w:val="0"/>
+          <w:numId w:val="34"/>
+        </w:numPr>
+        <w:spacing w:after="160" w:lineRule="auto"/>
+        <w:ind w:left="2148" w:hanging="360"/>
+        <w:rPr/>
+      </w:pPr>
+      <w:r>
+        <w:rPr>
+          <w:rtl w:val="0"/>
+        </w:rPr>
+        <w:t xml:space="preserve">EEl sistema debe generar alertas automáticamente a partir del análisis de las mediciones recibidas, mediante mecanismos internos que evalúan los niveles de consumo en tiempo real.</w:t>
+        <w:tab/>
+      </w:r>
+    </w:p>
+    <w:p>
+      <w:pPr>
+        <w:widowControl w:val="1"/>
+        <w:spacing w:after="160" w:lineRule="auto"/>
+        <w:ind w:left="830" w:firstLine="610"/>
+        <w:rPr/>
+      </w:pPr>
+      <w:r>
+        <w:rPr>
+          <w:rtl w:val="0"/>
+        </w:rPr>
+        <w:t xml:space="preserve">ERF4.3.1: Visualización de alertas.</w:t>
+      </w:r>
+    </w:p>
+    <w:p>
+      <w:pPr>
+        <w:widowControl w:val="1"/>
+        <w:numPr>
+          <w:ilvl w:val="0"/>
+          <w:numId w:val="12"/>
+        </w:numPr>
+        <w:spacing w:after="160" w:lineRule="auto"/>
+        <w:ind w:left="2880" w:hanging="360"/>
+        <w:rPr/>
+      </w:pPr>
+      <w:r>
+        <w:rPr>
+          <w:rtl w:val="0"/>
+        </w:rPr>
+        <w:t xml:space="preserve">El usuario podrá visualizar las alertas generadas por el sistema y resolverlas dependiendo de la notificación que se de.</w:t>
+      </w:r>
+    </w:p>
+    <w:p>
+      <w:pPr>
+        <w:widowControl w:val="1"/>
+        <w:spacing w:after="160" w:lineRule="auto"/>
+        <w:rPr/>
+      </w:pPr>
+      <w:r>
+        <w:rPr>
+          <w:rtl w:val="0"/>
+        </w:rPr>
+        <w:tab/>
+        <w:t xml:space="preserve">    ERF4.4: Generación de recomendaciones automáticas.</w:t>
+      </w:r>
+    </w:p>
+    <w:p>
+      <w:pPr>
+        <w:widowControl w:val="1"/>
+        <w:numPr>
+          <w:ilvl w:val="0"/>
+          <w:numId w:val="13"/>
+        </w:numPr>
+        <w:spacing w:after="160" w:lineRule="auto"/>
         <w:ind w:left="2160" w:hanging="360"/>
         <w:rPr/>
       </w:pPr>
@@ -7947,7 +7985,175 @@
         <w:rPr>
           <w:rtl w:val="0"/>
         </w:rPr>
+        <w:t xml:space="preserve">El sistema debe generar recomendaciones automáticas basadas en el comportamiento del consumo eléctrico detectado en las mediciones, incluso cuando no se presenten situaciones críticas.</w:t>
+      </w:r>
+    </w:p>
+    <w:p>
+      <w:pPr>
+        <w:widowControl w:val="1"/>
+        <w:spacing w:after="160" w:lineRule="auto"/>
+        <w:rPr/>
+      </w:pPr>
+      <w:r>
+        <w:rPr>
+          <w:rtl w:val="0"/>
+        </w:rPr>
+        <w:tab/>
+        <w:tab/>
+        <w:t xml:space="preserve">ERF4.4.1: Visualización de recomendaciones</w:t>
+      </w:r>
+    </w:p>
+    <w:p>
+      <w:pPr>
+        <w:widowControl w:val="1"/>
+        <w:numPr>
+          <w:ilvl w:val="0"/>
+          <w:numId w:val="20"/>
+        </w:numPr>
+        <w:spacing w:after="160" w:lineRule="auto"/>
+        <w:ind w:left="2880" w:hanging="360"/>
+        <w:rPr/>
+      </w:pPr>
+      <w:r>
+        <w:rPr>
+          <w:rtl w:val="0"/>
+        </w:rPr>
         <w:t xml:space="preserve">El usuario podrá visualizar las recomendaciones generadas por el sistema y marcarlas como leídas.</w:t>
+      </w:r>
+    </w:p>
+    <w:p>
+      <w:pPr>
+        <w:widowControl w:val="1"/>
+        <w:spacing w:after="160" w:lineRule="auto"/>
+        <w:ind w:left="0" w:firstLine="0"/>
+        <w:rPr/>
+      </w:pPr>
+      <w:r>
+        <w:rPr>
+          <w:rtl w:val="0"/>
+        </w:rPr>
+        <w:tab/>
+        <w:t xml:space="preserve">ERF4.5: Generación de reportes </w:t>
+      </w:r>
+    </w:p>
+    <w:p>
+      <w:pPr>
+        <w:widowControl w:val="1"/>
+        <w:spacing w:after="160" w:lineRule="auto"/>
+        <w:ind w:left="0" w:firstLine="0"/>
+        <w:rPr/>
+      </w:pPr>
+      <w:r>
+        <w:rPr>
+          <w:rtl w:val="0"/>
+        </w:rPr>
+        <w:tab/>
+        <w:tab/>
+        <w:t xml:space="preserve">ERF4.5.1: Generación de reportes de consumo</w:t>
+      </w:r>
+    </w:p>
+    <w:p>
+      <w:pPr>
+        <w:widowControl w:val="1"/>
+        <w:numPr>
+          <w:ilvl w:val="0"/>
+          <w:numId w:val="48"/>
+        </w:numPr>
+        <w:spacing w:after="160" w:lineRule="auto"/>
+        <w:ind w:left="2880" w:hanging="360"/>
+        <w:rPr>
+          <w:u w:val="none"/>
+        </w:rPr>
+      </w:pPr>
+      <w:r>
+        <w:rPr>
+          <w:rtl w:val="0"/>
+        </w:rPr>
+        <w:t xml:space="preserve">El sistema debe permitir generar reportes de consumo eléctrico basados en diferentes periodos (diario, mensual, por dispositivo o comparativo).</w:t>
+      </w:r>
+    </w:p>
+    <w:p>
+      <w:pPr>
+        <w:widowControl w:val="1"/>
+        <w:spacing w:after="160" w:lineRule="auto"/>
+        <w:ind w:left="0" w:firstLine="0"/>
+        <w:rPr/>
+      </w:pPr>
+      <w:r>
+        <w:rPr>
+          <w:rtl w:val="0"/>
+        </w:rPr>
+        <w:tab/>
+        <w:tab/>
+        <w:t xml:space="preserve">ERF4.5.2: Filtrado de datos</w:t>
+      </w:r>
+    </w:p>
+    <w:p>
+      <w:pPr>
+        <w:widowControl w:val="1"/>
+        <w:numPr>
+          <w:ilvl w:val="0"/>
+          <w:numId w:val="2"/>
+        </w:numPr>
+        <w:spacing w:after="160" w:lineRule="auto"/>
+        <w:ind w:left="2880" w:hanging="360"/>
+        <w:rPr>
+          <w:u w:val="none"/>
+        </w:rPr>
+      </w:pPr>
+      <w:r>
+        <w:rPr>
+          <w:rtl w:val="0"/>
+        </w:rPr>
+        <w:t xml:space="preserve">El sistema debe permitir filtrar los datos de consumo según rangos de fechas y dispositivos.</w:t>
+      </w:r>
+    </w:p>
+    <w:p>
+      <w:pPr>
+        <w:widowControl w:val="1"/>
+        <w:spacing w:after="160" w:lineRule="auto"/>
+        <w:ind w:left="0" w:firstLine="0"/>
+        <w:rPr/>
+      </w:pPr>
+      <w:r>
+        <w:rPr>
+          <w:rtl w:val="0"/>
+        </w:rPr>
+        <w:tab/>
+        <w:tab/>
+        <w:t xml:space="preserve">ERF4.5.3: Formato de reportes </w:t>
+      </w:r>
+    </w:p>
+    <w:p>
+      <w:pPr>
+        <w:widowControl w:val="1"/>
+        <w:numPr>
+          <w:ilvl w:val="0"/>
+          <w:numId w:val="7"/>
+        </w:numPr>
+        <w:spacing w:after="160" w:lineRule="auto"/>
+        <w:ind w:left="2880" w:hanging="360"/>
+        <w:rPr>
+          <w:u w:val="none"/>
+        </w:rPr>
+      </w:pPr>
+      <w:r>
+        <w:rPr>
+          <w:rtl w:val="0"/>
+        </w:rPr>
+        <w:t xml:space="preserve">El sistema debe generar reportes estructurados que resuman el consumo total y promedio del periodo seleccionado.</w:t>
+      </w:r>
+    </w:p>
+    <w:p>
+      <w:pPr>
+        <w:widowControl w:val="1"/>
+        <w:spacing w:after="160" w:lineRule="auto"/>
+        <w:rPr/>
+      </w:pPr>
+      <w:r>
+        <w:rPr>
+          <w:rtl w:val="0"/>
+        </w:rPr>
       </w:r>
     </w:p>
     <w:p>
@@ -7995,6 +8201,108 @@
           <w:rtl w:val="0"/>
         </w:rPr>
         <w:t xml:space="preserve">ERF5.1: Transmisión de datos al sistema.</w:t>
+      </w:r>
+    </w:p>
+    <w:p>
+      <w:pPr>
+        <w:widowControl w:val="1"/>
+        <w:numPr>
+          <w:ilvl w:val="0"/>
+          <w:numId w:val="5"/>
+        </w:numPr>
+        <w:spacing w:after="160" w:lineRule="auto"/>
+        <w:ind w:left="2160" w:hanging="360"/>
+        <w:rPr>
+          <w:u w:val="none"/>
+        </w:rPr>
+      </w:pPr>
+      <w:r>
+        <w:rPr>
+          <w:rtl w:val="0"/>
+        </w:rPr>
+        <w:t xml:space="preserve">El dispositivo de medición debe enviar automáticamente los datos de consumo eléctrico (voltaje, corriente, potencia activa y energía acumulada) al sistema a intervalos regulares de 60 segundos mediante protocolo HTTP.</w:t>
+      </w:r>
+    </w:p>
+    <w:p>
+      <w:pPr>
+        <w:widowControl w:val="1"/>
+        <w:spacing w:after="160" w:lineRule="auto"/>
+        <w:ind w:left="1440" w:firstLine="0"/>
+        <w:rPr/>
+      </w:pPr>
+      <w:r>
+        <w:rPr>
+          <w:rtl w:val="0"/>
+        </w:rPr>
+        <w:t xml:space="preserve">ERF5.2: Vinculación del dispositivo con el sistema.</w:t>
+      </w:r>
+    </w:p>
+    <w:p>
+      <w:pPr>
+        <w:widowControl w:val="1"/>
+        <w:numPr>
+          <w:ilvl w:val="0"/>
+          <w:numId w:val="6"/>
+        </w:numPr>
+        <w:spacing w:after="160" w:lineRule="auto"/>
+        <w:ind w:left="2160" w:hanging="360"/>
+        <w:rPr>
+          <w:u w:val="none"/>
+        </w:rPr>
+      </w:pPr>
+      <w:r>
+        <w:rPr>
+          <w:rtl w:val="0"/>
+        </w:rPr>
+        <w:t xml:space="preserve">El sistema debe reconocer y autenticar dispositivos mediante un identificador único y una clave de acceso, permitiendo su vinculación segura con un proyecto.</w:t>
+      </w:r>
+    </w:p>
+    <w:p>
+      <w:pPr>
+        <w:widowControl w:val="1"/>
+        <w:spacing w:after="160" w:lineRule="auto"/>
+        <w:ind w:left="1440" w:firstLine="0"/>
+        <w:rPr/>
+      </w:pPr>
+      <w:r>
+        <w:rPr>
+          <w:rtl w:val="0"/>
+        </w:rPr>
+        <w:t xml:space="preserve">ERF5.3: Estado de conexión del dispositivo.</w:t>
+      </w:r>
+    </w:p>
+    <w:p>
+      <w:pPr>
+        <w:widowControl w:val="1"/>
+        <w:numPr>
+          <w:ilvl w:val="0"/>
+          <w:numId w:val="1"/>
+        </w:numPr>
+        <w:spacing w:after="160" w:lineRule="auto"/>
+        <w:ind w:left="2160" w:hanging="360"/>
+        <w:rPr>
+          <w:u w:val="none"/>
+        </w:rPr>
+      </w:pPr>
+      <w:r>
+        <w:rPr>
+          <w:rtl w:val="0"/>
+        </w:rPr>
+        <w:t xml:space="preserve">El sistema debe monitorear el estado del dispositivo (en línea / fuera de línea) basándose en la última medición recibida.</w:t>
+      </w:r>
+    </w:p>
+    <w:p>
+      <w:pPr>
+        <w:widowControl w:val="1"/>
+        <w:spacing w:after="160" w:lineRule="auto"/>
+        <w:ind w:left="1440" w:firstLine="0"/>
+        <w:rPr/>
+      </w:pPr>
+      <w:r>
+        <w:rPr>
+          <w:rtl w:val="0"/>
+        </w:rPr>
+        <w:t xml:space="preserve">ERF5.4: Reconexión automática.</w:t>
       </w:r>
     </w:p>
     <w:p>
@@ -8014,109 +8322,139 @@
         <w:rPr>
           <w:rtl w:val="0"/>
         </w:rPr>
-        <w:t xml:space="preserve">El dispositivo de medición debe enviar automáticamente los datos de consumo eléctrico (voltaje, corriente, potencia activa y energía acumulada) al sistema a intervalos regulares de 60 segundos mediante protocolo HTTP.</w:t>
+        <w:t xml:space="preserve">El dispositivo debe ser capaz de reconectarse automáticamente al sistema en caso de pérdida de conexión WiFi o fallo temporal en la comunicación, sin intervención del usuario.</w:t>
       </w:r>
     </w:p>
     <w:p>
       <w:pPr>
         <w:widowControl w:val="1"/>
         <w:spacing w:after="160" w:lineRule="auto"/>
-        <w:ind w:left="1440" w:firstLine="0"/>
         <w:rPr/>
       </w:pPr>
       <w:r>
         <w:rPr>
           <w:rtl w:val="0"/>
         </w:rPr>
-        <w:t xml:space="preserve">ERF5.2: Vinculación del dispositivo con el sistema.</w:t>
-      </w:r>
-    </w:p>
-    <w:p>
-      <w:pPr>
-        <w:widowControl w:val="1"/>
-        <w:numPr>
-          <w:ilvl w:val="0"/>
-          <w:numId w:val="5"/>
-        </w:numPr>
-        <w:spacing w:after="160" w:lineRule="auto"/>
-        <w:ind w:left="2160" w:hanging="360"/>
-        <w:rPr>
-          <w:u w:val="none"/>
-        </w:rPr>
-      </w:pPr>
-      <w:r>
-        <w:rPr>
-          <w:rtl w:val="0"/>
-        </w:rPr>
-        <w:t xml:space="preserve">El sistema debe reconocer y aceptar la conexión de un dispositivo mediante un identificador único (código de dispositivo), permitiendo asociarlo a un proyecto o hogar registrado en la plataforma.</w:t>
       </w:r>
     </w:p>
     <w:p>
       <w:pPr>
         <w:widowControl w:val="1"/>
         <w:spacing w:after="160" w:lineRule="auto"/>
-        <w:ind w:left="1440" w:firstLine="0"/>
         <w:rPr/>
       </w:pPr>
       <w:r>
         <w:rPr>
           <w:rtl w:val="0"/>
         </w:rPr>
-        <w:t xml:space="preserve">ERF5.3: Estado de conexión del dispositivo.</w:t>
-      </w:r>
-    </w:p>
-    <w:p>
-      <w:pPr>
-        <w:widowControl w:val="1"/>
-        <w:numPr>
-          <w:ilvl w:val="0"/>
-          <w:numId w:val="1"/>
-        </w:numPr>
-        <w:spacing w:after="160" w:lineRule="auto"/>
-        <w:ind w:left="2160" w:hanging="360"/>
-        <w:rPr>
-          <w:u w:val="none"/>
-        </w:rPr>
-      </w:pPr>
-      <w:r>
-        <w:rPr>
-          <w:rtl w:val="0"/>
-        </w:rPr>
-        <w:t xml:space="preserve">El sistema debe monitorear y mostrar el estado de conexión de cada dispositivo (en línea / sin señal), indicando la última vez que se recibió una lectura cuando el dispositivo esté desconectado.</w:t>
       </w:r>
     </w:p>
     <w:p>
       <w:pPr>
         <w:widowControl w:val="1"/>
         <w:spacing w:after="160" w:lineRule="auto"/>
-        <w:ind w:left="1440" w:firstLine="0"/>
         <w:rPr/>
       </w:pPr>
       <w:r>
         <w:rPr>
           <w:rtl w:val="0"/>
         </w:rPr>
-        <w:t xml:space="preserve">ERF5.4: Reconexión automática.</w:t>
       </w:r>
     </w:p>
     <w:p>
       <w:pPr>
         <w:widowControl w:val="1"/>
-        <w:numPr>
-          <w:ilvl w:val="0"/>
-          <w:numId w:val="3"/>
-        </w:numPr>
         <w:spacing w:after="160" w:lineRule="auto"/>
-        <w:ind w:left="2160" w:hanging="360"/>
-        <w:rPr>
-          <w:u w:val="none"/>
-        </w:rPr>
-      </w:pPr>
-      <w:r>
-        <w:rPr>
-          <w:rtl w:val="0"/>
-        </w:rPr>
-        <w:t xml:space="preserve">El dispositivo debe ser capaz de reconectarse automáticamente al sistema en caso de pérdida de conexión WiFi o fallo temporal en la comunicación, sin intervención del usuario.</w:t>
+        <w:rPr/>
+      </w:pPr>
+      <w:r>
+        <w:rPr>
+          <w:rtl w:val="0"/>
+        </w:rPr>
+      </w:r>
+    </w:p>
+    <w:p>
+      <w:pPr>
+        <w:widowControl w:val="1"/>
+        <w:spacing w:after="160" w:lineRule="auto"/>
+        <w:rPr/>
+      </w:pPr>
+      <w:r>
+        <w:rPr>
+          <w:rtl w:val="0"/>
+        </w:rPr>
+      </w:r>
+    </w:p>
+    <w:p>
+      <w:pPr>
+        <w:widowControl w:val="1"/>
+        <w:spacing w:after="160" w:lineRule="auto"/>
+        <w:rPr/>
+      </w:pPr>
+      <w:r>
+        <w:rPr>
+          <w:rtl w:val="0"/>
+        </w:rPr>
+      </w:r>
+    </w:p>
+    <w:p>
+      <w:pPr>
+        <w:widowControl w:val="1"/>
+        <w:spacing w:after="160" w:lineRule="auto"/>
+        <w:rPr/>
+      </w:pPr>
+      <w:r>
+        <w:rPr>
+          <w:rtl w:val="0"/>
+        </w:rPr>
+      </w:r>
+    </w:p>
+    <w:p>
+      <w:pPr>
+        <w:widowControl w:val="1"/>
+        <w:spacing w:after="160" w:lineRule="auto"/>
+        <w:rPr/>
+      </w:pPr>
+      <w:r>
+        <w:rPr>
+          <w:rtl w:val="0"/>
+        </w:rPr>
+      </w:r>
+    </w:p>
+    <w:p>
+      <w:pPr>
+        <w:widowControl w:val="1"/>
+        <w:spacing w:after="160" w:lineRule="auto"/>
+        <w:rPr/>
+      </w:pPr>
+      <w:r>
+        <w:rPr>
+          <w:rtl w:val="0"/>
+        </w:rPr>
+      </w:r>
+    </w:p>
+    <w:p>
+      <w:pPr>
+        <w:widowControl w:val="1"/>
+        <w:spacing w:after="160" w:lineRule="auto"/>
+        <w:rPr/>
+      </w:pPr>
+      <w:r>
+        <w:rPr>
+          <w:rtl w:val="0"/>
+        </w:rPr>
+      </w:r>
+    </w:p>
+    <w:p>
+      <w:pPr>
+        <w:widowControl w:val="1"/>
+        <w:spacing w:after="160" w:lineRule="auto"/>
+        <w:rPr/>
+      </w:pPr>
+      <w:r>
+        <w:rPr>
+          <w:rtl w:val="0"/>
+        </w:rPr>
       </w:r>
     </w:p>
     <w:p>
@@ -8506,7 +8844,7 @@
               <w:widowControl w:val="1"/>
               <w:numPr>
                 <w:ilvl w:val="0"/>
-                <w:numId w:val="32"/>
+                <w:numId w:val="35"/>
               </w:numPr>
               <w:spacing w:line="276" w:lineRule="auto"/>
               <w:ind w:left="720" w:hanging="360"/>
@@ -8530,7 +8868,7 @@
               <w:widowControl w:val="1"/>
               <w:numPr>
                 <w:ilvl w:val="0"/>
-                <w:numId w:val="33"/>
+                <w:numId w:val="36"/>
               </w:numPr>
               <w:spacing w:line="276" w:lineRule="auto"/>
               <w:ind w:left="720" w:hanging="360"/>
@@ -8554,7 +8892,7 @@
               <w:widowControl w:val="1"/>
               <w:numPr>
                 <w:ilvl w:val="0"/>
-                <w:numId w:val="33"/>
+                <w:numId w:val="36"/>
               </w:numPr>
               <w:spacing w:line="276" w:lineRule="auto"/>
               <w:ind w:left="720" w:hanging="360"/>
@@ -8578,7 +8916,7 @@
               <w:widowControl w:val="1"/>
               <w:numPr>
                 <w:ilvl w:val="0"/>
-                <w:numId w:val="33"/>
+                <w:numId w:val="36"/>
               </w:numPr>
               <w:spacing w:after="160" w:line="276" w:lineRule="auto"/>
               <w:ind w:left="720" w:hanging="360"/>
@@ -8639,7 +8977,7 @@
             <w:pPr>
               <w:numPr>
                 <w:ilvl w:val="0"/>
-                <w:numId w:val="36"/>
+                <w:numId w:val="39"/>
               </w:numPr>
               <w:ind w:left="720" w:hanging="360"/>
               <w:rPr/>
@@ -8655,7 +8993,7 @@
             <w:pPr>
               <w:numPr>
                 <w:ilvl w:val="0"/>
-                <w:numId w:val="36"/>
+                <w:numId w:val="39"/>
               </w:numPr>
               <w:ind w:left="720" w:hanging="360"/>
               <w:rPr/>
@@ -8671,7 +9009,7 @@
             <w:pPr>
               <w:numPr>
                 <w:ilvl w:val="0"/>
-                <w:numId w:val="36"/>
+                <w:numId w:val="39"/>
               </w:numPr>
               <w:ind w:left="720" w:hanging="360"/>
               <w:rPr/>
@@ -8687,7 +9025,7 @@
             <w:pPr>
               <w:numPr>
                 <w:ilvl w:val="0"/>
-                <w:numId w:val="36"/>
+                <w:numId w:val="39"/>
               </w:numPr>
               <w:ind w:left="720" w:hanging="360"/>
               <w:rPr/>
@@ -8741,7 +9079,7 @@
             <w:pPr>
               <w:numPr>
                 <w:ilvl w:val="0"/>
-                <w:numId w:val="28"/>
+                <w:numId w:val="31"/>
               </w:numPr>
               <w:ind w:left="720" w:hanging="360"/>
               <w:rPr/>
@@ -8757,7 +9095,7 @@
             <w:pPr>
               <w:numPr>
                 <w:ilvl w:val="0"/>
-                <w:numId w:val="28"/>
+                <w:numId w:val="31"/>
               </w:numPr>
               <w:ind w:left="720" w:hanging="360"/>
               <w:rPr/>
@@ -8773,7 +9111,7 @@
             <w:pPr>
               <w:numPr>
                 <w:ilvl w:val="0"/>
-                <w:numId w:val="28"/>
+                <w:numId w:val="31"/>
               </w:numPr>
               <w:ind w:left="720" w:hanging="360"/>
               <w:rPr/>
@@ -8789,7 +9127,7 @@
             <w:pPr>
               <w:numPr>
                 <w:ilvl w:val="0"/>
-                <w:numId w:val="28"/>
+                <w:numId w:val="31"/>
               </w:numPr>
               <w:ind w:left="720" w:hanging="360"/>
               <w:rPr/>
@@ -8898,7 +9236,7 @@
             <w:pPr>
               <w:numPr>
                 <w:ilvl w:val="0"/>
-                <w:numId w:val="44"/>
+                <w:numId w:val="47"/>
               </w:numPr>
               <w:ind w:left="720" w:hanging="360"/>
               <w:rPr/>
@@ -8914,7 +9252,7 @@
             <w:pPr>
               <w:numPr>
                 <w:ilvl w:val="0"/>
-                <w:numId w:val="44"/>
+                <w:numId w:val="47"/>
               </w:numPr>
               <w:ind w:left="720" w:hanging="360"/>
               <w:rPr/>
@@ -8930,7 +9268,7 @@
             <w:pPr>
               <w:numPr>
                 <w:ilvl w:val="0"/>
-                <w:numId w:val="44"/>
+                <w:numId w:val="47"/>
               </w:numPr>
               <w:ind w:left="720" w:hanging="360"/>
               <w:rPr/>
@@ -8946,7 +9284,7 @@
             <w:pPr>
               <w:numPr>
                 <w:ilvl w:val="0"/>
-                <w:numId w:val="44"/>
+                <w:numId w:val="47"/>
               </w:numPr>
               <w:ind w:left="720" w:hanging="360"/>
               <w:rPr/>
@@ -9350,7 +9688,7 @@
               <w:widowControl w:val="1"/>
               <w:numPr>
                 <w:ilvl w:val="0"/>
-                <w:numId w:val="33"/>
+                <w:numId w:val="36"/>
               </w:numPr>
               <w:spacing w:after="160" w:line="276" w:lineRule="auto"/>
               <w:ind w:left="720" w:hanging="360"/>
@@ -9376,7 +9714,7 @@
               <w:widowControl w:val="1"/>
               <w:numPr>
                 <w:ilvl w:val="0"/>
-                <w:numId w:val="33"/>
+                <w:numId w:val="36"/>
               </w:numPr>
               <w:spacing w:after="160" w:line="276" w:lineRule="auto"/>
               <w:ind w:left="720" w:hanging="360"/>
@@ -9402,7 +9740,7 @@
               <w:widowControl w:val="1"/>
               <w:numPr>
                 <w:ilvl w:val="0"/>
-                <w:numId w:val="33"/>
+                <w:numId w:val="36"/>
               </w:numPr>
               <w:spacing w:after="160" w:line="276" w:lineRule="auto"/>
               <w:ind w:left="720" w:hanging="360"/>
@@ -9474,7 +9812,7 @@
             <w:pPr>
               <w:numPr>
                 <w:ilvl w:val="0"/>
-                <w:numId w:val="43"/>
+                <w:numId w:val="46"/>
               </w:numPr>
               <w:ind w:left="720" w:hanging="360"/>
               <w:rPr/>
@@ -9490,7 +9828,7 @@
             <w:pPr>
               <w:numPr>
                 <w:ilvl w:val="0"/>
-                <w:numId w:val="43"/>
+                <w:numId w:val="46"/>
               </w:numPr>
               <w:ind w:left="720" w:hanging="360"/>
               <w:rPr/>
@@ -9506,7 +9844,7 @@
             <w:pPr>
               <w:numPr>
                 <w:ilvl w:val="0"/>
-                <w:numId w:val="43"/>
+                <w:numId w:val="46"/>
               </w:numPr>
               <w:ind w:left="720" w:hanging="360"/>
               <w:rPr/>
@@ -9573,7 +9911,7 @@
             <w:pPr>
               <w:numPr>
                 <w:ilvl w:val="0"/>
-                <w:numId w:val="42"/>
+                <w:numId w:val="45"/>
               </w:numPr>
               <w:ind w:left="720" w:hanging="360"/>
               <w:rPr/>
@@ -9589,7 +9927,7 @@
             <w:pPr>
               <w:numPr>
                 <w:ilvl w:val="0"/>
-                <w:numId w:val="42"/>
+                <w:numId w:val="45"/>
               </w:numPr>
               <w:ind w:left="720" w:hanging="360"/>
               <w:rPr/>
@@ -9605,7 +9943,7 @@
             <w:pPr>
               <w:numPr>
                 <w:ilvl w:val="0"/>
-                <w:numId w:val="42"/>
+                <w:numId w:val="45"/>
               </w:numPr>
               <w:ind w:left="720" w:hanging="360"/>
               <w:rPr/>
@@ -9715,7 +10053,7 @@
               <w:widowControl w:val="1"/>
               <w:numPr>
                 <w:ilvl w:val="0"/>
-                <w:numId w:val="33"/>
+                <w:numId w:val="36"/>
               </w:numPr>
               <w:spacing w:after="160" w:line="276" w:lineRule="auto"/>
               <w:ind w:left="720" w:hanging="360"/>
@@ -9733,7 +10071,7 @@
               <w:widowControl w:val="1"/>
               <w:numPr>
                 <w:ilvl w:val="0"/>
-                <w:numId w:val="33"/>
+                <w:numId w:val="36"/>
               </w:numPr>
               <w:spacing w:after="160" w:line="276" w:lineRule="auto"/>
               <w:ind w:left="720" w:hanging="360"/>
@@ -9751,7 +10089,7 @@
               <w:widowControl w:val="1"/>
               <w:numPr>
                 <w:ilvl w:val="0"/>
-                <w:numId w:val="33"/>
+                <w:numId w:val="36"/>
               </w:numPr>
               <w:spacing w:line="276" w:lineRule="auto"/>
               <w:ind w:left="720" w:hanging="360"/>
@@ -9769,7 +10107,7 @@
               <w:widowControl w:val="1"/>
               <w:numPr>
                 <w:ilvl w:val="0"/>
-                <w:numId w:val="33"/>
+                <w:numId w:val="36"/>
               </w:numPr>
               <w:spacing w:after="160" w:line="276" w:lineRule="auto"/>
               <w:ind w:left="720" w:hanging="360"/>
@@ -10244,7 +10582,7 @@
               <w:widowControl w:val="1"/>
               <w:numPr>
                 <w:ilvl w:val="0"/>
-                <w:numId w:val="33"/>
+                <w:numId w:val="36"/>
               </w:numPr>
               <w:spacing w:after="160" w:line="276" w:lineRule="auto"/>
               <w:ind w:left="720" w:hanging="360"/>
@@ -10270,7 +10608,7 @@
               <w:widowControl w:val="1"/>
               <w:numPr>
                 <w:ilvl w:val="0"/>
-                <w:numId w:val="33"/>
+                <w:numId w:val="36"/>
               </w:numPr>
               <w:spacing w:after="160" w:line="276" w:lineRule="auto"/>
               <w:ind w:left="720" w:hanging="360"/>
@@ -10296,7 +10634,7 @@
               <w:widowControl w:val="1"/>
               <w:numPr>
                 <w:ilvl w:val="0"/>
-                <w:numId w:val="33"/>
+                <w:numId w:val="36"/>
               </w:numPr>
               <w:spacing w:after="160" w:line="276" w:lineRule="auto"/>
               <w:ind w:left="720" w:hanging="360"/>
@@ -10322,7 +10660,7 @@
               <w:widowControl w:val="1"/>
               <w:numPr>
                 <w:ilvl w:val="0"/>
-                <w:numId w:val="33"/>
+                <w:numId w:val="36"/>
               </w:numPr>
               <w:spacing w:after="160" w:line="276" w:lineRule="auto"/>
               <w:ind w:left="720" w:hanging="360"/>
@@ -10395,7 +10733,7 @@
             <w:pPr>
               <w:numPr>
                 <w:ilvl w:val="0"/>
-                <w:numId w:val="39"/>
+                <w:numId w:val="42"/>
               </w:numPr>
               <w:ind w:left="720" w:hanging="360"/>
               <w:rPr/>
@@ -10411,7 +10749,7 @@
             <w:pPr>
               <w:numPr>
                 <w:ilvl w:val="0"/>
-                <w:numId w:val="39"/>
+                <w:numId w:val="42"/>
               </w:numPr>
               <w:ind w:left="720" w:hanging="360"/>
               <w:rPr/>
@@ -10427,7 +10765,7 @@
             <w:pPr>
               <w:numPr>
                 <w:ilvl w:val="0"/>
-                <w:numId w:val="39"/>
+                <w:numId w:val="42"/>
               </w:numPr>
               <w:ind w:left="720" w:hanging="360"/>
               <w:rPr/>
@@ -10443,7 +10781,7 @@
             <w:pPr>
               <w:numPr>
                 <w:ilvl w:val="0"/>
-                <w:numId w:val="39"/>
+                <w:numId w:val="42"/>
               </w:numPr>
               <w:ind w:left="720" w:hanging="360"/>
               <w:rPr/>
@@ -10496,7 +10834,7 @@
             <w:pPr>
               <w:numPr>
                 <w:ilvl w:val="0"/>
-                <w:numId w:val="40"/>
+                <w:numId w:val="43"/>
               </w:numPr>
               <w:ind w:left="720" w:hanging="360"/>
               <w:rPr/>
@@ -10512,7 +10850,7 @@
             <w:pPr>
               <w:numPr>
                 <w:ilvl w:val="0"/>
-                <w:numId w:val="40"/>
+                <w:numId w:val="43"/>
               </w:numPr>
               <w:ind w:left="720" w:hanging="360"/>
               <w:rPr/>
@@ -10528,7 +10866,7 @@
             <w:pPr>
               <w:numPr>
                 <w:ilvl w:val="0"/>
-                <w:numId w:val="40"/>
+                <w:numId w:val="43"/>
               </w:numPr>
               <w:ind w:left="720" w:hanging="360"/>
               <w:rPr/>
@@ -10627,7 +10965,7 @@
               <w:widowControl w:val="1"/>
               <w:numPr>
                 <w:ilvl w:val="0"/>
-                <w:numId w:val="33"/>
+                <w:numId w:val="36"/>
               </w:numPr>
               <w:spacing w:after="160" w:line="276" w:lineRule="auto"/>
               <w:ind w:left="720" w:hanging="360"/>
@@ -10645,7 +10983,7 @@
               <w:widowControl w:val="1"/>
               <w:numPr>
                 <w:ilvl w:val="0"/>
-                <w:numId w:val="33"/>
+                <w:numId w:val="36"/>
               </w:numPr>
               <w:spacing w:after="160" w:line="276" w:lineRule="auto"/>
               <w:ind w:left="720" w:hanging="360"/>
@@ -10663,7 +11001,7 @@
               <w:widowControl w:val="1"/>
               <w:numPr>
                 <w:ilvl w:val="0"/>
-                <w:numId w:val="33"/>
+                <w:numId w:val="36"/>
               </w:numPr>
               <w:spacing w:after="160" w:line="276" w:lineRule="auto"/>
               <w:ind w:left="720" w:hanging="360"/>
@@ -10681,7 +11019,7 @@
               <w:widowControl w:val="1"/>
               <w:numPr>
                 <w:ilvl w:val="0"/>
-                <w:numId w:val="33"/>
+                <w:numId w:val="36"/>
               </w:numPr>
               <w:spacing w:after="160" w:line="276" w:lineRule="auto"/>
               <w:ind w:left="720" w:hanging="360"/>
@@ -11057,7 +11395,7 @@
               <w:widowControl w:val="1"/>
               <w:numPr>
                 <w:ilvl w:val="0"/>
-                <w:numId w:val="33"/>
+                <w:numId w:val="36"/>
               </w:numPr>
               <w:spacing w:after="160" w:line="276" w:lineRule="auto"/>
               <w:ind w:left="720" w:hanging="360"/>
@@ -11083,7 +11421,7 @@
               <w:widowControl w:val="1"/>
               <w:numPr>
                 <w:ilvl w:val="0"/>
-                <w:numId w:val="33"/>
+                <w:numId w:val="36"/>
               </w:numPr>
               <w:spacing w:after="160" w:line="276" w:lineRule="auto"/>
               <w:ind w:left="720" w:hanging="360"/>
@@ -11109,7 +11447,7 @@
               <w:widowControl w:val="1"/>
               <w:numPr>
                 <w:ilvl w:val="0"/>
-                <w:numId w:val="33"/>
+                <w:numId w:val="36"/>
               </w:numPr>
               <w:spacing w:after="160" w:line="276" w:lineRule="auto"/>
               <w:ind w:left="720" w:hanging="360"/>
@@ -11135,7 +11473,7 @@
               <w:widowControl w:val="1"/>
               <w:numPr>
                 <w:ilvl w:val="0"/>
-                <w:numId w:val="33"/>
+                <w:numId w:val="36"/>
               </w:numPr>
               <w:spacing w:after="160" w:line="276" w:lineRule="auto"/>
               <w:ind w:left="720" w:hanging="360"/>
@@ -11189,7 +11527,7 @@
             <w:pPr>
               <w:numPr>
                 <w:ilvl w:val="0"/>
-                <w:numId w:val="8"/>
+                <w:numId w:val="11"/>
               </w:numPr>
               <w:ind w:left="720" w:hanging="360"/>
             </w:pPr>
@@ -11204,7 +11542,7 @@
             <w:pPr>
               <w:numPr>
                 <w:ilvl w:val="0"/>
-                <w:numId w:val="8"/>
+                <w:numId w:val="11"/>
               </w:numPr>
               <w:ind w:left="720" w:hanging="360"/>
             </w:pPr>
@@ -11219,7 +11557,7 @@
             <w:pPr>
               <w:numPr>
                 <w:ilvl w:val="0"/>
-                <w:numId w:val="8"/>
+                <w:numId w:val="11"/>
               </w:numPr>
               <w:ind w:left="720" w:hanging="360"/>
             </w:pPr>
@@ -11234,7 +11572,7 @@
             <w:pPr>
               <w:numPr>
                 <w:ilvl w:val="0"/>
-                <w:numId w:val="8"/>
+                <w:numId w:val="11"/>
               </w:numPr>
               <w:ind w:left="720" w:hanging="360"/>
             </w:pPr>
@@ -11280,7 +11618,7 @@
             <w:pPr>
               <w:numPr>
                 <w:ilvl w:val="0"/>
-                <w:numId w:val="38"/>
+                <w:numId w:val="41"/>
               </w:numPr>
               <w:ind w:left="720" w:hanging="360"/>
             </w:pPr>
@@ -11295,7 +11633,7 @@
             <w:pPr>
               <w:numPr>
                 <w:ilvl w:val="0"/>
-                <w:numId w:val="38"/>
+                <w:numId w:val="41"/>
               </w:numPr>
               <w:ind w:left="720" w:hanging="360"/>
             </w:pPr>
@@ -11310,7 +11648,7 @@
             <w:pPr>
               <w:numPr>
                 <w:ilvl w:val="0"/>
-                <w:numId w:val="38"/>
+                <w:numId w:val="41"/>
               </w:numPr>
               <w:ind w:left="720" w:hanging="360"/>
             </w:pPr>
@@ -11325,7 +11663,7 @@
             <w:pPr>
               <w:numPr>
                 <w:ilvl w:val="0"/>
-                <w:numId w:val="38"/>
+                <w:numId w:val="41"/>
               </w:numPr>
               <w:ind w:left="720" w:hanging="360"/>
             </w:pPr>
@@ -11411,7 +11749,7 @@
             <w:pPr>
               <w:numPr>
                 <w:ilvl w:val="0"/>
-                <w:numId w:val="6"/>
+                <w:numId w:val="9"/>
               </w:numPr>
               <w:ind w:left="720" w:hanging="360"/>
             </w:pPr>
@@ -11426,7 +11764,7 @@
             <w:pPr>
               <w:numPr>
                 <w:ilvl w:val="0"/>
-                <w:numId w:val="6"/>
+                <w:numId w:val="9"/>
               </w:numPr>
               <w:ind w:left="720" w:hanging="360"/>
             </w:pPr>
@@ -11441,7 +11779,7 @@
             <w:pPr>
               <w:numPr>
                 <w:ilvl w:val="0"/>
-                <w:numId w:val="6"/>
+                <w:numId w:val="9"/>
               </w:numPr>
               <w:ind w:left="720" w:hanging="360"/>
             </w:pPr>
@@ -11456,7 +11794,7 @@
             <w:pPr>
               <w:numPr>
                 <w:ilvl w:val="0"/>
-                <w:numId w:val="6"/>
+                <w:numId w:val="9"/>
               </w:numPr>
               <w:ind w:left="720" w:hanging="360"/>
             </w:pPr>
@@ -11817,7 +12155,7 @@
         <w:pStyle w:val="Heading2"/>
         <w:numPr>
           <w:ilvl w:val="1"/>
-          <w:numId w:val="30"/>
+          <w:numId w:val="33"/>
         </w:numPr>
         <w:tabs>
           <w:tab w:val="left" w:leader="none" w:pos="2292"/>
@@ -12840,7 +13178,7 @@
               <w:widowControl w:val="1"/>
               <w:numPr>
                 <w:ilvl w:val="0"/>
-                <w:numId w:val="34"/>
+                <w:numId w:val="37"/>
               </w:numPr>
               <w:spacing w:after="160" w:line="276" w:lineRule="auto"/>
               <w:ind w:left="1440" w:hanging="360"/>
@@ -13024,7 +13362,7 @@
               <w:widowControl w:val="1"/>
               <w:numPr>
                 <w:ilvl w:val="0"/>
-                <w:numId w:val="33"/>
+                <w:numId w:val="36"/>
               </w:numPr>
               <w:spacing w:line="276" w:lineRule="auto"/>
               <w:ind w:left="720" w:hanging="360"/>
@@ -13048,7 +13386,7 @@
               <w:widowControl w:val="1"/>
               <w:numPr>
                 <w:ilvl w:val="0"/>
-                <w:numId w:val="33"/>
+                <w:numId w:val="36"/>
               </w:numPr>
               <w:spacing w:after="160" w:line="276" w:lineRule="auto"/>
               <w:ind w:left="720" w:hanging="360"/>
@@ -13708,7 +14046,7 @@
               <w:widowControl w:val="1"/>
               <w:numPr>
                 <w:ilvl w:val="0"/>
-                <w:numId w:val="34"/>
+                <w:numId w:val="37"/>
               </w:numPr>
               <w:spacing w:after="160" w:line="276" w:lineRule="auto"/>
               <w:ind w:left="1440" w:hanging="360"/>
@@ -13892,7 +14230,7 @@
               <w:widowControl w:val="1"/>
               <w:numPr>
                 <w:ilvl w:val="0"/>
-                <w:numId w:val="33"/>
+                <w:numId w:val="36"/>
               </w:numPr>
               <w:spacing w:after="160" w:line="276" w:lineRule="auto"/>
               <w:ind w:left="720" w:hanging="360"/>
@@ -14556,7 +14894,7 @@
               <w:widowControl w:val="1"/>
               <w:numPr>
                 <w:ilvl w:val="0"/>
-                <w:numId w:val="34"/>
+                <w:numId w:val="37"/>
               </w:numPr>
               <w:spacing w:after="160" w:line="276" w:lineRule="auto"/>
               <w:ind w:left="1440" w:hanging="360"/>
@@ -14740,7 +15078,7 @@
               <w:widowControl w:val="1"/>
               <w:numPr>
                 <w:ilvl w:val="0"/>
-                <w:numId w:val="33"/>
+                <w:numId w:val="36"/>
               </w:numPr>
               <w:spacing w:line="276" w:lineRule="auto"/>
               <w:ind w:left="720" w:hanging="360"/>
@@ -14764,7 +15102,7 @@
               <w:widowControl w:val="1"/>
               <w:numPr>
                 <w:ilvl w:val="0"/>
-                <w:numId w:val="33"/>
+                <w:numId w:val="36"/>
               </w:numPr>
               <w:spacing w:line="276" w:lineRule="auto"/>
               <w:ind w:left="720" w:hanging="360"/>
@@ -15405,7 +15743,7 @@
               <w:widowControl w:val="1"/>
               <w:numPr>
                 <w:ilvl w:val="0"/>
-                <w:numId w:val="34"/>
+                <w:numId w:val="37"/>
               </w:numPr>
               <w:spacing w:after="160" w:line="276" w:lineRule="auto"/>
               <w:ind w:left="1440" w:hanging="360"/>
@@ -15599,7 +15937,7 @@
               <w:widowControl w:val="1"/>
               <w:numPr>
                 <w:ilvl w:val="0"/>
-                <w:numId w:val="33"/>
+                <w:numId w:val="36"/>
               </w:numPr>
               <w:spacing w:line="276" w:lineRule="auto"/>
               <w:ind w:left="720" w:hanging="360"/>
@@ -15623,7 +15961,7 @@
               <w:widowControl w:val="1"/>
               <w:numPr>
                 <w:ilvl w:val="0"/>
-                <w:numId w:val="33"/>
+                <w:numId w:val="36"/>
               </w:numPr>
               <w:spacing w:line="276" w:lineRule="auto"/>
               <w:ind w:left="720" w:hanging="360"/>
@@ -15682,7 +16020,7 @@
         <w:pStyle w:val="Heading1"/>
         <w:numPr>
           <w:ilvl w:val="0"/>
-          <w:numId w:val="30"/>
+          <w:numId w:val="33"/>
         </w:numPr>
         <w:tabs>
           <w:tab w:val="left" w:leader="none" w:pos="1572"/>
@@ -15710,7 +16048,7 @@
         <w:pStyle w:val="Heading2"/>
         <w:numPr>
           <w:ilvl w:val="1"/>
-          <w:numId w:val="30"/>
+          <w:numId w:val="33"/>
         </w:numPr>
         <w:tabs>
           <w:tab w:val="left" w:leader="none" w:pos="1949"/>
@@ -15802,7 +16140,7 @@
       <w:pPr>
         <w:numPr>
           <w:ilvl w:val="1"/>
-          <w:numId w:val="30"/>
+          <w:numId w:val="33"/>
         </w:numPr>
         <w:pBdr>
           <w:top w:space="0" w:sz="0" w:val="nil"/>
@@ -28316,7 +28654,7 @@
       <w:lvlText w:val="●"/>
       <w:lvlJc w:val="left"/>
       <w:pPr>
-        <w:ind w:left="2160" w:hanging="360"/>
+        <w:ind w:left="2880" w:hanging="360"/>
       </w:pPr>
       <w:rPr>
         <w:u w:val="none"/>
@@ -28328,7 +28666,7 @@
       <w:lvlText w:val="○"/>
       <w:lvlJc w:val="left"/>
       <w:pPr>
-        <w:ind w:left="2880" w:hanging="360"/>
+        <w:ind w:left="3600" w:hanging="360"/>
       </w:pPr>
       <w:rPr>
         <w:u w:val="none"/>
@@ -28340,7 +28678,7 @@
       <w:lvlText w:val="■"/>
       <w:lvlJc w:val="left"/>
       <w:pPr>
-        <w:ind w:left="3600" w:hanging="360"/>
+        <w:ind w:left="4320" w:hanging="360"/>
       </w:pPr>
       <w:rPr>
         <w:u w:val="none"/>
@@ -28352,7 +28690,7 @@
       <w:lvlText w:val="●"/>
       <w:lvlJc w:val="left"/>
       <w:pPr>
-        <w:ind w:left="4320" w:hanging="360"/>
+        <w:ind w:left="5040" w:hanging="360"/>
       </w:pPr>
       <w:rPr>
         <w:u w:val="none"/>
@@ -28364,7 +28702,7 @@
       <w:lvlText w:val="○"/>
       <w:lvlJc w:val="left"/>
       <w:pPr>
-        <w:ind w:left="5040" w:hanging="360"/>
+        <w:ind w:left="5760" w:hanging="360"/>
       </w:pPr>
       <w:rPr>
         <w:u w:val="none"/>
@@ -28376,7 +28714,7 @@
       <w:lvlText w:val="■"/>
       <w:lvlJc w:val="left"/>
       <w:pPr>
-        <w:ind w:left="5760" w:hanging="360"/>
+        <w:ind w:left="6480" w:hanging="360"/>
       </w:pPr>
       <w:rPr>
         <w:u w:val="none"/>
@@ -28388,7 +28726,7 @@
       <w:lvlText w:val="●"/>
       <w:lvlJc w:val="left"/>
       <w:pPr>
-        <w:ind w:left="6480" w:hanging="360"/>
+        <w:ind w:left="7200" w:hanging="360"/>
       </w:pPr>
       <w:rPr>
         <w:u w:val="none"/>
@@ -28400,7 +28738,7 @@
       <w:lvlText w:val="○"/>
       <w:lvlJc w:val="left"/>
       <w:pPr>
-        <w:ind w:left="7200" w:hanging="360"/>
+        <w:ind w:left="7920" w:hanging="360"/>
       </w:pPr>
       <w:rPr>
         <w:u w:val="none"/>
@@ -28412,7 +28750,7 @@
       <w:lvlText w:val="■"/>
       <w:lvlJc w:val="left"/>
       <w:pPr>
-        <w:ind w:left="7920" w:hanging="360"/>
+        <w:ind w:left="8640" w:hanging="360"/>
       </w:pPr>
       <w:rPr>
         <w:u w:val="none"/>
@@ -28756,7 +29094,7 @@
       <w:lvlText w:val="●"/>
       <w:lvlJc w:val="left"/>
       <w:pPr>
-        <w:ind w:left="720" w:hanging="360"/>
+        <w:ind w:left="2160" w:hanging="360"/>
       </w:pPr>
       <w:rPr>
         <w:u w:val="none"/>
@@ -28768,7 +29106,7 @@
       <w:lvlText w:val="○"/>
       <w:lvlJc w:val="left"/>
       <w:pPr>
-        <w:ind w:left="1440" w:hanging="360"/>
+        <w:ind w:left="2880" w:hanging="360"/>
       </w:pPr>
       <w:rPr>
         <w:u w:val="none"/>
@@ -28780,7 +29118,7 @@
       <w:lvlText w:val="■"/>
       <w:lvlJc w:val="left"/>
       <w:pPr>
-        <w:ind w:left="2160" w:hanging="360"/>
+        <w:ind w:left="3600" w:hanging="360"/>
       </w:pPr>
       <w:rPr>
         <w:u w:val="none"/>
@@ -28792,7 +29130,7 @@
       <w:lvlText w:val="●"/>
       <w:lvlJc w:val="left"/>
       <w:pPr>
-        <w:ind w:left="2880" w:hanging="360"/>
+        <w:ind w:left="4320" w:hanging="360"/>
       </w:pPr>
       <w:rPr>
         <w:u w:val="none"/>
@@ -28804,7 +29142,7 @@
       <w:lvlText w:val="○"/>
       <w:lvlJc w:val="left"/>
       <w:pPr>
-        <w:ind w:left="3600" w:hanging="360"/>
+        <w:ind w:left="5040" w:hanging="360"/>
       </w:pPr>
       <w:rPr>
         <w:u w:val="none"/>
@@ -28816,7 +29154,7 @@
       <w:lvlText w:val="■"/>
       <w:lvlJc w:val="left"/>
       <w:pPr>
-        <w:ind w:left="4320" w:hanging="360"/>
+        <w:ind w:left="5760" w:hanging="360"/>
       </w:pPr>
       <w:rPr>
         <w:u w:val="none"/>
@@ -28828,7 +29166,7 @@
       <w:lvlText w:val="●"/>
       <w:lvlJc w:val="left"/>
       <w:pPr>
-        <w:ind w:left="5040" w:hanging="360"/>
+        <w:ind w:left="6480" w:hanging="360"/>
       </w:pPr>
       <w:rPr>
         <w:u w:val="none"/>
@@ -28840,7 +29178,7 @@
       <w:lvlText w:val="○"/>
       <w:lvlJc w:val="left"/>
       <w:pPr>
-        <w:ind w:left="5760" w:hanging="360"/>
+        <w:ind w:left="7200" w:hanging="360"/>
       </w:pPr>
       <w:rPr>
         <w:u w:val="none"/>
@@ -28852,7 +29190,7 @@
       <w:lvlText w:val="■"/>
       <w:lvlJc w:val="left"/>
       <w:pPr>
-        <w:ind w:left="6480" w:hanging="360"/>
+        <w:ind w:left="7920" w:hanging="360"/>
       </w:pPr>
       <w:rPr>
         <w:u w:val="none"/>
@@ -28866,7 +29204,7 @@
       <w:lvlText w:val="●"/>
       <w:lvlJc w:val="left"/>
       <w:pPr>
-        <w:ind w:left="2160" w:hanging="360"/>
+        <w:ind w:left="2880" w:hanging="360"/>
       </w:pPr>
       <w:rPr>
         <w:u w:val="none"/>
@@ -28878,7 +29216,7 @@
       <w:lvlText w:val="○"/>
       <w:lvlJc w:val="left"/>
       <w:pPr>
-        <w:ind w:left="2880" w:hanging="360"/>
+        <w:ind w:left="3600" w:hanging="360"/>
       </w:pPr>
       <w:rPr>
         <w:u w:val="none"/>
@@ -28890,7 +29228,7 @@
       <w:lvlText w:val="■"/>
       <w:lvlJc w:val="left"/>
       <w:pPr>
-        <w:ind w:left="3600" w:hanging="360"/>
+        <w:ind w:left="4320" w:hanging="360"/>
       </w:pPr>
       <w:rPr>
         <w:u w:val="none"/>
@@ -28902,7 +29240,7 @@
       <w:lvlText w:val="●"/>
       <w:lvlJc w:val="left"/>
       <w:pPr>
-        <w:ind w:left="4320" w:hanging="360"/>
+        <w:ind w:left="5040" w:hanging="360"/>
       </w:pPr>
       <w:rPr>
         <w:u w:val="none"/>
@@ -28914,7 +29252,7 @@
       <w:lvlText w:val="○"/>
       <w:lvlJc w:val="left"/>
       <w:pPr>
-        <w:ind w:left="5040" w:hanging="360"/>
+        <w:ind w:left="5760" w:hanging="360"/>
       </w:pPr>
       <w:rPr>
         <w:u w:val="none"/>
@@ -28926,7 +29264,7 @@
       <w:lvlText w:val="■"/>
       <w:lvlJc w:val="left"/>
       <w:pPr>
-        <w:ind w:left="5760" w:hanging="360"/>
+        <w:ind w:left="6480" w:hanging="360"/>
       </w:pPr>
       <w:rPr>
         <w:u w:val="none"/>
@@ -28938,7 +29276,7 @@
       <w:lvlText w:val="●"/>
       <w:lvlJc w:val="left"/>
       <w:pPr>
-        <w:ind w:left="6480" w:hanging="360"/>
+        <w:ind w:left="7200" w:hanging="360"/>
       </w:pPr>
       <w:rPr>
         <w:u w:val="none"/>
@@ -28950,7 +29288,7 @@
       <w:lvlText w:val="○"/>
       <w:lvlJc w:val="left"/>
       <w:pPr>
-        <w:ind w:left="7200" w:hanging="360"/>
+        <w:ind w:left="7920" w:hanging="360"/>
       </w:pPr>
       <w:rPr>
         <w:u w:val="none"/>
@@ -28962,7 +29300,7 @@
       <w:lvlText w:val="■"/>
       <w:lvlJc w:val="left"/>
       <w:pPr>
-        <w:ind w:left="7920" w:hanging="360"/>
+        <w:ind w:left="8640" w:hanging="360"/>
       </w:pPr>
       <w:rPr>
         <w:u w:val="none"/>
@@ -28976,7 +29314,7 @@
       <w:lvlText w:val="●"/>
       <w:lvlJc w:val="left"/>
       <w:pPr>
-        <w:ind w:left="720" w:hanging="360"/>
+        <w:ind w:left="2160" w:hanging="360"/>
       </w:pPr>
       <w:rPr>
         <w:u w:val="none"/>
@@ -28988,7 +29326,7 @@
       <w:lvlText w:val="○"/>
       <w:lvlJc w:val="left"/>
       <w:pPr>
-        <w:ind w:left="1440" w:hanging="360"/>
+        <w:ind w:left="2880" w:hanging="360"/>
       </w:pPr>
       <w:rPr>
         <w:u w:val="none"/>
@@ -29000,7 +29338,7 @@
       <w:lvlText w:val="■"/>
       <w:lvlJc w:val="left"/>
       <w:pPr>
-        <w:ind w:left="2160" w:hanging="360"/>
+        <w:ind w:left="3600" w:hanging="360"/>
       </w:pPr>
       <w:rPr>
         <w:u w:val="none"/>
@@ -29012,7 +29350,7 @@
       <w:lvlText w:val="●"/>
       <w:lvlJc w:val="left"/>
       <w:pPr>
-        <w:ind w:left="2880" w:hanging="360"/>
+        <w:ind w:left="4320" w:hanging="360"/>
       </w:pPr>
       <w:rPr>
         <w:u w:val="none"/>
@@ -29024,7 +29362,7 @@
       <w:lvlText w:val="○"/>
       <w:lvlJc w:val="left"/>
       <w:pPr>
-        <w:ind w:left="3600" w:hanging="360"/>
+        <w:ind w:left="5040" w:hanging="360"/>
       </w:pPr>
       <w:rPr>
         <w:u w:val="none"/>
@@ -29036,7 +29374,7 @@
       <w:lvlText w:val="■"/>
       <w:lvlJc w:val="left"/>
       <w:pPr>
-        <w:ind w:left="4320" w:hanging="360"/>
+        <w:ind w:left="5760" w:hanging="360"/>
       </w:pPr>
       <w:rPr>
         <w:u w:val="none"/>
@@ -29048,7 +29386,7 @@
       <w:lvlText w:val="●"/>
       <w:lvlJc w:val="left"/>
       <w:pPr>
-        <w:ind w:left="5040" w:hanging="360"/>
+        <w:ind w:left="6480" w:hanging="360"/>
       </w:pPr>
       <w:rPr>
         <w:u w:val="none"/>
@@ -29060,7 +29398,7 @@
       <w:lvlText w:val="○"/>
       <w:lvlJc w:val="left"/>
       <w:pPr>
-        <w:ind w:left="5760" w:hanging="360"/>
+        <w:ind w:left="7200" w:hanging="360"/>
       </w:pPr>
       <w:rPr>
         <w:u w:val="none"/>
@@ -29072,7 +29410,7 @@
       <w:lvlText w:val="■"/>
       <w:lvlJc w:val="left"/>
       <w:pPr>
-        <w:ind w:left="6480" w:hanging="360"/>
+        <w:ind w:left="7920" w:hanging="360"/>
       </w:pPr>
       <w:rPr>
         <w:u w:val="none"/>
@@ -29086,7 +29424,7 @@
       <w:lvlText w:val="●"/>
       <w:lvlJc w:val="left"/>
       <w:pPr>
-        <w:ind w:left="2160" w:hanging="360"/>
+        <w:ind w:left="720" w:hanging="360"/>
       </w:pPr>
       <w:rPr>
         <w:u w:val="none"/>
@@ -29098,7 +29436,7 @@
       <w:lvlText w:val="○"/>
       <w:lvlJc w:val="left"/>
       <w:pPr>
-        <w:ind w:left="2880" w:hanging="360"/>
+        <w:ind w:left="1440" w:hanging="360"/>
       </w:pPr>
       <w:rPr>
         <w:u w:val="none"/>
@@ -29110,7 +29448,7 @@
       <w:lvlText w:val="■"/>
       <w:lvlJc w:val="left"/>
       <w:pPr>
-        <w:ind w:left="3600" w:hanging="360"/>
+        <w:ind w:left="2160" w:hanging="360"/>
       </w:pPr>
       <w:rPr>
         <w:u w:val="none"/>
@@ -29122,7 +29460,7 @@
       <w:lvlText w:val="●"/>
       <w:lvlJc w:val="left"/>
       <w:pPr>
-        <w:ind w:left="4320" w:hanging="360"/>
+        <w:ind w:left="2880" w:hanging="360"/>
       </w:pPr>
       <w:rPr>
         <w:u w:val="none"/>
@@ -29134,7 +29472,7 @@
       <w:lvlText w:val="○"/>
       <w:lvlJc w:val="left"/>
       <w:pPr>
-        <w:ind w:left="5040" w:hanging="360"/>
+        <w:ind w:left="3600" w:hanging="360"/>
       </w:pPr>
       <w:rPr>
         <w:u w:val="none"/>
@@ -29146,7 +29484,7 @@
       <w:lvlText w:val="■"/>
       <w:lvlJc w:val="left"/>
       <w:pPr>
-        <w:ind w:left="5760" w:hanging="360"/>
+        <w:ind w:left="4320" w:hanging="360"/>
       </w:pPr>
       <w:rPr>
         <w:u w:val="none"/>
@@ -29158,7 +29496,7 @@
       <w:lvlText w:val="●"/>
       <w:lvlJc w:val="left"/>
       <w:pPr>
-        <w:ind w:left="6480" w:hanging="360"/>
+        <w:ind w:left="5040" w:hanging="360"/>
       </w:pPr>
       <w:rPr>
         <w:u w:val="none"/>
@@ -29170,7 +29508,7 @@
       <w:lvlText w:val="○"/>
       <w:lvlJc w:val="left"/>
       <w:pPr>
-        <w:ind w:left="7200" w:hanging="360"/>
+        <w:ind w:left="5760" w:hanging="360"/>
       </w:pPr>
       <w:rPr>
         <w:u w:val="none"/>
@@ -29182,7 +29520,7 @@
       <w:lvlText w:val="■"/>
       <w:lvlJc w:val="left"/>
       <w:pPr>
-        <w:ind w:left="7920" w:hanging="360"/>
+        <w:ind w:left="6480" w:hanging="360"/>
       </w:pPr>
       <w:rPr>
         <w:u w:val="none"/>
@@ -29300,6 +29638,336 @@
     </w:lvl>
   </w:abstractNum>
   <w:abstractNum w:abstractNumId="11">
+    <w:lvl w:ilvl="0">
+      <w:start w:val="1"/>
+      <w:numFmt w:val="bullet"/>
+      <w:lvlText w:val="●"/>
+      <w:lvlJc w:val="left"/>
+      <w:pPr>
+        <w:ind w:left="720" w:hanging="360"/>
+      </w:pPr>
+      <w:rPr>
+        <w:u w:val="none"/>
+      </w:rPr>
+    </w:lvl>
+    <w:lvl w:ilvl="1">
+      <w:start w:val="1"/>
+      <w:numFmt w:val="bullet"/>
+      <w:lvlText w:val="○"/>
+      <w:lvlJc w:val="left"/>
+      <w:pPr>
+        <w:ind w:left="1440" w:hanging="360"/>
+      </w:pPr>
+      <w:rPr>
+        <w:u w:val="none"/>
+      </w:rPr>
+    </w:lvl>
+    <w:lvl w:ilvl="2">
+      <w:start w:val="1"/>
+      <w:numFmt w:val="bullet"/>
+      <w:lvlText w:val="■"/>
+      <w:lvlJc w:val="left"/>
+      <w:pPr>
+        <w:ind w:left="2160" w:hanging="360"/>
+      </w:pPr>
+      <w:rPr>
+        <w:u w:val="none"/>
+      </w:rPr>
+    </w:lvl>
+    <w:lvl w:ilvl="3">
+      <w:start w:val="1"/>
+      <w:numFmt w:val="bullet"/>
+      <w:lvlText w:val="●"/>
+      <w:lvlJc w:val="left"/>
+      <w:pPr>
+        <w:ind w:left="2880" w:hanging="360"/>
+      </w:pPr>
+      <w:rPr>
+        <w:u w:val="none"/>
+      </w:rPr>
+    </w:lvl>
+    <w:lvl w:ilvl="4">
+      <w:start w:val="1"/>
+      <w:numFmt w:val="bullet"/>
+      <w:lvlText w:val="○"/>
+      <w:lvlJc w:val="left"/>
+      <w:pPr>
+        <w:ind w:left="3600" w:hanging="360"/>
+      </w:pPr>
+      <w:rPr>
+        <w:u w:val="none"/>
+      </w:rPr>
+    </w:lvl>
+    <w:lvl w:ilvl="5">
+      <w:start w:val="1"/>
+      <w:numFmt w:val="bullet"/>
+      <w:lvlText w:val="■"/>
+      <w:lvlJc w:val="left"/>
+      <w:pPr>
+        <w:ind w:left="4320" w:hanging="360"/>
+      </w:pPr>
+      <w:rPr>
+        <w:u w:val="none"/>
+      </w:rPr>
+    </w:lvl>
+    <w:lvl w:ilvl="6">
+      <w:start w:val="1"/>
+      <w:numFmt w:val="bullet"/>
+      <w:lvlText w:val="●"/>
+      <w:lvlJc w:val="left"/>
+      <w:pPr>
+        <w:ind w:left="5040" w:hanging="360"/>
+      </w:pPr>
+      <w:rPr>
+        <w:u w:val="none"/>
+      </w:rPr>
+    </w:lvl>
+    <w:lvl w:ilvl="7">
+      <w:start w:val="1"/>
+      <w:numFmt w:val="bullet"/>
+      <w:lvlText w:val="○"/>
+      <w:lvlJc w:val="left"/>
+      <w:pPr>
+        <w:ind w:left="5760" w:hanging="360"/>
+      </w:pPr>
+      <w:rPr>
+        <w:u w:val="none"/>
+      </w:rPr>
+    </w:lvl>
+    <w:lvl w:ilvl="8">
+      <w:start w:val="1"/>
+      <w:numFmt w:val="bullet"/>
+      <w:lvlText w:val="■"/>
+      <w:lvlJc w:val="left"/>
+      <w:pPr>
+        <w:ind w:left="6480" w:hanging="360"/>
+      </w:pPr>
+      <w:rPr>
+        <w:u w:val="none"/>
+      </w:rPr>
+    </w:lvl>
+  </w:abstractNum>
+  <w:abstractNum w:abstractNumId="12">
+    <w:lvl w:ilvl="0">
+      <w:start w:val="1"/>
+      <w:numFmt w:val="bullet"/>
+      <w:lvlText w:val="●"/>
+      <w:lvlJc w:val="left"/>
+      <w:pPr>
+        <w:ind w:left="2880" w:hanging="360"/>
+      </w:pPr>
+      <w:rPr>
+        <w:u w:val="none"/>
+      </w:rPr>
+    </w:lvl>
+    <w:lvl w:ilvl="1">
+      <w:start w:val="1"/>
+      <w:numFmt w:val="bullet"/>
+      <w:lvlText w:val="○"/>
+      <w:lvlJc w:val="left"/>
+      <w:pPr>
+        <w:ind w:left="3600" w:hanging="360"/>
+      </w:pPr>
+      <w:rPr>
+        <w:u w:val="none"/>
+      </w:rPr>
+    </w:lvl>
+    <w:lvl w:ilvl="2">
+      <w:start w:val="1"/>
+      <w:numFmt w:val="bullet"/>
+      <w:lvlText w:val="■"/>
+      <w:lvlJc w:val="left"/>
+      <w:pPr>
+        <w:ind w:left="4320" w:hanging="360"/>
+      </w:pPr>
+      <w:rPr>
+        <w:u w:val="none"/>
+      </w:rPr>
+    </w:lvl>
+    <w:lvl w:ilvl="3">
+      <w:start w:val="1"/>
+      <w:numFmt w:val="bullet"/>
+      <w:lvlText w:val="●"/>
+      <w:lvlJc w:val="left"/>
+      <w:pPr>
+        <w:ind w:left="5040" w:hanging="360"/>
+      </w:pPr>
+      <w:rPr>
+        <w:u w:val="none"/>
+      </w:rPr>
+    </w:lvl>
+    <w:lvl w:ilvl="4">
+      <w:start w:val="1"/>
+      <w:numFmt w:val="bullet"/>
+      <w:lvlText w:val="○"/>
+      <w:lvlJc w:val="left"/>
+      <w:pPr>
+        <w:ind w:left="5760" w:hanging="360"/>
+      </w:pPr>
+      <w:rPr>
+        <w:u w:val="none"/>
+      </w:rPr>
+    </w:lvl>
+    <w:lvl w:ilvl="5">
+      <w:start w:val="1"/>
+      <w:numFmt w:val="bullet"/>
+      <w:lvlText w:val="■"/>
+      <w:lvlJc w:val="left"/>
+      <w:pPr>
+        <w:ind w:left="6480" w:hanging="360"/>
+      </w:pPr>
+      <w:rPr>
+        <w:u w:val="none"/>
+      </w:rPr>
+    </w:lvl>
+    <w:lvl w:ilvl="6">
+      <w:start w:val="1"/>
+      <w:numFmt w:val="bullet"/>
+      <w:lvlText w:val="●"/>
+      <w:lvlJc w:val="left"/>
+      <w:pPr>
+        <w:ind w:left="7200" w:hanging="360"/>
+      </w:pPr>
+      <w:rPr>
+        <w:u w:val="none"/>
+      </w:rPr>
+    </w:lvl>
+    <w:lvl w:ilvl="7">
+      <w:start w:val="1"/>
+      <w:numFmt w:val="bullet"/>
+      <w:lvlText w:val="○"/>
+      <w:lvlJc w:val="left"/>
+      <w:pPr>
+        <w:ind w:left="7920" w:hanging="360"/>
+      </w:pPr>
+      <w:rPr>
+        <w:u w:val="none"/>
+      </w:rPr>
+    </w:lvl>
+    <w:lvl w:ilvl="8">
+      <w:start w:val="1"/>
+      <w:numFmt w:val="bullet"/>
+      <w:lvlText w:val="■"/>
+      <w:lvlJc w:val="left"/>
+      <w:pPr>
+        <w:ind w:left="8640" w:hanging="360"/>
+      </w:pPr>
+      <w:rPr>
+        <w:u w:val="none"/>
+      </w:rPr>
+    </w:lvl>
+  </w:abstractNum>
+  <w:abstractNum w:abstractNumId="13">
+    <w:lvl w:ilvl="0">
+      <w:start w:val="1"/>
+      <w:numFmt w:val="bullet"/>
+      <w:lvlText w:val="●"/>
+      <w:lvlJc w:val="left"/>
+      <w:pPr>
+        <w:ind w:left="2160" w:hanging="360"/>
+      </w:pPr>
+      <w:rPr>
+        <w:u w:val="none"/>
+      </w:rPr>
+    </w:lvl>
+    <w:lvl w:ilvl="1">
+      <w:start w:val="1"/>
+      <w:numFmt w:val="bullet"/>
+      <w:lvlText w:val="○"/>
+      <w:lvlJc w:val="left"/>
+      <w:pPr>
+        <w:ind w:left="2880" w:hanging="360"/>
+      </w:pPr>
+      <w:rPr>
+        <w:u w:val="none"/>
+      </w:rPr>
+    </w:lvl>
+    <w:lvl w:ilvl="2">
+      <w:start w:val="1"/>
+      <w:numFmt w:val="bullet"/>
+      <w:lvlText w:val="■"/>
+      <w:lvlJc w:val="left"/>
+      <w:pPr>
+        <w:ind w:left="3600" w:hanging="360"/>
+      </w:pPr>
+      <w:rPr>
+        <w:u w:val="none"/>
+      </w:rPr>
+    </w:lvl>
+    <w:lvl w:ilvl="3">
+      <w:start w:val="1"/>
+      <w:numFmt w:val="bullet"/>
+      <w:lvlText w:val="●"/>
+      <w:lvlJc w:val="left"/>
+      <w:pPr>
+        <w:ind w:left="4320" w:hanging="360"/>
+      </w:pPr>
+      <w:rPr>
+        <w:u w:val="none"/>
+      </w:rPr>
+    </w:lvl>
+    <w:lvl w:ilvl="4">
+      <w:start w:val="1"/>
+      <w:numFmt w:val="bullet"/>
+      <w:lvlText w:val="○"/>
+      <w:lvlJc w:val="left"/>
+      <w:pPr>
+        <w:ind w:left="5040" w:hanging="360"/>
+      </w:pPr>
+      <w:rPr>
+        <w:u w:val="none"/>
+      </w:rPr>
+    </w:lvl>
+    <w:lvl w:ilvl="5">
+      <w:start w:val="1"/>
+      <w:numFmt w:val="bullet"/>
+      <w:lvlText w:val="■"/>
+      <w:lvlJc w:val="left"/>
+      <w:pPr>
+        <w:ind w:left="5760" w:hanging="360"/>
+      </w:pPr>
+      <w:rPr>
+        <w:u w:val="none"/>
+      </w:rPr>
+    </w:lvl>
+    <w:lvl w:ilvl="6">
+      <w:start w:val="1"/>
+      <w:numFmt w:val="bullet"/>
+      <w:lvlText w:val="●"/>
+      <w:lvlJc w:val="left"/>
+      <w:pPr>
+        <w:ind w:left="6480" w:hanging="360"/>
+      </w:pPr>
+      <w:rPr>
+        <w:u w:val="none"/>
+      </w:rPr>
+    </w:lvl>
+    <w:lvl w:ilvl="7">
+      <w:start w:val="1"/>
+      <w:numFmt w:val="bullet"/>
+      <w:lvlText w:val="○"/>
+      <w:lvlJc w:val="left"/>
+      <w:pPr>
+        <w:ind w:left="7200" w:hanging="360"/>
+      </w:pPr>
+      <w:rPr>
+        <w:u w:val="none"/>
+      </w:rPr>
+    </w:lvl>
+    <w:lvl w:ilvl="8">
+      <w:start w:val="1"/>
+      <w:numFmt w:val="bullet"/>
+      <w:lvlText w:val="■"/>
+      <w:lvlJc w:val="left"/>
+      <w:pPr>
+        <w:ind w:left="7920" w:hanging="360"/>
+      </w:pPr>
+      <w:rPr>
+        <w:u w:val="none"/>
+      </w:rPr>
+    </w:lvl>
+  </w:abstractNum>
+  <w:abstractNum w:abstractNumId="14">
     <w:lvl w:ilvl="0">
       <w:start w:val="0"/>
       <w:numFmt w:val="bullet"/>
@@ -29399,14 +30067,14 @@
       <w:rPr/>
     </w:lvl>
   </w:abstractNum>
-  <w:abstractNum w:abstractNumId="12">
+  <w:abstractNum w:abstractNumId="15">
     <w:lvl w:ilvl="0">
       <w:start w:val="0"/>
       <w:numFmt w:val="bullet"/>
       <w:lvlText w:val="●"/>
       <w:lvlJc w:val="left"/>
       <w:pPr>
-        <w:ind w:left="830" w:hanging="363"/>
+        <w:ind w:left="1550" w:hanging="363"/>
       </w:pPr>
       <w:rPr>
         <w:rFonts w:ascii="Times New Roman" w:cs="Times New Roman" w:eastAsia="Times New Roman" w:hAnsi="Times New Roman"/>
@@ -29424,7 +30092,7 @@
       <w:lvlText w:val="•"/>
       <w:lvlJc w:val="left"/>
       <w:pPr>
-        <w:ind w:left="1721" w:hanging="363"/>
+        <w:ind w:left="2441" w:hanging="363"/>
       </w:pPr>
       <w:rPr/>
     </w:lvl>
@@ -29434,7 +30102,7 @@
       <w:lvlText w:val="•"/>
       <w:lvlJc w:val="left"/>
       <w:pPr>
-        <w:ind w:left="2602" w:hanging="363"/>
+        <w:ind w:left="3322" w:hanging="363"/>
       </w:pPr>
       <w:rPr/>
     </w:lvl>
@@ -29444,7 +30112,7 @@
       <w:lvlText w:val="•"/>
       <w:lvlJc w:val="left"/>
       <w:pPr>
-        <w:ind w:left="3483" w:hanging="363"/>
+        <w:ind w:left="4203" w:hanging="363"/>
       </w:pPr>
       <w:rPr/>
     </w:lvl>
@@ -29454,7 +30122,7 @@
       <w:lvlText w:val="•"/>
       <w:lvlJc w:val="left"/>
       <w:pPr>
-        <w:ind w:left="4364" w:hanging="363.00000000000045"/>
+        <w:ind w:left="5084" w:hanging="363"/>
       </w:pPr>
       <w:rPr/>
     </w:lvl>
@@ -29464,7 +30132,7 @@
       <w:lvlText w:val="•"/>
       <w:lvlJc w:val="left"/>
       <w:pPr>
-        <w:ind w:left="5246" w:hanging="363"/>
+        <w:ind w:left="5966" w:hanging="363"/>
       </w:pPr>
       <w:rPr/>
     </w:lvl>
@@ -29474,7 +30142,7 @@
       <w:lvlText w:val="•"/>
       <w:lvlJc w:val="left"/>
       <w:pPr>
-        <w:ind w:left="6127" w:hanging="362"/>
+        <w:ind w:left="6847" w:hanging="362"/>
       </w:pPr>
       <w:rPr/>
     </w:lvl>
@@ -29484,7 +30152,7 @@
       <w:lvlText w:val="•"/>
       <w:lvlJc w:val="left"/>
       <w:pPr>
-        <w:ind w:left="7008" w:hanging="363"/>
+        <w:ind w:left="7728" w:hanging="363"/>
       </w:pPr>
       <w:rPr/>
     </w:lvl>
@@ -29494,19 +30162,19 @@
       <w:lvlText w:val="•"/>
       <w:lvlJc w:val="left"/>
       <w:pPr>
-        <w:ind w:left="7889" w:hanging="363"/>
+        <w:ind w:left="8609" w:hanging="363"/>
       </w:pPr>
       <w:rPr/>
     </w:lvl>
   </w:abstractNum>
-  <w:abstractNum w:abstractNumId="13">
+  <w:abstractNum w:abstractNumId="16">
     <w:lvl w:ilvl="0">
       <w:start w:val="0"/>
       <w:numFmt w:val="bullet"/>
       <w:lvlText w:val="●"/>
       <w:lvlJc w:val="left"/>
       <w:pPr>
-        <w:ind w:left="801" w:hanging="360.00000000000006"/>
+        <w:ind w:left="1521" w:hanging="360"/>
       </w:pPr>
       <w:rPr>
         <w:rFonts w:ascii="Times New Roman" w:cs="Times New Roman" w:eastAsia="Times New Roman" w:hAnsi="Times New Roman"/>
@@ -29524,7 +30192,7 @@
       <w:lvlText w:val="•"/>
       <w:lvlJc w:val="left"/>
       <w:pPr>
-        <w:ind w:left="1685" w:hanging="360"/>
+        <w:ind w:left="2405" w:hanging="360"/>
       </w:pPr>
       <w:rPr/>
     </w:lvl>
@@ -29534,7 +30202,7 @@
       <w:lvlText w:val="•"/>
       <w:lvlJc w:val="left"/>
       <w:pPr>
-        <w:ind w:left="2570" w:hanging="360"/>
+        <w:ind w:left="3290" w:hanging="360"/>
       </w:pPr>
       <w:rPr/>
     </w:lvl>
@@ -29544,7 +30212,7 @@
       <w:lvlText w:val="•"/>
       <w:lvlJc w:val="left"/>
       <w:pPr>
-        <w:ind w:left="3455" w:hanging="360"/>
+        <w:ind w:left="4175" w:hanging="360"/>
       </w:pPr>
       <w:rPr/>
     </w:lvl>
@@ -29554,7 +30222,7 @@
       <w:lvlText w:val="•"/>
       <w:lvlJc w:val="left"/>
       <w:pPr>
-        <w:ind w:left="4340" w:hanging="360"/>
+        <w:ind w:left="5060" w:hanging="360"/>
       </w:pPr>
       <w:rPr/>
     </w:lvl>
@@ -29564,7 +30232,7 @@
       <w:lvlText w:val="•"/>
       <w:lvlJc w:val="left"/>
       <w:pPr>
-        <w:ind w:left="5226" w:hanging="360"/>
+        <w:ind w:left="5946" w:hanging="360"/>
       </w:pPr>
       <w:rPr/>
     </w:lvl>
@@ -29574,7 +30242,7 @@
       <w:lvlText w:val="•"/>
       <w:lvlJc w:val="left"/>
       <w:pPr>
-        <w:ind w:left="6111" w:hanging="360"/>
+        <w:ind w:left="6831" w:hanging="360"/>
       </w:pPr>
       <w:rPr/>
     </w:lvl>
@@ -29584,7 +30252,7 @@
       <w:lvlText w:val="•"/>
       <w:lvlJc w:val="left"/>
       <w:pPr>
-        <w:ind w:left="6996" w:hanging="360"/>
+        <w:ind w:left="7716" w:hanging="360"/>
       </w:pPr>
       <w:rPr/>
     </w:lvl>
@@ -29594,19 +30262,19 @@
       <w:lvlText w:val="•"/>
       <w:lvlJc w:val="left"/>
       <w:pPr>
-        <w:ind w:left="7881" w:hanging="360"/>
+        <w:ind w:left="8601" w:hanging="360"/>
       </w:pPr>
       <w:rPr/>
     </w:lvl>
   </w:abstractNum>
-  <w:abstractNum w:abstractNumId="14">
+  <w:abstractNum w:abstractNumId="17">
     <w:lvl w:ilvl="0">
       <w:start w:val="0"/>
       <w:numFmt w:val="bullet"/>
       <w:lvlText w:val="●"/>
       <w:lvlJc w:val="left"/>
       <w:pPr>
-        <w:ind w:left="830" w:hanging="360"/>
+        <w:ind w:left="1550" w:hanging="360"/>
       </w:pPr>
       <w:rPr>
         <w:rFonts w:ascii="Times New Roman" w:cs="Times New Roman" w:eastAsia="Times New Roman" w:hAnsi="Times New Roman"/>
@@ -29624,7 +30292,7 @@
       <w:lvlText w:val="•"/>
       <w:lvlJc w:val="left"/>
       <w:pPr>
-        <w:ind w:left="1721" w:hanging="360"/>
+        <w:ind w:left="2441" w:hanging="360"/>
       </w:pPr>
       <w:rPr/>
     </w:lvl>
@@ -29634,7 +30302,7 @@
       <w:lvlText w:val="•"/>
       <w:lvlJc w:val="left"/>
       <w:pPr>
-        <w:ind w:left="2602" w:hanging="360"/>
+        <w:ind w:left="3322" w:hanging="360"/>
       </w:pPr>
       <w:rPr/>
     </w:lvl>
@@ -29644,7 +30312,7 @@
       <w:lvlText w:val="•"/>
       <w:lvlJc w:val="left"/>
       <w:pPr>
-        <w:ind w:left="3483" w:hanging="360"/>
+        <w:ind w:left="4203" w:hanging="360"/>
       </w:pPr>
       <w:rPr/>
     </w:lvl>
@@ -29654,7 +30322,7 @@
       <w:lvlText w:val="•"/>
       <w:lvlJc w:val="left"/>
       <w:pPr>
-        <w:ind w:left="4364" w:hanging="360"/>
+        <w:ind w:left="5084" w:hanging="360"/>
       </w:pPr>
       <w:rPr/>
     </w:lvl>
@@ -29664,7 +30332,7 @@
       <w:lvlText w:val="•"/>
       <w:lvlJc w:val="left"/>
       <w:pPr>
-        <w:ind w:left="5246" w:hanging="360"/>
+        <w:ind w:left="5966" w:hanging="360"/>
       </w:pPr>
       <w:rPr/>
     </w:lvl>
@@ -29674,7 +30342,7 @@
       <w:lvlText w:val="•"/>
       <w:lvlJc w:val="left"/>
       <w:pPr>
-        <w:ind w:left="6127" w:hanging="360"/>
+        <w:ind w:left="6847" w:hanging="360"/>
       </w:pPr>
       <w:rPr/>
     </w:lvl>
@@ -29684,7 +30352,7 @@
       <w:lvlText w:val="•"/>
       <w:lvlJc w:val="left"/>
       <w:pPr>
-        <w:ind w:left="7008" w:hanging="360"/>
+        <w:ind w:left="7728" w:hanging="360"/>
       </w:pPr>
       <w:rPr/>
     </w:lvl>
@@ -29694,12 +30362,12 @@
       <w:lvlText w:val="•"/>
       <w:lvlJc w:val="left"/>
       <w:pPr>
-        <w:ind w:left="7889" w:hanging="360"/>
+        <w:ind w:left="8609" w:hanging="360"/>
       </w:pPr>
       <w:rPr/>
     </w:lvl>
   </w:abstractNum>
-  <w:abstractNum w:abstractNumId="15">
+  <w:abstractNum w:abstractNumId="18">
     <w:lvl w:ilvl="0">
       <w:start w:val="0"/>
       <w:numFmt w:val="bullet"/>
@@ -29799,14 +30467,14 @@
       <w:rPr/>
     </w:lvl>
   </w:abstractNum>
-  <w:abstractNum w:abstractNumId="16">
+  <w:abstractNum w:abstractNumId="19">
     <w:lvl w:ilvl="0">
       <w:start w:val="0"/>
       <w:numFmt w:val="bullet"/>
       <w:lvlText w:val="●"/>
       <w:lvlJc w:val="left"/>
       <w:pPr>
-        <w:ind w:left="801" w:hanging="360.00000000000006"/>
+        <w:ind w:left="1521" w:hanging="360"/>
       </w:pPr>
       <w:rPr>
         <w:rFonts w:ascii="Times New Roman" w:cs="Times New Roman" w:eastAsia="Times New Roman" w:hAnsi="Times New Roman"/>
@@ -29824,7 +30492,7 @@
       <w:lvlText w:val="•"/>
       <w:lvlJc w:val="left"/>
       <w:pPr>
-        <w:ind w:left="1685" w:hanging="360"/>
+        <w:ind w:left="2405" w:hanging="360"/>
       </w:pPr>
       <w:rPr/>
     </w:lvl>
@@ -29834,7 +30502,7 @@
       <w:lvlText w:val="•"/>
       <w:lvlJc w:val="left"/>
       <w:pPr>
-        <w:ind w:left="2570" w:hanging="360"/>
+        <w:ind w:left="3290" w:hanging="360"/>
       </w:pPr>
       <w:rPr/>
     </w:lvl>
@@ -29844,7 +30512,7 @@
       <w:lvlText w:val="•"/>
       <w:lvlJc w:val="left"/>
       <w:pPr>
-        <w:ind w:left="3455" w:hanging="360"/>
+        <w:ind w:left="4175" w:hanging="360"/>
       </w:pPr>
       <w:rPr/>
     </w:lvl>
@@ -29854,7 +30522,7 @@
       <w:lvlText w:val="•"/>
       <w:lvlJc w:val="left"/>
       <w:pPr>
-        <w:ind w:left="4340" w:hanging="360"/>
+        <w:ind w:left="5060" w:hanging="360"/>
       </w:pPr>
       <w:rPr/>
     </w:lvl>
@@ -29864,7 +30532,7 @@
       <w:lvlText w:val="•"/>
       <w:lvlJc w:val="left"/>
       <w:pPr>
-        <w:ind w:left="5226" w:hanging="360"/>
+        <w:ind w:left="5946" w:hanging="360"/>
       </w:pPr>
       <w:rPr/>
     </w:lvl>
@@ -29874,7 +30542,7 @@
       <w:lvlText w:val="•"/>
       <w:lvlJc w:val="left"/>
       <w:pPr>
-        <w:ind w:left="6111" w:hanging="360"/>
+        <w:ind w:left="6831" w:hanging="360"/>
       </w:pPr>
       <w:rPr/>
     </w:lvl>
@@ -29884,7 +30552,7 @@
       <w:lvlText w:val="•"/>
       <w:lvlJc w:val="left"/>
       <w:pPr>
-        <w:ind w:left="6996" w:hanging="360"/>
+        <w:ind w:left="7716" w:hanging="360"/>
       </w:pPr>
       <w:rPr/>
     </w:lvl>
@@ -29894,19 +30562,19 @@
       <w:lvlText w:val="•"/>
       <w:lvlJc w:val="left"/>
       <w:pPr>
-        <w:ind w:left="7881" w:hanging="360"/>
+        <w:ind w:left="8601" w:hanging="360"/>
       </w:pPr>
       <w:rPr/>
     </w:lvl>
   </w:abstractNum>
-  <w:abstractNum w:abstractNumId="17">
+  <w:abstractNum w:abstractNumId="20">
     <w:lvl w:ilvl="0">
       <w:start w:val="1"/>
       <w:numFmt w:val="bullet"/>
       <w:lvlText w:val="●"/>
       <w:lvlJc w:val="left"/>
       <w:pPr>
-        <w:ind w:left="2160" w:hanging="360"/>
+        <w:ind w:left="2880" w:hanging="360"/>
       </w:pPr>
       <w:rPr>
         <w:u w:val="none"/>
@@ -29918,7 +30586,7 @@
       <w:lvlText w:val="○"/>
       <w:lvlJc w:val="left"/>
       <w:pPr>
-        <w:ind w:left="2880" w:hanging="360"/>
+        <w:ind w:left="3600" w:hanging="360"/>
       </w:pPr>
       <w:rPr>
         <w:u w:val="none"/>
@@ -29930,7 +30598,7 @@
       <w:lvlText w:val="■"/>
       <w:lvlJc w:val="left"/>
       <w:pPr>
-        <w:ind w:left="3600" w:hanging="360"/>
+        <w:ind w:left="4320" w:hanging="360"/>
       </w:pPr>
       <w:rPr>
         <w:u w:val="none"/>
@@ -29942,7 +30610,7 @@
       <w:lvlText w:val="●"/>
       <w:lvlJc w:val="left"/>
       <w:pPr>
-        <w:ind w:left="4320" w:hanging="360"/>
+        <w:ind w:left="5040" w:hanging="360"/>
       </w:pPr>
       <w:rPr>
         <w:u w:val="none"/>
@@ -29954,7 +30622,7 @@
       <w:lvlText w:val="○"/>
       <w:lvlJc w:val="left"/>
       <w:pPr>
-        <w:ind w:left="5040" w:hanging="360"/>
+        <w:ind w:left="5760" w:hanging="360"/>
       </w:pPr>
       <w:rPr>
         <w:u w:val="none"/>
@@ -29966,7 +30634,7 @@
       <w:lvlText w:val="■"/>
       <w:lvlJc w:val="left"/>
       <w:pPr>
-        <w:ind w:left="5760" w:hanging="360"/>
+        <w:ind w:left="6480" w:hanging="360"/>
       </w:pPr>
       <w:rPr>
         <w:u w:val="none"/>
@@ -29978,7 +30646,7 @@
       <w:lvlText w:val="●"/>
       <w:lvlJc w:val="left"/>
       <w:pPr>
-        <w:ind w:left="6480" w:hanging="360"/>
+        <w:ind w:left="7200" w:hanging="360"/>
       </w:pPr>
       <w:rPr>
         <w:u w:val="none"/>
@@ -29990,7 +30658,7 @@
       <w:lvlText w:val="○"/>
       <w:lvlJc w:val="left"/>
       <w:pPr>
-        <w:ind w:left="7200" w:hanging="360"/>
+        <w:ind w:left="7920" w:hanging="360"/>
       </w:pPr>
       <w:rPr>
         <w:u w:val="none"/>
@@ -30002,14 +30670,14 @@
       <w:lvlText w:val="■"/>
       <w:lvlJc w:val="left"/>
       <w:pPr>
-        <w:ind w:left="7920" w:hanging="360"/>
+        <w:ind w:left="8640" w:hanging="360"/>
       </w:pPr>
       <w:rPr>
         <w:u w:val="none"/>
       </w:rPr>
     </w:lvl>
   </w:abstractNum>
-  <w:abstractNum w:abstractNumId="18">
+  <w:abstractNum w:abstractNumId="21">
     <w:lvl w:ilvl="0">
       <w:start w:val="0"/>
       <w:numFmt w:val="bullet"/>
@@ -30109,7 +30777,7 @@
       <w:rPr/>
     </w:lvl>
   </w:abstractNum>
-  <w:abstractNum w:abstractNumId="19">
+  <w:abstractNum w:abstractNumId="22">
     <w:lvl w:ilvl="0">
       <w:start w:val="0"/>
       <w:numFmt w:val="bullet"/>
@@ -30209,7 +30877,7 @@
       <w:rPr/>
     </w:lvl>
   </w:abstractNum>
-  <w:abstractNum w:abstractNumId="20">
+  <w:abstractNum w:abstractNumId="23">
     <w:lvl w:ilvl="0">
       <w:start w:val="0"/>
       <w:numFmt w:val="bullet"/>
@@ -30309,7 +30977,7 @@
       <w:rPr/>
     </w:lvl>
   </w:abstractNum>
-  <w:abstractNum w:abstractNumId="21">
+  <w:abstractNum w:abstractNumId="24">
     <w:lvl w:ilvl="0">
       <w:start w:val="0"/>
       <w:numFmt w:val="bullet"/>
@@ -30409,7 +31077,7 @@
       <w:rPr/>
     </w:lvl>
   </w:abstractNum>
-  <w:abstractNum w:abstractNumId="22">
+  <w:abstractNum w:abstractNumId="25">
     <w:lvl w:ilvl="0">
       <w:start w:val="0"/>
       <w:numFmt w:val="bullet"/>
@@ -30509,7 +31177,7 @@
       <w:rPr/>
     </w:lvl>
   </w:abstractNum>
-  <w:abstractNum w:abstractNumId="23">
+  <w:abstractNum w:abstractNumId="26">
     <w:lvl w:ilvl="0">
       <w:start w:val="0"/>
       <w:numFmt w:val="bullet"/>
@@ -30609,7 +31277,7 @@
       <w:rPr/>
     </w:lvl>
   </w:abstractNum>
-  <w:abstractNum w:abstractNumId="24">
+  <w:abstractNum w:abstractNumId="27">
     <w:lvl w:ilvl="0">
       <w:start w:val="2"/>
       <w:numFmt w:val="decimal"/>
@@ -30709,7 +31377,7 @@
       <w:rPr/>
     </w:lvl>
   </w:abstractNum>
-  <w:abstractNum w:abstractNumId="25">
+  <w:abstractNum w:abstractNumId="28">
     <w:lvl w:ilvl="0">
       <w:start w:val="1"/>
       <w:numFmt w:val="decimal"/>
@@ -30817,7 +31485,7 @@
       <w:rPr/>
     </w:lvl>
   </w:abstractNum>
-  <w:abstractNum w:abstractNumId="26">
+  <w:abstractNum w:abstractNumId="29">
     <w:lvl w:ilvl="0">
       <w:start w:val="3"/>
       <w:numFmt w:val="decimal"/>
@@ -30917,7 +31585,7 @@
       <w:rPr/>
     </w:lvl>
   </w:abstractNum>
-  <w:abstractNum w:abstractNumId="27">
+  <w:abstractNum w:abstractNumId="30">
     <w:lvl w:ilvl="0">
       <w:start w:val="1"/>
       <w:numFmt w:val="decimal"/>
@@ -31017,7 +31685,7 @@
       <w:rPr/>
     </w:lvl>
   </w:abstractNum>
-  <w:abstractNum w:abstractNumId="28">
+  <w:abstractNum w:abstractNumId="31">
     <w:lvl w:ilvl="0">
       <w:start w:val="1"/>
       <w:numFmt w:val="bullet"/>
@@ -31127,7 +31795,7 @@
       </w:rPr>
     </w:lvl>
   </w:abstractNum>
-  <w:abstractNum w:abstractNumId="29">
+  <w:abstractNum w:abstractNumId="32">
     <w:lvl w:ilvl="0">
       <w:start w:val="1"/>
       <w:numFmt w:val="decimal"/>
@@ -31243,7 +31911,7 @@
       <w:rPr/>
     </w:lvl>
   </w:abstractNum>
-  <w:abstractNum w:abstractNumId="30">
+  <w:abstractNum w:abstractNumId="33">
     <w:lvl w:ilvl="0">
       <w:start w:val="2"/>
       <w:numFmt w:val="decimal"/>
@@ -31335,7 +32003,7 @@
       <w:rPr/>
     </w:lvl>
   </w:abstractNum>
-  <w:abstractNum w:abstractNumId="31">
+  <w:abstractNum w:abstractNumId="34">
     <w:lvl w:ilvl="0">
       <w:start w:val="0"/>
       <w:numFmt w:val="bullet"/>
@@ -31435,7 +32103,7 @@
       <w:rPr/>
     </w:lvl>
   </w:abstractNum>
-  <w:abstractNum w:abstractNumId="32">
+  <w:abstractNum w:abstractNumId="35">
     <w:lvl w:ilvl="0">
       <w:start w:val="1"/>
       <w:numFmt w:val="bullet"/>
@@ -31561,7 +32229,7 @@
       </w:rPr>
     </w:lvl>
   </w:abstractNum>
-  <w:abstractNum w:abstractNumId="33">
+  <w:abstractNum w:abstractNumId="36">
     <w:lvl w:ilvl="0">
       <w:start w:val="1"/>
       <w:numFmt w:val="bullet"/>
@@ -31687,7 +32355,7 @@
       </w:rPr>
     </w:lvl>
   </w:abstractNum>
-  <w:abstractNum w:abstractNumId="34">
+  <w:abstractNum w:abstractNumId="37">
     <w:lvl w:ilvl="0">
       <w:start w:val="1"/>
       <w:numFmt w:val="bullet"/>
@@ -31794,336 +32462,6 @@
       </w:pPr>
       <w:rPr>
         <w:rFonts w:ascii="Noto Sans Symbols" w:cs="Noto Sans Symbols" w:eastAsia="Noto Sans Symbols" w:hAnsi="Noto Sans Symbols"/>
-      </w:rPr>
-    </w:lvl>
-  </w:abstractNum>
-  <w:abstractNum w:abstractNumId="35">
-    <w:lvl w:ilvl="0">
-      <w:start w:val="1"/>
-      <w:numFmt w:val="bullet"/>
-      <w:lvlText w:val="●"/>
-      <w:lvlJc w:val="left"/>
-      <w:pPr>
-        <w:ind w:left="2160" w:hanging="360"/>
-      </w:pPr>
-      <w:rPr>
-        <w:u w:val="none"/>
-      </w:rPr>
-    </w:lvl>
-    <w:lvl w:ilvl="1">
-      <w:start w:val="1"/>
-      <w:numFmt w:val="bullet"/>
-      <w:lvlText w:val="○"/>
-      <w:lvlJc w:val="left"/>
-      <w:pPr>
-        <w:ind w:left="2880" w:hanging="360"/>
-      </w:pPr>
-      <w:rPr>
-        <w:u w:val="none"/>
-      </w:rPr>
-    </w:lvl>
-    <w:lvl w:ilvl="2">
-      <w:start w:val="1"/>
-      <w:numFmt w:val="bullet"/>
-      <w:lvlText w:val="■"/>
-      <w:lvlJc w:val="left"/>
-      <w:pPr>
-        <w:ind w:left="3600" w:hanging="360"/>
-      </w:pPr>
-      <w:rPr>
-        <w:u w:val="none"/>
-      </w:rPr>
-    </w:lvl>
-    <w:lvl w:ilvl="3">
-      <w:start w:val="1"/>
-      <w:numFmt w:val="bullet"/>
-      <w:lvlText w:val="●"/>
-      <w:lvlJc w:val="left"/>
-      <w:pPr>
-        <w:ind w:left="4320" w:hanging="360"/>
-      </w:pPr>
-      <w:rPr>
-        <w:u w:val="none"/>
-      </w:rPr>
-    </w:lvl>
-    <w:lvl w:ilvl="4">
-      <w:start w:val="1"/>
-      <w:numFmt w:val="bullet"/>
-      <w:lvlText w:val="○"/>
-      <w:lvlJc w:val="left"/>
-      <w:pPr>
-        <w:ind w:left="5040" w:hanging="360"/>
-      </w:pPr>
-      <w:rPr>
-        <w:u w:val="none"/>
-      </w:rPr>
-    </w:lvl>
-    <w:lvl w:ilvl="5">
-      <w:start w:val="1"/>
-      <w:numFmt w:val="bullet"/>
-      <w:lvlText w:val="■"/>
-      <w:lvlJc w:val="left"/>
-      <w:pPr>
-        <w:ind w:left="5760" w:hanging="360"/>
-      </w:pPr>
-      <w:rPr>
-        <w:u w:val="none"/>
-      </w:rPr>
-    </w:lvl>
-    <w:lvl w:ilvl="6">
-      <w:start w:val="1"/>
-      <w:numFmt w:val="bullet"/>
-      <w:lvlText w:val="●"/>
-      <w:lvlJc w:val="left"/>
-      <w:pPr>
-        <w:ind w:left="6480" w:hanging="360"/>
-      </w:pPr>
-      <w:rPr>
-        <w:u w:val="none"/>
-      </w:rPr>
-    </w:lvl>
-    <w:lvl w:ilvl="7">
-      <w:start w:val="1"/>
-      <w:numFmt w:val="bullet"/>
-      <w:lvlText w:val="○"/>
-      <w:lvlJc w:val="left"/>
-      <w:pPr>
-        <w:ind w:left="7200" w:hanging="360"/>
-      </w:pPr>
-      <w:rPr>
-        <w:u w:val="none"/>
-      </w:rPr>
-    </w:lvl>
-    <w:lvl w:ilvl="8">
-      <w:start w:val="1"/>
-      <w:numFmt w:val="bullet"/>
-      <w:lvlText w:val="■"/>
-      <w:lvlJc w:val="left"/>
-      <w:pPr>
-        <w:ind w:left="7920" w:hanging="360"/>
-      </w:pPr>
-      <w:rPr>
-        <w:u w:val="none"/>
-      </w:rPr>
-    </w:lvl>
-  </w:abstractNum>
-  <w:abstractNum w:abstractNumId="36">
-    <w:lvl w:ilvl="0">
-      <w:start w:val="1"/>
-      <w:numFmt w:val="bullet"/>
-      <w:lvlText w:val="●"/>
-      <w:lvlJc w:val="left"/>
-      <w:pPr>
-        <w:ind w:left="720" w:hanging="360"/>
-      </w:pPr>
-      <w:rPr>
-        <w:u w:val="none"/>
-      </w:rPr>
-    </w:lvl>
-    <w:lvl w:ilvl="1">
-      <w:start w:val="1"/>
-      <w:numFmt w:val="bullet"/>
-      <w:lvlText w:val="○"/>
-      <w:lvlJc w:val="left"/>
-      <w:pPr>
-        <w:ind w:left="1440" w:hanging="360"/>
-      </w:pPr>
-      <w:rPr>
-        <w:u w:val="none"/>
-      </w:rPr>
-    </w:lvl>
-    <w:lvl w:ilvl="2">
-      <w:start w:val="1"/>
-      <w:numFmt w:val="bullet"/>
-      <w:lvlText w:val="■"/>
-      <w:lvlJc w:val="left"/>
-      <w:pPr>
-        <w:ind w:left="2160" w:hanging="360"/>
-      </w:pPr>
-      <w:rPr>
-        <w:u w:val="none"/>
-      </w:rPr>
-    </w:lvl>
-    <w:lvl w:ilvl="3">
-      <w:start w:val="1"/>
-      <w:numFmt w:val="bullet"/>
-      <w:lvlText w:val="●"/>
-      <w:lvlJc w:val="left"/>
-      <w:pPr>
-        <w:ind w:left="2880" w:hanging="360"/>
-      </w:pPr>
-      <w:rPr>
-        <w:u w:val="none"/>
-      </w:rPr>
-    </w:lvl>
-    <w:lvl w:ilvl="4">
-      <w:start w:val="1"/>
-      <w:numFmt w:val="bullet"/>
-      <w:lvlText w:val="○"/>
-      <w:lvlJc w:val="left"/>
-      <w:pPr>
-        <w:ind w:left="3600" w:hanging="360"/>
-      </w:pPr>
-      <w:rPr>
-        <w:u w:val="none"/>
-      </w:rPr>
-    </w:lvl>
-    <w:lvl w:ilvl="5">
-      <w:start w:val="1"/>
-      <w:numFmt w:val="bullet"/>
-      <w:lvlText w:val="■"/>
-      <w:lvlJc w:val="left"/>
-      <w:pPr>
-        <w:ind w:left="4320" w:hanging="360"/>
-      </w:pPr>
-      <w:rPr>
-        <w:u w:val="none"/>
-      </w:rPr>
-    </w:lvl>
-    <w:lvl w:ilvl="6">
-      <w:start w:val="1"/>
-      <w:numFmt w:val="bullet"/>
-      <w:lvlText w:val="●"/>
-      <w:lvlJc w:val="left"/>
-      <w:pPr>
-        <w:ind w:left="5040" w:hanging="360"/>
-      </w:pPr>
-      <w:rPr>
-        <w:u w:val="none"/>
-      </w:rPr>
-    </w:lvl>
-    <w:lvl w:ilvl="7">
-      <w:start w:val="1"/>
-      <w:numFmt w:val="bullet"/>
-      <w:lvlText w:val="○"/>
-      <w:lvlJc w:val="left"/>
-      <w:pPr>
-        <w:ind w:left="5760" w:hanging="360"/>
-      </w:pPr>
-      <w:rPr>
-        <w:u w:val="none"/>
-      </w:rPr>
-    </w:lvl>
-    <w:lvl w:ilvl="8">
-      <w:start w:val="1"/>
-      <w:numFmt w:val="bullet"/>
-      <w:lvlText w:val="■"/>
-      <w:lvlJc w:val="left"/>
-      <w:pPr>
-        <w:ind w:left="6480" w:hanging="360"/>
-      </w:pPr>
-      <w:rPr>
-        <w:u w:val="none"/>
-      </w:rPr>
-    </w:lvl>
-  </w:abstractNum>
-  <w:abstractNum w:abstractNumId="37">
-    <w:lvl w:ilvl="0">
-      <w:start w:val="1"/>
-      <w:numFmt w:val="bullet"/>
-      <w:lvlText w:val="●"/>
-      <w:lvlJc w:val="left"/>
-      <w:pPr>
-        <w:ind w:left="2160" w:hanging="360"/>
-      </w:pPr>
-      <w:rPr>
-        <w:u w:val="none"/>
-      </w:rPr>
-    </w:lvl>
-    <w:lvl w:ilvl="1">
-      <w:start w:val="1"/>
-      <w:numFmt w:val="bullet"/>
-      <w:lvlText w:val="○"/>
-      <w:lvlJc w:val="left"/>
-      <w:pPr>
-        <w:ind w:left="2880" w:hanging="360"/>
-      </w:pPr>
-      <w:rPr>
-        <w:u w:val="none"/>
-      </w:rPr>
-    </w:lvl>
-    <w:lvl w:ilvl="2">
-      <w:start w:val="1"/>
-      <w:numFmt w:val="bullet"/>
-      <w:lvlText w:val="■"/>
-      <w:lvlJc w:val="left"/>
-      <w:pPr>
-        <w:ind w:left="3600" w:hanging="360"/>
-      </w:pPr>
-      <w:rPr>
-        <w:u w:val="none"/>
-      </w:rPr>
-    </w:lvl>
-    <w:lvl w:ilvl="3">
-      <w:start w:val="1"/>
-      <w:numFmt w:val="bullet"/>
-      <w:lvlText w:val="●"/>
-      <w:lvlJc w:val="left"/>
-      <w:pPr>
-        <w:ind w:left="4320" w:hanging="360"/>
-      </w:pPr>
-      <w:rPr>
-        <w:u w:val="none"/>
-      </w:rPr>
-    </w:lvl>
-    <w:lvl w:ilvl="4">
-      <w:start w:val="1"/>
-      <w:numFmt w:val="bullet"/>
-      <w:lvlText w:val="○"/>
-      <w:lvlJc w:val="left"/>
-      <w:pPr>
-        <w:ind w:left="5040" w:hanging="360"/>
-      </w:pPr>
-      <w:rPr>
-        <w:u w:val="none"/>
-      </w:rPr>
-    </w:lvl>
-    <w:lvl w:ilvl="5">
-      <w:start w:val="1"/>
-      <w:numFmt w:val="bullet"/>
-      <w:lvlText w:val="■"/>
-      <w:lvlJc w:val="left"/>
-      <w:pPr>
-        <w:ind w:left="5760" w:hanging="360"/>
-      </w:pPr>
-      <w:rPr>
-        <w:u w:val="none"/>
-      </w:rPr>
-    </w:lvl>
-    <w:lvl w:ilvl="6">
-      <w:start w:val="1"/>
-      <w:numFmt w:val="bullet"/>
-      <w:lvlText w:val="●"/>
-      <w:lvlJc w:val="left"/>
-      <w:pPr>
-        <w:ind w:left="6480" w:hanging="360"/>
-      </w:pPr>
-      <w:rPr>
-        <w:u w:val="none"/>
-      </w:rPr>
-    </w:lvl>
-    <w:lvl w:ilvl="7">
-      <w:start w:val="1"/>
-      <w:numFmt w:val="bullet"/>
-      <w:lvlText w:val="○"/>
-      <w:lvlJc w:val="left"/>
-      <w:pPr>
-        <w:ind w:left="7200" w:hanging="360"/>
-      </w:pPr>
-      <w:rPr>
-        <w:u w:val="none"/>
-      </w:rPr>
-    </w:lvl>
-    <w:lvl w:ilvl="8">
-      <w:start w:val="1"/>
-      <w:numFmt w:val="bullet"/>
-      <w:lvlText w:val="■"/>
-      <w:lvlJc w:val="left"/>
-      <w:pPr>
-        <w:ind w:left="7920" w:hanging="360"/>
-      </w:pPr>
-      <w:rPr>
-        <w:u w:val="none"/>
       </w:rPr>
     </w:lvl>
   </w:abstractNum>
@@ -32134,7 +32472,7 @@
       <w:lvlText w:val="●"/>
       <w:lvlJc w:val="left"/>
       <w:pPr>
-        <w:ind w:left="720" w:hanging="360"/>
+        <w:ind w:left="2160" w:hanging="360"/>
       </w:pPr>
       <w:rPr>
         <w:u w:val="none"/>
@@ -32146,7 +32484,7 @@
       <w:lvlText w:val="○"/>
       <w:lvlJc w:val="left"/>
       <w:pPr>
-        <w:ind w:left="1440" w:hanging="360"/>
+        <w:ind w:left="2880" w:hanging="360"/>
       </w:pPr>
       <w:rPr>
         <w:u w:val="none"/>
@@ -32158,7 +32496,7 @@
       <w:lvlText w:val="■"/>
       <w:lvlJc w:val="left"/>
       <w:pPr>
-        <w:ind w:left="2160" w:hanging="360"/>
+        <w:ind w:left="3600" w:hanging="360"/>
       </w:pPr>
       <w:rPr>
         <w:u w:val="none"/>
@@ -32170,7 +32508,7 @@
       <w:lvlText w:val="●"/>
       <w:lvlJc w:val="left"/>
       <w:pPr>
-        <w:ind w:left="2880" w:hanging="360"/>
+        <w:ind w:left="4320" w:hanging="360"/>
       </w:pPr>
       <w:rPr>
         <w:u w:val="none"/>
@@ -32182,7 +32520,7 @@
       <w:lvlText w:val="○"/>
       <w:lvlJc w:val="left"/>
       <w:pPr>
-        <w:ind w:left="3600" w:hanging="360"/>
+        <w:ind w:left="5040" w:hanging="360"/>
       </w:pPr>
       <w:rPr>
         <w:u w:val="none"/>
@@ -32194,7 +32532,7 @@
       <w:lvlText w:val="■"/>
       <w:lvlJc w:val="left"/>
       <w:pPr>
-        <w:ind w:left="4320" w:hanging="360"/>
+        <w:ind w:left="5760" w:hanging="360"/>
       </w:pPr>
       <w:rPr>
         <w:u w:val="none"/>
@@ -32206,7 +32544,7 @@
       <w:lvlText w:val="●"/>
       <w:lvlJc w:val="left"/>
       <w:pPr>
-        <w:ind w:left="5040" w:hanging="360"/>
+        <w:ind w:left="6480" w:hanging="360"/>
       </w:pPr>
       <w:rPr>
         <w:u w:val="none"/>
@@ -32218,7 +32556,7 @@
       <w:lvlText w:val="○"/>
       <w:lvlJc w:val="left"/>
       <w:pPr>
-        <w:ind w:left="5760" w:hanging="360"/>
+        <w:ind w:left="7200" w:hanging="360"/>
       </w:pPr>
       <w:rPr>
         <w:u w:val="none"/>
@@ -32230,7 +32568,7 @@
       <w:lvlText w:val="■"/>
       <w:lvlJc w:val="left"/>
       <w:pPr>
-        <w:ind w:left="6480" w:hanging="360"/>
+        <w:ind w:left="7920" w:hanging="360"/>
       </w:pPr>
       <w:rPr>
         <w:u w:val="none"/>
@@ -32354,7 +32692,7 @@
       <w:lvlText w:val="●"/>
       <w:lvlJc w:val="left"/>
       <w:pPr>
-        <w:ind w:left="720" w:hanging="360"/>
+        <w:ind w:left="2160" w:hanging="360"/>
       </w:pPr>
       <w:rPr>
         <w:u w:val="none"/>
@@ -32366,7 +32704,7 @@
       <w:lvlText w:val="○"/>
       <w:lvlJc w:val="left"/>
       <w:pPr>
-        <w:ind w:left="1440" w:hanging="360"/>
+        <w:ind w:left="2880" w:hanging="360"/>
       </w:pPr>
       <w:rPr>
         <w:u w:val="none"/>
@@ -32378,7 +32716,7 @@
       <w:lvlText w:val="■"/>
       <w:lvlJc w:val="left"/>
       <w:pPr>
-        <w:ind w:left="2160" w:hanging="360"/>
+        <w:ind w:left="3600" w:hanging="360"/>
       </w:pPr>
       <w:rPr>
         <w:u w:val="none"/>
@@ -32390,7 +32728,7 @@
       <w:lvlText w:val="●"/>
       <w:lvlJc w:val="left"/>
       <w:pPr>
-        <w:ind w:left="2880" w:hanging="360"/>
+        <w:ind w:left="4320" w:hanging="360"/>
       </w:pPr>
       <w:rPr>
         <w:u w:val="none"/>
@@ -32402,7 +32740,7 @@
       <w:lvlText w:val="○"/>
       <w:lvlJc w:val="left"/>
       <w:pPr>
-        <w:ind w:left="3600" w:hanging="360"/>
+        <w:ind w:left="5040" w:hanging="360"/>
       </w:pPr>
       <w:rPr>
         <w:u w:val="none"/>
@@ -32414,7 +32752,7 @@
       <w:lvlText w:val="■"/>
       <w:lvlJc w:val="left"/>
       <w:pPr>
-        <w:ind w:left="4320" w:hanging="360"/>
+        <w:ind w:left="5760" w:hanging="360"/>
       </w:pPr>
       <w:rPr>
         <w:u w:val="none"/>
@@ -32426,7 +32764,7 @@
       <w:lvlText w:val="●"/>
       <w:lvlJc w:val="left"/>
       <w:pPr>
-        <w:ind w:left="5040" w:hanging="360"/>
+        <w:ind w:left="6480" w:hanging="360"/>
       </w:pPr>
       <w:rPr>
         <w:u w:val="none"/>
@@ -32438,7 +32776,7 @@
       <w:lvlText w:val="○"/>
       <w:lvlJc w:val="left"/>
       <w:pPr>
-        <w:ind w:left="5760" w:hanging="360"/>
+        <w:ind w:left="7200" w:hanging="360"/>
       </w:pPr>
       <w:rPr>
         <w:u w:val="none"/>
@@ -32450,7 +32788,7 @@
       <w:lvlText w:val="■"/>
       <w:lvlJc w:val="left"/>
       <w:pPr>
-        <w:ind w:left="6480" w:hanging="360"/>
+        <w:ind w:left="7920" w:hanging="360"/>
       </w:pPr>
       <w:rPr>
         <w:u w:val="none"/>
@@ -32464,7 +32802,7 @@
       <w:lvlText w:val="●"/>
       <w:lvlJc w:val="left"/>
       <w:pPr>
-        <w:ind w:left="2160" w:hanging="360"/>
+        <w:ind w:left="720" w:hanging="360"/>
       </w:pPr>
       <w:rPr>
         <w:u w:val="none"/>
@@ -32476,7 +32814,7 @@
       <w:lvlText w:val="○"/>
       <w:lvlJc w:val="left"/>
       <w:pPr>
-        <w:ind w:left="2880" w:hanging="360"/>
+        <w:ind w:left="1440" w:hanging="360"/>
       </w:pPr>
       <w:rPr>
         <w:u w:val="none"/>
@@ -32488,7 +32826,7 @@
       <w:lvlText w:val="■"/>
       <w:lvlJc w:val="left"/>
       <w:pPr>
-        <w:ind w:left="3600" w:hanging="360"/>
+        <w:ind w:left="2160" w:hanging="360"/>
       </w:pPr>
       <w:rPr>
         <w:u w:val="none"/>
@@ -32500,7 +32838,7 @@
       <w:lvlText w:val="●"/>
       <w:lvlJc w:val="left"/>
       <w:pPr>
-        <w:ind w:left="4320" w:hanging="360"/>
+        <w:ind w:left="2880" w:hanging="360"/>
       </w:pPr>
       <w:rPr>
         <w:u w:val="none"/>
@@ -32512,7 +32850,7 @@
       <w:lvlText w:val="○"/>
       <w:lvlJc w:val="left"/>
       <w:pPr>
-        <w:ind w:left="5040" w:hanging="360"/>
+        <w:ind w:left="3600" w:hanging="360"/>
       </w:pPr>
       <w:rPr>
         <w:u w:val="none"/>
@@ -32524,7 +32862,7 @@
       <w:lvlText w:val="■"/>
       <w:lvlJc w:val="left"/>
       <w:pPr>
-        <w:ind w:left="5760" w:hanging="360"/>
+        <w:ind w:left="4320" w:hanging="360"/>
       </w:pPr>
       <w:rPr>
         <w:u w:val="none"/>
@@ -32536,7 +32874,7 @@
       <w:lvlText w:val="●"/>
       <w:lvlJc w:val="left"/>
       <w:pPr>
-        <w:ind w:left="6480" w:hanging="360"/>
+        <w:ind w:left="5040" w:hanging="360"/>
       </w:pPr>
       <w:rPr>
         <w:u w:val="none"/>
@@ -32548,7 +32886,7 @@
       <w:lvlText w:val="○"/>
       <w:lvlJc w:val="left"/>
       <w:pPr>
-        <w:ind w:left="7200" w:hanging="360"/>
+        <w:ind w:left="5760" w:hanging="360"/>
       </w:pPr>
       <w:rPr>
         <w:u w:val="none"/>
@@ -32560,7 +32898,7 @@
       <w:lvlText w:val="■"/>
       <w:lvlJc w:val="left"/>
       <w:pPr>
-        <w:ind w:left="7920" w:hanging="360"/>
+        <w:ind w:left="6480" w:hanging="360"/>
       </w:pPr>
       <w:rPr>
         <w:u w:val="none"/>
@@ -32794,7 +33132,7 @@
       <w:lvlText w:val="●"/>
       <w:lvlJc w:val="left"/>
       <w:pPr>
-        <w:ind w:left="720" w:hanging="360"/>
+        <w:ind w:left="2160" w:hanging="360"/>
       </w:pPr>
       <w:rPr>
         <w:u w:val="none"/>
@@ -32806,7 +33144,7 @@
       <w:lvlText w:val="○"/>
       <w:lvlJc w:val="left"/>
       <w:pPr>
-        <w:ind w:left="1440" w:hanging="360"/>
+        <w:ind w:left="2880" w:hanging="360"/>
       </w:pPr>
       <w:rPr>
         <w:u w:val="none"/>
@@ -32818,7 +33156,7 @@
       <w:lvlText w:val="■"/>
       <w:lvlJc w:val="left"/>
       <w:pPr>
-        <w:ind w:left="2160" w:hanging="360"/>
+        <w:ind w:left="3600" w:hanging="360"/>
       </w:pPr>
       <w:rPr>
         <w:u w:val="none"/>
@@ -32830,7 +33168,7 @@
       <w:lvlText w:val="●"/>
       <w:lvlJc w:val="left"/>
       <w:pPr>
-        <w:ind w:left="2880" w:hanging="360"/>
+        <w:ind w:left="4320" w:hanging="360"/>
       </w:pPr>
       <w:rPr>
         <w:u w:val="none"/>
@@ -32842,7 +33180,7 @@
       <w:lvlText w:val="○"/>
       <w:lvlJc w:val="left"/>
       <w:pPr>
-        <w:ind w:left="3600" w:hanging="360"/>
+        <w:ind w:left="5040" w:hanging="360"/>
       </w:pPr>
       <w:rPr>
         <w:u w:val="none"/>
@@ -32854,7 +33192,7 @@
       <w:lvlText w:val="■"/>
       <w:lvlJc w:val="left"/>
       <w:pPr>
-        <w:ind w:left="4320" w:hanging="360"/>
+        <w:ind w:left="5760" w:hanging="360"/>
       </w:pPr>
       <w:rPr>
         <w:u w:val="none"/>
@@ -32866,7 +33204,7 @@
       <w:lvlText w:val="●"/>
       <w:lvlJc w:val="left"/>
       <w:pPr>
-        <w:ind w:left="5040" w:hanging="360"/>
+        <w:ind w:left="6480" w:hanging="360"/>
       </w:pPr>
       <w:rPr>
         <w:u w:val="none"/>
@@ -32878,7 +33216,7 @@
       <w:lvlText w:val="○"/>
       <w:lvlJc w:val="left"/>
       <w:pPr>
-        <w:ind w:left="5760" w:hanging="360"/>
+        <w:ind w:left="7200" w:hanging="360"/>
       </w:pPr>
       <w:rPr>
         <w:u w:val="none"/>
@@ -32890,7 +33228,557 @@
       <w:lvlText w:val="■"/>
       <w:lvlJc w:val="left"/>
       <w:pPr>
+        <w:ind w:left="7920" w:hanging="360"/>
+      </w:pPr>
+      <w:rPr>
+        <w:u w:val="none"/>
+      </w:rPr>
+    </w:lvl>
+  </w:abstractNum>
+  <w:abstractNum w:abstractNumId="45">
+    <w:lvl w:ilvl="0">
+      <w:start w:val="1"/>
+      <w:numFmt w:val="bullet"/>
+      <w:lvlText w:val="●"/>
+      <w:lvlJc w:val="left"/>
+      <w:pPr>
+        <w:ind w:left="720" w:hanging="360"/>
+      </w:pPr>
+      <w:rPr>
+        <w:u w:val="none"/>
+      </w:rPr>
+    </w:lvl>
+    <w:lvl w:ilvl="1">
+      <w:start w:val="1"/>
+      <w:numFmt w:val="bullet"/>
+      <w:lvlText w:val="○"/>
+      <w:lvlJc w:val="left"/>
+      <w:pPr>
+        <w:ind w:left="1440" w:hanging="360"/>
+      </w:pPr>
+      <w:rPr>
+        <w:u w:val="none"/>
+      </w:rPr>
+    </w:lvl>
+    <w:lvl w:ilvl="2">
+      <w:start w:val="1"/>
+      <w:numFmt w:val="bullet"/>
+      <w:lvlText w:val="■"/>
+      <w:lvlJc w:val="left"/>
+      <w:pPr>
+        <w:ind w:left="2160" w:hanging="360"/>
+      </w:pPr>
+      <w:rPr>
+        <w:u w:val="none"/>
+      </w:rPr>
+    </w:lvl>
+    <w:lvl w:ilvl="3">
+      <w:start w:val="1"/>
+      <w:numFmt w:val="bullet"/>
+      <w:lvlText w:val="●"/>
+      <w:lvlJc w:val="left"/>
+      <w:pPr>
+        <w:ind w:left="2880" w:hanging="360"/>
+      </w:pPr>
+      <w:rPr>
+        <w:u w:val="none"/>
+      </w:rPr>
+    </w:lvl>
+    <w:lvl w:ilvl="4">
+      <w:start w:val="1"/>
+      <w:numFmt w:val="bullet"/>
+      <w:lvlText w:val="○"/>
+      <w:lvlJc w:val="left"/>
+      <w:pPr>
+        <w:ind w:left="3600" w:hanging="360"/>
+      </w:pPr>
+      <w:rPr>
+        <w:u w:val="none"/>
+      </w:rPr>
+    </w:lvl>
+    <w:lvl w:ilvl="5">
+      <w:start w:val="1"/>
+      <w:numFmt w:val="bullet"/>
+      <w:lvlText w:val="■"/>
+      <w:lvlJc w:val="left"/>
+      <w:pPr>
+        <w:ind w:left="4320" w:hanging="360"/>
+      </w:pPr>
+      <w:rPr>
+        <w:u w:val="none"/>
+      </w:rPr>
+    </w:lvl>
+    <w:lvl w:ilvl="6">
+      <w:start w:val="1"/>
+      <w:numFmt w:val="bullet"/>
+      <w:lvlText w:val="●"/>
+      <w:lvlJc w:val="left"/>
+      <w:pPr>
+        <w:ind w:left="5040" w:hanging="360"/>
+      </w:pPr>
+      <w:rPr>
+        <w:u w:val="none"/>
+      </w:rPr>
+    </w:lvl>
+    <w:lvl w:ilvl="7">
+      <w:start w:val="1"/>
+      <w:numFmt w:val="bullet"/>
+      <w:lvlText w:val="○"/>
+      <w:lvlJc w:val="left"/>
+      <w:pPr>
+        <w:ind w:left="5760" w:hanging="360"/>
+      </w:pPr>
+      <w:rPr>
+        <w:u w:val="none"/>
+      </w:rPr>
+    </w:lvl>
+    <w:lvl w:ilvl="8">
+      <w:start w:val="1"/>
+      <w:numFmt w:val="bullet"/>
+      <w:lvlText w:val="■"/>
+      <w:lvlJc w:val="left"/>
+      <w:pPr>
         <w:ind w:left="6480" w:hanging="360"/>
+      </w:pPr>
+      <w:rPr>
+        <w:u w:val="none"/>
+      </w:rPr>
+    </w:lvl>
+  </w:abstractNum>
+  <w:abstractNum w:abstractNumId="46">
+    <w:lvl w:ilvl="0">
+      <w:start w:val="1"/>
+      <w:numFmt w:val="bullet"/>
+      <w:lvlText w:val="●"/>
+      <w:lvlJc w:val="left"/>
+      <w:pPr>
+        <w:ind w:left="720" w:hanging="360"/>
+      </w:pPr>
+      <w:rPr>
+        <w:u w:val="none"/>
+      </w:rPr>
+    </w:lvl>
+    <w:lvl w:ilvl="1">
+      <w:start w:val="1"/>
+      <w:numFmt w:val="bullet"/>
+      <w:lvlText w:val="○"/>
+      <w:lvlJc w:val="left"/>
+      <w:pPr>
+        <w:ind w:left="1440" w:hanging="360"/>
+      </w:pPr>
+      <w:rPr>
+        <w:u w:val="none"/>
+      </w:rPr>
+    </w:lvl>
+    <w:lvl w:ilvl="2">
+      <w:start w:val="1"/>
+      <w:numFmt w:val="bullet"/>
+      <w:lvlText w:val="■"/>
+      <w:lvlJc w:val="left"/>
+      <w:pPr>
+        <w:ind w:left="2160" w:hanging="360"/>
+      </w:pPr>
+      <w:rPr>
+        <w:u w:val="none"/>
+      </w:rPr>
+    </w:lvl>
+    <w:lvl w:ilvl="3">
+      <w:start w:val="1"/>
+      <w:numFmt w:val="bullet"/>
+      <w:lvlText w:val="●"/>
+      <w:lvlJc w:val="left"/>
+      <w:pPr>
+        <w:ind w:left="2880" w:hanging="360"/>
+      </w:pPr>
+      <w:rPr>
+        <w:u w:val="none"/>
+      </w:rPr>
+    </w:lvl>
+    <w:lvl w:ilvl="4">
+      <w:start w:val="1"/>
+      <w:numFmt w:val="bullet"/>
+      <w:lvlText w:val="○"/>
+      <w:lvlJc w:val="left"/>
+      <w:pPr>
+        <w:ind w:left="3600" w:hanging="360"/>
+      </w:pPr>
+      <w:rPr>
+        <w:u w:val="none"/>
+      </w:rPr>
+    </w:lvl>
+    <w:lvl w:ilvl="5">
+      <w:start w:val="1"/>
+      <w:numFmt w:val="bullet"/>
+      <w:lvlText w:val="■"/>
+      <w:lvlJc w:val="left"/>
+      <w:pPr>
+        <w:ind w:left="4320" w:hanging="360"/>
+      </w:pPr>
+      <w:rPr>
+        <w:u w:val="none"/>
+      </w:rPr>
+    </w:lvl>
+    <w:lvl w:ilvl="6">
+      <w:start w:val="1"/>
+      <w:numFmt w:val="bullet"/>
+      <w:lvlText w:val="●"/>
+      <w:lvlJc w:val="left"/>
+      <w:pPr>
+        <w:ind w:left="5040" w:hanging="360"/>
+      </w:pPr>
+      <w:rPr>
+        <w:u w:val="none"/>
+      </w:rPr>
+    </w:lvl>
+    <w:lvl w:ilvl="7">
+      <w:start w:val="1"/>
+      <w:numFmt w:val="bullet"/>
+      <w:lvlText w:val="○"/>
+      <w:lvlJc w:val="left"/>
+      <w:pPr>
+        <w:ind w:left="5760" w:hanging="360"/>
+      </w:pPr>
+      <w:rPr>
+        <w:u w:val="none"/>
+      </w:rPr>
+    </w:lvl>
+    <w:lvl w:ilvl="8">
+      <w:start w:val="1"/>
+      <w:numFmt w:val="bullet"/>
+      <w:lvlText w:val="■"/>
+      <w:lvlJc w:val="left"/>
+      <w:pPr>
+        <w:ind w:left="6480" w:hanging="360"/>
+      </w:pPr>
+      <w:rPr>
+        <w:u w:val="none"/>
+      </w:rPr>
+    </w:lvl>
+  </w:abstractNum>
+  <w:abstractNum w:abstractNumId="47">
+    <w:lvl w:ilvl="0">
+      <w:start w:val="1"/>
+      <w:numFmt w:val="bullet"/>
+      <w:lvlText w:val="●"/>
+      <w:lvlJc w:val="left"/>
+      <w:pPr>
+        <w:ind w:left="720" w:hanging="360"/>
+      </w:pPr>
+      <w:rPr>
+        <w:u w:val="none"/>
+      </w:rPr>
+    </w:lvl>
+    <w:lvl w:ilvl="1">
+      <w:start w:val="1"/>
+      <w:numFmt w:val="bullet"/>
+      <w:lvlText w:val="○"/>
+      <w:lvlJc w:val="left"/>
+      <w:pPr>
+        <w:ind w:left="1440" w:hanging="360"/>
+      </w:pPr>
+      <w:rPr>
+        <w:u w:val="none"/>
+      </w:rPr>
+    </w:lvl>
+    <w:lvl w:ilvl="2">
+      <w:start w:val="1"/>
+      <w:numFmt w:val="bullet"/>
+      <w:lvlText w:val="■"/>
+      <w:lvlJc w:val="left"/>
+      <w:pPr>
+        <w:ind w:left="2160" w:hanging="360"/>
+      </w:pPr>
+      <w:rPr>
+        <w:u w:val="none"/>
+      </w:rPr>
+    </w:lvl>
+    <w:lvl w:ilvl="3">
+      <w:start w:val="1"/>
+      <w:numFmt w:val="bullet"/>
+      <w:lvlText w:val="●"/>
+      <w:lvlJc w:val="left"/>
+      <w:pPr>
+        <w:ind w:left="2880" w:hanging="360"/>
+      </w:pPr>
+      <w:rPr>
+        <w:u w:val="none"/>
+      </w:rPr>
+    </w:lvl>
+    <w:lvl w:ilvl="4">
+      <w:start w:val="1"/>
+      <w:numFmt w:val="bullet"/>
+      <w:lvlText w:val="○"/>
+      <w:lvlJc w:val="left"/>
+      <w:pPr>
+        <w:ind w:left="3600" w:hanging="360"/>
+      </w:pPr>
+      <w:rPr>
+        <w:u w:val="none"/>
+      </w:rPr>
+    </w:lvl>
+    <w:lvl w:ilvl="5">
+      <w:start w:val="1"/>
+      <w:numFmt w:val="bullet"/>
+      <w:lvlText w:val="■"/>
+      <w:lvlJc w:val="left"/>
+      <w:pPr>
+        <w:ind w:left="4320" w:hanging="360"/>
+      </w:pPr>
+      <w:rPr>
+        <w:u w:val="none"/>
+      </w:rPr>
+    </w:lvl>
+    <w:lvl w:ilvl="6">
+      <w:start w:val="1"/>
+      <w:numFmt w:val="bullet"/>
+      <w:lvlText w:val="●"/>
+      <w:lvlJc w:val="left"/>
+      <w:pPr>
+        <w:ind w:left="5040" w:hanging="360"/>
+      </w:pPr>
+      <w:rPr>
+        <w:u w:val="none"/>
+      </w:rPr>
+    </w:lvl>
+    <w:lvl w:ilvl="7">
+      <w:start w:val="1"/>
+      <w:numFmt w:val="bullet"/>
+      <w:lvlText w:val="○"/>
+      <w:lvlJc w:val="left"/>
+      <w:pPr>
+        <w:ind w:left="5760" w:hanging="360"/>
+      </w:pPr>
+      <w:rPr>
+        <w:u w:val="none"/>
+      </w:rPr>
+    </w:lvl>
+    <w:lvl w:ilvl="8">
+      <w:start w:val="1"/>
+      <w:numFmt w:val="bullet"/>
+      <w:lvlText w:val="■"/>
+      <w:lvlJc w:val="left"/>
+      <w:pPr>
+        <w:ind w:left="6480" w:hanging="360"/>
+      </w:pPr>
+      <w:rPr>
+        <w:u w:val="none"/>
+      </w:rPr>
+    </w:lvl>
+  </w:abstractNum>
+  <w:abstractNum w:abstractNumId="48">
+    <w:lvl w:ilvl="0">
+      <w:start w:val="1"/>
+      <w:numFmt w:val="bullet"/>
+      <w:lvlText w:val="●"/>
+      <w:lvlJc w:val="left"/>
+      <w:pPr>
+        <w:ind w:left="2880" w:hanging="360"/>
+      </w:pPr>
+      <w:rPr>
+        <w:u w:val="none"/>
+      </w:rPr>
+    </w:lvl>
+    <w:lvl w:ilvl="1">
+      <w:start w:val="1"/>
+      <w:numFmt w:val="bullet"/>
+      <w:lvlText w:val="○"/>
+      <w:lvlJc w:val="left"/>
+      <w:pPr>
+        <w:ind w:left="3600" w:hanging="360"/>
+      </w:pPr>
+      <w:rPr>
+        <w:u w:val="none"/>
+      </w:rPr>
+    </w:lvl>
+    <w:lvl w:ilvl="2">
+      <w:start w:val="1"/>
+      <w:numFmt w:val="bullet"/>
+      <w:lvlText w:val="■"/>
+      <w:lvlJc w:val="left"/>
+      <w:pPr>
+        <w:ind w:left="4320" w:hanging="360"/>
+      </w:pPr>
+      <w:rPr>
+        <w:u w:val="none"/>
+      </w:rPr>
+    </w:lvl>
+    <w:lvl w:ilvl="3">
+      <w:start w:val="1"/>
+      <w:numFmt w:val="bullet"/>
+      <w:lvlText w:val="●"/>
+      <w:lvlJc w:val="left"/>
+      <w:pPr>
+        <w:ind w:left="5040" w:hanging="360"/>
+      </w:pPr>
+      <w:rPr>
+        <w:u w:val="none"/>
+      </w:rPr>
+    </w:lvl>
+    <w:lvl w:ilvl="4">
+      <w:start w:val="1"/>
+      <w:numFmt w:val="bullet"/>
+      <w:lvlText w:val="○"/>
+      <w:lvlJc w:val="left"/>
+      <w:pPr>
+        <w:ind w:left="5760" w:hanging="360"/>
+      </w:pPr>
+      <w:rPr>
+        <w:u w:val="none"/>
+      </w:rPr>
+    </w:lvl>
+    <w:lvl w:ilvl="5">
+      <w:start w:val="1"/>
+      <w:numFmt w:val="bullet"/>
+      <w:lvlText w:val="■"/>
+      <w:lvlJc w:val="left"/>
+      <w:pPr>
+        <w:ind w:left="6480" w:hanging="360"/>
+      </w:pPr>
+      <w:rPr>
+        <w:u w:val="none"/>
+      </w:rPr>
+    </w:lvl>
+    <w:lvl w:ilvl="6">
+      <w:start w:val="1"/>
+      <w:numFmt w:val="bullet"/>
+      <w:lvlText w:val="●"/>
+      <w:lvlJc w:val="left"/>
+      <w:pPr>
+        <w:ind w:left="7200" w:hanging="360"/>
+      </w:pPr>
+      <w:rPr>
+        <w:u w:val="none"/>
+      </w:rPr>
+    </w:lvl>
+    <w:lvl w:ilvl="7">
+      <w:start w:val="1"/>
+      <w:numFmt w:val="bullet"/>
+      <w:lvlText w:val="○"/>
+      <w:lvlJc w:val="left"/>
+      <w:pPr>
+        <w:ind w:left="7920" w:hanging="360"/>
+      </w:pPr>
+      <w:rPr>
+        <w:u w:val="none"/>
+      </w:rPr>
+    </w:lvl>
+    <w:lvl w:ilvl="8">
+      <w:start w:val="1"/>
+      <w:numFmt w:val="bullet"/>
+      <w:lvlText w:val="■"/>
+      <w:lvlJc w:val="left"/>
+      <w:pPr>
+        <w:ind w:left="8640" w:hanging="360"/>
+      </w:pPr>
+      <w:rPr>
+        <w:u w:val="none"/>
+      </w:rPr>
+    </w:lvl>
+  </w:abstractNum>
+  <w:abstractNum w:abstractNumId="49">
+    <w:lvl w:ilvl="0">
+      <w:start w:val="1"/>
+      <w:numFmt w:val="bullet"/>
+      <w:lvlText w:val="●"/>
+      <w:lvlJc w:val="left"/>
+      <w:pPr>
+        <w:ind w:left="2160" w:hanging="360"/>
+      </w:pPr>
+      <w:rPr>
+        <w:u w:val="none"/>
+      </w:rPr>
+    </w:lvl>
+    <w:lvl w:ilvl="1">
+      <w:start w:val="1"/>
+      <w:numFmt w:val="bullet"/>
+      <w:lvlText w:val="○"/>
+      <w:lvlJc w:val="left"/>
+      <w:pPr>
+        <w:ind w:left="2880" w:hanging="360"/>
+      </w:pPr>
+      <w:rPr>
+        <w:u w:val="none"/>
+      </w:rPr>
+    </w:lvl>
+    <w:lvl w:ilvl="2">
+      <w:start w:val="1"/>
+      <w:numFmt w:val="bullet"/>
+      <w:lvlText w:val="■"/>
+      <w:lvlJc w:val="left"/>
+      <w:pPr>
+        <w:ind w:left="3600" w:hanging="360"/>
+      </w:pPr>
+      <w:rPr>
+        <w:u w:val="none"/>
+      </w:rPr>
+    </w:lvl>
+    <w:lvl w:ilvl="3">
+      <w:start w:val="1"/>
+      <w:numFmt w:val="bullet"/>
+      <w:lvlText w:val="●"/>
+      <w:lvlJc w:val="left"/>
+      <w:pPr>
+        <w:ind w:left="4320" w:hanging="360"/>
+      </w:pPr>
+      <w:rPr>
+        <w:u w:val="none"/>
+      </w:rPr>
+    </w:lvl>
+    <w:lvl w:ilvl="4">
+      <w:start w:val="1"/>
+      <w:numFmt w:val="bullet"/>
+      <w:lvlText w:val="○"/>
+      <w:lvlJc w:val="left"/>
+      <w:pPr>
+        <w:ind w:left="5040" w:hanging="360"/>
+      </w:pPr>
+      <w:rPr>
+        <w:u w:val="none"/>
+      </w:rPr>
+    </w:lvl>
+    <w:lvl w:ilvl="5">
+      <w:start w:val="1"/>
+      <w:numFmt w:val="bullet"/>
+      <w:lvlText w:val="■"/>
+      <w:lvlJc w:val="left"/>
+      <w:pPr>
+        <w:ind w:left="5760" w:hanging="360"/>
+      </w:pPr>
+      <w:rPr>
+        <w:u w:val="none"/>
+      </w:rPr>
+    </w:lvl>
+    <w:lvl w:ilvl="6">
+      <w:start w:val="1"/>
+      <w:numFmt w:val="bullet"/>
+      <w:lvlText w:val="●"/>
+      <w:lvlJc w:val="left"/>
+      <w:pPr>
+        <w:ind w:left="6480" w:hanging="360"/>
+      </w:pPr>
+      <w:rPr>
+        <w:u w:val="none"/>
+      </w:rPr>
+    </w:lvl>
+    <w:lvl w:ilvl="7">
+      <w:start w:val="1"/>
+      <w:numFmt w:val="bullet"/>
+      <w:lvlText w:val="○"/>
+      <w:lvlJc w:val="left"/>
+      <w:pPr>
+        <w:ind w:left="7200" w:hanging="360"/>
+      </w:pPr>
+      <w:rPr>
+        <w:u w:val="none"/>
+      </w:rPr>
+    </w:lvl>
+    <w:lvl w:ilvl="8">
+      <w:start w:val="1"/>
+      <w:numFmt w:val="bullet"/>
+      <w:lvlText w:val="■"/>
+      <w:lvlJc w:val="left"/>
+      <w:pPr>
+        <w:ind w:left="7920" w:hanging="360"/>
       </w:pPr>
       <w:rPr>
         <w:u w:val="none"/>
@@ -33028,6 +33916,21 @@
   </w:num>
   <w:num w:numId="44">
     <w:abstractNumId w:val="44"/>
+  </w:num>
+  <w:num w:numId="45">
+    <w:abstractNumId w:val="45"/>
+  </w:num>
+  <w:num w:numId="46">
+    <w:abstractNumId w:val="46"/>
+  </w:num>
+  <w:num w:numId="47">
+    <w:abstractNumId w:val="47"/>
+  </w:num>
+  <w:num w:numId="48">
+    <w:abstractNumId w:val="48"/>
+  </w:num>
+  <w:num w:numId="49">
+    <w:abstractNumId w:val="49"/>
   </w:num>
 </w:numbering>
 </file>

--- a/SRS listo-1.docx
+++ b/SRS listo-1.docx
@@ -917,7 +917,7 @@
       <w:pPr>
         <w:numPr>
           <w:ilvl w:val="0"/>
-          <w:numId w:val="32"/>
+          <w:numId w:val="30"/>
         </w:numPr>
         <w:pBdr>
           <w:top w:space="0" w:sz="0" w:val="nil"/>
@@ -957,7 +957,7 @@
       <w:pPr>
         <w:numPr>
           <w:ilvl w:val="1"/>
-          <w:numId w:val="32"/>
+          <w:numId w:val="30"/>
         </w:numPr>
         <w:pBdr>
           <w:top w:space="0" w:sz="0" w:val="nil"/>
@@ -997,7 +997,7 @@
       <w:pPr>
         <w:numPr>
           <w:ilvl w:val="1"/>
-          <w:numId w:val="32"/>
+          <w:numId w:val="30"/>
         </w:numPr>
         <w:pBdr>
           <w:top w:space="0" w:sz="0" w:val="nil"/>
@@ -1037,7 +1037,7 @@
       <w:pPr>
         <w:numPr>
           <w:ilvl w:val="1"/>
-          <w:numId w:val="32"/>
+          <w:numId w:val="30"/>
         </w:numPr>
         <w:pBdr>
           <w:top w:space="0" w:sz="0" w:val="nil"/>
@@ -1077,7 +1077,7 @@
       <w:pPr>
         <w:numPr>
           <w:ilvl w:val="1"/>
-          <w:numId w:val="32"/>
+          <w:numId w:val="30"/>
         </w:numPr>
         <w:pBdr>
           <w:top w:space="0" w:sz="0" w:val="nil"/>
@@ -1117,7 +1117,7 @@
       <w:pPr>
         <w:numPr>
           <w:ilvl w:val="2"/>
-          <w:numId w:val="32"/>
+          <w:numId w:val="30"/>
         </w:numPr>
         <w:pBdr>
           <w:top w:space="0" w:sz="0" w:val="nil"/>
@@ -1157,7 +1157,7 @@
       <w:pPr>
         <w:numPr>
           <w:ilvl w:val="1"/>
-          <w:numId w:val="30"/>
+          <w:numId w:val="28"/>
         </w:numPr>
         <w:pBdr>
           <w:top w:space="0" w:sz="0" w:val="nil"/>
@@ -1197,7 +1197,7 @@
       <w:pPr>
         <w:numPr>
           <w:ilvl w:val="1"/>
-          <w:numId w:val="30"/>
+          <w:numId w:val="28"/>
         </w:numPr>
         <w:pBdr>
           <w:top w:space="0" w:sz="0" w:val="nil"/>
@@ -1237,7 +1237,7 @@
       <w:pPr>
         <w:numPr>
           <w:ilvl w:val="1"/>
-          <w:numId w:val="30"/>
+          <w:numId w:val="28"/>
         </w:numPr>
         <w:pBdr>
           <w:top w:space="0" w:sz="0" w:val="nil"/>
@@ -1277,7 +1277,7 @@
       <w:pPr>
         <w:numPr>
           <w:ilvl w:val="1"/>
-          <w:numId w:val="30"/>
+          <w:numId w:val="28"/>
         </w:numPr>
         <w:pBdr>
           <w:top w:space="0" w:sz="0" w:val="nil"/>
@@ -1317,7 +1317,7 @@
       <w:pPr>
         <w:numPr>
           <w:ilvl w:val="1"/>
-          <w:numId w:val="30"/>
+          <w:numId w:val="28"/>
         </w:numPr>
         <w:pBdr>
           <w:top w:space="0" w:sz="0" w:val="nil"/>
@@ -1357,7 +1357,7 @@
       <w:pPr>
         <w:numPr>
           <w:ilvl w:val="0"/>
-          <w:numId w:val="32"/>
+          <w:numId w:val="30"/>
         </w:numPr>
         <w:pBdr>
           <w:top w:space="0" w:sz="0" w:val="nil"/>
@@ -1397,7 +1397,7 @@
       <w:pPr>
         <w:numPr>
           <w:ilvl w:val="1"/>
-          <w:numId w:val="32"/>
+          <w:numId w:val="30"/>
         </w:numPr>
         <w:pBdr>
           <w:top w:space="0" w:sz="0" w:val="nil"/>
@@ -1437,7 +1437,7 @@
       <w:pPr>
         <w:numPr>
           <w:ilvl w:val="1"/>
-          <w:numId w:val="32"/>
+          <w:numId w:val="30"/>
         </w:numPr>
         <w:pBdr>
           <w:top w:space="0" w:sz="0" w:val="nil"/>
@@ -1477,7 +1477,7 @@
       <w:pPr>
         <w:numPr>
           <w:ilvl w:val="1"/>
-          <w:numId w:val="32"/>
+          <w:numId w:val="30"/>
         </w:numPr>
         <w:pBdr>
           <w:top w:space="0" w:sz="0" w:val="nil"/>
@@ -1517,7 +1517,7 @@
       <w:pPr>
         <w:numPr>
           <w:ilvl w:val="1"/>
-          <w:numId w:val="32"/>
+          <w:numId w:val="30"/>
         </w:numPr>
         <w:pBdr>
           <w:top w:space="0" w:sz="0" w:val="nil"/>
@@ -1557,7 +1557,7 @@
       <w:pPr>
         <w:numPr>
           <w:ilvl w:val="0"/>
-          <w:numId w:val="32"/>
+          <w:numId w:val="30"/>
         </w:numPr>
         <w:pBdr>
           <w:top w:space="0" w:sz="0" w:val="nil"/>
@@ -1597,7 +1597,7 @@
       <w:pPr>
         <w:numPr>
           <w:ilvl w:val="1"/>
-          <w:numId w:val="32"/>
+          <w:numId w:val="30"/>
         </w:numPr>
         <w:pBdr>
           <w:top w:space="0" w:sz="0" w:val="nil"/>
@@ -1637,7 +1637,7 @@
       <w:pPr>
         <w:numPr>
           <w:ilvl w:val="2"/>
-          <w:numId w:val="29"/>
+          <w:numId w:val="27"/>
         </w:numPr>
         <w:pBdr>
           <w:top w:space="0" w:sz="0" w:val="nil"/>
@@ -1677,7 +1677,7 @@
       <w:pPr>
         <w:numPr>
           <w:ilvl w:val="2"/>
-          <w:numId w:val="29"/>
+          <w:numId w:val="27"/>
         </w:numPr>
         <w:pBdr>
           <w:top w:space="0" w:sz="0" w:val="nil"/>
@@ -1717,7 +1717,7 @@
       <w:pPr>
         <w:numPr>
           <w:ilvl w:val="2"/>
-          <w:numId w:val="29"/>
+          <w:numId w:val="27"/>
         </w:numPr>
         <w:pBdr>
           <w:top w:space="0" w:sz="0" w:val="nil"/>
@@ -1757,7 +1757,7 @@
       <w:pPr>
         <w:numPr>
           <w:ilvl w:val="2"/>
-          <w:numId w:val="29"/>
+          <w:numId w:val="27"/>
         </w:numPr>
         <w:pBdr>
           <w:top w:space="0" w:sz="0" w:val="nil"/>
@@ -1797,7 +1797,7 @@
       <w:pPr>
         <w:numPr>
           <w:ilvl w:val="1"/>
-          <w:numId w:val="32"/>
+          <w:numId w:val="30"/>
         </w:numPr>
         <w:pBdr>
           <w:top w:space="0" w:sz="0" w:val="nil"/>
@@ -1837,7 +1837,7 @@
       <w:pPr>
         <w:numPr>
           <w:ilvl w:val="1"/>
-          <w:numId w:val="32"/>
+          <w:numId w:val="30"/>
         </w:numPr>
         <w:pBdr>
           <w:top w:space="0" w:sz="0" w:val="nil"/>
@@ -1877,7 +1877,7 @@
       <w:pPr>
         <w:numPr>
           <w:ilvl w:val="0"/>
-          <w:numId w:val="32"/>
+          <w:numId w:val="30"/>
         </w:numPr>
         <w:pBdr>
           <w:top w:space="0" w:sz="0" w:val="nil"/>
@@ -1917,7 +1917,7 @@
       <w:pPr>
         <w:numPr>
           <w:ilvl w:val="1"/>
-          <w:numId w:val="32"/>
+          <w:numId w:val="30"/>
         </w:numPr>
         <w:pBdr>
           <w:top w:space="0" w:sz="0" w:val="nil"/>
@@ -1957,7 +1957,7 @@
       <w:pPr>
         <w:numPr>
           <w:ilvl w:val="1"/>
-          <w:numId w:val="32"/>
+          <w:numId w:val="30"/>
         </w:numPr>
         <w:pBdr>
           <w:top w:space="0" w:sz="0" w:val="nil"/>
@@ -1996,7 +1996,7 @@
         <w:pStyle w:val="Heading1"/>
         <w:numPr>
           <w:ilvl w:val="0"/>
-          <w:numId w:val="28"/>
+          <w:numId w:val="26"/>
         </w:numPr>
         <w:tabs>
           <w:tab w:val="left" w:leader="none" w:pos="919"/>
@@ -2286,7 +2286,7 @@
         <w:pStyle w:val="Heading2"/>
         <w:numPr>
           <w:ilvl w:val="1"/>
-          <w:numId w:val="28"/>
+          <w:numId w:val="26"/>
         </w:numPr>
         <w:tabs>
           <w:tab w:val="left" w:leader="none" w:pos="2259"/>
@@ -2364,7 +2364,7 @@
         <w:pStyle w:val="Heading2"/>
         <w:numPr>
           <w:ilvl w:val="1"/>
-          <w:numId w:val="28"/>
+          <w:numId w:val="26"/>
         </w:numPr>
         <w:tabs>
           <w:tab w:val="left" w:leader="none" w:pos="2259"/>
@@ -2454,7 +2454,7 @@
         <w:pStyle w:val="Heading2"/>
         <w:numPr>
           <w:ilvl w:val="1"/>
-          <w:numId w:val="28"/>
+          <w:numId w:val="26"/>
         </w:numPr>
         <w:tabs>
           <w:tab w:val="left" w:leader="none" w:pos="2259"/>
@@ -2565,7 +2565,7 @@
         <w:pStyle w:val="Heading2"/>
         <w:numPr>
           <w:ilvl w:val="1"/>
-          <w:numId w:val="28"/>
+          <w:numId w:val="26"/>
         </w:numPr>
         <w:tabs>
           <w:tab w:val="left" w:leader="none" w:pos="2259"/>
@@ -2656,7 +2656,7 @@
         <w:pStyle w:val="Heading3"/>
         <w:numPr>
           <w:ilvl w:val="2"/>
-          <w:numId w:val="28"/>
+          <w:numId w:val="26"/>
         </w:numPr>
         <w:tabs>
           <w:tab w:val="left" w:leader="none" w:pos="2307"/>
@@ -2839,7 +2839,7 @@
         <w:pStyle w:val="Heading2"/>
         <w:numPr>
           <w:ilvl w:val="1"/>
-          <w:numId w:val="28"/>
+          <w:numId w:val="26"/>
         </w:numPr>
         <w:tabs>
           <w:tab w:val="left" w:leader="none" w:pos="2259"/>
@@ -3041,7 +3041,7 @@
         <w:pStyle w:val="Heading2"/>
         <w:numPr>
           <w:ilvl w:val="1"/>
-          <w:numId w:val="28"/>
+          <w:numId w:val="26"/>
         </w:numPr>
         <w:tabs>
           <w:tab w:val="left" w:leader="none" w:pos="2259"/>
@@ -3891,7 +3891,7 @@
         <w:pStyle w:val="Heading2"/>
         <w:numPr>
           <w:ilvl w:val="1"/>
-          <w:numId w:val="28"/>
+          <w:numId w:val="26"/>
         </w:numPr>
         <w:tabs>
           <w:tab w:val="left" w:leader="none" w:pos="2259"/>
@@ -4478,7 +4478,7 @@
         <w:pStyle w:val="Heading2"/>
         <w:numPr>
           <w:ilvl w:val="1"/>
-          <w:numId w:val="28"/>
+          <w:numId w:val="26"/>
         </w:numPr>
         <w:tabs>
           <w:tab w:val="left" w:leader="none" w:pos="2259"/>
@@ -4773,7 +4773,7 @@
         <w:pStyle w:val="Heading2"/>
         <w:numPr>
           <w:ilvl w:val="1"/>
-          <w:numId w:val="28"/>
+          <w:numId w:val="26"/>
         </w:numPr>
         <w:tabs>
           <w:tab w:val="left" w:leader="none" w:pos="2259"/>
@@ -4934,7 +4934,7 @@
         <w:pStyle w:val="Heading1"/>
         <w:numPr>
           <w:ilvl w:val="0"/>
-          <w:numId w:val="28"/>
+          <w:numId w:val="26"/>
         </w:numPr>
         <w:tabs>
           <w:tab w:val="left" w:leader="none" w:pos="919"/>
@@ -4962,7 +4962,7 @@
         <w:pStyle w:val="Heading2"/>
         <w:numPr>
           <w:ilvl w:val="1"/>
-          <w:numId w:val="28"/>
+          <w:numId w:val="26"/>
         </w:numPr>
         <w:tabs>
           <w:tab w:val="left" w:leader="none" w:pos="2259"/>
@@ -5034,7 +5034,7 @@
         <w:pStyle w:val="Heading2"/>
         <w:numPr>
           <w:ilvl w:val="1"/>
-          <w:numId w:val="28"/>
+          <w:numId w:val="26"/>
         </w:numPr>
         <w:tabs>
           <w:tab w:val="left" w:leader="none" w:pos="2259"/>
@@ -5630,7 +5630,7 @@
       <w:pPr>
         <w:numPr>
           <w:ilvl w:val="1"/>
-          <w:numId w:val="28"/>
+          <w:numId w:val="26"/>
         </w:numPr>
         <w:pBdr>
           <w:top w:space="0" w:sz="0" w:val="nil"/>
@@ -5901,7 +5901,7 @@
         <w:pStyle w:val="Heading2"/>
         <w:numPr>
           <w:ilvl w:val="1"/>
-          <w:numId w:val="33"/>
+          <w:numId w:val="31"/>
         </w:numPr>
         <w:tabs>
           <w:tab w:val="left" w:leader="none" w:pos="2259"/>
@@ -5928,7 +5928,7 @@
       <w:pPr>
         <w:numPr>
           <w:ilvl w:val="2"/>
-          <w:numId w:val="27"/>
+          <w:numId w:val="25"/>
         </w:numPr>
         <w:pBdr>
           <w:top w:space="0" w:sz="0" w:val="nil"/>
@@ -5958,7 +5958,7 @@
       <w:pPr>
         <w:numPr>
           <w:ilvl w:val="2"/>
-          <w:numId w:val="27"/>
+          <w:numId w:val="25"/>
         </w:numPr>
         <w:pBdr>
           <w:top w:space="0" w:sz="0" w:val="nil"/>
@@ -5998,7 +5998,7 @@
       <w:pPr>
         <w:numPr>
           <w:ilvl w:val="2"/>
-          <w:numId w:val="27"/>
+          <w:numId w:val="25"/>
         </w:numPr>
         <w:pBdr>
           <w:top w:space="0" w:sz="0" w:val="nil"/>
@@ -6028,7 +6028,7 @@
       <w:pPr>
         <w:numPr>
           <w:ilvl w:val="2"/>
-          <w:numId w:val="27"/>
+          <w:numId w:val="25"/>
         </w:numPr>
         <w:pBdr>
           <w:top w:space="0" w:sz="0" w:val="nil"/>
@@ -6058,7 +6058,7 @@
       <w:pPr>
         <w:numPr>
           <w:ilvl w:val="2"/>
-          <w:numId w:val="27"/>
+          <w:numId w:val="25"/>
         </w:numPr>
         <w:pBdr>
           <w:top w:space="0" w:sz="0" w:val="nil"/>
@@ -6098,7 +6098,7 @@
       <w:pPr>
         <w:numPr>
           <w:ilvl w:val="2"/>
-          <w:numId w:val="27"/>
+          <w:numId w:val="25"/>
         </w:numPr>
         <w:pBdr>
           <w:top w:space="0" w:sz="0" w:val="nil"/>
@@ -6198,7 +6198,7 @@
         <w:pStyle w:val="Heading1"/>
         <w:numPr>
           <w:ilvl w:val="0"/>
-          <w:numId w:val="33"/>
+          <w:numId w:val="31"/>
         </w:numPr>
         <w:tabs>
           <w:tab w:val="left" w:leader="none" w:pos="919"/>
@@ -6225,7 +6225,7 @@
         <w:pStyle w:val="Heading2"/>
         <w:numPr>
           <w:ilvl w:val="1"/>
-          <w:numId w:val="33"/>
+          <w:numId w:val="31"/>
         </w:numPr>
         <w:tabs>
           <w:tab w:val="left" w:leader="none" w:pos="2259"/>
@@ -6253,7 +6253,7 @@
         <w:pStyle w:val="Heading3"/>
         <w:numPr>
           <w:ilvl w:val="2"/>
-          <w:numId w:val="33"/>
+          <w:numId w:val="31"/>
         </w:numPr>
         <w:tabs>
           <w:tab w:val="left" w:leader="none" w:pos="3273"/>
@@ -6324,7 +6324,7 @@
         <w:pStyle w:val="Heading3"/>
         <w:numPr>
           <w:ilvl w:val="2"/>
-          <w:numId w:val="33"/>
+          <w:numId w:val="31"/>
         </w:numPr>
         <w:tabs>
           <w:tab w:val="left" w:leader="none" w:pos="3273"/>
@@ -6392,7 +6392,7 @@
       <w:pPr>
         <w:numPr>
           <w:ilvl w:val="0"/>
-          <w:numId w:val="26"/>
+          <w:numId w:val="24"/>
         </w:numPr>
         <w:pBdr>
           <w:top w:space="0" w:sz="0" w:val="nil"/>
@@ -6421,7 +6421,7 @@
       <w:pPr>
         <w:numPr>
           <w:ilvl w:val="0"/>
-          <w:numId w:val="26"/>
+          <w:numId w:val="24"/>
         </w:numPr>
         <w:pBdr>
           <w:top w:space="0" w:sz="0" w:val="nil"/>
@@ -6451,7 +6451,7 @@
       <w:pPr>
         <w:numPr>
           <w:ilvl w:val="0"/>
-          <w:numId w:val="26"/>
+          <w:numId w:val="24"/>
         </w:numPr>
         <w:pBdr>
           <w:top w:space="0" w:sz="0" w:val="nil"/>
@@ -6502,7 +6502,7 @@
         <w:pStyle w:val="Heading3"/>
         <w:numPr>
           <w:ilvl w:val="2"/>
-          <w:numId w:val="33"/>
+          <w:numId w:val="31"/>
         </w:numPr>
         <w:tabs>
           <w:tab w:val="left" w:leader="none" w:pos="3273"/>
@@ -6659,7 +6659,7 @@
         <w:pStyle w:val="Heading3"/>
         <w:numPr>
           <w:ilvl w:val="2"/>
-          <w:numId w:val="33"/>
+          <w:numId w:val="31"/>
         </w:numPr>
         <w:tabs>
           <w:tab w:val="left" w:leader="none" w:pos="3273"/>
@@ -6748,7 +6748,7 @@
         <w:pStyle w:val="Heading2"/>
         <w:numPr>
           <w:ilvl w:val="1"/>
-          <w:numId w:val="33"/>
+          <w:numId w:val="31"/>
         </w:numPr>
         <w:tabs>
           <w:tab w:val="left" w:leader="none" w:pos="2292"/>
@@ -6935,7 +6935,7 @@
         <w:widowControl w:val="1"/>
         <w:numPr>
           <w:ilvl w:val="0"/>
-          <w:numId w:val="14"/>
+          <w:numId w:val="12"/>
         </w:numPr>
         <w:spacing w:after="160" w:lineRule="auto"/>
         <w:ind w:left="2148" w:hanging="360"/>
@@ -6984,7 +6984,7 @@
         <w:widowControl w:val="1"/>
         <w:numPr>
           <w:ilvl w:val="0"/>
-          <w:numId w:val="19"/>
+          <w:numId w:val="17"/>
         </w:numPr>
         <w:spacing w:after="160" w:lineRule="auto"/>
         <w:ind w:left="2868" w:hanging="360"/>
@@ -7038,427 +7038,6 @@
           <w:rtl w:val="0"/>
         </w:rPr>
         <w:t xml:space="preserve">ERF1.3: Actualización de información.</w:t>
-      </w:r>
-      <w:r>
-        <w:rPr>
-          <w:rtl w:val="0"/>
-        </w:rPr>
-      </w:r>
-    </w:p>
-    <w:p>
-      <w:pPr>
-        <w:widowControl w:val="1"/>
-        <w:numPr>
-          <w:ilvl w:val="0"/>
-          <w:numId w:val="24"/>
-        </w:numPr>
-        <w:spacing w:after="160" w:lineRule="auto"/>
-        <w:ind w:left="2148" w:hanging="360"/>
-        <w:rPr/>
-      </w:pPr>
-      <w:r>
-        <w:rPr>
-          <w:rtl w:val="0"/>
-        </w:rPr>
-        <w:t xml:space="preserve">El sistema debe permitir a los usuarios editar y actualizar su información personal.</w:t>
-      </w:r>
-    </w:p>
-    <w:p>
-      <w:pPr>
-        <w:widowControl w:val="1"/>
-        <w:spacing w:after="160" w:lineRule="auto"/>
-        <w:ind w:left="720" w:firstLine="696"/>
-        <w:rPr/>
-      </w:pPr>
-      <w:r>
-        <w:rPr>
-          <w:rtl w:val="0"/>
-        </w:rPr>
-        <w:t xml:space="preserve">ERF1.4: Recuperar contraseña</w:t>
-      </w:r>
-    </w:p>
-    <w:p>
-      <w:pPr>
-        <w:widowControl w:val="1"/>
-        <w:numPr>
-          <w:ilvl w:val="0"/>
-          <w:numId w:val="10"/>
-        </w:numPr>
-        <w:ind w:left="2160" w:hanging="360"/>
-        <w:rPr/>
-      </w:pPr>
-      <w:r>
-        <w:rPr>
-          <w:rtl w:val="0"/>
-        </w:rPr>
-        <w:t xml:space="preserve">El sistema debe permitir que los usuarios restablezcan su contraseña en caso de olvido mediante correo electrónico u otro método seguro de verificación.</w:t>
-      </w:r>
-    </w:p>
-    <w:p>
-      <w:pPr>
-        <w:widowControl w:val="1"/>
-        <w:numPr>
-          <w:ilvl w:val="0"/>
-          <w:numId w:val="10"/>
-        </w:numPr>
-        <w:spacing w:after="160" w:lineRule="auto"/>
-        <w:ind w:left="2160" w:hanging="360"/>
-        <w:rPr/>
-      </w:pPr>
-      <w:r>
-        <w:rPr>
-          <w:rtl w:val="0"/>
-        </w:rPr>
-        <w:t xml:space="preserve">Esto garantiza acceso continuo y evita bloqueos definitivos de la cuenta.</w:t>
-      </w:r>
-    </w:p>
-    <w:p>
-      <w:pPr>
-        <w:widowControl w:val="1"/>
-        <w:spacing w:after="160" w:lineRule="auto"/>
-        <w:ind w:left="0" w:firstLine="0"/>
-        <w:rPr/>
-      </w:pPr>
-      <w:r>
-        <w:rPr>
-          <w:rtl w:val="0"/>
-        </w:rPr>
-        <w:tab/>
-        <w:tab/>
-        <w:t xml:space="preserve">ERF1.5: Eliminar Cuenta</w:t>
-      </w:r>
-    </w:p>
-    <w:p>
-      <w:pPr>
-        <w:widowControl w:val="1"/>
-        <w:numPr>
-          <w:ilvl w:val="0"/>
-          <w:numId w:val="3"/>
-        </w:numPr>
-        <w:spacing w:after="160" w:lineRule="auto"/>
-        <w:ind w:left="2160" w:hanging="360"/>
-        <w:rPr>
-          <w:u w:val="none"/>
-        </w:rPr>
-      </w:pPr>
-      <w:r>
-        <w:rPr>
-          <w:rtl w:val="0"/>
-        </w:rPr>
-        <w:t xml:space="preserve">Los usuarios podrán eliminar su cuenta, si ya no desean usar el servicio.</w:t>
-      </w:r>
-    </w:p>
-    <w:p>
-      <w:pPr>
-        <w:widowControl w:val="1"/>
-        <w:spacing w:after="160" w:lineRule="auto"/>
-        <w:ind w:left="0" w:firstLine="0"/>
-        <w:rPr/>
-      </w:pPr>
-      <w:r>
-        <w:rPr>
-          <w:rtl w:val="0"/>
-        </w:rPr>
-        <w:tab/>
-        <w:tab/>
-        <w:t xml:space="preserve">ERF1.6: Gestión de permisos de usuario</w:t>
-      </w:r>
-    </w:p>
-    <w:p>
-      <w:pPr>
-        <w:widowControl w:val="1"/>
-        <w:numPr>
-          <w:ilvl w:val="0"/>
-          <w:numId w:val="8"/>
-        </w:numPr>
-        <w:spacing w:after="160" w:line="276" w:lineRule="auto"/>
-        <w:ind w:left="2160" w:hanging="360"/>
-      </w:pPr>
-      <w:r>
-        <w:rPr>
-          <w:rtl w:val="0"/>
-        </w:rPr>
-        <w:t xml:space="preserve">El sistema debe asignar permisos a los usuarios según su rol (usuario regular o usuario responsable), determinando las acciones que pueden realizar dentro del sistema, como la gestión de dispositivos y proyectos.</w:t>
-      </w:r>
-    </w:p>
-    <w:p>
-      <w:pPr>
-        <w:widowControl w:val="1"/>
-        <w:spacing w:after="160" w:lineRule="auto"/>
-        <w:rPr>
-          <w:b w:val="1"/>
-          <w:bCs w:val="1"/>
-        </w:rPr>
-      </w:pPr>
-      <w:r>
-        <w:rPr>
-          <w:rtl w:val="0"/>
-        </w:rPr>
-        <w:tab/>
-      </w:r>
-      <w:r>
-        <w:rPr>
-          <w:b w:val="1"/>
-          <w:bCs w:val="1"/>
-          <w:highlight w:val="yellow"/>
-          <w:rtl w:val="0"/>
-        </w:rPr>
-        <w:t xml:space="preserve">RF2. Gestión de Proyectos</w:t>
-      </w:r>
-      <w:r>
-        <w:rPr>
-          <w:rtl w:val="0"/>
-        </w:rPr>
-      </w:r>
-    </w:p>
-    <w:p>
-      <w:pPr>
-        <w:widowControl w:val="1"/>
-        <w:spacing w:after="160" w:lineRule="auto"/>
-        <w:ind w:left="708" w:firstLine="720.0000000000001"/>
-        <w:rPr>
-          <w:rFonts w:ascii="Times New Roman" w:cs="Times New Roman" w:eastAsia="Times New Roman" w:hAnsi="Times New Roman"/>
-          <w:sz w:val="24"/>
-          <w:szCs w:val="24"/>
-        </w:rPr>
-      </w:pPr>
-      <w:r>
-        <w:rPr>
-          <w:rtl w:val="0"/>
-        </w:rPr>
-        <w:t xml:space="preserve">ERF2.4: Registrar proyecto u hogar.</w:t>
-      </w:r>
-      <w:r>
-        <w:rPr>
-          <w:rtl w:val="0"/>
-        </w:rPr>
-      </w:r>
-    </w:p>
-    <w:p>
-      <w:pPr>
-        <w:widowControl w:val="1"/>
-        <w:numPr>
-          <w:ilvl w:val="0"/>
-          <w:numId w:val="18"/>
-        </w:numPr>
-        <w:spacing w:after="160" w:lineRule="auto"/>
-        <w:ind w:left="2148" w:hanging="360"/>
-        <w:rPr>
-          <w:sz w:val="20"/>
-          <w:szCs w:val="20"/>
-        </w:rPr>
-      </w:pPr>
-      <w:r>
-        <w:rPr>
-          <w:rtl w:val="0"/>
-        </w:rPr>
-        <w:t xml:space="preserve">El sistema debe permitir registrar el proyecto o lugar donde estén ubicados los dispositivos (por ejemplo: casa, edificio o empresa).</w:t>
-      </w:r>
-      <w:r>
-        <w:rPr>
-          <w:rtl w:val="0"/>
-        </w:rPr>
-      </w:r>
-    </w:p>
-    <w:p>
-      <w:pPr>
-        <w:widowControl w:val="1"/>
-        <w:spacing w:after="160" w:lineRule="auto"/>
-        <w:ind w:left="708" w:firstLine="720.0000000000001"/>
-        <w:rPr/>
-      </w:pPr>
-      <w:r>
-        <w:rPr>
-          <w:rtl w:val="0"/>
-        </w:rPr>
-        <w:t xml:space="preserve">ERF2.2: Vinculación de dispositivos </w:t>
-      </w:r>
-    </w:p>
-    <w:p>
-      <w:pPr>
-        <w:widowControl w:val="1"/>
-        <w:numPr>
-          <w:ilvl w:val="0"/>
-          <w:numId w:val="44"/>
-        </w:numPr>
-        <w:spacing w:after="160" w:lineRule="auto"/>
-        <w:ind w:left="2160" w:hanging="360"/>
-        <w:rPr/>
-      </w:pPr>
-      <w:r>
-        <w:rPr>
-          <w:rtl w:val="0"/>
-        </w:rPr>
-        <w:t xml:space="preserve">El usuario podrá acceder o registrarse utilizando proveedores externos de autenticación (redes sociales), los cuales serán almacenados como parte de su configuración de usuario.</w:t>
-      </w:r>
-    </w:p>
-    <w:p>
-      <w:pPr>
-        <w:widowControl w:val="1"/>
-        <w:spacing w:after="160" w:lineRule="auto"/>
-        <w:ind w:left="708" w:firstLine="720.0000000000001"/>
-        <w:rPr/>
-      </w:pPr>
-      <w:r>
-        <w:rPr>
-          <w:rtl w:val="0"/>
-        </w:rPr>
-        <w:t xml:space="preserve">ERF2.3: Usuario responsable.</w:t>
-      </w:r>
-    </w:p>
-    <w:p>
-      <w:pPr>
-        <w:widowControl w:val="1"/>
-        <w:numPr>
-          <w:ilvl w:val="0"/>
-          <w:numId w:val="40"/>
-        </w:numPr>
-        <w:spacing w:after="160" w:line="276" w:lineRule="auto"/>
-        <w:ind w:left="2160" w:hanging="360"/>
-        <w:rPr/>
-      </w:pPr>
-      <w:r>
-        <w:rPr>
-          <w:rtl w:val="0"/>
-        </w:rPr>
-        <w:t xml:space="preserve">Por cada proyecto o hogar debe haber un usuario responsable encargado de gestionar todos los dispositivos. Este rol tiene el permiso avanzado de la plataforma.</w:t>
-      </w:r>
-    </w:p>
-    <w:p>
-      <w:pPr>
-        <w:widowControl w:val="1"/>
-        <w:spacing w:after="160" w:line="276" w:lineRule="auto"/>
-        <w:ind w:left="0" w:firstLine="0"/>
-        <w:rPr/>
-      </w:pPr>
-      <w:r>
-        <w:rPr>
-          <w:rtl w:val="0"/>
-        </w:rPr>
-        <w:tab/>
-        <w:tab/>
-      </w:r>
-    </w:p>
-    <w:p>
-      <w:pPr>
-        <w:widowControl w:val="1"/>
-        <w:spacing w:after="160" w:lineRule="auto"/>
-        <w:ind w:firstLine="708"/>
-        <w:rPr>
-          <w:b w:val="1"/>
-          <w:bCs w:val="1"/>
-        </w:rPr>
-      </w:pPr>
-      <w:r>
-        <w:rPr>
-          <w:b w:val="1"/>
-          <w:bCs w:val="1"/>
-          <w:highlight w:val="yellow"/>
-          <w:rtl w:val="0"/>
-        </w:rPr>
-        <w:t xml:space="preserve">RF3. Gestión y configuración del Sistema</w:t>
-      </w:r>
-      <w:r>
-        <w:rPr>
-          <w:rtl w:val="0"/>
-        </w:rPr>
-      </w:r>
-    </w:p>
-    <w:p>
-      <w:pPr>
-        <w:widowControl w:val="1"/>
-        <w:spacing w:after="160" w:lineRule="auto"/>
-        <w:rPr>
-          <w:rFonts w:ascii="Times New Roman" w:cs="Times New Roman" w:eastAsia="Times New Roman" w:hAnsi="Times New Roman"/>
-          <w:sz w:val="24"/>
-          <w:szCs w:val="24"/>
-        </w:rPr>
-      </w:pPr>
-      <w:r>
-        <w:rPr>
-          <w:b w:val="1"/>
-          <w:bCs w:val="1"/>
-          <w:rtl w:val="0"/>
-        </w:rPr>
-        <w:tab/>
-        <w:tab/>
-      </w:r>
-      <w:r>
-        <w:rPr>
-          <w:rtl w:val="0"/>
-        </w:rPr>
-        <w:t xml:space="preserve">ERF3.1: Configuración de umbrales.</w:t>
-      </w:r>
-      <w:r>
-        <w:rPr>
-          <w:rtl w:val="0"/>
-        </w:rPr>
-      </w:r>
-    </w:p>
-    <w:p>
-      <w:pPr>
-        <w:widowControl w:val="1"/>
-        <w:numPr>
-          <w:ilvl w:val="0"/>
-          <w:numId w:val="21"/>
-        </w:numPr>
-        <w:spacing w:after="160" w:lineRule="auto"/>
-        <w:ind w:left="1440" w:hanging="360"/>
-        <w:rPr>
-          <w:sz w:val="20"/>
-          <w:szCs w:val="20"/>
-        </w:rPr>
-      </w:pPr>
-      <w:r>
-        <w:rPr>
-          <w:rtl w:val="0"/>
-        </w:rPr>
-        <w:t xml:space="preserve">El usuario podrá configurar los umbrales de consumo para recibir alertas y recomendaciones personalizadas. Estos umbrales dependerán de las facturas de consumo eléctrico del hogar. Además, el sistema incluirá umbrales por defecto preestablecidos de acuerdo con las necesidades del usuario.</w:t>
-      </w:r>
-      <w:r>
-        <w:rPr>
-          <w:rtl w:val="0"/>
-        </w:rPr>
-      </w:r>
-    </w:p>
-    <w:p>
-      <w:pPr>
-        <w:widowControl w:val="1"/>
-        <w:spacing w:after="160" w:lineRule="auto"/>
-        <w:rPr>
-          <w:rFonts w:ascii="Times New Roman" w:cs="Times New Roman" w:eastAsia="Times New Roman" w:hAnsi="Times New Roman"/>
-          <w:sz w:val="24"/>
-          <w:szCs w:val="24"/>
-        </w:rPr>
-      </w:pPr>
-      <w:r>
-        <w:rPr>
-          <w:rtl w:val="0"/>
-        </w:rPr>
-        <w:tab/>
-      </w:r>
-      <w:r>
-        <w:rPr>
-          <w:rtl w:val="0"/>
-        </w:rPr>
-      </w:r>
-    </w:p>
-    <w:p>
-      <w:pPr>
-        <w:widowControl w:val="1"/>
-        <w:spacing w:after="160" w:lineRule="auto"/>
-        <w:ind w:left="708" w:firstLine="720.0000000000001"/>
-        <w:rPr>
-          <w:rFonts w:ascii="Times New Roman" w:cs="Times New Roman" w:eastAsia="Times New Roman" w:hAnsi="Times New Roman"/>
-          <w:sz w:val="24"/>
-          <w:szCs w:val="24"/>
-        </w:rPr>
-      </w:pPr>
-      <w:r>
-        <w:rPr>
-          <w:rtl w:val="0"/>
-        </w:rPr>
-        <w:t xml:space="preserve">ERF3.2: Configuración de colores.</w:t>
       </w:r>
       <w:r>
         <w:rPr>
@@ -7475,27 +7054,168 @@
         </w:numPr>
         <w:spacing w:after="160" w:lineRule="auto"/>
         <w:ind w:left="2148" w:hanging="360"/>
-        <w:rPr>
-          <w:sz w:val="20"/>
-          <w:szCs w:val="20"/>
-        </w:rPr>
-      </w:pPr>
-      <w:r>
-        <w:rPr>
-          <w:rtl w:val="0"/>
-        </w:rPr>
-        <w:t xml:space="preserve">El usuario podrá personalizar los colores del sistema. Existirán paletas de colores predefinidas que el usuario podrá seleccionar a su gusto. Estas se adaptarán automáticamente al modo oscuro del sistema.</w:t>
-      </w:r>
-      <w:r>
-        <w:rPr>
-          <w:rtl w:val="0"/>
-        </w:rPr>
+        <w:rPr/>
+      </w:pPr>
+      <w:r>
+        <w:rPr>
+          <w:rtl w:val="0"/>
+        </w:rPr>
+        <w:t xml:space="preserve">El sistema debe permitir a los usuarios editar y actualizar su información personal.</w:t>
       </w:r>
     </w:p>
     <w:p>
       <w:pPr>
         <w:widowControl w:val="1"/>
-        <w:ind w:left="708" w:firstLine="0"/>
+        <w:spacing w:after="160" w:lineRule="auto"/>
+        <w:ind w:left="720" w:firstLine="696"/>
+        <w:rPr/>
+      </w:pPr>
+      <w:r>
+        <w:rPr>
+          <w:rtl w:val="0"/>
+        </w:rPr>
+        <w:t xml:space="preserve">ERF1.4: Recuperar contraseña</w:t>
+      </w:r>
+    </w:p>
+    <w:p>
+      <w:pPr>
+        <w:widowControl w:val="1"/>
+        <w:numPr>
+          <w:ilvl w:val="0"/>
+          <w:numId w:val="8"/>
+        </w:numPr>
+        <w:ind w:left="2160" w:hanging="360"/>
+        <w:rPr/>
+      </w:pPr>
+      <w:r>
+        <w:rPr>
+          <w:rtl w:val="0"/>
+        </w:rPr>
+        <w:t xml:space="preserve">El sistema debe permitir que los usuarios restablezcan su contraseña en caso de olvido mediante correo electrónico u otro método seguro de verificación.</w:t>
+      </w:r>
+    </w:p>
+    <w:p>
+      <w:pPr>
+        <w:widowControl w:val="1"/>
+        <w:numPr>
+          <w:ilvl w:val="0"/>
+          <w:numId w:val="8"/>
+        </w:numPr>
+        <w:spacing w:after="160" w:lineRule="auto"/>
+        <w:ind w:left="2160" w:hanging="360"/>
+        <w:rPr/>
+      </w:pPr>
+      <w:r>
+        <w:rPr>
+          <w:rtl w:val="0"/>
+        </w:rPr>
+        <w:t xml:space="preserve">Esto garantiza acceso continuo y evita bloqueos definitivos de la cuenta.</w:t>
+      </w:r>
+    </w:p>
+    <w:p>
+      <w:pPr>
+        <w:widowControl w:val="1"/>
+        <w:spacing w:after="160" w:lineRule="auto"/>
+        <w:ind w:left="0" w:firstLine="0"/>
+        <w:rPr/>
+      </w:pPr>
+      <w:r>
+        <w:rPr>
+          <w:rtl w:val="0"/>
+        </w:rPr>
+        <w:tab/>
+        <w:tab/>
+        <w:t xml:space="preserve">ERF1.5: Eliminar Cuenta</w:t>
+      </w:r>
+    </w:p>
+    <w:p>
+      <w:pPr>
+        <w:widowControl w:val="1"/>
+        <w:numPr>
+          <w:ilvl w:val="0"/>
+          <w:numId w:val="2"/>
+        </w:numPr>
+        <w:spacing w:after="160" w:lineRule="auto"/>
+        <w:ind w:left="2160" w:hanging="360"/>
+        <w:rPr>
+          <w:u w:val="none"/>
+        </w:rPr>
+      </w:pPr>
+      <w:r>
+        <w:rPr>
+          <w:rtl w:val="0"/>
+        </w:rPr>
+        <w:t xml:space="preserve">Los usuarios podrán eliminar su cuenta, si ya no desean usar el servicio.</w:t>
+      </w:r>
+    </w:p>
+    <w:p>
+      <w:pPr>
+        <w:widowControl w:val="1"/>
+        <w:spacing w:after="160" w:lineRule="auto"/>
+        <w:ind w:left="0" w:firstLine="0"/>
+        <w:rPr/>
+      </w:pPr>
+      <w:r>
+        <w:rPr>
+          <w:rtl w:val="0"/>
+        </w:rPr>
+        <w:tab/>
+        <w:tab/>
+        <w:t xml:space="preserve">ERF1.6: Gestión de permisos de usuario</w:t>
+      </w:r>
+    </w:p>
+    <w:p>
+      <w:pPr>
+        <w:widowControl w:val="1"/>
+        <w:numPr>
+          <w:ilvl w:val="0"/>
+          <w:numId w:val="6"/>
+        </w:numPr>
+        <w:spacing w:after="160" w:line="276" w:lineRule="auto"/>
+        <w:ind w:left="2160" w:hanging="360"/>
+      </w:pPr>
+      <w:r>
+        <w:rPr>
+          <w:rtl w:val="0"/>
+        </w:rPr>
+        <w:t xml:space="preserve">El sistema debe asignar permisos a los usuarios según su rol (usuario regular o usuario responsable), determinando las acciones que pueden realizar dentro del sistema, como la gestión de dispositivos y proyectos.</w:t>
+      </w:r>
+    </w:p>
+    <w:p>
+      <w:pPr>
+        <w:widowControl w:val="1"/>
+        <w:spacing w:after="160" w:lineRule="auto"/>
+        <w:rPr>
+          <w:b w:val="1"/>
+          <w:bCs w:val="1"/>
+        </w:rPr>
+      </w:pPr>
+      <w:r>
+        <w:rPr>
+          <w:rtl w:val="0"/>
+        </w:rPr>
+        <w:tab/>
+      </w:r>
+      <w:r>
+        <w:rPr>
+          <w:b w:val="1"/>
+          <w:bCs w:val="1"/>
+          <w:highlight w:val="yellow"/>
+          <w:rtl w:val="0"/>
+        </w:rPr>
+        <w:t xml:space="preserve">RF2. Gestión de Proyectos</w:t>
+      </w:r>
+      <w:r>
+        <w:rPr>
+          <w:rtl w:val="0"/>
+        </w:rPr>
+      </w:r>
+    </w:p>
+    <w:p>
+      <w:pPr>
+        <w:widowControl w:val="1"/>
+        <w:spacing w:after="160" w:lineRule="auto"/>
+        <w:ind w:left="708" w:firstLine="720.0000000000001"/>
         <w:rPr>
           <w:rFonts w:ascii="Times New Roman" w:cs="Times New Roman" w:eastAsia="Times New Roman" w:hAnsi="Times New Roman"/>
           <w:sz w:val="24"/>
@@ -7506,6 +7226,38 @@
         <w:rPr>
           <w:rtl w:val="0"/>
         </w:rPr>
+        <w:t xml:space="preserve">ERF2.4: Registrar proyecto u hogar.</w:t>
+      </w:r>
+      <w:r>
+        <w:rPr>
+          <w:rtl w:val="0"/>
+        </w:rPr>
+      </w:r>
+    </w:p>
+    <w:p>
+      <w:pPr>
+        <w:widowControl w:val="1"/>
+        <w:numPr>
+          <w:ilvl w:val="0"/>
+          <w:numId w:val="16"/>
+        </w:numPr>
+        <w:spacing w:after="160" w:lineRule="auto"/>
+        <w:ind w:left="2148" w:hanging="360"/>
+        <w:rPr>
+          <w:sz w:val="20"/>
+          <w:szCs w:val="20"/>
+        </w:rPr>
+      </w:pPr>
+      <w:r>
+        <w:rPr>
+          <w:rtl w:val="0"/>
+        </w:rPr>
+        <w:t xml:space="preserve">El sistema debe permitir registrar el proyecto o lugar donde estén ubicados los dispositivos (por ejemplo: casa, edificio o empresa).</w:t>
+      </w:r>
+      <w:r>
+        <w:rPr>
+          <w:rtl w:val="0"/>
+        </w:rPr>
       </w:r>
     </w:p>
     <w:p>
@@ -7513,6 +7265,109 @@
         <w:widowControl w:val="1"/>
         <w:spacing w:after="160" w:lineRule="auto"/>
         <w:ind w:left="708" w:firstLine="720.0000000000001"/>
+        <w:rPr/>
+      </w:pPr>
+      <w:r>
+        <w:rPr>
+          <w:rtl w:val="0"/>
+        </w:rPr>
+        <w:t xml:space="preserve">ERF2.2: Vinculación de dispositivos </w:t>
+      </w:r>
+    </w:p>
+    <w:p>
+      <w:pPr>
+        <w:widowControl w:val="1"/>
+        <w:numPr>
+          <w:ilvl w:val="0"/>
+          <w:numId w:val="42"/>
+        </w:numPr>
+        <w:spacing w:after="160" w:lineRule="auto"/>
+        <w:ind w:left="2160" w:hanging="360"/>
+        <w:rPr/>
+      </w:pPr>
+      <w:r>
+        <w:rPr>
+          <w:rtl w:val="0"/>
+        </w:rPr>
+        <w:t xml:space="preserve">El usuario podrá acceder o registrarse utilizando proveedores externos de autenticación (redes sociales), los cuales serán almacenados como parte de su configuración de usuario.</w:t>
+      </w:r>
+    </w:p>
+    <w:p>
+      <w:pPr>
+        <w:widowControl w:val="1"/>
+        <w:spacing w:after="160" w:lineRule="auto"/>
+        <w:ind w:left="708" w:firstLine="720.0000000000001"/>
+        <w:rPr/>
+      </w:pPr>
+      <w:r>
+        <w:rPr>
+          <w:rtl w:val="0"/>
+        </w:rPr>
+        <w:t xml:space="preserve">ERF2.3: Usuario responsable.</w:t>
+      </w:r>
+    </w:p>
+    <w:p>
+      <w:pPr>
+        <w:widowControl w:val="1"/>
+        <w:numPr>
+          <w:ilvl w:val="0"/>
+          <w:numId w:val="38"/>
+        </w:numPr>
+        <w:spacing w:after="160" w:line="276" w:lineRule="auto"/>
+        <w:ind w:left="2160" w:hanging="360"/>
+        <w:rPr/>
+      </w:pPr>
+      <w:r>
+        <w:rPr>
+          <w:rtl w:val="0"/>
+        </w:rPr>
+        <w:t xml:space="preserve">Por cada proyecto o hogar debe haber un usuario responsable encargado de gestionar todos los dispositivos. Este rol tiene el permiso avanzado de la plataforma.</w:t>
+      </w:r>
+    </w:p>
+    <w:p>
+      <w:pPr>
+        <w:widowControl w:val="1"/>
+        <w:spacing w:after="160" w:line="276" w:lineRule="auto"/>
+        <w:ind w:left="0" w:firstLine="0"/>
+        <w:rPr/>
+      </w:pPr>
+      <w:r>
+        <w:rPr>
+          <w:rtl w:val="0"/>
+        </w:rPr>
+        <w:tab/>
+        <w:tab/>
+      </w:r>
+    </w:p>
+    <w:p>
+      <w:pPr>
+        <w:widowControl w:val="1"/>
+        <w:spacing w:after="160" w:lineRule="auto"/>
+        <w:ind w:firstLine="708"/>
+        <w:rPr>
+          <w:b w:val="1"/>
+          <w:bCs w:val="1"/>
+        </w:rPr>
+      </w:pPr>
+      <w:r>
+        <w:rPr>
+          <w:b w:val="1"/>
+          <w:bCs w:val="1"/>
+          <w:highlight w:val="yellow"/>
+          <w:rtl w:val="0"/>
+        </w:rPr>
+        <w:t xml:space="preserve">RF3. Gestión y configuración del Sistema</w:t>
+      </w:r>
+      <w:r>
+        <w:rPr>
+          <w:rtl w:val="0"/>
+        </w:rPr>
+      </w:r>
+    </w:p>
+    <w:p>
+      <w:pPr>
+        <w:widowControl w:val="1"/>
+        <w:spacing w:after="160" w:lineRule="auto"/>
         <w:rPr>
           <w:rFonts w:ascii="Times New Roman" w:cs="Times New Roman" w:eastAsia="Times New Roman" w:hAnsi="Times New Roman"/>
           <w:sz w:val="24"/>
@@ -7521,9 +7376,304 @@
       </w:pPr>
       <w:r>
         <w:rPr>
+          <w:b w:val="1"/>
+          <w:bCs w:val="1"/>
+          <w:rtl w:val="0"/>
+        </w:rPr>
+        <w:tab/>
+        <w:tab/>
+      </w:r>
+      <w:r>
+        <w:rPr>
+          <w:rtl w:val="0"/>
+        </w:rPr>
+        <w:t xml:space="preserve">ERF3.1: Configuración de umbrales.</w:t>
+      </w:r>
+      <w:r>
+        <w:rPr>
+          <w:rtl w:val="0"/>
+        </w:rPr>
+      </w:r>
+    </w:p>
+    <w:p>
+      <w:pPr>
+        <w:widowControl w:val="1"/>
+        <w:numPr>
+          <w:ilvl w:val="0"/>
+          <w:numId w:val="19"/>
+        </w:numPr>
+        <w:spacing w:after="160" w:lineRule="auto"/>
+        <w:ind w:left="1440" w:hanging="360"/>
+        <w:rPr>
+          <w:sz w:val="20"/>
+          <w:szCs w:val="20"/>
+        </w:rPr>
+      </w:pPr>
+      <w:r>
+        <w:rPr>
+          <w:rtl w:val="0"/>
+        </w:rPr>
+        <w:t xml:space="preserve">El usuario podrá configurar los umbrales de consumo para recibir alertas y recomendaciones personalizadas. Estos umbrales dependerán de las facturas de consumo eléctrico del hogar. Además, el sistema incluirá umbrales por defecto preestablecidos de acuerdo con las necesidades del usuario.</w:t>
+      </w:r>
+      <w:r>
+        <w:rPr>
+          <w:rtl w:val="0"/>
+        </w:rPr>
+      </w:r>
+    </w:p>
+    <w:p>
+      <w:pPr>
+        <w:widowControl w:val="1"/>
+        <w:spacing w:after="160" w:lineRule="auto"/>
+        <w:rPr>
+          <w:rFonts w:ascii="Times New Roman" w:cs="Times New Roman" w:eastAsia="Times New Roman" w:hAnsi="Times New Roman"/>
+          <w:sz w:val="24"/>
+          <w:szCs w:val="24"/>
+        </w:rPr>
+      </w:pPr>
+      <w:r>
+        <w:rPr>
+          <w:rtl w:val="0"/>
+        </w:rPr>
+        <w:tab/>
+      </w:r>
+      <w:r>
+        <w:rPr>
+          <w:rtl w:val="0"/>
+        </w:rPr>
+      </w:r>
+    </w:p>
+    <w:p>
+      <w:pPr>
+        <w:widowControl w:val="1"/>
+        <w:spacing w:after="160" w:lineRule="auto"/>
+        <w:ind w:left="708" w:firstLine="720.0000000000001"/>
+        <w:rPr>
+          <w:rFonts w:ascii="Times New Roman" w:cs="Times New Roman" w:eastAsia="Times New Roman" w:hAnsi="Times New Roman"/>
+          <w:sz w:val="24"/>
+          <w:szCs w:val="24"/>
+        </w:rPr>
+      </w:pPr>
+      <w:r>
+        <w:rPr>
+          <w:rtl w:val="0"/>
+        </w:rPr>
+        <w:t xml:space="preserve">ERF3.2: Configuración de colores.</w:t>
+      </w:r>
+      <w:r>
+        <w:rPr>
+          <w:rtl w:val="0"/>
+        </w:rPr>
+      </w:r>
+    </w:p>
+    <w:p>
+      <w:pPr>
+        <w:widowControl w:val="1"/>
+        <w:numPr>
+          <w:ilvl w:val="0"/>
+          <w:numId w:val="20"/>
+        </w:numPr>
+        <w:spacing w:after="160" w:lineRule="auto"/>
+        <w:ind w:left="2148" w:hanging="360"/>
+        <w:rPr>
+          <w:sz w:val="20"/>
+          <w:szCs w:val="20"/>
+        </w:rPr>
+      </w:pPr>
+      <w:r>
+        <w:rPr>
+          <w:rtl w:val="0"/>
+        </w:rPr>
+        <w:t xml:space="preserve">El usuario podrá personalizar los colores del sistema. Existirán paletas de colores predefinidas que el usuario podrá seleccionar a su gusto. Estas se adaptarán automáticamente al modo oscuro del sistema.</w:t>
+      </w:r>
+      <w:r>
+        <w:rPr>
+          <w:rtl w:val="0"/>
+        </w:rPr>
+      </w:r>
+    </w:p>
+    <w:p>
+      <w:pPr>
+        <w:widowControl w:val="1"/>
+        <w:ind w:left="708" w:firstLine="0"/>
+        <w:rPr>
+          <w:rFonts w:ascii="Times New Roman" w:cs="Times New Roman" w:eastAsia="Times New Roman" w:hAnsi="Times New Roman"/>
+          <w:sz w:val="24"/>
+          <w:szCs w:val="24"/>
+        </w:rPr>
+      </w:pPr>
+      <w:r>
+        <w:rPr>
+          <w:rtl w:val="0"/>
+        </w:rPr>
+      </w:r>
+    </w:p>
+    <w:p>
+      <w:pPr>
+        <w:widowControl w:val="1"/>
+        <w:spacing w:after="160" w:lineRule="auto"/>
+        <w:ind w:left="708" w:firstLine="720.0000000000001"/>
+        <w:rPr>
+          <w:rFonts w:ascii="Times New Roman" w:cs="Times New Roman" w:eastAsia="Times New Roman" w:hAnsi="Times New Roman"/>
+          <w:sz w:val="24"/>
+          <w:szCs w:val="24"/>
+        </w:rPr>
+      </w:pPr>
+      <w:r>
+        <w:rPr>
           <w:rtl w:val="0"/>
         </w:rPr>
         <w:t xml:space="preserve">ERF3.3: Configuración de idioma.</w:t>
+      </w:r>
+      <w:r>
+        <w:rPr>
+          <w:rtl w:val="0"/>
+        </w:rPr>
+      </w:r>
+    </w:p>
+    <w:p>
+      <w:pPr>
+        <w:widowControl w:val="1"/>
+        <w:numPr>
+          <w:ilvl w:val="0"/>
+          <w:numId w:val="21"/>
+        </w:numPr>
+        <w:spacing w:after="160" w:lineRule="auto"/>
+        <w:ind w:left="2148" w:hanging="360"/>
+        <w:rPr/>
+      </w:pPr>
+      <w:r>
+        <w:rPr>
+          <w:rtl w:val="0"/>
+        </w:rPr>
+        <w:t xml:space="preserve">El usuario podrá configurar el idioma del sistema según sus preferencias. Estarán disponibles hasta 20 idiomas diferentes.</w:t>
+      </w:r>
+    </w:p>
+    <w:p>
+      <w:pPr>
+        <w:widowControl w:val="1"/>
+        <w:spacing w:after="160" w:lineRule="auto"/>
+        <w:ind w:left="720" w:firstLine="696"/>
+        <w:rPr/>
+      </w:pPr>
+      <w:r>
+        <w:rPr>
+          <w:rtl w:val="0"/>
+        </w:rPr>
+        <w:t xml:space="preserve">ERF3.4: Configuración de Alertas.</w:t>
+        <w:tab/>
+      </w:r>
+    </w:p>
+    <w:p>
+      <w:pPr>
+        <w:widowControl w:val="1"/>
+        <w:numPr>
+          <w:ilvl w:val="0"/>
+          <w:numId w:val="36"/>
+        </w:numPr>
+        <w:spacing w:after="160" w:lineRule="auto"/>
+        <w:ind w:left="2160" w:hanging="360"/>
+        <w:rPr/>
+      </w:pPr>
+      <w:r>
+        <w:rPr>
+          <w:rtl w:val="0"/>
+        </w:rPr>
+        <w:t xml:space="preserve">El usuario podrá configurar como este quiere recibirlas, si a través de notificaciones o por algún otro medio digital como el correo.</w:t>
+      </w:r>
+    </w:p>
+    <w:p>
+      <w:pPr>
+        <w:widowControl w:val="1"/>
+        <w:spacing w:after="160" w:lineRule="auto"/>
+        <w:rPr/>
+      </w:pPr>
+      <w:r>
+        <w:rPr>
+          <w:rtl w:val="0"/>
+        </w:rPr>
+        <w:tab/>
+        <w:tab/>
+        <w:t xml:space="preserve">ERF3.5: Configuración global del sistema</w:t>
+      </w:r>
+    </w:p>
+    <w:p>
+      <w:pPr>
+        <w:widowControl w:val="1"/>
+        <w:numPr>
+          <w:ilvl w:val="0"/>
+          <w:numId w:val="46"/>
+        </w:numPr>
+        <w:spacing w:after="160" w:lineRule="auto"/>
+        <w:ind w:left="2160" w:hanging="360"/>
+        <w:rPr>
+          <w:u w:val="none"/>
+        </w:rPr>
+      </w:pPr>
+      <w:r>
+        <w:rPr>
+          <w:rtl w:val="0"/>
+        </w:rPr>
+        <w:t xml:space="preserve">El sistema debe contar con una configuración global predefinida que establezca valores por defecto como límites de consumo, idioma y notificaciones, los cuales podrán ser utilizados como base para la configuración individual de cada usuario.</w:t>
+      </w:r>
+    </w:p>
+    <w:p>
+      <w:pPr>
+        <w:widowControl w:val="1"/>
+        <w:ind w:left="720" w:firstLine="0"/>
+        <w:rPr>
+          <w:rFonts w:ascii="Times New Roman" w:cs="Times New Roman" w:eastAsia="Times New Roman" w:hAnsi="Times New Roman"/>
+          <w:sz w:val="24"/>
+          <w:szCs w:val="24"/>
+        </w:rPr>
+      </w:pPr>
+      <w:r>
+        <w:rPr>
+          <w:b w:val="1"/>
+          <w:bCs w:val="1"/>
+          <w:highlight w:val="yellow"/>
+          <w:rtl w:val="0"/>
+        </w:rPr>
+        <w:t xml:space="preserve">RF4.</w:t>
+      </w:r>
+      <w:r>
+        <w:rPr>
+          <w:highlight w:val="yellow"/>
+          <w:rtl w:val="0"/>
+        </w:rPr>
+        <w:t xml:space="preserve"> </w:t>
+      </w:r>
+      <w:r>
+        <w:rPr>
+          <w:b w:val="1"/>
+          <w:bCs w:val="1"/>
+          <w:highlight w:val="yellow"/>
+          <w:rtl w:val="0"/>
+        </w:rPr>
+        <w:t xml:space="preserve">Registro y Procesamiento del Consumo Eléctrico</w:t>
+      </w:r>
+      <w:r>
+        <w:rPr>
+          <w:rtl w:val="0"/>
+        </w:rPr>
+      </w:r>
+    </w:p>
+    <w:p>
+      <w:pPr>
+        <w:widowControl w:val="1"/>
+        <w:spacing w:after="160" w:lineRule="auto"/>
+        <w:ind w:left="1080" w:firstLine="0"/>
+        <w:rPr>
+          <w:rFonts w:ascii="Times New Roman" w:cs="Times New Roman" w:eastAsia="Times New Roman" w:hAnsi="Times New Roman"/>
+          <w:sz w:val="24"/>
+          <w:szCs w:val="24"/>
+        </w:rPr>
+      </w:pPr>
+      <w:r>
+        <w:rPr>
+          <w:rtl w:val="0"/>
+        </w:rPr>
+        <w:t xml:space="preserve">ERF4.1: Registro automático de consumo.</w:t>
       </w:r>
       <w:r>
         <w:rPr>
@@ -7539,156 +7689,6 @@
           <w:numId w:val="23"/>
         </w:numPr>
         <w:spacing w:after="160" w:lineRule="auto"/>
-        <w:ind w:left="2148" w:hanging="360"/>
-        <w:rPr/>
-      </w:pPr>
-      <w:r>
-        <w:rPr>
-          <w:rtl w:val="0"/>
-        </w:rPr>
-        <w:t xml:space="preserve">El usuario podrá configurar el idioma del sistema según sus preferencias. Estarán disponibles hasta 20 idiomas diferentes.</w:t>
-      </w:r>
-    </w:p>
-    <w:p>
-      <w:pPr>
-        <w:widowControl w:val="1"/>
-        <w:spacing w:after="160" w:lineRule="auto"/>
-        <w:ind w:left="720" w:firstLine="696"/>
-        <w:rPr/>
-      </w:pPr>
-      <w:r>
-        <w:rPr>
-          <w:rtl w:val="0"/>
-        </w:rPr>
-        <w:t xml:space="preserve">ERF3.4: Configuración de Alertas.</w:t>
-        <w:tab/>
-      </w:r>
-    </w:p>
-    <w:p>
-      <w:pPr>
-        <w:widowControl w:val="1"/>
-        <w:numPr>
-          <w:ilvl w:val="0"/>
-          <w:numId w:val="38"/>
-        </w:numPr>
-        <w:spacing w:after="160" w:lineRule="auto"/>
-        <w:ind w:left="2160" w:hanging="360"/>
-        <w:rPr/>
-      </w:pPr>
-      <w:r>
-        <w:rPr>
-          <w:rtl w:val="0"/>
-        </w:rPr>
-        <w:t xml:space="preserve">El usuario podrá configurar como este quiere recibirlas, si a través de notificaciones o por algún otro medio digital como el correo.</w:t>
-      </w:r>
-    </w:p>
-    <w:p>
-      <w:pPr>
-        <w:widowControl w:val="1"/>
-        <w:spacing w:after="160" w:lineRule="auto"/>
-        <w:rPr/>
-      </w:pPr>
-      <w:r>
-        <w:rPr>
-          <w:rtl w:val="0"/>
-        </w:rPr>
-        <w:tab/>
-        <w:tab/>
-        <w:t xml:space="preserve">ERF3.5: Configuración global del sistema</w:t>
-      </w:r>
-    </w:p>
-    <w:p>
-      <w:pPr>
-        <w:widowControl w:val="1"/>
-        <w:numPr>
-          <w:ilvl w:val="0"/>
-          <w:numId w:val="49"/>
-        </w:numPr>
-        <w:spacing w:after="160" w:lineRule="auto"/>
-        <w:ind w:left="2160" w:hanging="360"/>
-        <w:rPr>
-          <w:u w:val="none"/>
-        </w:rPr>
-      </w:pPr>
-      <w:r>
-        <w:rPr>
-          <w:rtl w:val="0"/>
-        </w:rPr>
-        <w:t xml:space="preserve">El sistema debe contar con una configuración global predefinida que establezca valores por defecto como límites de consumo, idioma y notificaciones, los cuales podrán ser utilizados como base para la configuración individual de cada usuario.</w:t>
-      </w:r>
-    </w:p>
-    <w:p>
-      <w:pPr>
-        <w:widowControl w:val="1"/>
-        <w:ind w:left="720" w:firstLine="0"/>
-        <w:rPr>
-          <w:rFonts w:ascii="Times New Roman" w:cs="Times New Roman" w:eastAsia="Times New Roman" w:hAnsi="Times New Roman"/>
-          <w:sz w:val="24"/>
-          <w:szCs w:val="24"/>
-        </w:rPr>
-      </w:pPr>
-      <w:r>
-        <w:rPr>
-          <w:b w:val="1"/>
-          <w:bCs w:val="1"/>
-          <w:highlight w:val="yellow"/>
-          <w:rtl w:val="0"/>
-        </w:rPr>
-        <w:t xml:space="preserve">RF4.</w:t>
-      </w:r>
-      <w:r>
-        <w:rPr>
-          <w:highlight w:val="yellow"/>
-          <w:rtl w:val="0"/>
-        </w:rPr>
-        <w:t xml:space="preserve"> </w:t>
-      </w:r>
-      <w:r>
-        <w:rPr>
-          <w:b w:val="1"/>
-          <w:bCs w:val="1"/>
-          <w:highlight w:val="yellow"/>
-          <w:rtl w:val="0"/>
-        </w:rPr>
-        <w:t xml:space="preserve">Registro y Procesamiento del Consumo Eléctrico</w:t>
-      </w:r>
-      <w:r>
-        <w:rPr>
-          <w:rtl w:val="0"/>
-        </w:rPr>
-      </w:r>
-    </w:p>
-    <w:p>
-      <w:pPr>
-        <w:widowControl w:val="1"/>
-        <w:spacing w:after="160" w:lineRule="auto"/>
-        <w:ind w:left="1080" w:firstLine="0"/>
-        <w:rPr>
-          <w:rFonts w:ascii="Times New Roman" w:cs="Times New Roman" w:eastAsia="Times New Roman" w:hAnsi="Times New Roman"/>
-          <w:sz w:val="24"/>
-          <w:szCs w:val="24"/>
-        </w:rPr>
-      </w:pPr>
-      <w:r>
-        <w:rPr>
-          <w:rtl w:val="0"/>
-        </w:rPr>
-        <w:t xml:space="preserve">ERF4.1: Registro automático de consumo.</w:t>
-      </w:r>
-      <w:r>
-        <w:rPr>
-          <w:rtl w:val="0"/>
-        </w:rPr>
-      </w:r>
-    </w:p>
-    <w:p>
-      <w:pPr>
-        <w:widowControl w:val="1"/>
-        <w:numPr>
-          <w:ilvl w:val="0"/>
-          <w:numId w:val="25"/>
-        </w:numPr>
-        <w:spacing w:after="160" w:lineRule="auto"/>
         <w:ind w:left="1800" w:hanging="360"/>
         <w:rPr>
           <w:sz w:val="20"/>
@@ -7749,7 +7749,7 @@
         <w:widowControl w:val="1"/>
         <w:numPr>
           <w:ilvl w:val="0"/>
-          <w:numId w:val="16"/>
+          <w:numId w:val="14"/>
         </w:numPr>
         <w:spacing w:after="160" w:lineRule="auto"/>
         <w:ind w:left="2868" w:hanging="360"/>
@@ -7786,47 +7786,6 @@
           <w:rtl w:val="0"/>
         </w:rPr>
         <w:t xml:space="preserve">ERF4.2.2: Comparación de consumo.</w:t>
-      </w:r>
-      <w:r>
-        <w:rPr>
-          <w:rtl w:val="0"/>
-        </w:rPr>
-      </w:r>
-    </w:p>
-    <w:p>
-      <w:pPr>
-        <w:widowControl w:val="1"/>
-        <w:numPr>
-          <w:ilvl w:val="0"/>
-          <w:numId w:val="17"/>
-        </w:numPr>
-        <w:spacing w:after="160" w:lineRule="auto"/>
-        <w:ind w:left="2868" w:hanging="360"/>
-        <w:rPr/>
-      </w:pPr>
-      <w:r>
-        <w:rPr>
-          <w:rtl w:val="0"/>
-        </w:rPr>
-        <w:t xml:space="preserve">El sistema debe permitir comparar el consumo actual con promedios históricos o con otros usuarios similares (opcional).</w:t>
-      </w:r>
-    </w:p>
-    <w:p>
-      <w:pPr>
-        <w:widowControl w:val="1"/>
-        <w:spacing w:after="160" w:lineRule="auto"/>
-        <w:ind w:left="720" w:firstLine="720"/>
-        <w:rPr>
-          <w:rFonts w:ascii="Times New Roman" w:cs="Times New Roman" w:eastAsia="Times New Roman" w:hAnsi="Times New Roman"/>
-          <w:sz w:val="24"/>
-          <w:szCs w:val="24"/>
-        </w:rPr>
-      </w:pPr>
-      <w:r>
-        <w:rPr>
-          <w:rtl w:val="0"/>
-        </w:rPr>
-        <w:t xml:space="preserve">ERF4.2:3  Gráficos de tendencias de consumo.</w:t>
       </w:r>
       <w:r>
         <w:rPr>
@@ -7843,27 +7802,20 @@
         </w:numPr>
         <w:spacing w:after="160" w:lineRule="auto"/>
         <w:ind w:left="2868" w:hanging="360"/>
-        <w:rPr>
-          <w:sz w:val="20"/>
-          <w:szCs w:val="20"/>
-        </w:rPr>
-      </w:pPr>
-      <w:r>
-        <w:rPr>
-          <w:rtl w:val="0"/>
-        </w:rPr>
-        <w:t xml:space="preserve">El sistema debe ofrecer un panel con gráficos de tendencias de consumo (picos, horarios críticos y comparativas mensuales).</w:t>
-      </w:r>
-      <w:r>
-        <w:rPr>
-          <w:rtl w:val="0"/>
-        </w:rPr>
+        <w:rPr/>
+      </w:pPr>
+      <w:r>
+        <w:rPr>
+          <w:rtl w:val="0"/>
+        </w:rPr>
+        <w:t xml:space="preserve">El sistema debe permitir comparar el consumo actual con promedios históricos o con otros usuarios similares (opcional).</w:t>
       </w:r>
     </w:p>
     <w:p>
       <w:pPr>
         <w:widowControl w:val="1"/>
-        <w:ind w:left="1800" w:firstLine="0"/>
+        <w:spacing w:after="160" w:lineRule="auto"/>
+        <w:ind w:left="720" w:firstLine="720"/>
         <w:rPr>
           <w:rFonts w:ascii="Times New Roman" w:cs="Times New Roman" w:eastAsia="Times New Roman" w:hAnsi="Times New Roman"/>
           <w:sz w:val="24"/>
@@ -7874,100 +7826,12 @@
         <w:rPr>
           <w:rtl w:val="0"/>
         </w:rPr>
-        <w:tab/>
-      </w:r>
-      <w:r>
-        <w:rPr>
-          <w:rtl w:val="0"/>
-        </w:rPr>
-      </w:r>
-    </w:p>
-    <w:p>
-      <w:pPr>
-        <w:widowControl w:val="1"/>
-        <w:spacing w:after="160" w:lineRule="auto"/>
-        <w:ind w:left="708" w:firstLine="0"/>
-        <w:rPr>
-          <w:rFonts w:ascii="Times New Roman" w:cs="Times New Roman" w:eastAsia="Times New Roman" w:hAnsi="Times New Roman"/>
-          <w:sz w:val="24"/>
-          <w:szCs w:val="24"/>
-        </w:rPr>
-      </w:pPr>
-      <w:r>
-        <w:rPr>
-          <w:rtl w:val="0"/>
-        </w:rPr>
-        <w:t xml:space="preserve">       ERF4.3: Generación de alertas automáticas.</w:t>
-      </w:r>
-      <w:r>
-        <w:rPr>
-          <w:rtl w:val="0"/>
-        </w:rPr>
-      </w:r>
-    </w:p>
-    <w:p>
-      <w:pPr>
-        <w:widowControl w:val="1"/>
-        <w:numPr>
-          <w:ilvl w:val="0"/>
-          <w:numId w:val="34"/>
-        </w:numPr>
-        <w:spacing w:after="160" w:lineRule="auto"/>
-        <w:ind w:left="2148" w:hanging="360"/>
-        <w:rPr/>
-      </w:pPr>
-      <w:r>
-        <w:rPr>
-          <w:rtl w:val="0"/>
-        </w:rPr>
-        <w:t xml:space="preserve">EEl sistema debe generar alertas automáticamente a partir del análisis de las mediciones recibidas, mediante mecanismos internos que evalúan los niveles de consumo en tiempo real.</w:t>
-        <w:tab/>
-      </w:r>
-    </w:p>
-    <w:p>
-      <w:pPr>
-        <w:widowControl w:val="1"/>
-        <w:spacing w:after="160" w:lineRule="auto"/>
-        <w:ind w:left="830" w:firstLine="610"/>
-        <w:rPr/>
-      </w:pPr>
-      <w:r>
-        <w:rPr>
-          <w:rtl w:val="0"/>
-        </w:rPr>
-        <w:t xml:space="preserve">ERF4.3.1: Visualización de alertas.</w:t>
-      </w:r>
-    </w:p>
-    <w:p>
-      <w:pPr>
-        <w:widowControl w:val="1"/>
-        <w:numPr>
-          <w:ilvl w:val="0"/>
-          <w:numId w:val="12"/>
-        </w:numPr>
-        <w:spacing w:after="160" w:lineRule="auto"/>
-        <w:ind w:left="2880" w:hanging="360"/>
-        <w:rPr/>
-      </w:pPr>
-      <w:r>
-        <w:rPr>
-          <w:rtl w:val="0"/>
-        </w:rPr>
-        <w:t xml:space="preserve">El usuario podrá visualizar las alertas generadas por el sistema y resolverlas dependiendo de la notificación que se de.</w:t>
-      </w:r>
-    </w:p>
-    <w:p>
-      <w:pPr>
-        <w:widowControl w:val="1"/>
-        <w:spacing w:after="160" w:lineRule="auto"/>
-        <w:rPr/>
-      </w:pPr>
-      <w:r>
-        <w:rPr>
-          <w:rtl w:val="0"/>
-        </w:rPr>
-        <w:tab/>
-        <w:t xml:space="preserve">    ERF4.4: Generación de recomendaciones automáticas.</w:t>
+        <w:t xml:space="preserve">ERF4.2:3  Gráficos de tendencias de consumo.</w:t>
+      </w:r>
+      <w:r>
+        <w:rPr>
+          <w:rtl w:val="0"/>
+        </w:rPr>
       </w:r>
     </w:p>
     <w:p>
@@ -7978,29 +7842,67 @@
           <w:numId w:val="13"/>
         </w:numPr>
         <w:spacing w:after="160" w:lineRule="auto"/>
-        <w:ind w:left="2160" w:hanging="360"/>
-        <w:rPr/>
-      </w:pPr>
-      <w:r>
-        <w:rPr>
-          <w:rtl w:val="0"/>
-        </w:rPr>
-        <w:t xml:space="preserve">El sistema debe generar recomendaciones automáticas basadas en el comportamiento del consumo eléctrico detectado en las mediciones, incluso cuando no se presenten situaciones críticas.</w:t>
+        <w:ind w:left="2868" w:hanging="360"/>
+        <w:rPr>
+          <w:sz w:val="20"/>
+          <w:szCs w:val="20"/>
+        </w:rPr>
+      </w:pPr>
+      <w:r>
+        <w:rPr>
+          <w:rtl w:val="0"/>
+        </w:rPr>
+        <w:t xml:space="preserve">El sistema debe ofrecer un panel con gráficos de tendencias de consumo (picos, horarios críticos y comparativas mensuales).</w:t>
+      </w:r>
+      <w:r>
+        <w:rPr>
+          <w:rtl w:val="0"/>
+        </w:rPr>
+      </w:r>
+    </w:p>
+    <w:p>
+      <w:pPr>
+        <w:widowControl w:val="1"/>
+        <w:ind w:left="1800" w:firstLine="0"/>
+        <w:rPr>
+          <w:rFonts w:ascii="Times New Roman" w:cs="Times New Roman" w:eastAsia="Times New Roman" w:hAnsi="Times New Roman"/>
+          <w:sz w:val="24"/>
+          <w:szCs w:val="24"/>
+        </w:rPr>
+      </w:pPr>
+      <w:r>
+        <w:rPr>
+          <w:rtl w:val="0"/>
+        </w:rPr>
+        <w:tab/>
+      </w:r>
+      <w:r>
+        <w:rPr>
+          <w:rtl w:val="0"/>
+        </w:rPr>
       </w:r>
     </w:p>
     <w:p>
       <w:pPr>
         <w:widowControl w:val="1"/>
         <w:spacing w:after="160" w:lineRule="auto"/>
-        <w:rPr/>
-      </w:pPr>
-      <w:r>
-        <w:rPr>
-          <w:rtl w:val="0"/>
-        </w:rPr>
-        <w:tab/>
-        <w:tab/>
-        <w:t xml:space="preserve">ERF4.4.1: Visualización de recomendaciones</w:t>
+        <w:ind w:left="708" w:firstLine="0"/>
+        <w:rPr>
+          <w:rFonts w:ascii="Times New Roman" w:cs="Times New Roman" w:eastAsia="Times New Roman" w:hAnsi="Times New Roman"/>
+          <w:sz w:val="24"/>
+          <w:szCs w:val="24"/>
+        </w:rPr>
+      </w:pPr>
+      <w:r>
+        <w:rPr>
+          <w:rtl w:val="0"/>
+        </w:rPr>
+        <w:t xml:space="preserve">       ERF4.3: Generación de alertas automáticas.</w:t>
+      </w:r>
+      <w:r>
+        <w:rPr>
+          <w:rtl w:val="0"/>
+        </w:rPr>
       </w:r>
     </w:p>
     <w:p>
@@ -8008,7 +7910,40 @@
         <w:widowControl w:val="1"/>
         <w:numPr>
           <w:ilvl w:val="0"/>
-          <w:numId w:val="20"/>
+          <w:numId w:val="32"/>
+        </w:numPr>
+        <w:spacing w:after="160" w:lineRule="auto"/>
+        <w:ind w:left="2148" w:hanging="360"/>
+        <w:rPr/>
+      </w:pPr>
+      <w:r>
+        <w:rPr>
+          <w:rtl w:val="0"/>
+        </w:rPr>
+        <w:t xml:space="preserve">EEl sistema debe generar alertas automáticamente a partir del análisis de las mediciones recibidas, mediante mecanismos internos que evalúan los niveles de consumo en tiempo real.</w:t>
+        <w:tab/>
+      </w:r>
+    </w:p>
+    <w:p>
+      <w:pPr>
+        <w:widowControl w:val="1"/>
+        <w:spacing w:after="160" w:lineRule="auto"/>
+        <w:ind w:left="830" w:firstLine="610"/>
+        <w:rPr/>
+      </w:pPr>
+      <w:r>
+        <w:rPr>
+          <w:rtl w:val="0"/>
+        </w:rPr>
+        <w:t xml:space="preserve">ERF4.3.1: Visualización de alertas.</w:t>
+      </w:r>
+    </w:p>
+    <w:p>
+      <w:pPr>
+        <w:widowControl w:val="1"/>
+        <w:numPr>
+          <w:ilvl w:val="0"/>
+          <w:numId w:val="10"/>
         </w:numPr>
         <w:spacing w:after="160" w:lineRule="auto"/>
         <w:ind w:left="2880" w:hanging="360"/>
@@ -8018,14 +7953,13 @@
         <w:rPr>
           <w:rtl w:val="0"/>
         </w:rPr>
-        <w:t xml:space="preserve">El usuario podrá visualizar las recomendaciones generadas por el sistema y marcarlas como leídas.</w:t>
+        <w:t xml:space="preserve">El usuario podrá visualizar las alertas generadas por el sistema y resolverlas dependiendo de la notificación que se de.</w:t>
       </w:r>
     </w:p>
     <w:p>
       <w:pPr>
         <w:widowControl w:val="1"/>
         <w:spacing w:after="160" w:lineRule="auto"/>
-        <w:ind w:left="0" w:firstLine="0"/>
         <w:rPr/>
       </w:pPr>
       <w:r>
@@ -8033,23 +7967,7 @@
           <w:rtl w:val="0"/>
         </w:rPr>
         <w:tab/>
-        <w:t xml:space="preserve">ERF4.5: Generación de reportes </w:t>
-      </w:r>
-    </w:p>
-    <w:p>
-      <w:pPr>
-        <w:widowControl w:val="1"/>
-        <w:spacing w:after="160" w:lineRule="auto"/>
-        <w:ind w:left="0" w:firstLine="0"/>
-        <w:rPr/>
-      </w:pPr>
-      <w:r>
-        <w:rPr>
-          <w:rtl w:val="0"/>
-        </w:rPr>
-        <w:tab/>
-        <w:tab/>
-        <w:t xml:space="preserve">ERF4.5.1: Generación de reportes de consumo</w:t>
+        <w:t xml:space="preserve">    ERF4.4: Generación de recomendaciones automáticas.</w:t>
       </w:r>
     </w:p>
     <w:p>
@@ -8057,91 +7975,50 @@
         <w:widowControl w:val="1"/>
         <w:numPr>
           <w:ilvl w:val="0"/>
-          <w:numId w:val="48"/>
+          <w:numId w:val="11"/>
+        </w:numPr>
+        <w:spacing w:after="160" w:lineRule="auto"/>
+        <w:ind w:left="2160" w:hanging="360"/>
+        <w:rPr/>
+      </w:pPr>
+      <w:r>
+        <w:rPr>
+          <w:rtl w:val="0"/>
+        </w:rPr>
+        <w:t xml:space="preserve">El sistema debe generar recomendaciones automáticas basadas en el comportamiento del consumo eléctrico detectado en las mediciones, incluso cuando no se presenten situaciones críticas.</w:t>
+      </w:r>
+    </w:p>
+    <w:p>
+      <w:pPr>
+        <w:widowControl w:val="1"/>
+        <w:spacing w:after="160" w:lineRule="auto"/>
+        <w:rPr/>
+      </w:pPr>
+      <w:r>
+        <w:rPr>
+          <w:rtl w:val="0"/>
+        </w:rPr>
+        <w:tab/>
+        <w:tab/>
+        <w:t xml:space="preserve">ERF4.4.1: Visualización de recomendaciones</w:t>
+      </w:r>
+    </w:p>
+    <w:p>
+      <w:pPr>
+        <w:widowControl w:val="1"/>
+        <w:numPr>
+          <w:ilvl w:val="0"/>
+          <w:numId w:val="18"/>
         </w:numPr>
         <w:spacing w:after="160" w:lineRule="auto"/>
         <w:ind w:left="2880" w:hanging="360"/>
-        <w:rPr>
-          <w:u w:val="none"/>
-        </w:rPr>
-      </w:pPr>
-      <w:r>
-        <w:rPr>
-          <w:rtl w:val="0"/>
-        </w:rPr>
-        <w:t xml:space="preserve">El sistema debe permitir generar reportes de consumo eléctrico basados en diferentes periodos (diario, mensual, por dispositivo o comparativo).</w:t>
-      </w:r>
-    </w:p>
-    <w:p>
-      <w:pPr>
-        <w:widowControl w:val="1"/>
-        <w:spacing w:after="160" w:lineRule="auto"/>
-        <w:ind w:left="0" w:firstLine="0"/>
         <w:rPr/>
       </w:pPr>
       <w:r>
         <w:rPr>
           <w:rtl w:val="0"/>
         </w:rPr>
-        <w:tab/>
-        <w:tab/>
-        <w:t xml:space="preserve">ERF4.5.2: Filtrado de datos</w:t>
-      </w:r>
-    </w:p>
-    <w:p>
-      <w:pPr>
-        <w:widowControl w:val="1"/>
-        <w:numPr>
-          <w:ilvl w:val="0"/>
-          <w:numId w:val="2"/>
-        </w:numPr>
-        <w:spacing w:after="160" w:lineRule="auto"/>
-        <w:ind w:left="2880" w:hanging="360"/>
-        <w:rPr>
-          <w:u w:val="none"/>
-        </w:rPr>
-      </w:pPr>
-      <w:r>
-        <w:rPr>
-          <w:rtl w:val="0"/>
-        </w:rPr>
-        <w:t xml:space="preserve">El sistema debe permitir filtrar los datos de consumo según rangos de fechas y dispositivos.</w:t>
-      </w:r>
-    </w:p>
-    <w:p>
-      <w:pPr>
-        <w:widowControl w:val="1"/>
-        <w:spacing w:after="160" w:lineRule="auto"/>
-        <w:ind w:left="0" w:firstLine="0"/>
-        <w:rPr/>
-      </w:pPr>
-      <w:r>
-        <w:rPr>
-          <w:rtl w:val="0"/>
-        </w:rPr>
-        <w:tab/>
-        <w:tab/>
-        <w:t xml:space="preserve">ERF4.5.3: Formato de reportes </w:t>
-      </w:r>
-    </w:p>
-    <w:p>
-      <w:pPr>
-        <w:widowControl w:val="1"/>
-        <w:numPr>
-          <w:ilvl w:val="0"/>
-          <w:numId w:val="7"/>
-        </w:numPr>
-        <w:spacing w:after="160" w:lineRule="auto"/>
-        <w:ind w:left="2880" w:hanging="360"/>
-        <w:rPr>
-          <w:u w:val="none"/>
-        </w:rPr>
-      </w:pPr>
-      <w:r>
-        <w:rPr>
-          <w:rtl w:val="0"/>
-        </w:rPr>
-        <w:t xml:space="preserve">El sistema debe generar reportes estructurados que resuman el consumo total y promedio del periodo seleccionado.</w:t>
+        <w:t xml:space="preserve">El usuario podrá visualizar las recomendaciones generadas por el sistema y marcarlas como leídas.</w:t>
       </w:r>
     </w:p>
     <w:p>
@@ -8201,6 +8078,40 @@
           <w:rtl w:val="0"/>
         </w:rPr>
         <w:t xml:space="preserve">ERF5.1: Transmisión de datos al sistema.</w:t>
+      </w:r>
+    </w:p>
+    <w:p>
+      <w:pPr>
+        <w:widowControl w:val="1"/>
+        <w:numPr>
+          <w:ilvl w:val="0"/>
+          <w:numId w:val="4"/>
+        </w:numPr>
+        <w:spacing w:after="160" w:lineRule="auto"/>
+        <w:ind w:left="2160" w:hanging="360"/>
+        <w:rPr>
+          <w:u w:val="none"/>
+        </w:rPr>
+      </w:pPr>
+      <w:r>
+        <w:rPr>
+          <w:rtl w:val="0"/>
+        </w:rPr>
+        <w:t xml:space="preserve">El dispositivo de medición debe enviar automáticamente los datos de consumo eléctrico (voltaje, corriente, potencia activa y energía acumulada) al sistema a intervalos regulares de 60 segundos mediante protocolo HTTP.</w:t>
+      </w:r>
+    </w:p>
+    <w:p>
+      <w:pPr>
+        <w:widowControl w:val="1"/>
+        <w:spacing w:after="160" w:lineRule="auto"/>
+        <w:ind w:left="1440" w:firstLine="0"/>
+        <w:rPr/>
+      </w:pPr>
+      <w:r>
+        <w:rPr>
+          <w:rtl w:val="0"/>
+        </w:rPr>
+        <w:t xml:space="preserve">ERF5.2: Vinculación del dispositivo con el sistema.</w:t>
       </w:r>
     </w:p>
     <w:p>
@@ -8220,40 +8131,6 @@
         <w:rPr>
           <w:rtl w:val="0"/>
         </w:rPr>
-        <w:t xml:space="preserve">El dispositivo de medición debe enviar automáticamente los datos de consumo eléctrico (voltaje, corriente, potencia activa y energía acumulada) al sistema a intervalos regulares de 60 segundos mediante protocolo HTTP.</w:t>
-      </w:r>
-    </w:p>
-    <w:p>
-      <w:pPr>
-        <w:widowControl w:val="1"/>
-        <w:spacing w:after="160" w:lineRule="auto"/>
-        <w:ind w:left="1440" w:firstLine="0"/>
-        <w:rPr/>
-      </w:pPr>
-      <w:r>
-        <w:rPr>
-          <w:rtl w:val="0"/>
-        </w:rPr>
-        <w:t xml:space="preserve">ERF5.2: Vinculación del dispositivo con el sistema.</w:t>
-      </w:r>
-    </w:p>
-    <w:p>
-      <w:pPr>
-        <w:widowControl w:val="1"/>
-        <w:numPr>
-          <w:ilvl w:val="0"/>
-          <w:numId w:val="6"/>
-        </w:numPr>
-        <w:spacing w:after="160" w:lineRule="auto"/>
-        <w:ind w:left="2160" w:hanging="360"/>
-        <w:rPr>
-          <w:u w:val="none"/>
-        </w:rPr>
-      </w:pPr>
-      <w:r>
-        <w:rPr>
-          <w:rtl w:val="0"/>
-        </w:rPr>
         <w:t xml:space="preserve">El sistema debe reconocer y autenticar dispositivos mediante un identificador único y una clave de acceso, permitiendo su vinculación segura con un proyecto.</w:t>
       </w:r>
     </w:p>
@@ -8310,7 +8187,7 @@
         <w:widowControl w:val="1"/>
         <w:numPr>
           <w:ilvl w:val="0"/>
-          <w:numId w:val="4"/>
+          <w:numId w:val="3"/>
         </w:numPr>
         <w:spacing w:after="160" w:lineRule="auto"/>
         <w:ind w:left="2160" w:hanging="360"/>
@@ -8844,7 +8721,7 @@
               <w:widowControl w:val="1"/>
               <w:numPr>
                 <w:ilvl w:val="0"/>
-                <w:numId w:val="35"/>
+                <w:numId w:val="33"/>
               </w:numPr>
               <w:spacing w:line="276" w:lineRule="auto"/>
               <w:ind w:left="720" w:hanging="360"/>
@@ -8868,7 +8745,7 @@
               <w:widowControl w:val="1"/>
               <w:numPr>
                 <w:ilvl w:val="0"/>
-                <w:numId w:val="36"/>
+                <w:numId w:val="34"/>
               </w:numPr>
               <w:spacing w:line="276" w:lineRule="auto"/>
               <w:ind w:left="720" w:hanging="360"/>
@@ -8892,7 +8769,7 @@
               <w:widowControl w:val="1"/>
               <w:numPr>
                 <w:ilvl w:val="0"/>
-                <w:numId w:val="36"/>
+                <w:numId w:val="34"/>
               </w:numPr>
               <w:spacing w:line="276" w:lineRule="auto"/>
               <w:ind w:left="720" w:hanging="360"/>
@@ -8916,7 +8793,7 @@
               <w:widowControl w:val="1"/>
               <w:numPr>
                 <w:ilvl w:val="0"/>
-                <w:numId w:val="36"/>
+                <w:numId w:val="34"/>
               </w:numPr>
               <w:spacing w:after="160" w:line="276" w:lineRule="auto"/>
               <w:ind w:left="720" w:hanging="360"/>
@@ -8977,7 +8854,7 @@
             <w:pPr>
               <w:numPr>
                 <w:ilvl w:val="0"/>
-                <w:numId w:val="39"/>
+                <w:numId w:val="37"/>
               </w:numPr>
               <w:ind w:left="720" w:hanging="360"/>
               <w:rPr/>
@@ -8993,7 +8870,7 @@
             <w:pPr>
               <w:numPr>
                 <w:ilvl w:val="0"/>
-                <w:numId w:val="39"/>
+                <w:numId w:val="37"/>
               </w:numPr>
               <w:ind w:left="720" w:hanging="360"/>
               <w:rPr/>
@@ -9009,7 +8886,7 @@
             <w:pPr>
               <w:numPr>
                 <w:ilvl w:val="0"/>
-                <w:numId w:val="39"/>
+                <w:numId w:val="37"/>
               </w:numPr>
               <w:ind w:left="720" w:hanging="360"/>
               <w:rPr/>
@@ -9025,7 +8902,7 @@
             <w:pPr>
               <w:numPr>
                 <w:ilvl w:val="0"/>
-                <w:numId w:val="39"/>
+                <w:numId w:val="37"/>
               </w:numPr>
               <w:ind w:left="720" w:hanging="360"/>
               <w:rPr/>
@@ -9079,7 +8956,7 @@
             <w:pPr>
               <w:numPr>
                 <w:ilvl w:val="0"/>
-                <w:numId w:val="31"/>
+                <w:numId w:val="29"/>
               </w:numPr>
               <w:ind w:left="720" w:hanging="360"/>
               <w:rPr/>
@@ -9095,7 +8972,7 @@
             <w:pPr>
               <w:numPr>
                 <w:ilvl w:val="0"/>
-                <w:numId w:val="31"/>
+                <w:numId w:val="29"/>
               </w:numPr>
               <w:ind w:left="720" w:hanging="360"/>
               <w:rPr/>
@@ -9111,7 +8988,7 @@
             <w:pPr>
               <w:numPr>
                 <w:ilvl w:val="0"/>
-                <w:numId w:val="31"/>
+                <w:numId w:val="29"/>
               </w:numPr>
               <w:ind w:left="720" w:hanging="360"/>
               <w:rPr/>
@@ -9127,7 +9004,7 @@
             <w:pPr>
               <w:numPr>
                 <w:ilvl w:val="0"/>
-                <w:numId w:val="31"/>
+                <w:numId w:val="29"/>
               </w:numPr>
               <w:ind w:left="720" w:hanging="360"/>
               <w:rPr/>
@@ -9236,7 +9113,7 @@
             <w:pPr>
               <w:numPr>
                 <w:ilvl w:val="0"/>
-                <w:numId w:val="47"/>
+                <w:numId w:val="45"/>
               </w:numPr>
               <w:ind w:left="720" w:hanging="360"/>
               <w:rPr/>
@@ -9252,7 +9129,7 @@
             <w:pPr>
               <w:numPr>
                 <w:ilvl w:val="0"/>
-                <w:numId w:val="47"/>
+                <w:numId w:val="45"/>
               </w:numPr>
               <w:ind w:left="720" w:hanging="360"/>
               <w:rPr/>
@@ -9268,7 +9145,7 @@
             <w:pPr>
               <w:numPr>
                 <w:ilvl w:val="0"/>
-                <w:numId w:val="47"/>
+                <w:numId w:val="45"/>
               </w:numPr>
               <w:ind w:left="720" w:hanging="360"/>
               <w:rPr/>
@@ -9284,7 +9161,7 @@
             <w:pPr>
               <w:numPr>
                 <w:ilvl w:val="0"/>
-                <w:numId w:val="47"/>
+                <w:numId w:val="45"/>
               </w:numPr>
               <w:ind w:left="720" w:hanging="360"/>
               <w:rPr/>
@@ -9688,7 +9565,7 @@
               <w:widowControl w:val="1"/>
               <w:numPr>
                 <w:ilvl w:val="0"/>
-                <w:numId w:val="36"/>
+                <w:numId w:val="34"/>
               </w:numPr>
               <w:spacing w:after="160" w:line="276" w:lineRule="auto"/>
               <w:ind w:left="720" w:hanging="360"/>
@@ -9714,7 +9591,7 @@
               <w:widowControl w:val="1"/>
               <w:numPr>
                 <w:ilvl w:val="0"/>
-                <w:numId w:val="36"/>
+                <w:numId w:val="34"/>
               </w:numPr>
               <w:spacing w:after="160" w:line="276" w:lineRule="auto"/>
               <w:ind w:left="720" w:hanging="360"/>
@@ -9740,7 +9617,7 @@
               <w:widowControl w:val="1"/>
               <w:numPr>
                 <w:ilvl w:val="0"/>
-                <w:numId w:val="36"/>
+                <w:numId w:val="34"/>
               </w:numPr>
               <w:spacing w:after="160" w:line="276" w:lineRule="auto"/>
               <w:ind w:left="720" w:hanging="360"/>
@@ -9812,7 +9689,7 @@
             <w:pPr>
               <w:numPr>
                 <w:ilvl w:val="0"/>
-                <w:numId w:val="46"/>
+                <w:numId w:val="44"/>
               </w:numPr>
               <w:ind w:left="720" w:hanging="360"/>
               <w:rPr/>
@@ -9828,7 +9705,7 @@
             <w:pPr>
               <w:numPr>
                 <w:ilvl w:val="0"/>
-                <w:numId w:val="46"/>
+                <w:numId w:val="44"/>
               </w:numPr>
               <w:ind w:left="720" w:hanging="360"/>
               <w:rPr/>
@@ -9844,7 +9721,7 @@
             <w:pPr>
               <w:numPr>
                 <w:ilvl w:val="0"/>
-                <w:numId w:val="46"/>
+                <w:numId w:val="44"/>
               </w:numPr>
               <w:ind w:left="720" w:hanging="360"/>
               <w:rPr/>
@@ -9911,7 +9788,7 @@
             <w:pPr>
               <w:numPr>
                 <w:ilvl w:val="0"/>
-                <w:numId w:val="45"/>
+                <w:numId w:val="43"/>
               </w:numPr>
               <w:ind w:left="720" w:hanging="360"/>
               <w:rPr/>
@@ -9927,7 +9804,7 @@
             <w:pPr>
               <w:numPr>
                 <w:ilvl w:val="0"/>
-                <w:numId w:val="45"/>
+                <w:numId w:val="43"/>
               </w:numPr>
               <w:ind w:left="720" w:hanging="360"/>
               <w:rPr/>
@@ -9943,7 +9820,7 @@
             <w:pPr>
               <w:numPr>
                 <w:ilvl w:val="0"/>
-                <w:numId w:val="45"/>
+                <w:numId w:val="43"/>
               </w:numPr>
               <w:ind w:left="720" w:hanging="360"/>
               <w:rPr/>
@@ -10053,7 +9930,7 @@
               <w:widowControl w:val="1"/>
               <w:numPr>
                 <w:ilvl w:val="0"/>
-                <w:numId w:val="36"/>
+                <w:numId w:val="34"/>
               </w:numPr>
               <w:spacing w:after="160" w:line="276" w:lineRule="auto"/>
               <w:ind w:left="720" w:hanging="360"/>
@@ -10071,7 +9948,7 @@
               <w:widowControl w:val="1"/>
               <w:numPr>
                 <w:ilvl w:val="0"/>
-                <w:numId w:val="36"/>
+                <w:numId w:val="34"/>
               </w:numPr>
               <w:spacing w:after="160" w:line="276" w:lineRule="auto"/>
               <w:ind w:left="720" w:hanging="360"/>
@@ -10089,7 +9966,7 @@
               <w:widowControl w:val="1"/>
               <w:numPr>
                 <w:ilvl w:val="0"/>
-                <w:numId w:val="36"/>
+                <w:numId w:val="34"/>
               </w:numPr>
               <w:spacing w:line="276" w:lineRule="auto"/>
               <w:ind w:left="720" w:hanging="360"/>
@@ -10107,7 +9984,7 @@
               <w:widowControl w:val="1"/>
               <w:numPr>
                 <w:ilvl w:val="0"/>
-                <w:numId w:val="36"/>
+                <w:numId w:val="34"/>
               </w:numPr>
               <w:spacing w:after="160" w:line="276" w:lineRule="auto"/>
               <w:ind w:left="720" w:hanging="360"/>
@@ -10582,7 +10459,7 @@
               <w:widowControl w:val="1"/>
               <w:numPr>
                 <w:ilvl w:val="0"/>
-                <w:numId w:val="36"/>
+                <w:numId w:val="34"/>
               </w:numPr>
               <w:spacing w:after="160" w:line="276" w:lineRule="auto"/>
               <w:ind w:left="720" w:hanging="360"/>
@@ -10608,7 +10485,7 @@
               <w:widowControl w:val="1"/>
               <w:numPr>
                 <w:ilvl w:val="0"/>
-                <w:numId w:val="36"/>
+                <w:numId w:val="34"/>
               </w:numPr>
               <w:spacing w:after="160" w:line="276" w:lineRule="auto"/>
               <w:ind w:left="720" w:hanging="360"/>
@@ -10634,7 +10511,7 @@
               <w:widowControl w:val="1"/>
               <w:numPr>
                 <w:ilvl w:val="0"/>
-                <w:numId w:val="36"/>
+                <w:numId w:val="34"/>
               </w:numPr>
               <w:spacing w:after="160" w:line="276" w:lineRule="auto"/>
               <w:ind w:left="720" w:hanging="360"/>
@@ -10660,7 +10537,7 @@
               <w:widowControl w:val="1"/>
               <w:numPr>
                 <w:ilvl w:val="0"/>
-                <w:numId w:val="36"/>
+                <w:numId w:val="34"/>
               </w:numPr>
               <w:spacing w:after="160" w:line="276" w:lineRule="auto"/>
               <w:ind w:left="720" w:hanging="360"/>
@@ -10733,7 +10610,7 @@
             <w:pPr>
               <w:numPr>
                 <w:ilvl w:val="0"/>
-                <w:numId w:val="42"/>
+                <w:numId w:val="40"/>
               </w:numPr>
               <w:ind w:left="720" w:hanging="360"/>
               <w:rPr/>
@@ -10749,7 +10626,7 @@
             <w:pPr>
               <w:numPr>
                 <w:ilvl w:val="0"/>
-                <w:numId w:val="42"/>
+                <w:numId w:val="40"/>
               </w:numPr>
               <w:ind w:left="720" w:hanging="360"/>
               <w:rPr/>
@@ -10765,7 +10642,7 @@
             <w:pPr>
               <w:numPr>
                 <w:ilvl w:val="0"/>
-                <w:numId w:val="42"/>
+                <w:numId w:val="40"/>
               </w:numPr>
               <w:ind w:left="720" w:hanging="360"/>
               <w:rPr/>
@@ -10781,7 +10658,7 @@
             <w:pPr>
               <w:numPr>
                 <w:ilvl w:val="0"/>
-                <w:numId w:val="42"/>
+                <w:numId w:val="40"/>
               </w:numPr>
               <w:ind w:left="720" w:hanging="360"/>
               <w:rPr/>
@@ -10834,7 +10711,7 @@
             <w:pPr>
               <w:numPr>
                 <w:ilvl w:val="0"/>
-                <w:numId w:val="43"/>
+                <w:numId w:val="41"/>
               </w:numPr>
               <w:ind w:left="720" w:hanging="360"/>
               <w:rPr/>
@@ -10850,7 +10727,7 @@
             <w:pPr>
               <w:numPr>
                 <w:ilvl w:val="0"/>
-                <w:numId w:val="43"/>
+                <w:numId w:val="41"/>
               </w:numPr>
               <w:ind w:left="720" w:hanging="360"/>
               <w:rPr/>
@@ -10866,7 +10743,7 @@
             <w:pPr>
               <w:numPr>
                 <w:ilvl w:val="0"/>
-                <w:numId w:val="43"/>
+                <w:numId w:val="41"/>
               </w:numPr>
               <w:ind w:left="720" w:hanging="360"/>
               <w:rPr/>
@@ -10965,7 +10842,7 @@
               <w:widowControl w:val="1"/>
               <w:numPr>
                 <w:ilvl w:val="0"/>
-                <w:numId w:val="36"/>
+                <w:numId w:val="34"/>
               </w:numPr>
               <w:spacing w:after="160" w:line="276" w:lineRule="auto"/>
               <w:ind w:left="720" w:hanging="360"/>
@@ -10983,7 +10860,7 @@
               <w:widowControl w:val="1"/>
               <w:numPr>
                 <w:ilvl w:val="0"/>
-                <w:numId w:val="36"/>
+                <w:numId w:val="34"/>
               </w:numPr>
               <w:spacing w:after="160" w:line="276" w:lineRule="auto"/>
               <w:ind w:left="720" w:hanging="360"/>
@@ -11001,7 +10878,7 @@
               <w:widowControl w:val="1"/>
               <w:numPr>
                 <w:ilvl w:val="0"/>
-                <w:numId w:val="36"/>
+                <w:numId w:val="34"/>
               </w:numPr>
               <w:spacing w:after="160" w:line="276" w:lineRule="auto"/>
               <w:ind w:left="720" w:hanging="360"/>
@@ -11019,7 +10896,7 @@
               <w:widowControl w:val="1"/>
               <w:numPr>
                 <w:ilvl w:val="0"/>
-                <w:numId w:val="36"/>
+                <w:numId w:val="34"/>
               </w:numPr>
               <w:spacing w:after="160" w:line="276" w:lineRule="auto"/>
               <w:ind w:left="720" w:hanging="360"/>
@@ -11290,7 +11167,7 @@
               <w:rPr>
                 <w:rtl w:val="0"/>
               </w:rPr>
-              <w:t xml:space="preserve">Utiliza RF1, RF2 y RF3</w:t>
+              <w:t xml:space="preserve">Utiliza RF1, RF2, RF3 y RF5</w:t>
             </w:r>
             <w:r>
               <w:rPr>
@@ -11395,7 +11272,7 @@
               <w:widowControl w:val="1"/>
               <w:numPr>
                 <w:ilvl w:val="0"/>
-                <w:numId w:val="36"/>
+                <w:numId w:val="34"/>
               </w:numPr>
               <w:spacing w:after="160" w:line="276" w:lineRule="auto"/>
               <w:ind w:left="720" w:hanging="360"/>
@@ -11421,7 +11298,7 @@
               <w:widowControl w:val="1"/>
               <w:numPr>
                 <w:ilvl w:val="0"/>
-                <w:numId w:val="36"/>
+                <w:numId w:val="34"/>
               </w:numPr>
               <w:spacing w:after="160" w:line="276" w:lineRule="auto"/>
               <w:ind w:left="720" w:hanging="360"/>
@@ -11447,7 +11324,7 @@
               <w:widowControl w:val="1"/>
               <w:numPr>
                 <w:ilvl w:val="0"/>
-                <w:numId w:val="36"/>
+                <w:numId w:val="34"/>
               </w:numPr>
               <w:spacing w:after="160" w:line="276" w:lineRule="auto"/>
               <w:ind w:left="720" w:hanging="360"/>
@@ -11473,7 +11350,7 @@
               <w:widowControl w:val="1"/>
               <w:numPr>
                 <w:ilvl w:val="0"/>
-                <w:numId w:val="36"/>
+                <w:numId w:val="34"/>
               </w:numPr>
               <w:spacing w:after="160" w:line="276" w:lineRule="auto"/>
               <w:ind w:left="720" w:hanging="360"/>
@@ -11486,7 +11363,7 @@
               <w:rPr>
                 <w:rtl w:val="0"/>
               </w:rPr>
-              <w:t xml:space="preserve">Vista de alertas generadas</w:t>
+              <w:t xml:space="preserve">Vista de alertas y recomendaciones generadas</w:t>
             </w:r>
             <w:r>
               <w:rPr>
@@ -11527,7 +11404,7 @@
             <w:pPr>
               <w:numPr>
                 <w:ilvl w:val="0"/>
-                <w:numId w:val="11"/>
+                <w:numId w:val="9"/>
               </w:numPr>
               <w:ind w:left="720" w:hanging="360"/>
             </w:pPr>
@@ -11542,7 +11419,7 @@
             <w:pPr>
               <w:numPr>
                 <w:ilvl w:val="0"/>
-                <w:numId w:val="11"/>
+                <w:numId w:val="9"/>
               </w:numPr>
               <w:ind w:left="720" w:hanging="360"/>
             </w:pPr>
@@ -11557,7 +11434,7 @@
             <w:pPr>
               <w:numPr>
                 <w:ilvl w:val="0"/>
-                <w:numId w:val="11"/>
+                <w:numId w:val="9"/>
               </w:numPr>
               <w:ind w:left="720" w:hanging="360"/>
             </w:pPr>
@@ -11572,7 +11449,7 @@
             <w:pPr>
               <w:numPr>
                 <w:ilvl w:val="0"/>
-                <w:numId w:val="11"/>
+                <w:numId w:val="9"/>
               </w:numPr>
               <w:ind w:left="720" w:hanging="360"/>
             </w:pPr>
@@ -11581,6 +11458,24 @@
                 <w:rtl w:val="0"/>
               </w:rPr>
               <w:t xml:space="preserve">Solicitud de comparación o análisis histórico.</w:t>
+            </w:r>
+          </w:p>
+          <w:p>
+            <w:pPr>
+              <w:numPr>
+                <w:ilvl w:val="0"/>
+                <w:numId w:val="9"/>
+              </w:numPr>
+              <w:ind w:left="720" w:hanging="360"/>
+              <w:rPr>
+                <w:u w:val="none"/>
+              </w:rPr>
+            </w:pPr>
+            <w:r>
+              <w:rPr>
+                <w:rtl w:val="0"/>
+              </w:rPr>
+              <w:t xml:space="preserve">Formato de reporte</w:t>
             </w:r>
           </w:p>
           <w:p>
@@ -11618,7 +11513,7 @@
             <w:pPr>
               <w:numPr>
                 <w:ilvl w:val="0"/>
-                <w:numId w:val="41"/>
+                <w:numId w:val="39"/>
               </w:numPr>
               <w:ind w:left="720" w:hanging="360"/>
             </w:pPr>
@@ -11633,7 +11528,7 @@
             <w:pPr>
               <w:numPr>
                 <w:ilvl w:val="0"/>
-                <w:numId w:val="41"/>
+                <w:numId w:val="39"/>
               </w:numPr>
               <w:ind w:left="720" w:hanging="360"/>
             </w:pPr>
@@ -11648,7 +11543,7 @@
             <w:pPr>
               <w:numPr>
                 <w:ilvl w:val="0"/>
-                <w:numId w:val="41"/>
+                <w:numId w:val="39"/>
               </w:numPr>
               <w:ind w:left="720" w:hanging="360"/>
             </w:pPr>
@@ -11663,7 +11558,7 @@
             <w:pPr>
               <w:numPr>
                 <w:ilvl w:val="0"/>
-                <w:numId w:val="41"/>
+                <w:numId w:val="39"/>
               </w:numPr>
               <w:ind w:left="720" w:hanging="360"/>
             </w:pPr>
@@ -11672,6 +11567,24 @@
                 <w:rtl w:val="0"/>
               </w:rPr>
               <w:t xml:space="preserve">Comparativas de consumo.</w:t>
+            </w:r>
+          </w:p>
+          <w:p>
+            <w:pPr>
+              <w:numPr>
+                <w:ilvl w:val="0"/>
+                <w:numId w:val="39"/>
+              </w:numPr>
+              <w:ind w:left="720" w:hanging="360"/>
+              <w:rPr>
+                <w:u w:val="none"/>
+              </w:rPr>
+            </w:pPr>
+            <w:r>
+              <w:rPr>
+                <w:rtl w:val="0"/>
+              </w:rPr>
+              <w:t xml:space="preserve">Generador de reportes (pdf)</w:t>
             </w:r>
           </w:p>
           <w:p>
@@ -11749,7 +11662,7 @@
             <w:pPr>
               <w:numPr>
                 <w:ilvl w:val="0"/>
-                <w:numId w:val="9"/>
+                <w:numId w:val="7"/>
               </w:numPr>
               <w:ind w:left="720" w:hanging="360"/>
             </w:pPr>
@@ -11764,7 +11677,7 @@
             <w:pPr>
               <w:numPr>
                 <w:ilvl w:val="0"/>
-                <w:numId w:val="9"/>
+                <w:numId w:val="7"/>
               </w:numPr>
               <w:ind w:left="720" w:hanging="360"/>
             </w:pPr>
@@ -11779,7 +11692,7 @@
             <w:pPr>
               <w:numPr>
                 <w:ilvl w:val="0"/>
-                <w:numId w:val="9"/>
+                <w:numId w:val="7"/>
               </w:numPr>
               <w:ind w:left="720" w:hanging="360"/>
             </w:pPr>
@@ -11794,7 +11707,7 @@
             <w:pPr>
               <w:numPr>
                 <w:ilvl w:val="0"/>
-                <w:numId w:val="9"/>
+                <w:numId w:val="7"/>
               </w:numPr>
               <w:ind w:left="720" w:hanging="360"/>
             </w:pPr>
@@ -11835,6 +11748,258 @@
     <w:p>
       <w:pPr>
         <w:ind w:left="1210" w:firstLine="0"/>
+        <w:rPr>
+          <w:b w:val="1"/>
+          <w:bCs w:val="1"/>
+        </w:rPr>
+      </w:pPr>
+      <w:r>
+        <w:rPr>
+          <w:rtl w:val="0"/>
+        </w:rPr>
+      </w:r>
+    </w:p>
+    <w:p>
+      <w:pPr>
+        <w:ind w:firstLine="720"/>
+        <w:rPr>
+          <w:b w:val="1"/>
+          <w:bCs w:val="1"/>
+        </w:rPr>
+      </w:pPr>
+      <w:r>
+        <w:rPr>
+          <w:rtl w:val="0"/>
+        </w:rPr>
+      </w:r>
+    </w:p>
+    <w:p>
+      <w:pPr>
+        <w:ind w:firstLine="720"/>
+        <w:rPr>
+          <w:b w:val="1"/>
+          <w:bCs w:val="1"/>
+        </w:rPr>
+      </w:pPr>
+      <w:r>
+        <w:rPr>
+          <w:rtl w:val="0"/>
+        </w:rPr>
+      </w:r>
+    </w:p>
+    <w:p>
+      <w:pPr>
+        <w:ind w:firstLine="720"/>
+        <w:rPr>
+          <w:b w:val="1"/>
+          <w:bCs w:val="1"/>
+        </w:rPr>
+      </w:pPr>
+      <w:r>
+        <w:rPr>
+          <w:rtl w:val="0"/>
+        </w:rPr>
+      </w:r>
+    </w:p>
+    <w:p>
+      <w:pPr>
+        <w:ind w:firstLine="720"/>
+        <w:rPr>
+          <w:b w:val="1"/>
+          <w:bCs w:val="1"/>
+        </w:rPr>
+      </w:pPr>
+      <w:r>
+        <w:rPr>
+          <w:rtl w:val="0"/>
+        </w:rPr>
+      </w:r>
+    </w:p>
+    <w:p>
+      <w:pPr>
+        <w:ind w:firstLine="720"/>
+        <w:rPr>
+          <w:b w:val="1"/>
+          <w:bCs w:val="1"/>
+        </w:rPr>
+      </w:pPr>
+      <w:r>
+        <w:rPr>
+          <w:rtl w:val="0"/>
+        </w:rPr>
+      </w:r>
+    </w:p>
+    <w:p>
+      <w:pPr>
+        <w:ind w:firstLine="720"/>
+        <w:rPr>
+          <w:b w:val="1"/>
+          <w:bCs w:val="1"/>
+        </w:rPr>
+      </w:pPr>
+      <w:r>
+        <w:rPr>
+          <w:rtl w:val="0"/>
+        </w:rPr>
+      </w:r>
+    </w:p>
+    <w:p>
+      <w:pPr>
+        <w:ind w:firstLine="720"/>
+        <w:rPr>
+          <w:b w:val="1"/>
+          <w:bCs w:val="1"/>
+        </w:rPr>
+      </w:pPr>
+      <w:r>
+        <w:rPr>
+          <w:rtl w:val="0"/>
+        </w:rPr>
+      </w:r>
+    </w:p>
+    <w:p>
+      <w:pPr>
+        <w:ind w:firstLine="720"/>
+        <w:rPr>
+          <w:b w:val="1"/>
+          <w:bCs w:val="1"/>
+        </w:rPr>
+      </w:pPr>
+      <w:r>
+        <w:rPr>
+          <w:rtl w:val="0"/>
+        </w:rPr>
+      </w:r>
+    </w:p>
+    <w:p>
+      <w:pPr>
+        <w:ind w:firstLine="720"/>
+        <w:rPr>
+          <w:b w:val="1"/>
+          <w:bCs w:val="1"/>
+        </w:rPr>
+      </w:pPr>
+      <w:r>
+        <w:rPr>
+          <w:rtl w:val="0"/>
+        </w:rPr>
+      </w:r>
+    </w:p>
+    <w:p>
+      <w:pPr>
+        <w:ind w:firstLine="720"/>
+        <w:rPr>
+          <w:b w:val="1"/>
+          <w:bCs w:val="1"/>
+        </w:rPr>
+      </w:pPr>
+      <w:r>
+        <w:rPr>
+          <w:rtl w:val="0"/>
+        </w:rPr>
+      </w:r>
+    </w:p>
+    <w:p>
+      <w:pPr>
+        <w:ind w:firstLine="720"/>
+        <w:rPr>
+          <w:b w:val="1"/>
+          <w:bCs w:val="1"/>
+        </w:rPr>
+      </w:pPr>
+      <w:r>
+        <w:rPr>
+          <w:rtl w:val="0"/>
+        </w:rPr>
+      </w:r>
+    </w:p>
+    <w:p>
+      <w:pPr>
+        <w:ind w:firstLine="720"/>
+        <w:rPr>
+          <w:b w:val="1"/>
+          <w:bCs w:val="1"/>
+        </w:rPr>
+      </w:pPr>
+      <w:r>
+        <w:rPr>
+          <w:rtl w:val="0"/>
+        </w:rPr>
+      </w:r>
+    </w:p>
+    <w:p>
+      <w:pPr>
+        <w:ind w:firstLine="720"/>
+        <w:rPr>
+          <w:b w:val="1"/>
+          <w:bCs w:val="1"/>
+        </w:rPr>
+      </w:pPr>
+      <w:r>
+        <w:rPr>
+          <w:rtl w:val="0"/>
+        </w:rPr>
+      </w:r>
+    </w:p>
+    <w:p>
+      <w:pPr>
+        <w:ind w:firstLine="720"/>
+        <w:rPr>
+          <w:b w:val="1"/>
+          <w:bCs w:val="1"/>
+        </w:rPr>
+      </w:pPr>
+      <w:r>
+        <w:rPr>
+          <w:rtl w:val="0"/>
+        </w:rPr>
+      </w:r>
+    </w:p>
+    <w:p>
+      <w:pPr>
+        <w:ind w:firstLine="720"/>
+        <w:rPr>
+          <w:b w:val="1"/>
+          <w:bCs w:val="1"/>
+        </w:rPr>
+      </w:pPr>
+      <w:r>
+        <w:rPr>
+          <w:rtl w:val="0"/>
+        </w:rPr>
+      </w:r>
+    </w:p>
+    <w:p>
+      <w:pPr>
+        <w:ind w:firstLine="720"/>
+        <w:rPr>
+          <w:b w:val="1"/>
+          <w:bCs w:val="1"/>
+        </w:rPr>
+      </w:pPr>
+      <w:r>
+        <w:rPr>
+          <w:rtl w:val="0"/>
+        </w:rPr>
+      </w:r>
+    </w:p>
+    <w:p>
+      <w:pPr>
+        <w:ind w:firstLine="720"/>
+        <w:rPr>
+          <w:b w:val="1"/>
+          <w:bCs w:val="1"/>
+        </w:rPr>
+      </w:pPr>
+      <w:r>
+        <w:rPr>
+          <w:rtl w:val="0"/>
+        </w:rPr>
+      </w:r>
+    </w:p>
+    <w:p>
+      <w:pPr>
+        <w:ind w:firstLine="720"/>
         <w:rPr>
           <w:b w:val="1"/>
           <w:bCs w:val="1"/>
@@ -12155,7 +12320,7 @@
         <w:pStyle w:val="Heading2"/>
         <w:numPr>
           <w:ilvl w:val="1"/>
-          <w:numId w:val="33"/>
+          <w:numId w:val="31"/>
         </w:numPr>
         <w:tabs>
           <w:tab w:val="left" w:leader="none" w:pos="2292"/>
@@ -13178,7 +13343,7 @@
               <w:widowControl w:val="1"/>
               <w:numPr>
                 <w:ilvl w:val="0"/>
-                <w:numId w:val="37"/>
+                <w:numId w:val="35"/>
               </w:numPr>
               <w:spacing w:after="160" w:line="276" w:lineRule="auto"/>
               <w:ind w:left="1440" w:hanging="360"/>
@@ -13362,7 +13527,7 @@
               <w:widowControl w:val="1"/>
               <w:numPr>
                 <w:ilvl w:val="0"/>
-                <w:numId w:val="36"/>
+                <w:numId w:val="34"/>
               </w:numPr>
               <w:spacing w:line="276" w:lineRule="auto"/>
               <w:ind w:left="720" w:hanging="360"/>
@@ -13386,7 +13551,7 @@
               <w:widowControl w:val="1"/>
               <w:numPr>
                 <w:ilvl w:val="0"/>
-                <w:numId w:val="36"/>
+                <w:numId w:val="34"/>
               </w:numPr>
               <w:spacing w:after="160" w:line="276" w:lineRule="auto"/>
               <w:ind w:left="720" w:hanging="360"/>
@@ -14046,7 +14211,7 @@
               <w:widowControl w:val="1"/>
               <w:numPr>
                 <w:ilvl w:val="0"/>
-                <w:numId w:val="37"/>
+                <w:numId w:val="35"/>
               </w:numPr>
               <w:spacing w:after="160" w:line="276" w:lineRule="auto"/>
               <w:ind w:left="1440" w:hanging="360"/>
@@ -14230,7 +14395,7 @@
               <w:widowControl w:val="1"/>
               <w:numPr>
                 <w:ilvl w:val="0"/>
-                <w:numId w:val="36"/>
+                <w:numId w:val="34"/>
               </w:numPr>
               <w:spacing w:after="160" w:line="276" w:lineRule="auto"/>
               <w:ind w:left="720" w:hanging="360"/>
@@ -14894,7 +15059,7 @@
               <w:widowControl w:val="1"/>
               <w:numPr>
                 <w:ilvl w:val="0"/>
-                <w:numId w:val="37"/>
+                <w:numId w:val="35"/>
               </w:numPr>
               <w:spacing w:after="160" w:line="276" w:lineRule="auto"/>
               <w:ind w:left="1440" w:hanging="360"/>
@@ -15078,7 +15243,7 @@
               <w:widowControl w:val="1"/>
               <w:numPr>
                 <w:ilvl w:val="0"/>
-                <w:numId w:val="36"/>
+                <w:numId w:val="34"/>
               </w:numPr>
               <w:spacing w:line="276" w:lineRule="auto"/>
               <w:ind w:left="720" w:hanging="360"/>
@@ -15102,7 +15267,7 @@
               <w:widowControl w:val="1"/>
               <w:numPr>
                 <w:ilvl w:val="0"/>
-                <w:numId w:val="36"/>
+                <w:numId w:val="34"/>
               </w:numPr>
               <w:spacing w:line="276" w:lineRule="auto"/>
               <w:ind w:left="720" w:hanging="360"/>
@@ -15743,7 +15908,7 @@
               <w:widowControl w:val="1"/>
               <w:numPr>
                 <w:ilvl w:val="0"/>
-                <w:numId w:val="37"/>
+                <w:numId w:val="35"/>
               </w:numPr>
               <w:spacing w:after="160" w:line="276" w:lineRule="auto"/>
               <w:ind w:left="1440" w:hanging="360"/>
@@ -15937,7 +16102,7 @@
               <w:widowControl w:val="1"/>
               <w:numPr>
                 <w:ilvl w:val="0"/>
-                <w:numId w:val="36"/>
+                <w:numId w:val="34"/>
               </w:numPr>
               <w:spacing w:line="276" w:lineRule="auto"/>
               <w:ind w:left="720" w:hanging="360"/>
@@ -15961,7 +16126,7 @@
               <w:widowControl w:val="1"/>
               <w:numPr>
                 <w:ilvl w:val="0"/>
-                <w:numId w:val="36"/>
+                <w:numId w:val="34"/>
               </w:numPr>
               <w:spacing w:line="276" w:lineRule="auto"/>
               <w:ind w:left="720" w:hanging="360"/>
@@ -16020,7 +16185,7 @@
         <w:pStyle w:val="Heading1"/>
         <w:numPr>
           <w:ilvl w:val="0"/>
-          <w:numId w:val="33"/>
+          <w:numId w:val="31"/>
         </w:numPr>
         <w:tabs>
           <w:tab w:val="left" w:leader="none" w:pos="1572"/>
@@ -16048,7 +16213,7 @@
         <w:pStyle w:val="Heading2"/>
         <w:numPr>
           <w:ilvl w:val="1"/>
-          <w:numId w:val="33"/>
+          <w:numId w:val="31"/>
         </w:numPr>
         <w:tabs>
           <w:tab w:val="left" w:leader="none" w:pos="1949"/>
@@ -16140,7 +16305,7 @@
       <w:pPr>
         <w:numPr>
           <w:ilvl w:val="1"/>
-          <w:numId w:val="33"/>
+          <w:numId w:val="31"/>
         </w:numPr>
         <w:pBdr>
           <w:top w:space="0" w:sz="0" w:val="nil"/>
@@ -18187,9 +18352,97 @@
           <w:between w:space="0" w:sz="0" w:val="nil"/>
         </w:pBdr>
         <w:spacing w:line="276" w:lineRule="auto"/>
-        <w:rPr>
-          <w:color w:val="000000"/>
-        </w:rPr>
+        <w:rPr/>
+      </w:pPr>
+      <w:r>
+        <w:rPr>
+          <w:rtl w:val="0"/>
+        </w:rPr>
+      </w:r>
+    </w:p>
+    <w:p>
+      <w:pPr>
+        <w:pBdr>
+          <w:top w:space="0" w:sz="0" w:val="nil"/>
+          <w:left w:space="0" w:sz="0" w:val="nil"/>
+          <w:bottom w:space="0" w:sz="0" w:val="nil"/>
+          <w:right w:space="0" w:sz="0" w:val="nil"/>
+          <w:between w:space="0" w:sz="0" w:val="nil"/>
+        </w:pBdr>
+        <w:spacing w:line="276" w:lineRule="auto"/>
+        <w:rPr/>
+      </w:pPr>
+      <w:r>
+        <w:rPr>
+          <w:rtl w:val="0"/>
+        </w:rPr>
+      </w:r>
+    </w:p>
+    <w:p>
+      <w:pPr>
+        <w:pBdr>
+          <w:top w:space="0" w:sz="0" w:val="nil"/>
+          <w:left w:space="0" w:sz="0" w:val="nil"/>
+          <w:bottom w:space="0" w:sz="0" w:val="nil"/>
+          <w:right w:space="0" w:sz="0" w:val="nil"/>
+          <w:between w:space="0" w:sz="0" w:val="nil"/>
+        </w:pBdr>
+        <w:spacing w:line="276" w:lineRule="auto"/>
+        <w:rPr/>
+      </w:pPr>
+      <w:r>
+        <w:rPr>
+          <w:rtl w:val="0"/>
+        </w:rPr>
+      </w:r>
+    </w:p>
+    <w:p>
+      <w:pPr>
+        <w:pBdr>
+          <w:top w:space="0" w:sz="0" w:val="nil"/>
+          <w:left w:space="0" w:sz="0" w:val="nil"/>
+          <w:bottom w:space="0" w:sz="0" w:val="nil"/>
+          <w:right w:space="0" w:sz="0" w:val="nil"/>
+          <w:between w:space="0" w:sz="0" w:val="nil"/>
+        </w:pBdr>
+        <w:spacing w:line="276" w:lineRule="auto"/>
+        <w:rPr/>
+      </w:pPr>
+      <w:r>
+        <w:rPr>
+          <w:rtl w:val="0"/>
+        </w:rPr>
+      </w:r>
+    </w:p>
+    <w:p>
+      <w:pPr>
+        <w:pBdr>
+          <w:top w:space="0" w:sz="0" w:val="nil"/>
+          <w:left w:space="0" w:sz="0" w:val="nil"/>
+          <w:bottom w:space="0" w:sz="0" w:val="nil"/>
+          <w:right w:space="0" w:sz="0" w:val="nil"/>
+          <w:between w:space="0" w:sz="0" w:val="nil"/>
+        </w:pBdr>
+        <w:spacing w:line="276" w:lineRule="auto"/>
+        <w:rPr/>
+      </w:pPr>
+      <w:r>
+        <w:rPr>
+          <w:rtl w:val="0"/>
+        </w:rPr>
+      </w:r>
+    </w:p>
+    <w:p>
+      <w:pPr>
+        <w:pBdr>
+          <w:top w:space="0" w:sz="0" w:val="nil"/>
+          <w:left w:space="0" w:sz="0" w:val="nil"/>
+          <w:bottom w:space="0" w:sz="0" w:val="nil"/>
+          <w:right w:space="0" w:sz="0" w:val="nil"/>
+          <w:between w:space="0" w:sz="0" w:val="nil"/>
+        </w:pBdr>
+        <w:spacing w:line="276" w:lineRule="auto"/>
+        <w:rPr/>
       </w:pPr>
       <w:r>
         <w:rPr>
@@ -20323,9 +20576,43 @@
           <w:between w:space="0" w:sz="0" w:val="nil"/>
         </w:pBdr>
         <w:spacing w:line="276" w:lineRule="auto"/>
-        <w:rPr>
-          <w:color w:val="000000"/>
-        </w:rPr>
+        <w:rPr/>
+      </w:pPr>
+      <w:r>
+        <w:rPr>
+          <w:rtl w:val="0"/>
+        </w:rPr>
+      </w:r>
+    </w:p>
+    <w:p>
+      <w:pPr>
+        <w:pBdr>
+          <w:top w:space="0" w:sz="0" w:val="nil"/>
+          <w:left w:space="0" w:sz="0" w:val="nil"/>
+          <w:bottom w:space="0" w:sz="0" w:val="nil"/>
+          <w:right w:space="0" w:sz="0" w:val="nil"/>
+          <w:between w:space="0" w:sz="0" w:val="nil"/>
+        </w:pBdr>
+        <w:spacing w:line="276" w:lineRule="auto"/>
+        <w:rPr/>
+      </w:pPr>
+      <w:r>
+        <w:rPr>
+          <w:rtl w:val="0"/>
+        </w:rPr>
+      </w:r>
+    </w:p>
+    <w:p>
+      <w:pPr>
+        <w:pBdr>
+          <w:top w:space="0" w:sz="0" w:val="nil"/>
+          <w:left w:space="0" w:sz="0" w:val="nil"/>
+          <w:bottom w:space="0" w:sz="0" w:val="nil"/>
+          <w:right w:space="0" w:sz="0" w:val="nil"/>
+          <w:between w:space="0" w:sz="0" w:val="nil"/>
+        </w:pBdr>
+        <w:spacing w:line="276" w:lineRule="auto"/>
+        <w:rPr/>
       </w:pPr>
       <w:r>
         <w:rPr>
@@ -22312,7 +22599,106 @@
         <w:rPr>
           <w:b w:val="1"/>
           <w:bCs w:val="1"/>
-          <w:color w:val="000000"/>
+        </w:rPr>
+      </w:pPr>
+      <w:r>
+        <w:rPr>
+          <w:rtl w:val="0"/>
+        </w:rPr>
+      </w:r>
+    </w:p>
+    <w:p>
+      <w:pPr>
+        <w:pBdr>
+          <w:top w:space="0" w:sz="0" w:val="nil"/>
+          <w:left w:space="0" w:sz="0" w:val="nil"/>
+          <w:bottom w:space="0" w:sz="0" w:val="nil"/>
+          <w:right w:space="0" w:sz="0" w:val="nil"/>
+          <w:between w:space="0" w:sz="0" w:val="nil"/>
+        </w:pBdr>
+        <w:rPr>
+          <w:b w:val="1"/>
+          <w:bCs w:val="1"/>
+        </w:rPr>
+      </w:pPr>
+      <w:r>
+        <w:rPr>
+          <w:rtl w:val="0"/>
+        </w:rPr>
+      </w:r>
+    </w:p>
+    <w:p>
+      <w:pPr>
+        <w:pBdr>
+          <w:top w:space="0" w:sz="0" w:val="nil"/>
+          <w:left w:space="0" w:sz="0" w:val="nil"/>
+          <w:bottom w:space="0" w:sz="0" w:val="nil"/>
+          <w:right w:space="0" w:sz="0" w:val="nil"/>
+          <w:between w:space="0" w:sz="0" w:val="nil"/>
+        </w:pBdr>
+        <w:rPr>
+          <w:b w:val="1"/>
+          <w:bCs w:val="1"/>
+        </w:rPr>
+      </w:pPr>
+      <w:r>
+        <w:rPr>
+          <w:rtl w:val="0"/>
+        </w:rPr>
+      </w:r>
+    </w:p>
+    <w:p>
+      <w:pPr>
+        <w:pBdr>
+          <w:top w:space="0" w:sz="0" w:val="nil"/>
+          <w:left w:space="0" w:sz="0" w:val="nil"/>
+          <w:bottom w:space="0" w:sz="0" w:val="nil"/>
+          <w:right w:space="0" w:sz="0" w:val="nil"/>
+          <w:between w:space="0" w:sz="0" w:val="nil"/>
+        </w:pBdr>
+        <w:rPr>
+          <w:b w:val="1"/>
+          <w:bCs w:val="1"/>
+        </w:rPr>
+      </w:pPr>
+      <w:r>
+        <w:rPr>
+          <w:rtl w:val="0"/>
+        </w:rPr>
+      </w:r>
+    </w:p>
+    <w:p>
+      <w:pPr>
+        <w:pBdr>
+          <w:top w:space="0" w:sz="0" w:val="nil"/>
+          <w:left w:space="0" w:sz="0" w:val="nil"/>
+          <w:bottom w:space="0" w:sz="0" w:val="nil"/>
+          <w:right w:space="0" w:sz="0" w:val="nil"/>
+          <w:between w:space="0" w:sz="0" w:val="nil"/>
+        </w:pBdr>
+        <w:rPr>
+          <w:b w:val="1"/>
+          <w:bCs w:val="1"/>
+        </w:rPr>
+      </w:pPr>
+      <w:r>
+        <w:rPr>
+          <w:rtl w:val="0"/>
+        </w:rPr>
+      </w:r>
+    </w:p>
+    <w:p>
+      <w:pPr>
+        <w:pBdr>
+          <w:top w:space="0" w:sz="0" w:val="nil"/>
+          <w:left w:space="0" w:sz="0" w:val="nil"/>
+          <w:bottom w:space="0" w:sz="0" w:val="nil"/>
+          <w:right w:space="0" w:sz="0" w:val="nil"/>
+          <w:between w:space="0" w:sz="0" w:val="nil"/>
+        </w:pBdr>
+        <w:rPr>
+          <w:b w:val="1"/>
+          <w:bCs w:val="1"/>
         </w:rPr>
       </w:pPr>
       <w:r>
@@ -28654,7 +29040,7 @@
       <w:lvlText w:val="●"/>
       <w:lvlJc w:val="left"/>
       <w:pPr>
-        <w:ind w:left="2880" w:hanging="360"/>
+        <w:ind w:left="2160" w:hanging="360"/>
       </w:pPr>
       <w:rPr>
         <w:u w:val="none"/>
@@ -28666,7 +29052,7 @@
       <w:lvlText w:val="○"/>
       <w:lvlJc w:val="left"/>
       <w:pPr>
-        <w:ind w:left="3600" w:hanging="360"/>
+        <w:ind w:left="2880" w:hanging="360"/>
       </w:pPr>
       <w:rPr>
         <w:u w:val="none"/>
@@ -28678,7 +29064,7 @@
       <w:lvlText w:val="■"/>
       <w:lvlJc w:val="left"/>
       <w:pPr>
-        <w:ind w:left="4320" w:hanging="360"/>
+        <w:ind w:left="3600" w:hanging="360"/>
       </w:pPr>
       <w:rPr>
         <w:u w:val="none"/>
@@ -28690,7 +29076,7 @@
       <w:lvlText w:val="●"/>
       <w:lvlJc w:val="left"/>
       <w:pPr>
-        <w:ind w:left="5040" w:hanging="360"/>
+        <w:ind w:left="4320" w:hanging="360"/>
       </w:pPr>
       <w:rPr>
         <w:u w:val="none"/>
@@ -28702,7 +29088,7 @@
       <w:lvlText w:val="○"/>
       <w:lvlJc w:val="left"/>
       <w:pPr>
-        <w:ind w:left="5760" w:hanging="360"/>
+        <w:ind w:left="5040" w:hanging="360"/>
       </w:pPr>
       <w:rPr>
         <w:u w:val="none"/>
@@ -28714,7 +29100,7 @@
       <w:lvlText w:val="■"/>
       <w:lvlJc w:val="left"/>
       <w:pPr>
-        <w:ind w:left="6480" w:hanging="360"/>
+        <w:ind w:left="5760" w:hanging="360"/>
       </w:pPr>
       <w:rPr>
         <w:u w:val="none"/>
@@ -28726,7 +29112,7 @@
       <w:lvlText w:val="●"/>
       <w:lvlJc w:val="left"/>
       <w:pPr>
-        <w:ind w:left="7200" w:hanging="360"/>
+        <w:ind w:left="6480" w:hanging="360"/>
       </w:pPr>
       <w:rPr>
         <w:u w:val="none"/>
@@ -28738,7 +29124,7 @@
       <w:lvlText w:val="○"/>
       <w:lvlJc w:val="left"/>
       <w:pPr>
-        <w:ind w:left="7920" w:hanging="360"/>
+        <w:ind w:left="7200" w:hanging="360"/>
       </w:pPr>
       <w:rPr>
         <w:u w:val="none"/>
@@ -28750,7 +29136,7 @@
       <w:lvlText w:val="■"/>
       <w:lvlJc w:val="left"/>
       <w:pPr>
-        <w:ind w:left="8640" w:hanging="360"/>
+        <w:ind w:left="7920" w:hanging="360"/>
       </w:pPr>
       <w:rPr>
         <w:u w:val="none"/>
@@ -29204,7 +29590,7 @@
       <w:lvlText w:val="●"/>
       <w:lvlJc w:val="left"/>
       <w:pPr>
-        <w:ind w:left="2880" w:hanging="360"/>
+        <w:ind w:left="720" w:hanging="360"/>
       </w:pPr>
       <w:rPr>
         <w:u w:val="none"/>
@@ -29216,7 +29602,7 @@
       <w:lvlText w:val="○"/>
       <w:lvlJc w:val="left"/>
       <w:pPr>
-        <w:ind w:left="3600" w:hanging="360"/>
+        <w:ind w:left="1440" w:hanging="360"/>
       </w:pPr>
       <w:rPr>
         <w:u w:val="none"/>
@@ -29228,7 +29614,7 @@
       <w:lvlText w:val="■"/>
       <w:lvlJc w:val="left"/>
       <w:pPr>
-        <w:ind w:left="4320" w:hanging="360"/>
+        <w:ind w:left="2160" w:hanging="360"/>
       </w:pPr>
       <w:rPr>
         <w:u w:val="none"/>
@@ -29240,7 +29626,7 @@
       <w:lvlText w:val="●"/>
       <w:lvlJc w:val="left"/>
       <w:pPr>
-        <w:ind w:left="5040" w:hanging="360"/>
+        <w:ind w:left="2880" w:hanging="360"/>
       </w:pPr>
       <w:rPr>
         <w:u w:val="none"/>
@@ -29252,7 +29638,7 @@
       <w:lvlText w:val="○"/>
       <w:lvlJc w:val="left"/>
       <w:pPr>
-        <w:ind w:left="5760" w:hanging="360"/>
+        <w:ind w:left="3600" w:hanging="360"/>
       </w:pPr>
       <w:rPr>
         <w:u w:val="none"/>
@@ -29264,7 +29650,7 @@
       <w:lvlText w:val="■"/>
       <w:lvlJc w:val="left"/>
       <w:pPr>
-        <w:ind w:left="6480" w:hanging="360"/>
+        <w:ind w:left="4320" w:hanging="360"/>
       </w:pPr>
       <w:rPr>
         <w:u w:val="none"/>
@@ -29276,7 +29662,7 @@
       <w:lvlText w:val="●"/>
       <w:lvlJc w:val="left"/>
       <w:pPr>
-        <w:ind w:left="7200" w:hanging="360"/>
+        <w:ind w:left="5040" w:hanging="360"/>
       </w:pPr>
       <w:rPr>
         <w:u w:val="none"/>
@@ -29288,7 +29674,7 @@
       <w:lvlText w:val="○"/>
       <w:lvlJc w:val="left"/>
       <w:pPr>
-        <w:ind w:left="7920" w:hanging="360"/>
+        <w:ind w:left="5760" w:hanging="360"/>
       </w:pPr>
       <w:rPr>
         <w:u w:val="none"/>
@@ -29300,7 +29686,7 @@
       <w:lvlText w:val="■"/>
       <w:lvlJc w:val="left"/>
       <w:pPr>
-        <w:ind w:left="8640" w:hanging="360"/>
+        <w:ind w:left="6480" w:hanging="360"/>
       </w:pPr>
       <w:rPr>
         <w:u w:val="none"/>
@@ -29534,7 +29920,7 @@
       <w:lvlText w:val="●"/>
       <w:lvlJc w:val="left"/>
       <w:pPr>
-        <w:ind w:left="2160" w:hanging="360"/>
+        <w:ind w:left="2880" w:hanging="360"/>
       </w:pPr>
       <w:rPr>
         <w:u w:val="none"/>
@@ -29546,7 +29932,7 @@
       <w:lvlText w:val="○"/>
       <w:lvlJc w:val="left"/>
       <w:pPr>
-        <w:ind w:left="2880" w:hanging="360"/>
+        <w:ind w:left="3600" w:hanging="360"/>
       </w:pPr>
       <w:rPr>
         <w:u w:val="none"/>
@@ -29558,7 +29944,7 @@
       <w:lvlText w:val="■"/>
       <w:lvlJc w:val="left"/>
       <w:pPr>
-        <w:ind w:left="3600" w:hanging="360"/>
+        <w:ind w:left="4320" w:hanging="360"/>
       </w:pPr>
       <w:rPr>
         <w:u w:val="none"/>
@@ -29570,7 +29956,7 @@
       <w:lvlText w:val="●"/>
       <w:lvlJc w:val="left"/>
       <w:pPr>
-        <w:ind w:left="4320" w:hanging="360"/>
+        <w:ind w:left="5040" w:hanging="360"/>
       </w:pPr>
       <w:rPr>
         <w:u w:val="none"/>
@@ -29582,7 +29968,7 @@
       <w:lvlText w:val="○"/>
       <w:lvlJc w:val="left"/>
       <w:pPr>
-        <w:ind w:left="5040" w:hanging="360"/>
+        <w:ind w:left="5760" w:hanging="360"/>
       </w:pPr>
       <w:rPr>
         <w:u w:val="none"/>
@@ -29594,7 +29980,7 @@
       <w:lvlText w:val="■"/>
       <w:lvlJc w:val="left"/>
       <w:pPr>
-        <w:ind w:left="5760" w:hanging="360"/>
+        <w:ind w:left="6480" w:hanging="360"/>
       </w:pPr>
       <w:rPr>
         <w:u w:val="none"/>
@@ -29606,7 +29992,7 @@
       <w:lvlText w:val="●"/>
       <w:lvlJc w:val="left"/>
       <w:pPr>
-        <w:ind w:left="6480" w:hanging="360"/>
+        <w:ind w:left="7200" w:hanging="360"/>
       </w:pPr>
       <w:rPr>
         <w:u w:val="none"/>
@@ -29618,7 +30004,7 @@
       <w:lvlText w:val="○"/>
       <w:lvlJc w:val="left"/>
       <w:pPr>
-        <w:ind w:left="7200" w:hanging="360"/>
+        <w:ind w:left="7920" w:hanging="360"/>
       </w:pPr>
       <w:rPr>
         <w:u w:val="none"/>
@@ -29630,7 +30016,7 @@
       <w:lvlText w:val="■"/>
       <w:lvlJc w:val="left"/>
       <w:pPr>
-        <w:ind w:left="7920" w:hanging="360"/>
+        <w:ind w:left="8640" w:hanging="360"/>
       </w:pPr>
       <w:rPr>
         <w:u w:val="none"/>
@@ -29644,7 +30030,7 @@
       <w:lvlText w:val="●"/>
       <w:lvlJc w:val="left"/>
       <w:pPr>
-        <w:ind w:left="720" w:hanging="360"/>
+        <w:ind w:left="2160" w:hanging="360"/>
       </w:pPr>
       <w:rPr>
         <w:u w:val="none"/>
@@ -29656,7 +30042,7 @@
       <w:lvlText w:val="○"/>
       <w:lvlJc w:val="left"/>
       <w:pPr>
-        <w:ind w:left="1440" w:hanging="360"/>
+        <w:ind w:left="2880" w:hanging="360"/>
       </w:pPr>
       <w:rPr>
         <w:u w:val="none"/>
@@ -29668,7 +30054,7 @@
       <w:lvlText w:val="■"/>
       <w:lvlJc w:val="left"/>
       <w:pPr>
-        <w:ind w:left="2160" w:hanging="360"/>
+        <w:ind w:left="3600" w:hanging="360"/>
       </w:pPr>
       <w:rPr>
         <w:u w:val="none"/>
@@ -29680,7 +30066,7 @@
       <w:lvlText w:val="●"/>
       <w:lvlJc w:val="left"/>
       <w:pPr>
-        <w:ind w:left="2880" w:hanging="360"/>
+        <w:ind w:left="4320" w:hanging="360"/>
       </w:pPr>
       <w:rPr>
         <w:u w:val="none"/>
@@ -29692,7 +30078,7 @@
       <w:lvlText w:val="○"/>
       <w:lvlJc w:val="left"/>
       <w:pPr>
-        <w:ind w:left="3600" w:hanging="360"/>
+        <w:ind w:left="5040" w:hanging="360"/>
       </w:pPr>
       <w:rPr>
         <w:u w:val="none"/>
@@ -29704,7 +30090,7 @@
       <w:lvlText w:val="■"/>
       <w:lvlJc w:val="left"/>
       <w:pPr>
-        <w:ind w:left="4320" w:hanging="360"/>
+        <w:ind w:left="5760" w:hanging="360"/>
       </w:pPr>
       <w:rPr>
         <w:u w:val="none"/>
@@ -29716,7 +30102,7 @@
       <w:lvlText w:val="●"/>
       <w:lvlJc w:val="left"/>
       <w:pPr>
-        <w:ind w:left="5040" w:hanging="360"/>
+        <w:ind w:left="6480" w:hanging="360"/>
       </w:pPr>
       <w:rPr>
         <w:u w:val="none"/>
@@ -29728,7 +30114,7 @@
       <w:lvlText w:val="○"/>
       <w:lvlJc w:val="left"/>
       <w:pPr>
-        <w:ind w:left="5760" w:hanging="360"/>
+        <w:ind w:left="7200" w:hanging="360"/>
       </w:pPr>
       <w:rPr>
         <w:u w:val="none"/>
@@ -29740,7 +30126,7 @@
       <w:lvlText w:val="■"/>
       <w:lvlJc w:val="left"/>
       <w:pPr>
-        <w:ind w:left="6480" w:hanging="360"/>
+        <w:ind w:left="7920" w:hanging="360"/>
       </w:pPr>
       <w:rPr>
         <w:u w:val="none"/>
@@ -29748,226 +30134,6 @@
     </w:lvl>
   </w:abstractNum>
   <w:abstractNum w:abstractNumId="12">
-    <w:lvl w:ilvl="0">
-      <w:start w:val="1"/>
-      <w:numFmt w:val="bullet"/>
-      <w:lvlText w:val="●"/>
-      <w:lvlJc w:val="left"/>
-      <w:pPr>
-        <w:ind w:left="2880" w:hanging="360"/>
-      </w:pPr>
-      <w:rPr>
-        <w:u w:val="none"/>
-      </w:rPr>
-    </w:lvl>
-    <w:lvl w:ilvl="1">
-      <w:start w:val="1"/>
-      <w:numFmt w:val="bullet"/>
-      <w:lvlText w:val="○"/>
-      <w:lvlJc w:val="left"/>
-      <w:pPr>
-        <w:ind w:left="3600" w:hanging="360"/>
-      </w:pPr>
-      <w:rPr>
-        <w:u w:val="none"/>
-      </w:rPr>
-    </w:lvl>
-    <w:lvl w:ilvl="2">
-      <w:start w:val="1"/>
-      <w:numFmt w:val="bullet"/>
-      <w:lvlText w:val="■"/>
-      <w:lvlJc w:val="left"/>
-      <w:pPr>
-        <w:ind w:left="4320" w:hanging="360"/>
-      </w:pPr>
-      <w:rPr>
-        <w:u w:val="none"/>
-      </w:rPr>
-    </w:lvl>
-    <w:lvl w:ilvl="3">
-      <w:start w:val="1"/>
-      <w:numFmt w:val="bullet"/>
-      <w:lvlText w:val="●"/>
-      <w:lvlJc w:val="left"/>
-      <w:pPr>
-        <w:ind w:left="5040" w:hanging="360"/>
-      </w:pPr>
-      <w:rPr>
-        <w:u w:val="none"/>
-      </w:rPr>
-    </w:lvl>
-    <w:lvl w:ilvl="4">
-      <w:start w:val="1"/>
-      <w:numFmt w:val="bullet"/>
-      <w:lvlText w:val="○"/>
-      <w:lvlJc w:val="left"/>
-      <w:pPr>
-        <w:ind w:left="5760" w:hanging="360"/>
-      </w:pPr>
-      <w:rPr>
-        <w:u w:val="none"/>
-      </w:rPr>
-    </w:lvl>
-    <w:lvl w:ilvl="5">
-      <w:start w:val="1"/>
-      <w:numFmt w:val="bullet"/>
-      <w:lvlText w:val="■"/>
-      <w:lvlJc w:val="left"/>
-      <w:pPr>
-        <w:ind w:left="6480" w:hanging="360"/>
-      </w:pPr>
-      <w:rPr>
-        <w:u w:val="none"/>
-      </w:rPr>
-    </w:lvl>
-    <w:lvl w:ilvl="6">
-      <w:start w:val="1"/>
-      <w:numFmt w:val="bullet"/>
-      <w:lvlText w:val="●"/>
-      <w:lvlJc w:val="left"/>
-      <w:pPr>
-        <w:ind w:left="7200" w:hanging="360"/>
-      </w:pPr>
-      <w:rPr>
-        <w:u w:val="none"/>
-      </w:rPr>
-    </w:lvl>
-    <w:lvl w:ilvl="7">
-      <w:start w:val="1"/>
-      <w:numFmt w:val="bullet"/>
-      <w:lvlText w:val="○"/>
-      <w:lvlJc w:val="left"/>
-      <w:pPr>
-        <w:ind w:left="7920" w:hanging="360"/>
-      </w:pPr>
-      <w:rPr>
-        <w:u w:val="none"/>
-      </w:rPr>
-    </w:lvl>
-    <w:lvl w:ilvl="8">
-      <w:start w:val="1"/>
-      <w:numFmt w:val="bullet"/>
-      <w:lvlText w:val="■"/>
-      <w:lvlJc w:val="left"/>
-      <w:pPr>
-        <w:ind w:left="8640" w:hanging="360"/>
-      </w:pPr>
-      <w:rPr>
-        <w:u w:val="none"/>
-      </w:rPr>
-    </w:lvl>
-  </w:abstractNum>
-  <w:abstractNum w:abstractNumId="13">
-    <w:lvl w:ilvl="0">
-      <w:start w:val="1"/>
-      <w:numFmt w:val="bullet"/>
-      <w:lvlText w:val="●"/>
-      <w:lvlJc w:val="left"/>
-      <w:pPr>
-        <w:ind w:left="2160" w:hanging="360"/>
-      </w:pPr>
-      <w:rPr>
-        <w:u w:val="none"/>
-      </w:rPr>
-    </w:lvl>
-    <w:lvl w:ilvl="1">
-      <w:start w:val="1"/>
-      <w:numFmt w:val="bullet"/>
-      <w:lvlText w:val="○"/>
-      <w:lvlJc w:val="left"/>
-      <w:pPr>
-        <w:ind w:left="2880" w:hanging="360"/>
-      </w:pPr>
-      <w:rPr>
-        <w:u w:val="none"/>
-      </w:rPr>
-    </w:lvl>
-    <w:lvl w:ilvl="2">
-      <w:start w:val="1"/>
-      <w:numFmt w:val="bullet"/>
-      <w:lvlText w:val="■"/>
-      <w:lvlJc w:val="left"/>
-      <w:pPr>
-        <w:ind w:left="3600" w:hanging="360"/>
-      </w:pPr>
-      <w:rPr>
-        <w:u w:val="none"/>
-      </w:rPr>
-    </w:lvl>
-    <w:lvl w:ilvl="3">
-      <w:start w:val="1"/>
-      <w:numFmt w:val="bullet"/>
-      <w:lvlText w:val="●"/>
-      <w:lvlJc w:val="left"/>
-      <w:pPr>
-        <w:ind w:left="4320" w:hanging="360"/>
-      </w:pPr>
-      <w:rPr>
-        <w:u w:val="none"/>
-      </w:rPr>
-    </w:lvl>
-    <w:lvl w:ilvl="4">
-      <w:start w:val="1"/>
-      <w:numFmt w:val="bullet"/>
-      <w:lvlText w:val="○"/>
-      <w:lvlJc w:val="left"/>
-      <w:pPr>
-        <w:ind w:left="5040" w:hanging="360"/>
-      </w:pPr>
-      <w:rPr>
-        <w:u w:val="none"/>
-      </w:rPr>
-    </w:lvl>
-    <w:lvl w:ilvl="5">
-      <w:start w:val="1"/>
-      <w:numFmt w:val="bullet"/>
-      <w:lvlText w:val="■"/>
-      <w:lvlJc w:val="left"/>
-      <w:pPr>
-        <w:ind w:left="5760" w:hanging="360"/>
-      </w:pPr>
-      <w:rPr>
-        <w:u w:val="none"/>
-      </w:rPr>
-    </w:lvl>
-    <w:lvl w:ilvl="6">
-      <w:start w:val="1"/>
-      <w:numFmt w:val="bullet"/>
-      <w:lvlText w:val="●"/>
-      <w:lvlJc w:val="left"/>
-      <w:pPr>
-        <w:ind w:left="6480" w:hanging="360"/>
-      </w:pPr>
-      <w:rPr>
-        <w:u w:val="none"/>
-      </w:rPr>
-    </w:lvl>
-    <w:lvl w:ilvl="7">
-      <w:start w:val="1"/>
-      <w:numFmt w:val="bullet"/>
-      <w:lvlText w:val="○"/>
-      <w:lvlJc w:val="left"/>
-      <w:pPr>
-        <w:ind w:left="7200" w:hanging="360"/>
-      </w:pPr>
-      <w:rPr>
-        <w:u w:val="none"/>
-      </w:rPr>
-    </w:lvl>
-    <w:lvl w:ilvl="8">
-      <w:start w:val="1"/>
-      <w:numFmt w:val="bullet"/>
-      <w:lvlText w:val="■"/>
-      <w:lvlJc w:val="left"/>
-      <w:pPr>
-        <w:ind w:left="7920" w:hanging="360"/>
-      </w:pPr>
-      <w:rPr>
-        <w:u w:val="none"/>
-      </w:rPr>
-    </w:lvl>
-  </w:abstractNum>
-  <w:abstractNum w:abstractNumId="14">
     <w:lvl w:ilvl="0">
       <w:start w:val="0"/>
       <w:numFmt w:val="bullet"/>
@@ -30067,7 +30233,7 @@
       <w:rPr/>
     </w:lvl>
   </w:abstractNum>
-  <w:abstractNum w:abstractNumId="15">
+  <w:abstractNum w:abstractNumId="13">
     <w:lvl w:ilvl="0">
       <w:start w:val="0"/>
       <w:numFmt w:val="bullet"/>
@@ -30167,7 +30333,7 @@
       <w:rPr/>
     </w:lvl>
   </w:abstractNum>
-  <w:abstractNum w:abstractNumId="16">
+  <w:abstractNum w:abstractNumId="14">
     <w:lvl w:ilvl="0">
       <w:start w:val="0"/>
       <w:numFmt w:val="bullet"/>
@@ -30267,7 +30433,7 @@
       <w:rPr/>
     </w:lvl>
   </w:abstractNum>
-  <w:abstractNum w:abstractNumId="17">
+  <w:abstractNum w:abstractNumId="15">
     <w:lvl w:ilvl="0">
       <w:start w:val="0"/>
       <w:numFmt w:val="bullet"/>
@@ -30367,7 +30533,7 @@
       <w:rPr/>
     </w:lvl>
   </w:abstractNum>
-  <w:abstractNum w:abstractNumId="18">
+  <w:abstractNum w:abstractNumId="16">
     <w:lvl w:ilvl="0">
       <w:start w:val="0"/>
       <w:numFmt w:val="bullet"/>
@@ -30467,7 +30633,7 @@
       <w:rPr/>
     </w:lvl>
   </w:abstractNum>
-  <w:abstractNum w:abstractNumId="19">
+  <w:abstractNum w:abstractNumId="17">
     <w:lvl w:ilvl="0">
       <w:start w:val="0"/>
       <w:numFmt w:val="bullet"/>
@@ -30567,7 +30733,7 @@
       <w:rPr/>
     </w:lvl>
   </w:abstractNum>
-  <w:abstractNum w:abstractNumId="20">
+  <w:abstractNum w:abstractNumId="18">
     <w:lvl w:ilvl="0">
       <w:start w:val="1"/>
       <w:numFmt w:val="bullet"/>
@@ -30677,7 +30843,7 @@
       </w:rPr>
     </w:lvl>
   </w:abstractNum>
-  <w:abstractNum w:abstractNumId="21">
+  <w:abstractNum w:abstractNumId="19">
     <w:lvl w:ilvl="0">
       <w:start w:val="0"/>
       <w:numFmt w:val="bullet"/>
@@ -30777,7 +30943,7 @@
       <w:rPr/>
     </w:lvl>
   </w:abstractNum>
-  <w:abstractNum w:abstractNumId="22">
+  <w:abstractNum w:abstractNumId="20">
     <w:lvl w:ilvl="0">
       <w:start w:val="0"/>
       <w:numFmt w:val="bullet"/>
@@ -30877,7 +31043,7 @@
       <w:rPr/>
     </w:lvl>
   </w:abstractNum>
-  <w:abstractNum w:abstractNumId="23">
+  <w:abstractNum w:abstractNumId="21">
     <w:lvl w:ilvl="0">
       <w:start w:val="0"/>
       <w:numFmt w:val="bullet"/>
@@ -30977,7 +31143,7 @@
       <w:rPr/>
     </w:lvl>
   </w:abstractNum>
-  <w:abstractNum w:abstractNumId="24">
+  <w:abstractNum w:abstractNumId="22">
     <w:lvl w:ilvl="0">
       <w:start w:val="0"/>
       <w:numFmt w:val="bullet"/>
@@ -31077,7 +31243,7 @@
       <w:rPr/>
     </w:lvl>
   </w:abstractNum>
-  <w:abstractNum w:abstractNumId="25">
+  <w:abstractNum w:abstractNumId="23">
     <w:lvl w:ilvl="0">
       <w:start w:val="0"/>
       <w:numFmt w:val="bullet"/>
@@ -31177,7 +31343,7 @@
       <w:rPr/>
     </w:lvl>
   </w:abstractNum>
-  <w:abstractNum w:abstractNumId="26">
+  <w:abstractNum w:abstractNumId="24">
     <w:lvl w:ilvl="0">
       <w:start w:val="0"/>
       <w:numFmt w:val="bullet"/>
@@ -31277,7 +31443,7 @@
       <w:rPr/>
     </w:lvl>
   </w:abstractNum>
-  <w:abstractNum w:abstractNumId="27">
+  <w:abstractNum w:abstractNumId="25">
     <w:lvl w:ilvl="0">
       <w:start w:val="2"/>
       <w:numFmt w:val="decimal"/>
@@ -31377,7 +31543,7 @@
       <w:rPr/>
     </w:lvl>
   </w:abstractNum>
-  <w:abstractNum w:abstractNumId="28">
+  <w:abstractNum w:abstractNumId="26">
     <w:lvl w:ilvl="0">
       <w:start w:val="1"/>
       <w:numFmt w:val="decimal"/>
@@ -31485,7 +31651,7 @@
       <w:rPr/>
     </w:lvl>
   </w:abstractNum>
-  <w:abstractNum w:abstractNumId="29">
+  <w:abstractNum w:abstractNumId="27">
     <w:lvl w:ilvl="0">
       <w:start w:val="3"/>
       <w:numFmt w:val="decimal"/>
@@ -31585,7 +31751,7 @@
       <w:rPr/>
     </w:lvl>
   </w:abstractNum>
-  <w:abstractNum w:abstractNumId="30">
+  <w:abstractNum w:abstractNumId="28">
     <w:lvl w:ilvl="0">
       <w:start w:val="1"/>
       <w:numFmt w:val="decimal"/>
@@ -31685,7 +31851,7 @@
       <w:rPr/>
     </w:lvl>
   </w:abstractNum>
-  <w:abstractNum w:abstractNumId="31">
+  <w:abstractNum w:abstractNumId="29">
     <w:lvl w:ilvl="0">
       <w:start w:val="1"/>
       <w:numFmt w:val="bullet"/>
@@ -31795,7 +31961,7 @@
       </w:rPr>
     </w:lvl>
   </w:abstractNum>
-  <w:abstractNum w:abstractNumId="32">
+  <w:abstractNum w:abstractNumId="30">
     <w:lvl w:ilvl="0">
       <w:start w:val="1"/>
       <w:numFmt w:val="decimal"/>
@@ -31911,7 +32077,7 @@
       <w:rPr/>
     </w:lvl>
   </w:abstractNum>
-  <w:abstractNum w:abstractNumId="33">
+  <w:abstractNum w:abstractNumId="31">
     <w:lvl w:ilvl="0">
       <w:start w:val="2"/>
       <w:numFmt w:val="decimal"/>
@@ -32003,7 +32169,7 @@
       <w:rPr/>
     </w:lvl>
   </w:abstractNum>
-  <w:abstractNum w:abstractNumId="34">
+  <w:abstractNum w:abstractNumId="32">
     <w:lvl w:ilvl="0">
       <w:start w:val="0"/>
       <w:numFmt w:val="bullet"/>
@@ -32103,7 +32269,7 @@
       <w:rPr/>
     </w:lvl>
   </w:abstractNum>
-  <w:abstractNum w:abstractNumId="35">
+  <w:abstractNum w:abstractNumId="33">
     <w:lvl w:ilvl="0">
       <w:start w:val="1"/>
       <w:numFmt w:val="bullet"/>
@@ -32229,7 +32395,7 @@
       </w:rPr>
     </w:lvl>
   </w:abstractNum>
-  <w:abstractNum w:abstractNumId="36">
+  <w:abstractNum w:abstractNumId="34">
     <w:lvl w:ilvl="0">
       <w:start w:val="1"/>
       <w:numFmt w:val="bullet"/>
@@ -32355,6 +32521,226 @@
       </w:rPr>
     </w:lvl>
   </w:abstractNum>
+  <w:abstractNum w:abstractNumId="35">
+    <w:lvl w:ilvl="0">
+      <w:start w:val="1"/>
+      <w:numFmt w:val="bullet"/>
+      <w:lvlText w:val="●"/>
+      <w:lvlJc w:val="left"/>
+      <w:pPr>
+        <w:ind w:left="1440" w:hanging="360"/>
+      </w:pPr>
+      <w:rPr>
+        <w:rFonts w:ascii="Noto Sans Symbols" w:cs="Noto Sans Symbols" w:eastAsia="Noto Sans Symbols" w:hAnsi="Noto Sans Symbols"/>
+      </w:rPr>
+    </w:lvl>
+    <w:lvl w:ilvl="1">
+      <w:start w:val="1"/>
+      <w:numFmt w:val="bullet"/>
+      <w:lvlText w:val="o"/>
+      <w:lvlJc w:val="left"/>
+      <w:pPr>
+        <w:ind w:left="2160" w:hanging="360"/>
+      </w:pPr>
+      <w:rPr>
+        <w:rFonts w:ascii="Courier New" w:cs="Courier New" w:eastAsia="Courier New" w:hAnsi="Courier New"/>
+      </w:rPr>
+    </w:lvl>
+    <w:lvl w:ilvl="2">
+      <w:start w:val="1"/>
+      <w:numFmt w:val="bullet"/>
+      <w:lvlText w:val="▪"/>
+      <w:lvlJc w:val="left"/>
+      <w:pPr>
+        <w:ind w:left="2880" w:hanging="360"/>
+      </w:pPr>
+      <w:rPr>
+        <w:rFonts w:ascii="Noto Sans Symbols" w:cs="Noto Sans Symbols" w:eastAsia="Noto Sans Symbols" w:hAnsi="Noto Sans Symbols"/>
+      </w:rPr>
+    </w:lvl>
+    <w:lvl w:ilvl="3">
+      <w:start w:val="1"/>
+      <w:numFmt w:val="bullet"/>
+      <w:lvlText w:val="●"/>
+      <w:lvlJc w:val="left"/>
+      <w:pPr>
+        <w:ind w:left="3600" w:hanging="360"/>
+      </w:pPr>
+      <w:rPr>
+        <w:rFonts w:ascii="Noto Sans Symbols" w:cs="Noto Sans Symbols" w:eastAsia="Noto Sans Symbols" w:hAnsi="Noto Sans Symbols"/>
+      </w:rPr>
+    </w:lvl>
+    <w:lvl w:ilvl="4">
+      <w:start w:val="1"/>
+      <w:numFmt w:val="bullet"/>
+      <w:lvlText w:val="o"/>
+      <w:lvlJc w:val="left"/>
+      <w:pPr>
+        <w:ind w:left="4320" w:hanging="360"/>
+      </w:pPr>
+      <w:rPr>
+        <w:rFonts w:ascii="Courier New" w:cs="Courier New" w:eastAsia="Courier New" w:hAnsi="Courier New"/>
+      </w:rPr>
+    </w:lvl>
+    <w:lvl w:ilvl="5">
+      <w:start w:val="1"/>
+      <w:numFmt w:val="bullet"/>
+      <w:lvlText w:val="▪"/>
+      <w:lvlJc w:val="left"/>
+      <w:pPr>
+        <w:ind w:left="5040" w:hanging="360"/>
+      </w:pPr>
+      <w:rPr>
+        <w:rFonts w:ascii="Noto Sans Symbols" w:cs="Noto Sans Symbols" w:eastAsia="Noto Sans Symbols" w:hAnsi="Noto Sans Symbols"/>
+      </w:rPr>
+    </w:lvl>
+    <w:lvl w:ilvl="6">
+      <w:start w:val="1"/>
+      <w:numFmt w:val="bullet"/>
+      <w:lvlText w:val="●"/>
+      <w:lvlJc w:val="left"/>
+      <w:pPr>
+        <w:ind w:left="5760" w:hanging="360"/>
+      </w:pPr>
+      <w:rPr>
+        <w:rFonts w:ascii="Noto Sans Symbols" w:cs="Noto Sans Symbols" w:eastAsia="Noto Sans Symbols" w:hAnsi="Noto Sans Symbols"/>
+      </w:rPr>
+    </w:lvl>
+    <w:lvl w:ilvl="7">
+      <w:start w:val="1"/>
+      <w:numFmt w:val="bullet"/>
+      <w:lvlText w:val="o"/>
+      <w:lvlJc w:val="left"/>
+      <w:pPr>
+        <w:ind w:left="6480" w:hanging="360"/>
+      </w:pPr>
+      <w:rPr>
+        <w:rFonts w:ascii="Courier New" w:cs="Courier New" w:eastAsia="Courier New" w:hAnsi="Courier New"/>
+      </w:rPr>
+    </w:lvl>
+    <w:lvl w:ilvl="8">
+      <w:start w:val="1"/>
+      <w:numFmt w:val="bullet"/>
+      <w:lvlText w:val="▪"/>
+      <w:lvlJc w:val="left"/>
+      <w:pPr>
+        <w:ind w:left="7200" w:hanging="360"/>
+      </w:pPr>
+      <w:rPr>
+        <w:rFonts w:ascii="Noto Sans Symbols" w:cs="Noto Sans Symbols" w:eastAsia="Noto Sans Symbols" w:hAnsi="Noto Sans Symbols"/>
+      </w:rPr>
+    </w:lvl>
+  </w:abstractNum>
+  <w:abstractNum w:abstractNumId="36">
+    <w:lvl w:ilvl="0">
+      <w:start w:val="1"/>
+      <w:numFmt w:val="bullet"/>
+      <w:lvlText w:val="●"/>
+      <w:lvlJc w:val="left"/>
+      <w:pPr>
+        <w:ind w:left="2160" w:hanging="360"/>
+      </w:pPr>
+      <w:rPr>
+        <w:u w:val="none"/>
+      </w:rPr>
+    </w:lvl>
+    <w:lvl w:ilvl="1">
+      <w:start w:val="1"/>
+      <w:numFmt w:val="bullet"/>
+      <w:lvlText w:val="○"/>
+      <w:lvlJc w:val="left"/>
+      <w:pPr>
+        <w:ind w:left="2880" w:hanging="360"/>
+      </w:pPr>
+      <w:rPr>
+        <w:u w:val="none"/>
+      </w:rPr>
+    </w:lvl>
+    <w:lvl w:ilvl="2">
+      <w:start w:val="1"/>
+      <w:numFmt w:val="bullet"/>
+      <w:lvlText w:val="■"/>
+      <w:lvlJc w:val="left"/>
+      <w:pPr>
+        <w:ind w:left="3600" w:hanging="360"/>
+      </w:pPr>
+      <w:rPr>
+        <w:u w:val="none"/>
+      </w:rPr>
+    </w:lvl>
+    <w:lvl w:ilvl="3">
+      <w:start w:val="1"/>
+      <w:numFmt w:val="bullet"/>
+      <w:lvlText w:val="●"/>
+      <w:lvlJc w:val="left"/>
+      <w:pPr>
+        <w:ind w:left="4320" w:hanging="360"/>
+      </w:pPr>
+      <w:rPr>
+        <w:u w:val="none"/>
+      </w:rPr>
+    </w:lvl>
+    <w:lvl w:ilvl="4">
+      <w:start w:val="1"/>
+      <w:numFmt w:val="bullet"/>
+      <w:lvlText w:val="○"/>
+      <w:lvlJc w:val="left"/>
+      <w:pPr>
+        <w:ind w:left="5040" w:hanging="360"/>
+      </w:pPr>
+      <w:rPr>
+        <w:u w:val="none"/>
+      </w:rPr>
+    </w:lvl>
+    <w:lvl w:ilvl="5">
+      <w:start w:val="1"/>
+      <w:numFmt w:val="bullet"/>
+      <w:lvlText w:val="■"/>
+      <w:lvlJc w:val="left"/>
+      <w:pPr>
+        <w:ind w:left="5760" w:hanging="360"/>
+      </w:pPr>
+      <w:rPr>
+        <w:u w:val="none"/>
+      </w:rPr>
+    </w:lvl>
+    <w:lvl w:ilvl="6">
+      <w:start w:val="1"/>
+      <w:numFmt w:val="bullet"/>
+      <w:lvlText w:val="●"/>
+      <w:lvlJc w:val="left"/>
+      <w:pPr>
+        <w:ind w:left="6480" w:hanging="360"/>
+      </w:pPr>
+      <w:rPr>
+        <w:u w:val="none"/>
+      </w:rPr>
+    </w:lvl>
+    <w:lvl w:ilvl="7">
+      <w:start w:val="1"/>
+      <w:numFmt w:val="bullet"/>
+      <w:lvlText w:val="○"/>
+      <w:lvlJc w:val="left"/>
+      <w:pPr>
+        <w:ind w:left="7200" w:hanging="360"/>
+      </w:pPr>
+      <w:rPr>
+        <w:u w:val="none"/>
+      </w:rPr>
+    </w:lvl>
+    <w:lvl w:ilvl="8">
+      <w:start w:val="1"/>
+      <w:numFmt w:val="bullet"/>
+      <w:lvlText w:val="■"/>
+      <w:lvlJc w:val="left"/>
+      <w:pPr>
+        <w:ind w:left="7920" w:hanging="360"/>
+      </w:pPr>
+      <w:rPr>
+        <w:u w:val="none"/>
+      </w:rPr>
+    </w:lvl>
+  </w:abstractNum>
   <w:abstractNum w:abstractNumId="37">
     <w:lvl w:ilvl="0">
       <w:start w:val="1"/>
@@ -32362,34 +32748,34 @@
       <w:lvlText w:val="●"/>
       <w:lvlJc w:val="left"/>
       <w:pPr>
-        <w:ind w:left="1440" w:hanging="360"/>
+        <w:ind w:left="720" w:hanging="360"/>
       </w:pPr>
       <w:rPr>
-        <w:rFonts w:ascii="Noto Sans Symbols" w:cs="Noto Sans Symbols" w:eastAsia="Noto Sans Symbols" w:hAnsi="Noto Sans Symbols"/>
+        <w:u w:val="none"/>
       </w:rPr>
     </w:lvl>
     <w:lvl w:ilvl="1">
       <w:start w:val="1"/>
       <w:numFmt w:val="bullet"/>
-      <w:lvlText w:val="o"/>
-      <w:lvlJc w:val="left"/>
-      <w:pPr>
-        <w:ind w:left="2160" w:hanging="360"/>
+      <w:lvlText w:val="○"/>
+      <w:lvlJc w:val="left"/>
+      <w:pPr>
+        <w:ind w:left="1440" w:hanging="360"/>
       </w:pPr>
       <w:rPr>
-        <w:rFonts w:ascii="Courier New" w:cs="Courier New" w:eastAsia="Courier New" w:hAnsi="Courier New"/>
+        <w:u w:val="none"/>
       </w:rPr>
     </w:lvl>
     <w:lvl w:ilvl="2">
       <w:start w:val="1"/>
       <w:numFmt w:val="bullet"/>
-      <w:lvlText w:val="▪"/>
-      <w:lvlJc w:val="left"/>
-      <w:pPr>
-        <w:ind w:left="2880" w:hanging="360"/>
+      <w:lvlText w:val="■"/>
+      <w:lvlJc w:val="left"/>
+      <w:pPr>
+        <w:ind w:left="2160" w:hanging="360"/>
       </w:pPr>
       <w:rPr>
-        <w:rFonts w:ascii="Noto Sans Symbols" w:cs="Noto Sans Symbols" w:eastAsia="Noto Sans Symbols" w:hAnsi="Noto Sans Symbols"/>
+        <w:u w:val="none"/>
       </w:rPr>
     </w:lvl>
     <w:lvl w:ilvl="3">
@@ -32398,34 +32784,34 @@
       <w:lvlText w:val="●"/>
       <w:lvlJc w:val="left"/>
       <w:pPr>
-        <w:ind w:left="3600" w:hanging="360"/>
+        <w:ind w:left="2880" w:hanging="360"/>
       </w:pPr>
       <w:rPr>
-        <w:rFonts w:ascii="Noto Sans Symbols" w:cs="Noto Sans Symbols" w:eastAsia="Noto Sans Symbols" w:hAnsi="Noto Sans Symbols"/>
+        <w:u w:val="none"/>
       </w:rPr>
     </w:lvl>
     <w:lvl w:ilvl="4">
       <w:start w:val="1"/>
       <w:numFmt w:val="bullet"/>
-      <w:lvlText w:val="o"/>
-      <w:lvlJc w:val="left"/>
-      <w:pPr>
-        <w:ind w:left="4320" w:hanging="360"/>
+      <w:lvlText w:val="○"/>
+      <w:lvlJc w:val="left"/>
+      <w:pPr>
+        <w:ind w:left="3600" w:hanging="360"/>
       </w:pPr>
       <w:rPr>
-        <w:rFonts w:ascii="Courier New" w:cs="Courier New" w:eastAsia="Courier New" w:hAnsi="Courier New"/>
+        <w:u w:val="none"/>
       </w:rPr>
     </w:lvl>
     <w:lvl w:ilvl="5">
       <w:start w:val="1"/>
       <w:numFmt w:val="bullet"/>
-      <w:lvlText w:val="▪"/>
-      <w:lvlJc w:val="left"/>
-      <w:pPr>
-        <w:ind w:left="5040" w:hanging="360"/>
+      <w:lvlText w:val="■"/>
+      <w:lvlJc w:val="left"/>
+      <w:pPr>
+        <w:ind w:left="4320" w:hanging="360"/>
       </w:pPr>
       <w:rPr>
-        <w:rFonts w:ascii="Noto Sans Symbols" w:cs="Noto Sans Symbols" w:eastAsia="Noto Sans Symbols" w:hAnsi="Noto Sans Symbols"/>
+        <w:u w:val="none"/>
       </w:rPr>
     </w:lvl>
     <w:lvl w:ilvl="6">
@@ -32434,34 +32820,34 @@
       <w:lvlText w:val="●"/>
       <w:lvlJc w:val="left"/>
       <w:pPr>
-        <w:ind w:left="5760" w:hanging="360"/>
+        <w:ind w:left="5040" w:hanging="360"/>
       </w:pPr>
       <w:rPr>
-        <w:rFonts w:ascii="Noto Sans Symbols" w:cs="Noto Sans Symbols" w:eastAsia="Noto Sans Symbols" w:hAnsi="Noto Sans Symbols"/>
+        <w:u w:val="none"/>
       </w:rPr>
     </w:lvl>
     <w:lvl w:ilvl="7">
       <w:start w:val="1"/>
       <w:numFmt w:val="bullet"/>
-      <w:lvlText w:val="o"/>
-      <w:lvlJc w:val="left"/>
-      <w:pPr>
-        <w:ind w:left="6480" w:hanging="360"/>
+      <w:lvlText w:val="○"/>
+      <w:lvlJc w:val="left"/>
+      <w:pPr>
+        <w:ind w:left="5760" w:hanging="360"/>
       </w:pPr>
       <w:rPr>
-        <w:rFonts w:ascii="Courier New" w:cs="Courier New" w:eastAsia="Courier New" w:hAnsi="Courier New"/>
+        <w:u w:val="none"/>
       </w:rPr>
     </w:lvl>
     <w:lvl w:ilvl="8">
       <w:start w:val="1"/>
       <w:numFmt w:val="bullet"/>
-      <w:lvlText w:val="▪"/>
-      <w:lvlJc w:val="left"/>
-      <w:pPr>
-        <w:ind w:left="7200" w:hanging="360"/>
+      <w:lvlText w:val="■"/>
+      <w:lvlJc w:val="left"/>
+      <w:pPr>
+        <w:ind w:left="6480" w:hanging="360"/>
       </w:pPr>
       <w:rPr>
-        <w:rFonts w:ascii="Noto Sans Symbols" w:cs="Noto Sans Symbols" w:eastAsia="Noto Sans Symbols" w:hAnsi="Noto Sans Symbols"/>
+        <w:u w:val="none"/>
       </w:rPr>
     </w:lvl>
   </w:abstractNum>
@@ -32692,7 +33078,7 @@
       <w:lvlText w:val="●"/>
       <w:lvlJc w:val="left"/>
       <w:pPr>
-        <w:ind w:left="2160" w:hanging="360"/>
+        <w:ind w:left="720" w:hanging="360"/>
       </w:pPr>
       <w:rPr>
         <w:u w:val="none"/>
@@ -32704,7 +33090,7 @@
       <w:lvlText w:val="○"/>
       <w:lvlJc w:val="left"/>
       <w:pPr>
-        <w:ind w:left="2880" w:hanging="360"/>
+        <w:ind w:left="1440" w:hanging="360"/>
       </w:pPr>
       <w:rPr>
         <w:u w:val="none"/>
@@ -32716,7 +33102,7 @@
       <w:lvlText w:val="■"/>
       <w:lvlJc w:val="left"/>
       <w:pPr>
-        <w:ind w:left="3600" w:hanging="360"/>
+        <w:ind w:left="2160" w:hanging="360"/>
       </w:pPr>
       <w:rPr>
         <w:u w:val="none"/>
@@ -32728,7 +33114,7 @@
       <w:lvlText w:val="●"/>
       <w:lvlJc w:val="left"/>
       <w:pPr>
-        <w:ind w:left="4320" w:hanging="360"/>
+        <w:ind w:left="2880" w:hanging="360"/>
       </w:pPr>
       <w:rPr>
         <w:u w:val="none"/>
@@ -32740,7 +33126,7 @@
       <w:lvlText w:val="○"/>
       <w:lvlJc w:val="left"/>
       <w:pPr>
-        <w:ind w:left="5040" w:hanging="360"/>
+        <w:ind w:left="3600" w:hanging="360"/>
       </w:pPr>
       <w:rPr>
         <w:u w:val="none"/>
@@ -32752,7 +33138,7 @@
       <w:lvlText w:val="■"/>
       <w:lvlJc w:val="left"/>
       <w:pPr>
-        <w:ind w:left="5760" w:hanging="360"/>
+        <w:ind w:left="4320" w:hanging="360"/>
       </w:pPr>
       <w:rPr>
         <w:u w:val="none"/>
@@ -32764,7 +33150,7 @@
       <w:lvlText w:val="●"/>
       <w:lvlJc w:val="left"/>
       <w:pPr>
-        <w:ind w:left="6480" w:hanging="360"/>
+        <w:ind w:left="5040" w:hanging="360"/>
       </w:pPr>
       <w:rPr>
         <w:u w:val="none"/>
@@ -32776,7 +33162,7 @@
       <w:lvlText w:val="○"/>
       <w:lvlJc w:val="left"/>
       <w:pPr>
-        <w:ind w:left="7200" w:hanging="360"/>
+        <w:ind w:left="5760" w:hanging="360"/>
       </w:pPr>
       <w:rPr>
         <w:u w:val="none"/>
@@ -32788,7 +33174,7 @@
       <w:lvlText w:val="■"/>
       <w:lvlJc w:val="left"/>
       <w:pPr>
-        <w:ind w:left="7920" w:hanging="360"/>
+        <w:ind w:left="6480" w:hanging="360"/>
       </w:pPr>
       <w:rPr>
         <w:u w:val="none"/>
@@ -32912,7 +33298,7 @@
       <w:lvlText w:val="●"/>
       <w:lvlJc w:val="left"/>
       <w:pPr>
-        <w:ind w:left="720" w:hanging="360"/>
+        <w:ind w:left="2160" w:hanging="360"/>
       </w:pPr>
       <w:rPr>
         <w:u w:val="none"/>
@@ -32924,7 +33310,7 @@
       <w:lvlText w:val="○"/>
       <w:lvlJc w:val="left"/>
       <w:pPr>
-        <w:ind w:left="1440" w:hanging="360"/>
+        <w:ind w:left="2880" w:hanging="360"/>
       </w:pPr>
       <w:rPr>
         <w:u w:val="none"/>
@@ -32936,7 +33322,7 @@
       <w:lvlText w:val="■"/>
       <w:lvlJc w:val="left"/>
       <w:pPr>
-        <w:ind w:left="2160" w:hanging="360"/>
+        <w:ind w:left="3600" w:hanging="360"/>
       </w:pPr>
       <w:rPr>
         <w:u w:val="none"/>
@@ -32948,7 +33334,7 @@
       <w:lvlText w:val="●"/>
       <w:lvlJc w:val="left"/>
       <w:pPr>
-        <w:ind w:left="2880" w:hanging="360"/>
+        <w:ind w:left="4320" w:hanging="360"/>
       </w:pPr>
       <w:rPr>
         <w:u w:val="none"/>
@@ -32960,7 +33346,7 @@
       <w:lvlText w:val="○"/>
       <w:lvlJc w:val="left"/>
       <w:pPr>
-        <w:ind w:left="3600" w:hanging="360"/>
+        <w:ind w:left="5040" w:hanging="360"/>
       </w:pPr>
       <w:rPr>
         <w:u w:val="none"/>
@@ -32972,7 +33358,7 @@
       <w:lvlText w:val="■"/>
       <w:lvlJc w:val="left"/>
       <w:pPr>
-        <w:ind w:left="4320" w:hanging="360"/>
+        <w:ind w:left="5760" w:hanging="360"/>
       </w:pPr>
       <w:rPr>
         <w:u w:val="none"/>
@@ -32984,7 +33370,7 @@
       <w:lvlText w:val="●"/>
       <w:lvlJc w:val="left"/>
       <w:pPr>
-        <w:ind w:left="5040" w:hanging="360"/>
+        <w:ind w:left="6480" w:hanging="360"/>
       </w:pPr>
       <w:rPr>
         <w:u w:val="none"/>
@@ -32996,7 +33382,7 @@
       <w:lvlText w:val="○"/>
       <w:lvlJc w:val="left"/>
       <w:pPr>
-        <w:ind w:left="5760" w:hanging="360"/>
+        <w:ind w:left="7200" w:hanging="360"/>
       </w:pPr>
       <w:rPr>
         <w:u w:val="none"/>
@@ -33008,7 +33394,7 @@
       <w:lvlText w:val="■"/>
       <w:lvlJc w:val="left"/>
       <w:pPr>
-        <w:ind w:left="6480" w:hanging="360"/>
+        <w:ind w:left="7920" w:hanging="360"/>
       </w:pPr>
       <w:rPr>
         <w:u w:val="none"/>
@@ -33132,7 +33518,7 @@
       <w:lvlText w:val="●"/>
       <w:lvlJc w:val="left"/>
       <w:pPr>
-        <w:ind w:left="2160" w:hanging="360"/>
+        <w:ind w:left="720" w:hanging="360"/>
       </w:pPr>
       <w:rPr>
         <w:u w:val="none"/>
@@ -33144,7 +33530,7 @@
       <w:lvlText w:val="○"/>
       <w:lvlJc w:val="left"/>
       <w:pPr>
-        <w:ind w:left="2880" w:hanging="360"/>
+        <w:ind w:left="1440" w:hanging="360"/>
       </w:pPr>
       <w:rPr>
         <w:u w:val="none"/>
@@ -33156,7 +33542,7 @@
       <w:lvlText w:val="■"/>
       <w:lvlJc w:val="left"/>
       <w:pPr>
-        <w:ind w:left="3600" w:hanging="360"/>
+        <w:ind w:left="2160" w:hanging="360"/>
       </w:pPr>
       <w:rPr>
         <w:u w:val="none"/>
@@ -33168,7 +33554,7 @@
       <w:lvlText w:val="●"/>
       <w:lvlJc w:val="left"/>
       <w:pPr>
-        <w:ind w:left="4320" w:hanging="360"/>
+        <w:ind w:left="2880" w:hanging="360"/>
       </w:pPr>
       <w:rPr>
         <w:u w:val="none"/>
@@ -33180,7 +33566,7 @@
       <w:lvlText w:val="○"/>
       <w:lvlJc w:val="left"/>
       <w:pPr>
-        <w:ind w:left="5040" w:hanging="360"/>
+        <w:ind w:left="3600" w:hanging="360"/>
       </w:pPr>
       <w:rPr>
         <w:u w:val="none"/>
@@ -33192,7 +33578,7 @@
       <w:lvlText w:val="■"/>
       <w:lvlJc w:val="left"/>
       <w:pPr>
-        <w:ind w:left="5760" w:hanging="360"/>
+        <w:ind w:left="4320" w:hanging="360"/>
       </w:pPr>
       <w:rPr>
         <w:u w:val="none"/>
@@ -33204,7 +33590,7 @@
       <w:lvlText w:val="●"/>
       <w:lvlJc w:val="left"/>
       <w:pPr>
-        <w:ind w:left="6480" w:hanging="360"/>
+        <w:ind w:left="5040" w:hanging="360"/>
       </w:pPr>
       <w:rPr>
         <w:u w:val="none"/>
@@ -33216,7 +33602,7 @@
       <w:lvlText w:val="○"/>
       <w:lvlJc w:val="left"/>
       <w:pPr>
-        <w:ind w:left="7200" w:hanging="360"/>
+        <w:ind w:left="5760" w:hanging="360"/>
       </w:pPr>
       <w:rPr>
         <w:u w:val="none"/>
@@ -33228,7 +33614,7 @@
       <w:lvlText w:val="■"/>
       <w:lvlJc w:val="left"/>
       <w:pPr>
-        <w:ind w:left="7920" w:hanging="360"/>
+        <w:ind w:left="6480" w:hanging="360"/>
       </w:pPr>
       <w:rPr>
         <w:u w:val="none"/>
@@ -33346,336 +33732,6 @@
     </w:lvl>
   </w:abstractNum>
   <w:abstractNum w:abstractNumId="46">
-    <w:lvl w:ilvl="0">
-      <w:start w:val="1"/>
-      <w:numFmt w:val="bullet"/>
-      <w:lvlText w:val="●"/>
-      <w:lvlJc w:val="left"/>
-      <w:pPr>
-        <w:ind w:left="720" w:hanging="360"/>
-      </w:pPr>
-      <w:rPr>
-        <w:u w:val="none"/>
-      </w:rPr>
-    </w:lvl>
-    <w:lvl w:ilvl="1">
-      <w:start w:val="1"/>
-      <w:numFmt w:val="bullet"/>
-      <w:lvlText w:val="○"/>
-      <w:lvlJc w:val="left"/>
-      <w:pPr>
-        <w:ind w:left="1440" w:hanging="360"/>
-      </w:pPr>
-      <w:rPr>
-        <w:u w:val="none"/>
-      </w:rPr>
-    </w:lvl>
-    <w:lvl w:ilvl="2">
-      <w:start w:val="1"/>
-      <w:numFmt w:val="bullet"/>
-      <w:lvlText w:val="■"/>
-      <w:lvlJc w:val="left"/>
-      <w:pPr>
-        <w:ind w:left="2160" w:hanging="360"/>
-      </w:pPr>
-      <w:rPr>
-        <w:u w:val="none"/>
-      </w:rPr>
-    </w:lvl>
-    <w:lvl w:ilvl="3">
-      <w:start w:val="1"/>
-      <w:numFmt w:val="bullet"/>
-      <w:lvlText w:val="●"/>
-      <w:lvlJc w:val="left"/>
-      <w:pPr>
-        <w:ind w:left="2880" w:hanging="360"/>
-      </w:pPr>
-      <w:rPr>
-        <w:u w:val="none"/>
-      </w:rPr>
-    </w:lvl>
-    <w:lvl w:ilvl="4">
-      <w:start w:val="1"/>
-      <w:numFmt w:val="bullet"/>
-      <w:lvlText w:val="○"/>
-      <w:lvlJc w:val="left"/>
-      <w:pPr>
-        <w:ind w:left="3600" w:hanging="360"/>
-      </w:pPr>
-      <w:rPr>
-        <w:u w:val="none"/>
-      </w:rPr>
-    </w:lvl>
-    <w:lvl w:ilvl="5">
-      <w:start w:val="1"/>
-      <w:numFmt w:val="bullet"/>
-      <w:lvlText w:val="■"/>
-      <w:lvlJc w:val="left"/>
-      <w:pPr>
-        <w:ind w:left="4320" w:hanging="360"/>
-      </w:pPr>
-      <w:rPr>
-        <w:u w:val="none"/>
-      </w:rPr>
-    </w:lvl>
-    <w:lvl w:ilvl="6">
-      <w:start w:val="1"/>
-      <w:numFmt w:val="bullet"/>
-      <w:lvlText w:val="●"/>
-      <w:lvlJc w:val="left"/>
-      <w:pPr>
-        <w:ind w:left="5040" w:hanging="360"/>
-      </w:pPr>
-      <w:rPr>
-        <w:u w:val="none"/>
-      </w:rPr>
-    </w:lvl>
-    <w:lvl w:ilvl="7">
-      <w:start w:val="1"/>
-      <w:numFmt w:val="bullet"/>
-      <w:lvlText w:val="○"/>
-      <w:lvlJc w:val="left"/>
-      <w:pPr>
-        <w:ind w:left="5760" w:hanging="360"/>
-      </w:pPr>
-      <w:rPr>
-        <w:u w:val="none"/>
-      </w:rPr>
-    </w:lvl>
-    <w:lvl w:ilvl="8">
-      <w:start w:val="1"/>
-      <w:numFmt w:val="bullet"/>
-      <w:lvlText w:val="■"/>
-      <w:lvlJc w:val="left"/>
-      <w:pPr>
-        <w:ind w:left="6480" w:hanging="360"/>
-      </w:pPr>
-      <w:rPr>
-        <w:u w:val="none"/>
-      </w:rPr>
-    </w:lvl>
-  </w:abstractNum>
-  <w:abstractNum w:abstractNumId="47">
-    <w:lvl w:ilvl="0">
-      <w:start w:val="1"/>
-      <w:numFmt w:val="bullet"/>
-      <w:lvlText w:val="●"/>
-      <w:lvlJc w:val="left"/>
-      <w:pPr>
-        <w:ind w:left="720" w:hanging="360"/>
-      </w:pPr>
-      <w:rPr>
-        <w:u w:val="none"/>
-      </w:rPr>
-    </w:lvl>
-    <w:lvl w:ilvl="1">
-      <w:start w:val="1"/>
-      <w:numFmt w:val="bullet"/>
-      <w:lvlText w:val="○"/>
-      <w:lvlJc w:val="left"/>
-      <w:pPr>
-        <w:ind w:left="1440" w:hanging="360"/>
-      </w:pPr>
-      <w:rPr>
-        <w:u w:val="none"/>
-      </w:rPr>
-    </w:lvl>
-    <w:lvl w:ilvl="2">
-      <w:start w:val="1"/>
-      <w:numFmt w:val="bullet"/>
-      <w:lvlText w:val="■"/>
-      <w:lvlJc w:val="left"/>
-      <w:pPr>
-        <w:ind w:left="2160" w:hanging="360"/>
-      </w:pPr>
-      <w:rPr>
-        <w:u w:val="none"/>
-      </w:rPr>
-    </w:lvl>
-    <w:lvl w:ilvl="3">
-      <w:start w:val="1"/>
-      <w:numFmt w:val="bullet"/>
-      <w:lvlText w:val="●"/>
-      <w:lvlJc w:val="left"/>
-      <w:pPr>
-        <w:ind w:left="2880" w:hanging="360"/>
-      </w:pPr>
-      <w:rPr>
-        <w:u w:val="none"/>
-      </w:rPr>
-    </w:lvl>
-    <w:lvl w:ilvl="4">
-      <w:start w:val="1"/>
-      <w:numFmt w:val="bullet"/>
-      <w:lvlText w:val="○"/>
-      <w:lvlJc w:val="left"/>
-      <w:pPr>
-        <w:ind w:left="3600" w:hanging="360"/>
-      </w:pPr>
-      <w:rPr>
-        <w:u w:val="none"/>
-      </w:rPr>
-    </w:lvl>
-    <w:lvl w:ilvl="5">
-      <w:start w:val="1"/>
-      <w:numFmt w:val="bullet"/>
-      <w:lvlText w:val="■"/>
-      <w:lvlJc w:val="left"/>
-      <w:pPr>
-        <w:ind w:left="4320" w:hanging="360"/>
-      </w:pPr>
-      <w:rPr>
-        <w:u w:val="none"/>
-      </w:rPr>
-    </w:lvl>
-    <w:lvl w:ilvl="6">
-      <w:start w:val="1"/>
-      <w:numFmt w:val="bullet"/>
-      <w:lvlText w:val="●"/>
-      <w:lvlJc w:val="left"/>
-      <w:pPr>
-        <w:ind w:left="5040" w:hanging="360"/>
-      </w:pPr>
-      <w:rPr>
-        <w:u w:val="none"/>
-      </w:rPr>
-    </w:lvl>
-    <w:lvl w:ilvl="7">
-      <w:start w:val="1"/>
-      <w:numFmt w:val="bullet"/>
-      <w:lvlText w:val="○"/>
-      <w:lvlJc w:val="left"/>
-      <w:pPr>
-        <w:ind w:left="5760" w:hanging="360"/>
-      </w:pPr>
-      <w:rPr>
-        <w:u w:val="none"/>
-      </w:rPr>
-    </w:lvl>
-    <w:lvl w:ilvl="8">
-      <w:start w:val="1"/>
-      <w:numFmt w:val="bullet"/>
-      <w:lvlText w:val="■"/>
-      <w:lvlJc w:val="left"/>
-      <w:pPr>
-        <w:ind w:left="6480" w:hanging="360"/>
-      </w:pPr>
-      <w:rPr>
-        <w:u w:val="none"/>
-      </w:rPr>
-    </w:lvl>
-  </w:abstractNum>
-  <w:abstractNum w:abstractNumId="48">
-    <w:lvl w:ilvl="0">
-      <w:start w:val="1"/>
-      <w:numFmt w:val="bullet"/>
-      <w:lvlText w:val="●"/>
-      <w:lvlJc w:val="left"/>
-      <w:pPr>
-        <w:ind w:left="2880" w:hanging="360"/>
-      </w:pPr>
-      <w:rPr>
-        <w:u w:val="none"/>
-      </w:rPr>
-    </w:lvl>
-    <w:lvl w:ilvl="1">
-      <w:start w:val="1"/>
-      <w:numFmt w:val="bullet"/>
-      <w:lvlText w:val="○"/>
-      <w:lvlJc w:val="left"/>
-      <w:pPr>
-        <w:ind w:left="3600" w:hanging="360"/>
-      </w:pPr>
-      <w:rPr>
-        <w:u w:val="none"/>
-      </w:rPr>
-    </w:lvl>
-    <w:lvl w:ilvl="2">
-      <w:start w:val="1"/>
-      <w:numFmt w:val="bullet"/>
-      <w:lvlText w:val="■"/>
-      <w:lvlJc w:val="left"/>
-      <w:pPr>
-        <w:ind w:left="4320" w:hanging="360"/>
-      </w:pPr>
-      <w:rPr>
-        <w:u w:val="none"/>
-      </w:rPr>
-    </w:lvl>
-    <w:lvl w:ilvl="3">
-      <w:start w:val="1"/>
-      <w:numFmt w:val="bullet"/>
-      <w:lvlText w:val="●"/>
-      <w:lvlJc w:val="left"/>
-      <w:pPr>
-        <w:ind w:left="5040" w:hanging="360"/>
-      </w:pPr>
-      <w:rPr>
-        <w:u w:val="none"/>
-      </w:rPr>
-    </w:lvl>
-    <w:lvl w:ilvl="4">
-      <w:start w:val="1"/>
-      <w:numFmt w:val="bullet"/>
-      <w:lvlText w:val="○"/>
-      <w:lvlJc w:val="left"/>
-      <w:pPr>
-        <w:ind w:left="5760" w:hanging="360"/>
-      </w:pPr>
-      <w:rPr>
-        <w:u w:val="none"/>
-      </w:rPr>
-    </w:lvl>
-    <w:lvl w:ilvl="5">
-      <w:start w:val="1"/>
-      <w:numFmt w:val="bullet"/>
-      <w:lvlText w:val="■"/>
-      <w:lvlJc w:val="left"/>
-      <w:pPr>
-        <w:ind w:left="6480" w:hanging="360"/>
-      </w:pPr>
-      <w:rPr>
-        <w:u w:val="none"/>
-      </w:rPr>
-    </w:lvl>
-    <w:lvl w:ilvl="6">
-      <w:start w:val="1"/>
-      <w:numFmt w:val="bullet"/>
-      <w:lvlText w:val="●"/>
-      <w:lvlJc w:val="left"/>
-      <w:pPr>
-        <w:ind w:left="7200" w:hanging="360"/>
-      </w:pPr>
-      <w:rPr>
-        <w:u w:val="none"/>
-      </w:rPr>
-    </w:lvl>
-    <w:lvl w:ilvl="7">
-      <w:start w:val="1"/>
-      <w:numFmt w:val="bullet"/>
-      <w:lvlText w:val="○"/>
-      <w:lvlJc w:val="left"/>
-      <w:pPr>
-        <w:ind w:left="7920" w:hanging="360"/>
-      </w:pPr>
-      <w:rPr>
-        <w:u w:val="none"/>
-      </w:rPr>
-    </w:lvl>
-    <w:lvl w:ilvl="8">
-      <w:start w:val="1"/>
-      <w:numFmt w:val="bullet"/>
-      <w:lvlText w:val="■"/>
-      <w:lvlJc w:val="left"/>
-      <w:pPr>
-        <w:ind w:left="8640" w:hanging="360"/>
-      </w:pPr>
-      <w:rPr>
-        <w:u w:val="none"/>
-      </w:rPr>
-    </w:lvl>
-  </w:abstractNum>
-  <w:abstractNum w:abstractNumId="49">
     <w:lvl w:ilvl="0">
       <w:start w:val="1"/>
       <w:numFmt w:val="bullet"/>
@@ -33922,15 +33978,6 @@
   </w:num>
   <w:num w:numId="46">
     <w:abstractNumId w:val="46"/>
-  </w:num>
-  <w:num w:numId="47">
-    <w:abstractNumId w:val="47"/>
-  </w:num>
-  <w:num w:numId="48">
-    <w:abstractNumId w:val="48"/>
-  </w:num>
-  <w:num w:numId="49">
-    <w:abstractNumId w:val="49"/>
   </w:num>
 </w:numbering>
 </file>

--- a/SRS listo-1.docx
+++ b/SRS listo-1.docx
@@ -8200,6 +8200,126 @@
           <w:rtl w:val="0"/>
         </w:rPr>
         <w:t xml:space="preserve">El dispositivo debe ser capaz de reconectarse automáticamente al sistema en caso de pérdida de conexión WiFi o fallo temporal en la comunicación, sin intervención del usuario.</w:t>
+      </w:r>
+    </w:p>
+    <w:p>
+      <w:pPr>
+        <w:widowControl w:val="1"/>
+        <w:spacing w:after="160" w:lineRule="auto"/>
+        <w:rPr/>
+      </w:pPr>
+      <w:r>
+        <w:rPr>
+          <w:rtl w:val="0"/>
+        </w:rPr>
+      </w:r>
+    </w:p>
+    <w:p>
+      <w:pPr>
+        <w:widowControl w:val="1"/>
+        <w:spacing w:after="160" w:lineRule="auto"/>
+        <w:rPr/>
+      </w:pPr>
+      <w:r>
+        <w:rPr>
+          <w:rtl w:val="0"/>
+        </w:rPr>
+      </w:r>
+    </w:p>
+    <w:p>
+      <w:pPr>
+        <w:widowControl w:val="1"/>
+        <w:spacing w:after="160" w:lineRule="auto"/>
+        <w:rPr/>
+      </w:pPr>
+      <w:r>
+        <w:rPr>
+          <w:rtl w:val="0"/>
+        </w:rPr>
+      </w:r>
+    </w:p>
+    <w:p>
+      <w:pPr>
+        <w:widowControl w:val="1"/>
+        <w:spacing w:after="160" w:lineRule="auto"/>
+        <w:rPr/>
+      </w:pPr>
+      <w:r>
+        <w:rPr>
+          <w:rtl w:val="0"/>
+        </w:rPr>
+      </w:r>
+    </w:p>
+    <w:p>
+      <w:pPr>
+        <w:widowControl w:val="1"/>
+        <w:spacing w:after="160" w:lineRule="auto"/>
+        <w:rPr/>
+      </w:pPr>
+      <w:r>
+        <w:rPr>
+          <w:rtl w:val="0"/>
+        </w:rPr>
+      </w:r>
+    </w:p>
+    <w:p>
+      <w:pPr>
+        <w:widowControl w:val="1"/>
+        <w:spacing w:after="160" w:lineRule="auto"/>
+        <w:rPr/>
+      </w:pPr>
+      <w:r>
+        <w:rPr>
+          <w:rtl w:val="0"/>
+        </w:rPr>
+      </w:r>
+    </w:p>
+    <w:p>
+      <w:pPr>
+        <w:widowControl w:val="1"/>
+        <w:spacing w:after="160" w:lineRule="auto"/>
+        <w:rPr/>
+      </w:pPr>
+      <w:r>
+        <w:rPr>
+          <w:rtl w:val="0"/>
+        </w:rPr>
+      </w:r>
+    </w:p>
+    <w:p>
+      <w:pPr>
+        <w:widowControl w:val="1"/>
+        <w:spacing w:after="160" w:lineRule="auto"/>
+        <w:rPr/>
+      </w:pPr>
+      <w:r>
+        <w:rPr>
+          <w:rtl w:val="0"/>
+        </w:rPr>
+      </w:r>
+    </w:p>
+    <w:p>
+      <w:pPr>
+        <w:widowControl w:val="1"/>
+        <w:spacing w:after="160" w:lineRule="auto"/>
+        <w:rPr/>
+      </w:pPr>
+      <w:r>
+        <w:rPr>
+          <w:rtl w:val="0"/>
+        </w:rPr>
+      </w:r>
+    </w:p>
+    <w:p>
+      <w:pPr>
+        <w:widowControl w:val="1"/>
+        <w:spacing w:after="160" w:lineRule="auto"/>
+        <w:rPr/>
+      </w:pPr>
+      <w:r>
+        <w:rPr>
+          <w:rtl w:val="0"/>
+        </w:rPr>
       </w:r>
     </w:p>
     <w:p>
@@ -12276,18 +12396,8 @@
         <w:rPr>
           <w:rtl w:val="0"/>
         </w:rPr>
-        <w:t xml:space="preserve">Los mockups prototipos del sistema tanto para la versión web como para la movíl se encuentran ubicados en la carpeta: </w:t>
-      </w:r>
-      <w:hyperlink r:id="rId9">
-        <w:r>
-          <w:rPr>
-            <w:color w:val="1155cc"/>
-            <w:u w:val="single"/>
-            <w:rtl w:val="0"/>
-          </w:rPr>
-          <w:t xml:space="preserve">Mockups</w:t>
-        </w:r>
-      </w:hyperlink>
+        <w:t xml:space="preserve">Los mockups prototipos del sistema tanto para la versión web como para la movíl se encuentran ubicados en la carpeta: Mockups</w:t>
+      </w:r>
       <w:r>
         <w:rPr>
           <w:rtl w:val="0"/>
@@ -16283,18 +16393,8 @@
         <w:rPr>
           <w:rtl w:val="0"/>
         </w:rPr>
-        <w:t xml:space="preserve">El diagrama lo podrás encontrar en el siguiente archivo de la carpeta “Control”: </w:t>
-      </w:r>
-      <w:hyperlink r:id="rId10">
-        <w:r>
-          <w:rPr>
-            <w:color w:val="1155cc"/>
-            <w:u w:val="single"/>
-            <w:rtl w:val="0"/>
-          </w:rPr>
-          <w:t xml:space="preserve">Diagrama de casos de uso</w:t>
-        </w:r>
-      </w:hyperlink>
+        <w:t xml:space="preserve">El diagrama general al igual que los individuales por caso  de uso lo podrás encontrar en la carpeta “Diagramas de casos de uso” </w:t>
+      </w:r>
       <w:r>
         <w:rPr>
           <w:rtl w:val="0"/>
